--- a/docs/hardware/unit_product_reference_v_0_1_0_pulsar_rp2350a.docx
+++ b/docs/hardware/unit_product_reference_v_0_1_0_pulsar_rp2350a.docx
@@ -1137,7 +1137,7 @@
     </w:p>
     <w:bookmarkEnd w:id="25"/>
     <w:bookmarkEnd w:id="26"/>
-    <w:bookmarkStart w:id="37" w:name="the-board"/>
+    <w:bookmarkStart w:id="41" w:name="the-board"/>
     <w:p>
       <w:pPr>
         <w:pStyle w:val="Heading2"/>
@@ -1194,7 +1194,7 @@
         <w:t xml:space="preserve">connector are accessible from the bottom side.</w:t>
       </w:r>
     </w:p>
-    <w:bookmarkStart w:id="27" w:name="accessories"/>
+    <w:bookmarkStart w:id="31" w:name="accessories"/>
     <w:p>
       <w:pPr>
         <w:pStyle w:val="Heading3"/>
@@ -1212,13 +1212,687 @@
         <w:pStyle w:val="FirstParagraph"/>
       </w:pPr>
       <w:r>
-        <w:t xml:space="preserve">No accessory bundle is specified. The following optional items support board</w:t>
-      </w:r>
-      <w:r>
-        <w:t xml:space="preserve"> </w:t>
-      </w:r>
-      <w:r>
-        <w:t xml:space="preserve">operation:</w:t>
+        <w:t xml:space="preserve">The UNIT PULSAR RP2350A includes a QWIIC cable for connecting compatible I2C devices. Additional accessories are available depending on the application.</w:t>
+      </w:r>
+    </w:p>
+    <w:tbl>
+      <w:tblPr>
+        <w:tblStyle w:val="Table"/>
+        <w:tblW w:type="pct" w:w="5000"/>
+        <w:tblLook w:firstRow="1" w:lastRow="0" w:firstColumn="0" w:lastColumn="0" w:noHBand="0" w:noVBand="0" w:val="0020"/>
+        <w:jc w:val="start"/>
+      </w:tblPr>
+      <w:tblGrid>
+        <w:gridCol w:w="1980"/>
+        <w:gridCol w:w="1980"/>
+        <w:gridCol w:w="1980"/>
+        <w:gridCol w:w="1980"/>
+      </w:tblGrid>
+      <w:tr>
+        <w:trPr>
+          <w:tblHeader w:val="true"/>
+        </w:trPr>
+        <w:tc>
+          <w:tcPr/>
+          <w:p>
+            <w:pPr>
+              <w:pStyle w:val="Compact"/>
+              <w:jc w:val="left"/>
+            </w:pPr>
+            <w:r>
+              <w:t xml:space="preserve">Accessory</w:t>
+            </w:r>
+          </w:p>
+        </w:tc>
+        <w:tc>
+          <w:tcPr/>
+          <w:p>
+            <w:pPr>
+              <w:pStyle w:val="Compact"/>
+              <w:jc w:val="left"/>
+            </w:pPr>
+            <w:r>
+              <w:t xml:space="preserve">Included</w:t>
+            </w:r>
+          </w:p>
+        </w:tc>
+        <w:tc>
+          <w:tcPr/>
+          <w:p>
+            <w:pPr>
+              <w:pStyle w:val="Compact"/>
+              <w:jc w:val="left"/>
+            </w:pPr>
+            <w:r>
+              <w:t xml:space="preserve">Purpose</w:t>
+            </w:r>
+          </w:p>
+        </w:tc>
+        <w:tc>
+          <w:tcPr/>
+          <w:p>
+            <w:pPr>
+              <w:pStyle w:val="Compact"/>
+              <w:jc w:val="left"/>
+            </w:pPr>
+            <w:r>
+              <w:t xml:space="preserve">Selection notes</w:t>
+            </w:r>
+          </w:p>
+        </w:tc>
+      </w:tr>
+      <w:tr>
+        <w:tc>
+          <w:tcPr/>
+          <w:p>
+            <w:pPr>
+              <w:pStyle w:val="Compact"/>
+              <w:jc w:val="left"/>
+            </w:pPr>
+            <w:hyperlink r:id="rId27">
+              <w:r>
+                <w:rPr>
+                  <w:rStyle w:val="Hyperlink"/>
+                </w:rPr>
+                <w:t xml:space="preserve">QWIIC cable</w:t>
+              </w:r>
+            </w:hyperlink>
+          </w:p>
+        </w:tc>
+        <w:tc>
+          <w:tcPr/>
+          <w:p>
+            <w:pPr>
+              <w:pStyle w:val="Compact"/>
+              <w:jc w:val="left"/>
+            </w:pPr>
+            <w:r>
+              <w:t xml:space="preserve">Yes</w:t>
+            </w:r>
+          </w:p>
+        </w:tc>
+        <w:tc>
+          <w:tcPr/>
+          <w:p>
+            <w:pPr>
+              <w:pStyle w:val="Compact"/>
+              <w:jc w:val="left"/>
+            </w:pPr>
+            <w:r>
+              <w:t xml:space="preserve">External I2C expansion</w:t>
+            </w:r>
+          </w:p>
+        </w:tc>
+        <w:tc>
+          <w:tcPr/>
+          <w:p>
+            <w:pPr>
+              <w:pStyle w:val="Compact"/>
+              <w:jc w:val="left"/>
+            </w:pPr>
+            <w:r>
+              <w:t xml:space="preserve">Included with the board; compatible with 3.3 V QWIIC devices</w:t>
+            </w:r>
+          </w:p>
+        </w:tc>
+      </w:tr>
+      <w:tr>
+        <w:tc>
+          <w:tcPr/>
+          <w:p>
+            <w:pPr>
+              <w:pStyle w:val="Compact"/>
+              <w:jc w:val="left"/>
+            </w:pPr>
+            <w:r>
+              <w:t xml:space="preserve">USB-C data cable</w:t>
+            </w:r>
+          </w:p>
+        </w:tc>
+        <w:tc>
+          <w:tcPr/>
+          <w:p>
+            <w:pPr>
+              <w:pStyle w:val="Compact"/>
+              <w:jc w:val="left"/>
+            </w:pPr>
+            <w:r>
+              <w:t xml:space="preserve">No</w:t>
+            </w:r>
+          </w:p>
+        </w:tc>
+        <w:tc>
+          <w:tcPr/>
+          <w:p>
+            <w:pPr>
+              <w:pStyle w:val="Compact"/>
+              <w:jc w:val="left"/>
+            </w:pPr>
+            <w:r>
+              <w:t xml:space="preserve">Power, programming, and USB serial</w:t>
+            </w:r>
+          </w:p>
+        </w:tc>
+        <w:tc>
+          <w:tcPr/>
+          <w:p>
+            <w:pPr>
+              <w:pStyle w:val="Compact"/>
+              <w:jc w:val="left"/>
+            </w:pPr>
+            <w:r>
+              <w:t xml:space="preserve">Must support data; a charge-only cable cannot upload firmware</w:t>
+            </w:r>
+          </w:p>
+        </w:tc>
+      </w:tr>
+      <w:tr>
+        <w:tc>
+          <w:tcPr/>
+          <w:p>
+            <w:pPr>
+              <w:pStyle w:val="Compact"/>
+              <w:jc w:val="left"/>
+            </w:pPr>
+            <w:hyperlink r:id="rId28">
+              <w:r>
+                <w:rPr>
+                  <w:rStyle w:val="Hyperlink"/>
+                </w:rPr>
+                <w:t xml:space="preserve">MicroSD card</w:t>
+              </w:r>
+            </w:hyperlink>
+          </w:p>
+        </w:tc>
+        <w:tc>
+          <w:tcPr/>
+          <w:p>
+            <w:pPr>
+              <w:pStyle w:val="Compact"/>
+              <w:jc w:val="left"/>
+            </w:pPr>
+            <w:r>
+              <w:t xml:space="preserve">No</w:t>
+            </w:r>
+          </w:p>
+        </w:tc>
+        <w:tc>
+          <w:tcPr/>
+          <w:p>
+            <w:pPr>
+              <w:pStyle w:val="Compact"/>
+              <w:jc w:val="left"/>
+            </w:pPr>
+            <w:r>
+              <w:t xml:space="preserve">Removable storage and data logging</w:t>
+            </w:r>
+          </w:p>
+        </w:tc>
+        <w:tc>
+          <w:tcPr/>
+          <w:p>
+            <w:pPr>
+              <w:pStyle w:val="Compact"/>
+              <w:jc w:val="left"/>
+            </w:pPr>
+            <w:r>
+              <w:t xml:space="preserve">FAT32 formatting is recommended for the provided examples</w:t>
+            </w:r>
+          </w:p>
+        </w:tc>
+      </w:tr>
+      <w:tr>
+        <w:tc>
+          <w:tcPr/>
+          <w:p>
+            <w:pPr>
+              <w:pStyle w:val="Compact"/>
+              <w:jc w:val="left"/>
+            </w:pPr>
+            <w:hyperlink r:id="rId29">
+              <w:r>
+                <w:rPr>
+                  <w:rStyle w:val="Hyperlink"/>
+                </w:rPr>
+                <w:t xml:space="preserve">UNIT DevLab DVI to FPC Adapter</w:t>
+              </w:r>
+            </w:hyperlink>
+          </w:p>
+        </w:tc>
+        <w:tc>
+          <w:tcPr/>
+          <w:p>
+            <w:pPr>
+              <w:pStyle w:val="Compact"/>
+              <w:jc w:val="left"/>
+            </w:pPr>
+            <w:r>
+              <w:t xml:space="preserve">No</w:t>
+            </w:r>
+          </w:p>
+        </w:tc>
+        <w:tc>
+          <w:tcPr/>
+          <w:p>
+            <w:pPr>
+              <w:pStyle w:val="Compact"/>
+              <w:jc w:val="left"/>
+            </w:pPr>
+            <w:r>
+              <w:t xml:space="preserve">HSTX DVI-compatible video output</w:t>
+            </w:r>
+          </w:p>
+        </w:tc>
+        <w:tc>
+          <w:tcPr/>
+          <w:p>
+            <w:pPr>
+              <w:pStyle w:val="Compact"/>
+              <w:jc w:val="left"/>
+            </w:pPr>
+            <w:r>
+              <w:t xml:space="preserve">Recommended adapter for connecting the HSTX video interface</w:t>
+            </w:r>
+          </w:p>
+        </w:tc>
+      </w:tr>
+      <w:tr>
+        <w:tc>
+          <w:tcPr/>
+          <w:p>
+            <w:pPr>
+              <w:pStyle w:val="Compact"/>
+              <w:jc w:val="left"/>
+            </w:pPr>
+            <w:r>
+              <w:t xml:space="preserve">22-pin FPC cable</w:t>
+            </w:r>
+          </w:p>
+        </w:tc>
+        <w:tc>
+          <w:tcPr/>
+          <w:p>
+            <w:pPr>
+              <w:pStyle w:val="Compact"/>
+              <w:jc w:val="left"/>
+            </w:pPr>
+            <w:r>
+              <w:t xml:space="preserve">No</w:t>
+            </w:r>
+          </w:p>
+        </w:tc>
+        <w:tc>
+          <w:tcPr/>
+          <w:p>
+            <w:pPr>
+              <w:pStyle w:val="Compact"/>
+              <w:jc w:val="left"/>
+            </w:pPr>
+            <w:r>
+              <w:t xml:space="preserve">Connection between the HSTX interface and DVI adapter</w:t>
+            </w:r>
+          </w:p>
+        </w:tc>
+        <w:tc>
+          <w:tcPr/>
+          <w:p>
+            <w:pPr>
+              <w:pStyle w:val="Compact"/>
+              <w:jc w:val="left"/>
+            </w:pPr>
+            <w:r>
+              <w:t xml:space="preserve">22-position, 0.5 mm pitch; available soon from UNIT Electronics</w:t>
+            </w:r>
+          </w:p>
+        </w:tc>
+      </w:tr>
+      <w:tr>
+        <w:tc>
+          <w:tcPr/>
+          <w:p>
+            <w:pPr>
+              <w:pStyle w:val="Compact"/>
+              <w:jc w:val="left"/>
+            </w:pPr>
+            <w:hyperlink r:id="rId30">
+              <w:r>
+                <w:rPr>
+                  <w:rStyle w:val="Hyperlink"/>
+                </w:rPr>
+                <w:t xml:space="preserve">LiPo 3.7 V 650 mAh Battery</w:t>
+              </w:r>
+            </w:hyperlink>
+          </w:p>
+        </w:tc>
+        <w:tc>
+          <w:tcPr/>
+          <w:p>
+            <w:pPr>
+              <w:pStyle w:val="Compact"/>
+              <w:jc w:val="left"/>
+            </w:pPr>
+            <w:r>
+              <w:t xml:space="preserve">No</w:t>
+            </w:r>
+          </w:p>
+        </w:tc>
+        <w:tc>
+          <w:tcPr/>
+          <w:p>
+            <w:pPr>
+              <w:pStyle w:val="Compact"/>
+              <w:jc w:val="left"/>
+            </w:pPr>
+            <w:r>
+              <w:t xml:space="preserve">Battery-powered operation</w:t>
+            </w:r>
+          </w:p>
+        </w:tc>
+        <w:tc>
+          <w:tcPr/>
+          <w:p>
+            <w:pPr>
+              <w:pStyle w:val="Compact"/>
+              <w:jc w:val="left"/>
+            </w:pPr>
+            <w:r>
+              <w:t xml:space="preserve">Recommended single-cell LiPo battery; verify polarity and connector orientation before connection</w:t>
+            </w:r>
+          </w:p>
+        </w:tc>
+      </w:tr>
+    </w:tbl>
+    <w:p>
+      <w:pPr>
+        <w:pStyle w:val="BodyText"/>
+      </w:pPr>
+      <w:r>
+        <w:t xml:space="preserve">Verify connector type, orientation, polarity, voltage domain, and pinout before connecting third-party accessories.</w:t>
+      </w:r>
+    </w:p>
+    <w:bookmarkEnd w:id="31"/>
+    <w:bookmarkStart w:id="32" w:name="board-identification"/>
+    <w:p>
+      <w:pPr>
+        <w:pStyle w:val="Heading3"/>
+      </w:pPr>
+      <w:r>
+        <w:rPr>
+          <w:bCs/>
+          <w:b/>
+        </w:rPr>
+        <w:t xml:space="preserve">1.2 Board Identification</w:t>
+      </w:r>
+    </w:p>
+    <w:tbl>
+      <w:tblPr>
+        <w:tblStyle w:val="Table"/>
+        <w:tblW w:type="auto" w:w="0"/>
+        <w:tblLook w:firstRow="1" w:lastRow="0" w:firstColumn="0" w:lastColumn="0" w:noHBand="0" w:noVBand="0" w:val="0020"/>
+        <w:jc w:val="start"/>
+      </w:tblPr>
+      <w:tblGrid>
+        <w:gridCol w:w="3960"/>
+        <w:gridCol w:w="3960"/>
+      </w:tblGrid>
+      <w:tr>
+        <w:trPr>
+          <w:tblHeader w:val="true"/>
+        </w:trPr>
+        <w:tc>
+          <w:tcPr/>
+          <w:p>
+            <w:pPr>
+              <w:pStyle w:val="Compact"/>
+              <w:jc w:val="left"/>
+            </w:pPr>
+            <w:r>
+              <w:t xml:space="preserve">Item</w:t>
+            </w:r>
+          </w:p>
+        </w:tc>
+        <w:tc>
+          <w:tcPr/>
+          <w:p>
+            <w:pPr>
+              <w:pStyle w:val="Compact"/>
+              <w:jc w:val="left"/>
+            </w:pPr>
+            <w:r>
+              <w:t xml:space="preserve">Value</w:t>
+            </w:r>
+          </w:p>
+        </w:tc>
+      </w:tr>
+      <w:tr>
+        <w:tc>
+          <w:tcPr/>
+          <w:p>
+            <w:pPr>
+              <w:pStyle w:val="Compact"/>
+              <w:jc w:val="left"/>
+            </w:pPr>
+            <w:r>
+              <w:t xml:space="preserve">Product</w:t>
+            </w:r>
+          </w:p>
+        </w:tc>
+        <w:tc>
+          <w:tcPr/>
+          <w:p>
+            <w:pPr>
+              <w:pStyle w:val="Compact"/>
+              <w:jc w:val="left"/>
+            </w:pPr>
+            <w:r>
+              <w:t xml:space="preserve">UNIT PULSAR RP2350</w:t>
+            </w:r>
+          </w:p>
+        </w:tc>
+      </w:tr>
+      <w:tr>
+        <w:tc>
+          <w:tcPr/>
+          <w:p>
+            <w:pPr>
+              <w:pStyle w:val="Compact"/>
+              <w:jc w:val="left"/>
+            </w:pPr>
+            <w:r>
+              <w:t xml:space="preserve">Product family</w:t>
+            </w:r>
+          </w:p>
+        </w:tc>
+        <w:tc>
+          <w:tcPr/>
+          <w:p>
+            <w:pPr>
+              <w:pStyle w:val="Compact"/>
+              <w:jc w:val="left"/>
+            </w:pPr>
+            <w:r>
+              <w:t xml:space="preserve">UNIT DevLab ecosystem</w:t>
+            </w:r>
+          </w:p>
+        </w:tc>
+      </w:tr>
+      <w:tr>
+        <w:tc>
+          <w:tcPr/>
+          <w:p>
+            <w:pPr>
+              <w:pStyle w:val="Compact"/>
+              <w:jc w:val="left"/>
+            </w:pPr>
+            <w:r>
+              <w:t xml:space="preserve">Product type</w:t>
+            </w:r>
+          </w:p>
+        </w:tc>
+        <w:tc>
+          <w:tcPr/>
+          <w:p>
+            <w:pPr>
+              <w:pStyle w:val="Compact"/>
+              <w:jc w:val="left"/>
+            </w:pPr>
+            <w:r>
+              <w:t xml:space="preserve">Multi-interface RP2350A development board</w:t>
+            </w:r>
+          </w:p>
+        </w:tc>
+      </w:tr>
+      <w:tr>
+        <w:tc>
+          <w:tcPr/>
+          <w:p>
+            <w:pPr>
+              <w:pStyle w:val="Compact"/>
+              <w:jc w:val="left"/>
+            </w:pPr>
+            <w:r>
+              <w:t xml:space="preserve">Main component</w:t>
+            </w:r>
+          </w:p>
+        </w:tc>
+        <w:tc>
+          <w:tcPr/>
+          <w:p>
+            <w:pPr>
+              <w:pStyle w:val="Compact"/>
+              <w:jc w:val="left"/>
+            </w:pPr>
+            <w:r>
+              <w:t xml:space="preserve">Raspberry Pi RP2350A, QFN-60</w:t>
+            </w:r>
+          </w:p>
+        </w:tc>
+      </w:tr>
+      <w:tr>
+        <w:tc>
+          <w:tcPr/>
+          <w:p>
+            <w:pPr>
+              <w:pStyle w:val="Compact"/>
+              <w:jc w:val="left"/>
+            </w:pPr>
+            <w:r>
+              <w:t xml:space="preserve">Hardware revision</w:t>
+            </w:r>
+          </w:p>
+        </w:tc>
+        <w:tc>
+          <w:tcPr/>
+          <w:p>
+            <w:pPr>
+              <w:pStyle w:val="Compact"/>
+              <w:jc w:val="left"/>
+            </w:pPr>
+            <w:r>
+              <w:t xml:space="preserve">V1.3.0</w:t>
+            </w:r>
+          </w:p>
+        </w:tc>
+      </w:tr>
+      <w:tr>
+        <w:tc>
+          <w:tcPr/>
+          <w:p>
+            <w:pPr>
+              <w:pStyle w:val="Compact"/>
+              <w:jc w:val="left"/>
+            </w:pPr>
+            <w:r>
+              <w:t xml:space="preserve">Product Reference</w:t>
+            </w:r>
+          </w:p>
+        </w:tc>
+        <w:tc>
+          <w:tcPr/>
+          <w:p>
+            <w:pPr>
+              <w:pStyle w:val="Compact"/>
+              <w:jc w:val="left"/>
+            </w:pPr>
+            <w:r>
+              <w:t xml:space="preserve">Version 0.1.0</w:t>
+            </w:r>
+          </w:p>
+        </w:tc>
+      </w:tr>
+      <w:tr>
+        <w:tc>
+          <w:tcPr/>
+          <w:p>
+            <w:pPr>
+              <w:pStyle w:val="Compact"/>
+              <w:jc w:val="left"/>
+            </w:pPr>
+            <w:r>
+              <w:t xml:space="preserve">Primary programming interface</w:t>
+            </w:r>
+          </w:p>
+        </w:tc>
+        <w:tc>
+          <w:tcPr/>
+          <w:p>
+            <w:pPr>
+              <w:pStyle w:val="Compact"/>
+              <w:jc w:val="left"/>
+            </w:pPr>
+            <w:r>
+              <w:t xml:space="preserve">USB-C / RP2350 USB boot workflow</w:t>
+            </w:r>
+          </w:p>
+        </w:tc>
+      </w:tr>
+      <w:tr>
+        <w:tc>
+          <w:tcPr/>
+          <w:p>
+            <w:pPr>
+              <w:pStyle w:val="Compact"/>
+              <w:jc w:val="left"/>
+            </w:pPr>
+            <w:r>
+              <w:t xml:space="preserve">Debug interface</w:t>
+            </w:r>
+          </w:p>
+        </w:tc>
+        <w:tc>
+          <w:tcPr/>
+          <w:p>
+            <w:pPr>
+              <w:pStyle w:val="Compact"/>
+              <w:jc w:val="left"/>
+            </w:pPr>
+            <w:r>
+              <w:t xml:space="preserve">SWD pads on bottom side</w:t>
+            </w:r>
+          </w:p>
+        </w:tc>
+      </w:tr>
+    </w:tbl>
+    <w:p>
+      <w:pPr>
+        <w:pStyle w:val="BodyText"/>
+      </w:pPr>
+      <w:r>
+        <w:t xml:space="preserve">Hardware revision and documentation revision are identified independently.</w:t>
+      </w:r>
+    </w:p>
+    <w:bookmarkEnd w:id="32"/>
+    <w:bookmarkStart w:id="33" w:name="main-assemblies"/>
+    <w:p>
+      <w:pPr>
+        <w:pStyle w:val="Heading3"/>
+      </w:pPr>
+      <w:r>
+        <w:rPr>
+          <w:bCs/>
+          <w:b/>
+        </w:rPr>
+        <w:t xml:space="preserve">1.3 Main Assemblies</w:t>
       </w:r>
     </w:p>
     <w:tbl>
@@ -1245,1157 +1919,532 @@
               <w:jc w:val="left"/>
             </w:pPr>
             <w:r>
-              <w:t xml:space="preserve">Accessory</w:t>
-            </w:r>
-          </w:p>
-        </w:tc>
-        <w:tc>
-          <w:tcPr/>
-          <w:p>
-            <w:pPr>
-              <w:pStyle w:val="Compact"/>
-              <w:jc w:val="left"/>
-            </w:pPr>
-            <w:r>
-              <w:t xml:space="preserve">Purpose</w:t>
-            </w:r>
-          </w:p>
-        </w:tc>
-        <w:tc>
-          <w:tcPr/>
-          <w:p>
-            <w:pPr>
-              <w:pStyle w:val="Compact"/>
-              <w:jc w:val="left"/>
-            </w:pPr>
-            <w:r>
-              <w:t xml:space="preserve">Selection notes</w:t>
-            </w:r>
-          </w:p>
-        </w:tc>
-      </w:tr>
-      <w:tr>
-        <w:tc>
-          <w:tcPr/>
-          <w:p>
-            <w:pPr>
-              <w:pStyle w:val="Compact"/>
-              <w:jc w:val="left"/>
-            </w:pPr>
-            <w:r>
-              <w:t xml:space="preserve">USB-C data cable</w:t>
-            </w:r>
-          </w:p>
-        </w:tc>
-        <w:tc>
-          <w:tcPr/>
-          <w:p>
-            <w:pPr>
-              <w:pStyle w:val="Compact"/>
-              <w:jc w:val="left"/>
-            </w:pPr>
-            <w:r>
-              <w:t xml:space="preserve">Power, programming, and USB serial</w:t>
-            </w:r>
-          </w:p>
-        </w:tc>
-        <w:tc>
-          <w:tcPr/>
-          <w:p>
-            <w:pPr>
-              <w:pStyle w:val="Compact"/>
-              <w:jc w:val="left"/>
-            </w:pPr>
-            <w:r>
-              <w:t xml:space="preserve">Must support data; a charge-only cable cannot upload firmware</w:t>
-            </w:r>
-          </w:p>
-        </w:tc>
-      </w:tr>
-      <w:tr>
-        <w:tc>
-          <w:tcPr/>
-          <w:p>
-            <w:pPr>
-              <w:pStyle w:val="Compact"/>
-              <w:jc w:val="left"/>
-            </w:pPr>
-            <w:r>
-              <w:t xml:space="preserve">SWD probe</w:t>
-            </w:r>
-          </w:p>
-        </w:tc>
-        <w:tc>
-          <w:tcPr/>
-          <w:p>
-            <w:pPr>
-              <w:pStyle w:val="Compact"/>
-              <w:jc w:val="left"/>
-            </w:pPr>
-            <w:r>
-              <w:t xml:space="preserve">Low-level programming and debug</w:t>
-            </w:r>
-          </w:p>
-        </w:tc>
-        <w:tc>
-          <w:tcPr/>
-          <w:p>
-            <w:pPr>
-              <w:pStyle w:val="Compact"/>
-              <w:jc w:val="left"/>
-            </w:pPr>
-            <w:r>
-              <w:t xml:space="preserve">Use 3.3 V-compatible SWDIO, SWCLK, GND, and target reference</w:t>
-            </w:r>
-          </w:p>
-        </w:tc>
-      </w:tr>
-      <w:tr>
-        <w:tc>
-          <w:tcPr/>
-          <w:p>
-            <w:pPr>
-              <w:pStyle w:val="Compact"/>
-              <w:jc w:val="left"/>
-            </w:pPr>
-            <w:r>
-              <w:t xml:space="preserve">microSD card</w:t>
-            </w:r>
-          </w:p>
-        </w:tc>
-        <w:tc>
-          <w:tcPr/>
-          <w:p>
-            <w:pPr>
-              <w:pStyle w:val="Compact"/>
-              <w:jc w:val="left"/>
-            </w:pPr>
-            <w:r>
-              <w:t xml:space="preserve">Filesystem and data-logging examples</w:t>
-            </w:r>
-          </w:p>
-        </w:tc>
-        <w:tc>
-          <w:tcPr/>
-          <w:p>
-            <w:pPr>
-              <w:pStyle w:val="Compact"/>
-              <w:jc w:val="left"/>
-            </w:pPr>
-            <w:r>
-              <w:t xml:space="preserve">Wiki examples expect a FAT32-formatted card</w:t>
-            </w:r>
-          </w:p>
-        </w:tc>
-      </w:tr>
-      <w:tr>
-        <w:tc>
-          <w:tcPr/>
-          <w:p>
-            <w:pPr>
-              <w:pStyle w:val="Compact"/>
-              <w:jc w:val="left"/>
-            </w:pPr>
-            <w:r>
-              <w:t xml:space="preserve">QWIIC cable and sensor</w:t>
-            </w:r>
-          </w:p>
-        </w:tc>
-        <w:tc>
-          <w:tcPr/>
-          <w:p>
-            <w:pPr>
-              <w:pStyle w:val="Compact"/>
-              <w:jc w:val="left"/>
-            </w:pPr>
-            <w:r>
-              <w:t xml:space="preserve">External I2C expansion</w:t>
-            </w:r>
-          </w:p>
-        </w:tc>
-        <w:tc>
-          <w:tcPr/>
-          <w:p>
-            <w:pPr>
-              <w:pStyle w:val="Compact"/>
-              <w:jc w:val="left"/>
-            </w:pPr>
-            <w:r>
-              <w:t xml:space="preserve">Match the connector pitch, contact order, orientation, and 3.3 V domain</w:t>
-            </w:r>
-          </w:p>
-        </w:tc>
-      </w:tr>
-      <w:tr>
-        <w:tc>
-          <w:tcPr/>
-          <w:p>
-            <w:pPr>
-              <w:pStyle w:val="Compact"/>
-              <w:jc w:val="left"/>
-            </w:pPr>
-            <w:r>
-              <w:t xml:space="preserve">HSTX display adapter/cable</w:t>
-            </w:r>
-          </w:p>
-        </w:tc>
-        <w:tc>
-          <w:tcPr/>
-          <w:p>
-            <w:pPr>
-              <w:pStyle w:val="Compact"/>
-              <w:jc w:val="left"/>
-            </w:pPr>
-            <w:r>
-              <w:t xml:space="preserve">DVI-compatible video experiments</w:t>
-            </w:r>
-          </w:p>
-        </w:tc>
-        <w:tc>
-          <w:tcPr/>
-          <w:p>
-            <w:pPr>
-              <w:pStyle w:val="Compact"/>
-              <w:jc w:val="left"/>
-            </w:pPr>
-            <w:r>
-              <w:t xml:space="preserve">Must match the 22-position, 0.5 mm connector and routed TMDS pairs</w:t>
-            </w:r>
-          </w:p>
-        </w:tc>
-      </w:tr>
-      <w:tr>
-        <w:tc>
-          <w:tcPr/>
-          <w:p>
-            <w:pPr>
-              <w:pStyle w:val="Compact"/>
-              <w:jc w:val="left"/>
-            </w:pPr>
-            <w:r>
-              <w:t xml:space="preserve">Single-cell battery</w:t>
-            </w:r>
-          </w:p>
-        </w:tc>
-        <w:tc>
-          <w:tcPr/>
-          <w:p>
-            <w:pPr>
-              <w:pStyle w:val="Compact"/>
-              <w:jc w:val="left"/>
-            </w:pPr>
-            <w:r>
-              <w:t xml:space="preserve">Battery-powered operation</w:t>
-            </w:r>
-          </w:p>
-        </w:tc>
-        <w:tc>
-          <w:tcPr/>
-          <w:p>
-            <w:pPr>
-              <w:pStyle w:val="Compact"/>
-              <w:jc w:val="left"/>
-            </w:pPr>
-            <w:r>
-              <w:t xml:space="preserve">Requires documented chemistry, polarity, connector fit, voltage, and charge-current compatibility</w:t>
-            </w:r>
-          </w:p>
-        </w:tc>
-      </w:tr>
-      <w:tr>
-        <w:tc>
-          <w:tcPr/>
-          <w:p>
-            <w:pPr>
-              <w:pStyle w:val="Compact"/>
-              <w:jc w:val="left"/>
-            </w:pPr>
-            <w:r>
-              <w:t xml:space="preserve">Logic analyzer or oscilloscope</w:t>
-            </w:r>
-          </w:p>
-        </w:tc>
-        <w:tc>
-          <w:tcPr/>
-          <w:p>
-            <w:pPr>
-              <w:pStyle w:val="Compact"/>
-              <w:jc w:val="left"/>
-            </w:pPr>
-            <w:r>
-              <w:t xml:space="preserve">Interface bring-up</w:t>
-            </w:r>
-          </w:p>
-        </w:tc>
-        <w:tc>
-          <w:tcPr/>
-          <w:p>
-            <w:pPr>
-              <w:pStyle w:val="Compact"/>
-              <w:jc w:val="left"/>
-            </w:pPr>
-            <w:r>
-              <w:t xml:space="preserve">Useful for I2C, SPI/SDIO, PDM, and clock verification</w:t>
+              <w:t xml:space="preserve">RefDes</w:t>
+            </w:r>
+          </w:p>
+        </w:tc>
+        <w:tc>
+          <w:tcPr/>
+          <w:p>
+            <w:pPr>
+              <w:pStyle w:val="Compact"/>
+              <w:jc w:val="left"/>
+            </w:pPr>
+            <w:r>
+              <w:t xml:space="preserve">Component</w:t>
+            </w:r>
+          </w:p>
+        </w:tc>
+        <w:tc>
+          <w:tcPr/>
+          <w:p>
+            <w:pPr>
+              <w:pStyle w:val="Compact"/>
+              <w:jc w:val="left"/>
+            </w:pPr>
+            <w:r>
+              <w:t xml:space="preserve">Function</w:t>
+            </w:r>
+          </w:p>
+        </w:tc>
+      </w:tr>
+      <w:tr>
+        <w:tc>
+          <w:tcPr/>
+          <w:p>
+            <w:pPr>
+              <w:pStyle w:val="Compact"/>
+              <w:jc w:val="left"/>
+            </w:pPr>
+            <w:r>
+              <w:t xml:space="preserve">IC3</w:t>
+            </w:r>
+          </w:p>
+        </w:tc>
+        <w:tc>
+          <w:tcPr/>
+          <w:p>
+            <w:pPr>
+              <w:pStyle w:val="Compact"/>
+              <w:jc w:val="left"/>
+            </w:pPr>
+            <w:r>
+              <w:t xml:space="preserve">RP2350A</w:t>
+            </w:r>
+          </w:p>
+        </w:tc>
+        <w:tc>
+          <w:tcPr/>
+          <w:p>
+            <w:pPr>
+              <w:pStyle w:val="Compact"/>
+              <w:jc w:val="left"/>
+            </w:pPr>
+            <w:r>
+              <w:t xml:space="preserve">Main processor and peripheral controller</w:t>
+            </w:r>
+          </w:p>
+        </w:tc>
+      </w:tr>
+      <w:tr>
+        <w:tc>
+          <w:tcPr/>
+          <w:p>
+            <w:pPr>
+              <w:pStyle w:val="Compact"/>
+              <w:jc w:val="left"/>
+            </w:pPr>
+            <w:r>
+              <w:t xml:space="preserve">IC1</w:t>
+            </w:r>
+          </w:p>
+        </w:tc>
+        <w:tc>
+          <w:tcPr/>
+          <w:p>
+            <w:pPr>
+              <w:pStyle w:val="Compact"/>
+              <w:jc w:val="left"/>
+            </w:pPr>
+            <w:r>
+              <w:t xml:space="preserve">W25Q128JVPIQ</w:t>
+            </w:r>
+          </w:p>
+        </w:tc>
+        <w:tc>
+          <w:tcPr/>
+          <w:p>
+            <w:pPr>
+              <w:pStyle w:val="Compact"/>
+              <w:jc w:val="left"/>
+            </w:pPr>
+            <w:r>
+              <w:t xml:space="preserve">128 Mbit (16 MiB) external QSPI flash</w:t>
+            </w:r>
+          </w:p>
+        </w:tc>
+      </w:tr>
+      <w:tr>
+        <w:tc>
+          <w:tcPr/>
+          <w:p>
+            <w:pPr>
+              <w:pStyle w:val="Compact"/>
+              <w:jc w:val="left"/>
+            </w:pPr>
+            <w:r>
+              <w:t xml:space="preserve">IC4</w:t>
+            </w:r>
+          </w:p>
+        </w:tc>
+        <w:tc>
+          <w:tcPr/>
+          <w:p>
+            <w:pPr>
+              <w:pStyle w:val="Compact"/>
+              <w:jc w:val="left"/>
+            </w:pPr>
+            <w:r>
+              <w:t xml:space="preserve">APS6404L-3SQR-ZR</w:t>
+            </w:r>
+          </w:p>
+        </w:tc>
+        <w:tc>
+          <w:tcPr/>
+          <w:p>
+            <w:pPr>
+              <w:pStyle w:val="Compact"/>
+              <w:jc w:val="left"/>
+            </w:pPr>
+            <w:r>
+              <w:t xml:space="preserve">8 MiB external PSRAM</w:t>
+            </w:r>
+          </w:p>
+        </w:tc>
+      </w:tr>
+      <w:tr>
+        <w:tc>
+          <w:tcPr/>
+          <w:p>
+            <w:pPr>
+              <w:pStyle w:val="Compact"/>
+              <w:jc w:val="left"/>
+            </w:pPr>
+            <w:r>
+              <w:t xml:space="preserve">IC5</w:t>
+            </w:r>
+          </w:p>
+        </w:tc>
+        <w:tc>
+          <w:tcPr/>
+          <w:p>
+            <w:pPr>
+              <w:pStyle w:val="Compact"/>
+              <w:jc w:val="left"/>
+            </w:pPr>
+            <w:r>
+              <w:t xml:space="preserve">BMI270</w:t>
+            </w:r>
+          </w:p>
+        </w:tc>
+        <w:tc>
+          <w:tcPr/>
+          <w:p>
+            <w:pPr>
+              <w:pStyle w:val="Compact"/>
+              <w:jc w:val="left"/>
+            </w:pPr>
+            <w:r>
+              <w:t xml:space="preserve">Six-axis accelerometer and gyroscope</w:t>
+            </w:r>
+          </w:p>
+        </w:tc>
+      </w:tr>
+      <w:tr>
+        <w:tc>
+          <w:tcPr/>
+          <w:p>
+            <w:pPr>
+              <w:pStyle w:val="Compact"/>
+              <w:jc w:val="left"/>
+            </w:pPr>
+            <w:r>
+              <w:t xml:space="preserve">MK1</w:t>
+            </w:r>
+          </w:p>
+        </w:tc>
+        <w:tc>
+          <w:tcPr/>
+          <w:p>
+            <w:pPr>
+              <w:pStyle w:val="Compact"/>
+              <w:jc w:val="left"/>
+            </w:pPr>
+            <w:r>
+              <w:t xml:space="preserve">ICS-41350</w:t>
+            </w:r>
+          </w:p>
+        </w:tc>
+        <w:tc>
+          <w:tcPr/>
+          <w:p>
+            <w:pPr>
+              <w:pStyle w:val="Compact"/>
+              <w:jc w:val="left"/>
+            </w:pPr>
+            <w:r>
+              <w:t xml:space="preserve">Digital PDM microphone</w:t>
+            </w:r>
+          </w:p>
+        </w:tc>
+      </w:tr>
+      <w:tr>
+        <w:tc>
+          <w:tcPr/>
+          <w:p>
+            <w:pPr>
+              <w:pStyle w:val="Compact"/>
+              <w:jc w:val="left"/>
+            </w:pPr>
+            <w:r>
+              <w:t xml:space="preserve">U1</w:t>
+            </w:r>
+          </w:p>
+        </w:tc>
+        <w:tc>
+          <w:tcPr/>
+          <w:p>
+            <w:pPr>
+              <w:pStyle w:val="Compact"/>
+              <w:jc w:val="left"/>
+            </w:pPr>
+            <w:r>
+              <w:t xml:space="preserve">AP2112K-3.3TRG1</w:t>
+            </w:r>
+          </w:p>
+        </w:tc>
+        <w:tc>
+          <w:tcPr/>
+          <w:p>
+            <w:pPr>
+              <w:pStyle w:val="Compact"/>
+              <w:jc w:val="left"/>
+            </w:pPr>
+            <w:r>
+              <w:t xml:space="preserve">Fixed 3.3 V LDO</w:t>
+            </w:r>
+          </w:p>
+        </w:tc>
+      </w:tr>
+      <w:tr>
+        <w:tc>
+          <w:tcPr/>
+          <w:p>
+            <w:pPr>
+              <w:pStyle w:val="Compact"/>
+              <w:jc w:val="left"/>
+            </w:pPr>
+            <w:r>
+              <w:t xml:space="preserve">IC2</w:t>
+            </w:r>
+          </w:p>
+        </w:tc>
+        <w:tc>
+          <w:tcPr/>
+          <w:p>
+            <w:pPr>
+              <w:pStyle w:val="Compact"/>
+              <w:jc w:val="left"/>
+            </w:pPr>
+            <w:r>
+              <w:t xml:space="preserve">MCP73831T-2ACI/OT</w:t>
+            </w:r>
+          </w:p>
+        </w:tc>
+        <w:tc>
+          <w:tcPr/>
+          <w:p>
+            <w:pPr>
+              <w:pStyle w:val="Compact"/>
+              <w:jc w:val="left"/>
+            </w:pPr>
+            <w:r>
+              <w:t xml:space="preserve">Single-cell Li-Ion/Li-Polymer charge controller</w:t>
+            </w:r>
+          </w:p>
+        </w:tc>
+      </w:tr>
+      <w:tr>
+        <w:tc>
+          <w:tcPr/>
+          <w:p>
+            <w:pPr>
+              <w:pStyle w:val="Compact"/>
+              <w:jc w:val="left"/>
+            </w:pPr>
+            <w:r>
+              <w:t xml:space="preserve">XTAL1</w:t>
+            </w:r>
+          </w:p>
+        </w:tc>
+        <w:tc>
+          <w:tcPr/>
+          <w:p>
+            <w:pPr>
+              <w:pStyle w:val="Compact"/>
+              <w:jc w:val="left"/>
+            </w:pPr>
+            <w:r>
+              <w:t xml:space="preserve">XOS20012000LT00351005</w:t>
+            </w:r>
+          </w:p>
+        </w:tc>
+        <w:tc>
+          <w:tcPr/>
+          <w:p>
+            <w:pPr>
+              <w:pStyle w:val="Compact"/>
+              <w:jc w:val="left"/>
+            </w:pPr>
+            <w:r>
+              <w:t xml:space="preserve">12 MHz reference oscillator</w:t>
+            </w:r>
+          </w:p>
+        </w:tc>
+      </w:tr>
+      <w:tr>
+        <w:tc>
+          <w:tcPr/>
+          <w:p>
+            <w:pPr>
+              <w:pStyle w:val="Compact"/>
+              <w:jc w:val="left"/>
+            </w:pPr>
+            <w:r>
+              <w:t xml:space="preserve">MICRO_SD-HOLDER</w:t>
+            </w:r>
+          </w:p>
+        </w:tc>
+        <w:tc>
+          <w:tcPr/>
+          <w:p>
+            <w:pPr>
+              <w:pStyle w:val="Compact"/>
+              <w:jc w:val="left"/>
+            </w:pPr>
+            <w:r>
+              <w:t xml:space="preserve">47309-2651</w:t>
+            </w:r>
+          </w:p>
+        </w:tc>
+        <w:tc>
+          <w:tcPr/>
+          <w:p>
+            <w:pPr>
+              <w:pStyle w:val="Compact"/>
+              <w:jc w:val="left"/>
+            </w:pPr>
+            <w:r>
+              <w:t xml:space="preserve">Removable microSD storage</w:t>
+            </w:r>
+          </w:p>
+        </w:tc>
+      </w:tr>
+      <w:tr>
+        <w:tc>
+          <w:tcPr/>
+          <w:p>
+            <w:pPr>
+              <w:pStyle w:val="Compact"/>
+              <w:jc w:val="left"/>
+            </w:pPr>
+            <w:r>
+              <w:t xml:space="preserve">LED1–LED3</w:t>
+            </w:r>
+          </w:p>
+        </w:tc>
+        <w:tc>
+          <w:tcPr/>
+          <w:p>
+            <w:pPr>
+              <w:pStyle w:val="Compact"/>
+              <w:jc w:val="left"/>
+            </w:pPr>
+            <w:r>
+              <w:t xml:space="preserve">WS2812 1010</w:t>
+            </w:r>
+          </w:p>
+        </w:tc>
+        <w:tc>
+          <w:tcPr/>
+          <w:p>
+            <w:pPr>
+              <w:pStyle w:val="Compact"/>
+              <w:jc w:val="left"/>
+            </w:pPr>
+            <w:r>
+              <w:t xml:space="preserve">Cascaded addressable RGB indicators</w:t>
+            </w:r>
+          </w:p>
+        </w:tc>
+      </w:tr>
+      <w:tr>
+        <w:tc>
+          <w:tcPr/>
+          <w:p>
+            <w:pPr>
+              <w:pStyle w:val="Compact"/>
+              <w:jc w:val="left"/>
+            </w:pPr>
+            <w:r>
+              <w:t xml:space="preserve">J1</w:t>
+            </w:r>
+          </w:p>
+        </w:tc>
+        <w:tc>
+          <w:tcPr/>
+          <w:p>
+            <w:pPr>
+              <w:pStyle w:val="Compact"/>
+              <w:jc w:val="left"/>
+            </w:pPr>
+            <w:r>
+              <w:t xml:space="preserve">HCZZ0032-4</w:t>
+            </w:r>
+          </w:p>
+        </w:tc>
+        <w:tc>
+          <w:tcPr/>
+          <w:p>
+            <w:pPr>
+              <w:pStyle w:val="Compact"/>
+              <w:jc w:val="left"/>
+            </w:pPr>
+            <w:r>
+              <w:t xml:space="preserve">Four-position QWIIC-style I2C connector</w:t>
+            </w:r>
+          </w:p>
+        </w:tc>
+      </w:tr>
+      <w:tr>
+        <w:tc>
+          <w:tcPr/>
+          <w:p>
+            <w:pPr>
+              <w:pStyle w:val="Compact"/>
+              <w:jc w:val="left"/>
+            </w:pPr>
+            <w:r>
+              <w:t xml:space="preserve">J5</w:t>
+            </w:r>
+          </w:p>
+        </w:tc>
+        <w:tc>
+          <w:tcPr/>
+          <w:p>
+            <w:pPr>
+              <w:pStyle w:val="Compact"/>
+              <w:jc w:val="left"/>
+            </w:pPr>
+            <w:r>
+              <w:t xml:space="preserve">FH34SRJ-22S-0.5SH(50)</w:t>
+            </w:r>
+          </w:p>
+        </w:tc>
+        <w:tc>
+          <w:tcPr/>
+          <w:p>
+            <w:pPr>
+              <w:pStyle w:val="Compact"/>
+              <w:jc w:val="left"/>
+            </w:pPr>
+            <w:r>
+              <w:t xml:space="preserve">22-position HSTX FFC/FPC connector</w:t>
+            </w:r>
+          </w:p>
+        </w:tc>
+      </w:tr>
+      <w:tr>
+        <w:tc>
+          <w:tcPr/>
+          <w:p>
+            <w:pPr>
+              <w:pStyle w:val="Compact"/>
+              <w:jc w:val="left"/>
+            </w:pPr>
+            <w:r>
+              <w:t xml:space="preserve">JP1</w:t>
+            </w:r>
+          </w:p>
+        </w:tc>
+        <w:tc>
+          <w:tcPr/>
+          <w:p>
+            <w:pPr>
+              <w:pStyle w:val="Compact"/>
+              <w:jc w:val="left"/>
+            </w:pPr>
+            <w:r>
+              <w:t xml:space="preserve">PH2.0 2P</w:t>
+            </w:r>
+          </w:p>
+        </w:tc>
+        <w:tc>
+          <w:tcPr/>
+          <w:p>
+            <w:pPr>
+              <w:pStyle w:val="Compact"/>
+              <w:jc w:val="left"/>
+            </w:pPr>
+            <w:r>
+              <w:t xml:space="preserve">Two-position battery connection</w:t>
             </w:r>
           </w:p>
         </w:tc>
       </w:tr>
     </w:tbl>
-    <w:p>
-      <w:pPr>
-        <w:pStyle w:val="BodyText"/>
-      </w:pPr>
-      <w:r>
-        <w:t xml:space="preserve">Accessories must not be selected only from a connector’s mechanical</w:t>
-      </w:r>
-      <w:r>
-        <w:t xml:space="preserve"> </w:t>
-      </w:r>
-      <w:r>
-        <w:t xml:space="preserve">appearance. Verify pitch, contact orientation, polarity, voltage domain, and</w:t>
-      </w:r>
-      <w:r>
-        <w:t xml:space="preserve"> </w:t>
-      </w:r>
-      <w:r>
-        <w:t xml:space="preserve">pin order against the connector documentation.</w:t>
-      </w:r>
-    </w:p>
-    <w:bookmarkEnd w:id="27"/>
-    <w:bookmarkStart w:id="28" w:name="board-identification"/>
-    <w:p>
-      <w:pPr>
-        <w:pStyle w:val="Heading3"/>
-      </w:pPr>
-      <w:r>
-        <w:rPr>
-          <w:bCs/>
-          <w:b/>
-        </w:rPr>
-        <w:t xml:space="preserve">1.2 Board Identification</w:t>
-      </w:r>
-    </w:p>
-    <w:tbl>
-      <w:tblPr>
-        <w:tblStyle w:val="Table"/>
-        <w:tblW w:type="auto" w:w="0"/>
-        <w:tblLook w:firstRow="1" w:lastRow="0" w:firstColumn="0" w:lastColumn="0" w:noHBand="0" w:noVBand="0" w:val="0020"/>
-        <w:jc w:val="start"/>
-      </w:tblPr>
-      <w:tblGrid>
-        <w:gridCol w:w="3960"/>
-        <w:gridCol w:w="3960"/>
-      </w:tblGrid>
-      <w:tr>
-        <w:trPr>
-          <w:tblHeader w:val="true"/>
-        </w:trPr>
-        <w:tc>
-          <w:tcPr/>
-          <w:p>
-            <w:pPr>
-              <w:pStyle w:val="Compact"/>
-              <w:jc w:val="left"/>
-            </w:pPr>
-            <w:r>
-              <w:t xml:space="preserve">Item</w:t>
-            </w:r>
-          </w:p>
-        </w:tc>
-        <w:tc>
-          <w:tcPr/>
-          <w:p>
-            <w:pPr>
-              <w:pStyle w:val="Compact"/>
-              <w:jc w:val="left"/>
-            </w:pPr>
-            <w:r>
-              <w:t xml:space="preserve">Value</w:t>
-            </w:r>
-          </w:p>
-        </w:tc>
-      </w:tr>
-      <w:tr>
-        <w:tc>
-          <w:tcPr/>
-          <w:p>
-            <w:pPr>
-              <w:pStyle w:val="Compact"/>
-              <w:jc w:val="left"/>
-            </w:pPr>
-            <w:r>
-              <w:t xml:space="preserve">Product</w:t>
-            </w:r>
-          </w:p>
-        </w:tc>
-        <w:tc>
-          <w:tcPr/>
-          <w:p>
-            <w:pPr>
-              <w:pStyle w:val="Compact"/>
-              <w:jc w:val="left"/>
-            </w:pPr>
-            <w:r>
-              <w:t xml:space="preserve">UNIT PULSAR RP2350</w:t>
-            </w:r>
-          </w:p>
-        </w:tc>
-      </w:tr>
-      <w:tr>
-        <w:tc>
-          <w:tcPr/>
-          <w:p>
-            <w:pPr>
-              <w:pStyle w:val="Compact"/>
-              <w:jc w:val="left"/>
-            </w:pPr>
-            <w:r>
-              <w:t xml:space="preserve">Product family</w:t>
-            </w:r>
-          </w:p>
-        </w:tc>
-        <w:tc>
-          <w:tcPr/>
-          <w:p>
-            <w:pPr>
-              <w:pStyle w:val="Compact"/>
-              <w:jc w:val="left"/>
-            </w:pPr>
-            <w:r>
-              <w:t xml:space="preserve">UNIT DevLab ecosystem</w:t>
-            </w:r>
-          </w:p>
-        </w:tc>
-      </w:tr>
-      <w:tr>
-        <w:tc>
-          <w:tcPr/>
-          <w:p>
-            <w:pPr>
-              <w:pStyle w:val="Compact"/>
-              <w:jc w:val="left"/>
-            </w:pPr>
-            <w:r>
-              <w:t xml:space="preserve">Product type</w:t>
-            </w:r>
-          </w:p>
-        </w:tc>
-        <w:tc>
-          <w:tcPr/>
-          <w:p>
-            <w:pPr>
-              <w:pStyle w:val="Compact"/>
-              <w:jc w:val="left"/>
-            </w:pPr>
-            <w:r>
-              <w:t xml:space="preserve">Multi-interface RP2350A development board</w:t>
-            </w:r>
-          </w:p>
-        </w:tc>
-      </w:tr>
-      <w:tr>
-        <w:tc>
-          <w:tcPr/>
-          <w:p>
-            <w:pPr>
-              <w:pStyle w:val="Compact"/>
-              <w:jc w:val="left"/>
-            </w:pPr>
-            <w:r>
-              <w:t xml:space="preserve">Main component</w:t>
-            </w:r>
-          </w:p>
-        </w:tc>
-        <w:tc>
-          <w:tcPr/>
-          <w:p>
-            <w:pPr>
-              <w:pStyle w:val="Compact"/>
-              <w:jc w:val="left"/>
-            </w:pPr>
-            <w:r>
-              <w:t xml:space="preserve">Raspberry Pi RP2350A, QFN-60</w:t>
-            </w:r>
-          </w:p>
-        </w:tc>
-      </w:tr>
-      <w:tr>
-        <w:tc>
-          <w:tcPr/>
-          <w:p>
-            <w:pPr>
-              <w:pStyle w:val="Compact"/>
-              <w:jc w:val="left"/>
-            </w:pPr>
-            <w:r>
-              <w:t xml:space="preserve">Hardware revision</w:t>
-            </w:r>
-          </w:p>
-        </w:tc>
-        <w:tc>
-          <w:tcPr/>
-          <w:p>
-            <w:pPr>
-              <w:pStyle w:val="Compact"/>
-              <w:jc w:val="left"/>
-            </w:pPr>
-            <w:r>
-              <w:t xml:space="preserve">V1.3.0</w:t>
-            </w:r>
-          </w:p>
-        </w:tc>
-      </w:tr>
-      <w:tr>
-        <w:tc>
-          <w:tcPr/>
-          <w:p>
-            <w:pPr>
-              <w:pStyle w:val="Compact"/>
-              <w:jc w:val="left"/>
-            </w:pPr>
-            <w:r>
-              <w:t xml:space="preserve">Product Reference</w:t>
-            </w:r>
-          </w:p>
-        </w:tc>
-        <w:tc>
-          <w:tcPr/>
-          <w:p>
-            <w:pPr>
-              <w:pStyle w:val="Compact"/>
-              <w:jc w:val="left"/>
-            </w:pPr>
-            <w:r>
-              <w:t xml:space="preserve">Version 0.1.0</w:t>
-            </w:r>
-          </w:p>
-        </w:tc>
-      </w:tr>
-      <w:tr>
-        <w:tc>
-          <w:tcPr/>
-          <w:p>
-            <w:pPr>
-              <w:pStyle w:val="Compact"/>
-              <w:jc w:val="left"/>
-            </w:pPr>
-            <w:r>
-              <w:t xml:space="preserve">Primary programming interface</w:t>
-            </w:r>
-          </w:p>
-        </w:tc>
-        <w:tc>
-          <w:tcPr/>
-          <w:p>
-            <w:pPr>
-              <w:pStyle w:val="Compact"/>
-              <w:jc w:val="left"/>
-            </w:pPr>
-            <w:r>
-              <w:t xml:space="preserve">USB-C / RP2350 USB boot workflow</w:t>
-            </w:r>
-          </w:p>
-        </w:tc>
-      </w:tr>
-      <w:tr>
-        <w:tc>
-          <w:tcPr/>
-          <w:p>
-            <w:pPr>
-              <w:pStyle w:val="Compact"/>
-              <w:jc w:val="left"/>
-            </w:pPr>
-            <w:r>
-              <w:t xml:space="preserve">Debug interface</w:t>
-            </w:r>
-          </w:p>
-        </w:tc>
-        <w:tc>
-          <w:tcPr/>
-          <w:p>
-            <w:pPr>
-              <w:pStyle w:val="Compact"/>
-              <w:jc w:val="left"/>
-            </w:pPr>
-            <w:r>
-              <w:t xml:space="preserve">SWD pads on bottom side</w:t>
-            </w:r>
-          </w:p>
-        </w:tc>
-      </w:tr>
-    </w:tbl>
-    <w:p>
-      <w:pPr>
-        <w:pStyle w:val="BodyText"/>
-      </w:pPr>
-      <w:r>
-        <w:t xml:space="preserve">Hardware revision and documentation revision are identified independently.</w:t>
-      </w:r>
-    </w:p>
-    <w:bookmarkEnd w:id="28"/>
-    <w:bookmarkStart w:id="29" w:name="main-assemblies"/>
-    <w:p>
-      <w:pPr>
-        <w:pStyle w:val="Heading3"/>
-      </w:pPr>
-      <w:r>
-        <w:rPr>
-          <w:bCs/>
-          <w:b/>
-        </w:rPr>
-        <w:t xml:space="preserve">1.3 Main Assemblies</w:t>
-      </w:r>
-    </w:p>
-    <w:tbl>
-      <w:tblPr>
-        <w:tblStyle w:val="Table"/>
-        <w:tblW w:type="pct" w:w="5000"/>
-        <w:tblLook w:firstRow="1" w:lastRow="0" w:firstColumn="0" w:lastColumn="0" w:noHBand="0" w:noVBand="0" w:val="0020"/>
-        <w:jc w:val="start"/>
-      </w:tblPr>
-      <w:tblGrid>
-        <w:gridCol w:w="2640"/>
-        <w:gridCol w:w="2640"/>
-        <w:gridCol w:w="2640"/>
-      </w:tblGrid>
-      <w:tr>
-        <w:trPr>
-          <w:tblHeader w:val="true"/>
-        </w:trPr>
-        <w:tc>
-          <w:tcPr/>
-          <w:p>
-            <w:pPr>
-              <w:pStyle w:val="Compact"/>
-              <w:jc w:val="left"/>
-            </w:pPr>
-            <w:r>
-              <w:t xml:space="preserve">RefDes</w:t>
-            </w:r>
-          </w:p>
-        </w:tc>
-        <w:tc>
-          <w:tcPr/>
-          <w:p>
-            <w:pPr>
-              <w:pStyle w:val="Compact"/>
-              <w:jc w:val="left"/>
-            </w:pPr>
-            <w:r>
-              <w:t xml:space="preserve">Component</w:t>
-            </w:r>
-          </w:p>
-        </w:tc>
-        <w:tc>
-          <w:tcPr/>
-          <w:p>
-            <w:pPr>
-              <w:pStyle w:val="Compact"/>
-              <w:jc w:val="left"/>
-            </w:pPr>
-            <w:r>
-              <w:t xml:space="preserve">Function</w:t>
-            </w:r>
-          </w:p>
-        </w:tc>
-      </w:tr>
-      <w:tr>
-        <w:tc>
-          <w:tcPr/>
-          <w:p>
-            <w:pPr>
-              <w:pStyle w:val="Compact"/>
-              <w:jc w:val="left"/>
-            </w:pPr>
-            <w:r>
-              <w:t xml:space="preserve">IC3</w:t>
-            </w:r>
-          </w:p>
-        </w:tc>
-        <w:tc>
-          <w:tcPr/>
-          <w:p>
-            <w:pPr>
-              <w:pStyle w:val="Compact"/>
-              <w:jc w:val="left"/>
-            </w:pPr>
-            <w:r>
-              <w:t xml:space="preserve">RP2350A</w:t>
-            </w:r>
-          </w:p>
-        </w:tc>
-        <w:tc>
-          <w:tcPr/>
-          <w:p>
-            <w:pPr>
-              <w:pStyle w:val="Compact"/>
-              <w:jc w:val="left"/>
-            </w:pPr>
-            <w:r>
-              <w:t xml:space="preserve">Main processor and peripheral controller</w:t>
-            </w:r>
-          </w:p>
-        </w:tc>
-      </w:tr>
-      <w:tr>
-        <w:tc>
-          <w:tcPr/>
-          <w:p>
-            <w:pPr>
-              <w:pStyle w:val="Compact"/>
-              <w:jc w:val="left"/>
-            </w:pPr>
-            <w:r>
-              <w:t xml:space="preserve">IC1</w:t>
-            </w:r>
-          </w:p>
-        </w:tc>
-        <w:tc>
-          <w:tcPr/>
-          <w:p>
-            <w:pPr>
-              <w:pStyle w:val="Compact"/>
-              <w:jc w:val="left"/>
-            </w:pPr>
-            <w:r>
-              <w:t xml:space="preserve">W25Q128JVPIQ</w:t>
-            </w:r>
-          </w:p>
-        </w:tc>
-        <w:tc>
-          <w:tcPr/>
-          <w:p>
-            <w:pPr>
-              <w:pStyle w:val="Compact"/>
-              <w:jc w:val="left"/>
-            </w:pPr>
-            <w:r>
-              <w:t xml:space="preserve">128 Mbit (16 MiB) external QSPI flash</w:t>
-            </w:r>
-          </w:p>
-        </w:tc>
-      </w:tr>
-      <w:tr>
-        <w:tc>
-          <w:tcPr/>
-          <w:p>
-            <w:pPr>
-              <w:pStyle w:val="Compact"/>
-              <w:jc w:val="left"/>
-            </w:pPr>
-            <w:r>
-              <w:t xml:space="preserve">IC4</w:t>
-            </w:r>
-          </w:p>
-        </w:tc>
-        <w:tc>
-          <w:tcPr/>
-          <w:p>
-            <w:pPr>
-              <w:pStyle w:val="Compact"/>
-              <w:jc w:val="left"/>
-            </w:pPr>
-            <w:r>
-              <w:t xml:space="preserve">APS6404L-3SQR-ZR</w:t>
-            </w:r>
-          </w:p>
-        </w:tc>
-        <w:tc>
-          <w:tcPr/>
-          <w:p>
-            <w:pPr>
-              <w:pStyle w:val="Compact"/>
-              <w:jc w:val="left"/>
-            </w:pPr>
-            <w:r>
-              <w:t xml:space="preserve">8 MiB external PSRAM</w:t>
-            </w:r>
-          </w:p>
-        </w:tc>
-      </w:tr>
-      <w:tr>
-        <w:tc>
-          <w:tcPr/>
-          <w:p>
-            <w:pPr>
-              <w:pStyle w:val="Compact"/>
-              <w:jc w:val="left"/>
-            </w:pPr>
-            <w:r>
-              <w:t xml:space="preserve">IC5</w:t>
-            </w:r>
-          </w:p>
-        </w:tc>
-        <w:tc>
-          <w:tcPr/>
-          <w:p>
-            <w:pPr>
-              <w:pStyle w:val="Compact"/>
-              <w:jc w:val="left"/>
-            </w:pPr>
-            <w:r>
-              <w:t xml:space="preserve">BMI270</w:t>
-            </w:r>
-          </w:p>
-        </w:tc>
-        <w:tc>
-          <w:tcPr/>
-          <w:p>
-            <w:pPr>
-              <w:pStyle w:val="Compact"/>
-              <w:jc w:val="left"/>
-            </w:pPr>
-            <w:r>
-              <w:t xml:space="preserve">Six-axis accelerometer and gyroscope</w:t>
-            </w:r>
-          </w:p>
-        </w:tc>
-      </w:tr>
-      <w:tr>
-        <w:tc>
-          <w:tcPr/>
-          <w:p>
-            <w:pPr>
-              <w:pStyle w:val="Compact"/>
-              <w:jc w:val="left"/>
-            </w:pPr>
-            <w:r>
-              <w:t xml:space="preserve">MK1</w:t>
-            </w:r>
-          </w:p>
-        </w:tc>
-        <w:tc>
-          <w:tcPr/>
-          <w:p>
-            <w:pPr>
-              <w:pStyle w:val="Compact"/>
-              <w:jc w:val="left"/>
-            </w:pPr>
-            <w:r>
-              <w:t xml:space="preserve">ICS-41350</w:t>
-            </w:r>
-          </w:p>
-        </w:tc>
-        <w:tc>
-          <w:tcPr/>
-          <w:p>
-            <w:pPr>
-              <w:pStyle w:val="Compact"/>
-              <w:jc w:val="left"/>
-            </w:pPr>
-            <w:r>
-              <w:t xml:space="preserve">Digital PDM microphone</w:t>
-            </w:r>
-          </w:p>
-        </w:tc>
-      </w:tr>
-      <w:tr>
-        <w:tc>
-          <w:tcPr/>
-          <w:p>
-            <w:pPr>
-              <w:pStyle w:val="Compact"/>
-              <w:jc w:val="left"/>
-            </w:pPr>
-            <w:r>
-              <w:t xml:space="preserve">U1</w:t>
-            </w:r>
-          </w:p>
-        </w:tc>
-        <w:tc>
-          <w:tcPr/>
-          <w:p>
-            <w:pPr>
-              <w:pStyle w:val="Compact"/>
-              <w:jc w:val="left"/>
-            </w:pPr>
-            <w:r>
-              <w:t xml:space="preserve">AP2112K-3.3TRG1</w:t>
-            </w:r>
-          </w:p>
-        </w:tc>
-        <w:tc>
-          <w:tcPr/>
-          <w:p>
-            <w:pPr>
-              <w:pStyle w:val="Compact"/>
-              <w:jc w:val="left"/>
-            </w:pPr>
-            <w:r>
-              <w:t xml:space="preserve">Fixed 3.3 V LDO</w:t>
-            </w:r>
-          </w:p>
-        </w:tc>
-      </w:tr>
-      <w:tr>
-        <w:tc>
-          <w:tcPr/>
-          <w:p>
-            <w:pPr>
-              <w:pStyle w:val="Compact"/>
-              <w:jc w:val="left"/>
-            </w:pPr>
-            <w:r>
-              <w:t xml:space="preserve">IC2</w:t>
-            </w:r>
-          </w:p>
-        </w:tc>
-        <w:tc>
-          <w:tcPr/>
-          <w:p>
-            <w:pPr>
-              <w:pStyle w:val="Compact"/>
-              <w:jc w:val="left"/>
-            </w:pPr>
-            <w:r>
-              <w:t xml:space="preserve">MCP73831T-2ACI/OT</w:t>
-            </w:r>
-          </w:p>
-        </w:tc>
-        <w:tc>
-          <w:tcPr/>
-          <w:p>
-            <w:pPr>
-              <w:pStyle w:val="Compact"/>
-              <w:jc w:val="left"/>
-            </w:pPr>
-            <w:r>
-              <w:t xml:space="preserve">Single-cell Li-Ion/Li-Polymer charge controller</w:t>
-            </w:r>
-          </w:p>
-        </w:tc>
-      </w:tr>
-      <w:tr>
-        <w:tc>
-          <w:tcPr/>
-          <w:p>
-            <w:pPr>
-              <w:pStyle w:val="Compact"/>
-              <w:jc w:val="left"/>
-            </w:pPr>
-            <w:r>
-              <w:t xml:space="preserve">XTAL1</w:t>
-            </w:r>
-          </w:p>
-        </w:tc>
-        <w:tc>
-          <w:tcPr/>
-          <w:p>
-            <w:pPr>
-              <w:pStyle w:val="Compact"/>
-              <w:jc w:val="left"/>
-            </w:pPr>
-            <w:r>
-              <w:t xml:space="preserve">XOS20012000LT00351005</w:t>
-            </w:r>
-          </w:p>
-        </w:tc>
-        <w:tc>
-          <w:tcPr/>
-          <w:p>
-            <w:pPr>
-              <w:pStyle w:val="Compact"/>
-              <w:jc w:val="left"/>
-            </w:pPr>
-            <w:r>
-              <w:t xml:space="preserve">12 MHz reference oscillator</w:t>
-            </w:r>
-          </w:p>
-        </w:tc>
-      </w:tr>
-      <w:tr>
-        <w:tc>
-          <w:tcPr/>
-          <w:p>
-            <w:pPr>
-              <w:pStyle w:val="Compact"/>
-              <w:jc w:val="left"/>
-            </w:pPr>
-            <w:r>
-              <w:t xml:space="preserve">MICRO_SD-HOLDER</w:t>
-            </w:r>
-          </w:p>
-        </w:tc>
-        <w:tc>
-          <w:tcPr/>
-          <w:p>
-            <w:pPr>
-              <w:pStyle w:val="Compact"/>
-              <w:jc w:val="left"/>
-            </w:pPr>
-            <w:r>
-              <w:t xml:space="preserve">47309-2651</w:t>
-            </w:r>
-          </w:p>
-        </w:tc>
-        <w:tc>
-          <w:tcPr/>
-          <w:p>
-            <w:pPr>
-              <w:pStyle w:val="Compact"/>
-              <w:jc w:val="left"/>
-            </w:pPr>
-            <w:r>
-              <w:t xml:space="preserve">Removable microSD storage</w:t>
-            </w:r>
-          </w:p>
-        </w:tc>
-      </w:tr>
-      <w:tr>
-        <w:tc>
-          <w:tcPr/>
-          <w:p>
-            <w:pPr>
-              <w:pStyle w:val="Compact"/>
-              <w:jc w:val="left"/>
-            </w:pPr>
-            <w:r>
-              <w:t xml:space="preserve">LED1–LED3</w:t>
-            </w:r>
-          </w:p>
-        </w:tc>
-        <w:tc>
-          <w:tcPr/>
-          <w:p>
-            <w:pPr>
-              <w:pStyle w:val="Compact"/>
-              <w:jc w:val="left"/>
-            </w:pPr>
-            <w:r>
-              <w:t xml:space="preserve">WS2812 1010</w:t>
-            </w:r>
-          </w:p>
-        </w:tc>
-        <w:tc>
-          <w:tcPr/>
-          <w:p>
-            <w:pPr>
-              <w:pStyle w:val="Compact"/>
-              <w:jc w:val="left"/>
-            </w:pPr>
-            <w:r>
-              <w:t xml:space="preserve">Cascaded addressable RGB indicators</w:t>
-            </w:r>
-          </w:p>
-        </w:tc>
-      </w:tr>
-      <w:tr>
-        <w:tc>
-          <w:tcPr/>
-          <w:p>
-            <w:pPr>
-              <w:pStyle w:val="Compact"/>
-              <w:jc w:val="left"/>
-            </w:pPr>
-            <w:r>
-              <w:t xml:space="preserve">J1</w:t>
-            </w:r>
-          </w:p>
-        </w:tc>
-        <w:tc>
-          <w:tcPr/>
-          <w:p>
-            <w:pPr>
-              <w:pStyle w:val="Compact"/>
-              <w:jc w:val="left"/>
-            </w:pPr>
-            <w:r>
-              <w:t xml:space="preserve">HCZZ0032-4</w:t>
-            </w:r>
-          </w:p>
-        </w:tc>
-        <w:tc>
-          <w:tcPr/>
-          <w:p>
-            <w:pPr>
-              <w:pStyle w:val="Compact"/>
-              <w:jc w:val="left"/>
-            </w:pPr>
-            <w:r>
-              <w:t xml:space="preserve">Four-position QWIIC-style I2C connector</w:t>
-            </w:r>
-          </w:p>
-        </w:tc>
-      </w:tr>
-      <w:tr>
-        <w:tc>
-          <w:tcPr/>
-          <w:p>
-            <w:pPr>
-              <w:pStyle w:val="Compact"/>
-              <w:jc w:val="left"/>
-            </w:pPr>
-            <w:r>
-              <w:t xml:space="preserve">J5</w:t>
-            </w:r>
-          </w:p>
-        </w:tc>
-        <w:tc>
-          <w:tcPr/>
-          <w:p>
-            <w:pPr>
-              <w:pStyle w:val="Compact"/>
-              <w:jc w:val="left"/>
-            </w:pPr>
-            <w:r>
-              <w:t xml:space="preserve">FH34SRJ-22S-0.5SH(50)</w:t>
-            </w:r>
-          </w:p>
-        </w:tc>
-        <w:tc>
-          <w:tcPr/>
-          <w:p>
-            <w:pPr>
-              <w:pStyle w:val="Compact"/>
-              <w:jc w:val="left"/>
-            </w:pPr>
-            <w:r>
-              <w:t xml:space="preserve">22-position HSTX FFC/FPC connector</w:t>
-            </w:r>
-          </w:p>
-        </w:tc>
-      </w:tr>
-      <w:tr>
-        <w:tc>
-          <w:tcPr/>
-          <w:p>
-            <w:pPr>
-              <w:pStyle w:val="Compact"/>
-              <w:jc w:val="left"/>
-            </w:pPr>
-            <w:r>
-              <w:t xml:space="preserve">JP1</w:t>
-            </w:r>
-          </w:p>
-        </w:tc>
-        <w:tc>
-          <w:tcPr/>
-          <w:p>
-            <w:pPr>
-              <w:pStyle w:val="Compact"/>
-              <w:jc w:val="left"/>
-            </w:pPr>
-            <w:r>
-              <w:t xml:space="preserve">PH2.0 2P</w:t>
-            </w:r>
-          </w:p>
-        </w:tc>
-        <w:tc>
-          <w:tcPr/>
-          <w:p>
-            <w:pPr>
-              <w:pStyle w:val="Compact"/>
-              <w:jc w:val="left"/>
-            </w:pPr>
-            <w:r>
-              <w:t xml:space="preserve">Two-position battery connection</w:t>
-            </w:r>
-          </w:p>
-        </w:tc>
-      </w:tr>
-    </w:tbl>
-    <w:bookmarkEnd w:id="29"/>
-    <w:bookmarkStart w:id="35" w:name="board-views"/>
+    <w:bookmarkEnd w:id="33"/>
+    <w:bookmarkStart w:id="39" w:name="board-views"/>
     <w:p>
       <w:pPr>
         <w:pStyle w:val="Heading3"/>
@@ -2417,12 +2466,12 @@
           <wp:inline>
             <wp:extent cx="2926080" cy="1620894"/>
             <wp:effectExtent b="0" l="0" r="0" t="0"/>
-            <wp:docPr descr="" title="" id="30" name="Picture"/>
+            <wp:docPr descr="" title="" id="34" name="Picture"/>
             <a:graphic>
               <a:graphicData uri="http://schemas.openxmlformats.org/drawingml/2006/picture">
                 <pic:pic>
                   <pic:nvPicPr>
-                    <pic:cNvPr descr="hardware/resources/unit_top_v_1_3_0_pulsar_rp2350a.png" id="31" name="Picture"/>
+                    <pic:cNvPr descr="hardware/resources/unit_top_v_1_3_0_pulsar_rp2350a.png" id="35" name="Picture"/>
                     <pic:cNvPicPr>
                       <a:picLocks noChangeArrowheads="1" noChangeAspect="1"/>
                     </pic:cNvPicPr>
@@ -2478,18 +2527,18 @@
           <wp:inline>
             <wp:extent cx="2926080" cy="1620894"/>
             <wp:effectExtent b="0" l="0" r="0" t="0"/>
-            <wp:docPr descr="" title="" id="33" name="Picture"/>
+            <wp:docPr descr="" title="" id="37" name="Picture"/>
             <a:graphic>
               <a:graphicData uri="http://schemas.openxmlformats.org/drawingml/2006/picture">
                 <pic:pic>
                   <pic:nvPicPr>
-                    <pic:cNvPr descr="hardware/resources/unit_btm_v_1_3_0_pulsar_rp2350a.png" id="34" name="Picture"/>
+                    <pic:cNvPr descr="hardware/resources/unit_btm_v_1_3_0_pulsar_rp2350a.png" id="38" name="Picture"/>
                     <pic:cNvPicPr>
                       <a:picLocks noChangeArrowheads="1" noChangeAspect="1"/>
                     </pic:cNvPicPr>
                   </pic:nvPicPr>
                   <pic:blipFill>
-                    <a:blip r:embed="rId32"/>
+                    <a:blip r:embed="rId36"/>
                     <a:stretch>
                       <a:fillRect/>
                     </a:stretch>
@@ -2530,8 +2579,8 @@
         <w:t xml:space="preserve">microphone, SWD pads, HSTX connector, and V1.3.0 revision marking.</w:t>
       </w:r>
     </w:p>
-    <w:bookmarkEnd w:id="35"/>
-    <w:bookmarkStart w:id="36" w:name="handling"/>
+    <w:bookmarkEnd w:id="39"/>
+    <w:bookmarkStart w:id="40" w:name="handling"/>
     <w:p>
       <w:pPr>
         <w:pStyle w:val="Heading3"/>
@@ -2570,9 +2619,9 @@
         <w:t xml:space="preserve">the bottom-side battery and microSD areas when the board is energized.</w:t>
       </w:r>
     </w:p>
-    <w:bookmarkEnd w:id="36"/>
-    <w:bookmarkEnd w:id="37"/>
-    <w:bookmarkStart w:id="44" w:name="ratings"/>
+    <w:bookmarkEnd w:id="40"/>
+    <w:bookmarkEnd w:id="41"/>
+    <w:bookmarkStart w:id="48" w:name="ratings"/>
     <w:p>
       <w:pPr>
         <w:pStyle w:val="Heading2"/>
@@ -2611,7 +2660,7 @@
         <w:t xml:space="preserve">complete PULSAR board.</w:t>
       </w:r>
     </w:p>
-    <w:bookmarkStart w:id="38" w:name="recommended-operating-conditions"/>
+    <w:bookmarkStart w:id="42" w:name="recommended-operating-conditions"/>
     <w:p>
       <w:pPr>
         <w:pStyle w:val="Heading3"/>
@@ -3081,8 +3130,8 @@
         </w:tc>
       </w:tr>
     </w:tbl>
-    <w:bookmarkEnd w:id="38"/>
-    <w:bookmarkStart w:id="39" w:name="power-domain-scope"/>
+    <w:bookmarkEnd w:id="42"/>
+    <w:bookmarkStart w:id="43" w:name="power-domain-scope"/>
     <w:p>
       <w:pPr>
         <w:pStyle w:val="Heading3"/>
@@ -3356,8 +3405,8 @@
         <w:t xml:space="preserve">component.</w:t>
       </w:r>
     </w:p>
-    <w:bookmarkEnd w:id="39"/>
-    <w:bookmarkStart w:id="40" w:name="digital-interfaces"/>
+    <w:bookmarkEnd w:id="43"/>
+    <w:bookmarkStart w:id="44" w:name="digital-interfaces"/>
     <w:p>
       <w:pPr>
         <w:pStyle w:val="Heading3"/>
@@ -3710,8 +3759,8 @@
         </w:tc>
       </w:tr>
     </w:tbl>
-    <w:bookmarkEnd w:id="40"/>
-    <w:bookmarkStart w:id="41" w:name="confirmed-component-values"/>
+    <w:bookmarkEnd w:id="44"/>
+    <w:bookmarkStart w:id="45" w:name="confirmed-component-values"/>
     <w:p>
       <w:pPr>
         <w:pStyle w:val="Heading3"/>
@@ -4044,8 +4093,8 @@
         </w:tc>
       </w:tr>
     </w:tbl>
-    <w:bookmarkEnd w:id="41"/>
-    <w:bookmarkStart w:id="42" w:name="unspecified-board-characteristics"/>
+    <w:bookmarkEnd w:id="45"/>
+    <w:bookmarkStart w:id="46" w:name="unspecified-board-characteristics"/>
     <w:p>
       <w:pPr>
         <w:pStyle w:val="Heading3"/>
@@ -4184,8 +4233,8 @@
         <w:t xml:space="preserve">Board-level temperature, humidity, ESD, and thermal performance</w:t>
       </w:r>
     </w:p>
-    <w:bookmarkEnd w:id="42"/>
-    <w:bookmarkStart w:id="43" w:name="electrical-precautions"/>
+    <w:bookmarkEnd w:id="46"/>
+    <w:bookmarkStart w:id="47" w:name="electrical-precautions"/>
     <w:p>
       <w:pPr>
         <w:pStyle w:val="Heading3"/>
@@ -4288,9 +4337,9 @@
         <w:t xml:space="preserve">Remove power before changing FFC/FPC, microSD, or battery connections.</w:t>
       </w:r>
     </w:p>
-    <w:bookmarkEnd w:id="43"/>
-    <w:bookmarkEnd w:id="44"/>
-    <w:bookmarkStart w:id="91" w:name="functional-overview"/>
+    <w:bookmarkEnd w:id="47"/>
+    <w:bookmarkEnd w:id="48"/>
+    <w:bookmarkStart w:id="95" w:name="functional-overview"/>
     <w:p>
       <w:pPr>
         <w:pStyle w:val="Heading2"/>
@@ -4329,7 +4378,7 @@
         <w:t xml:space="preserve">application.</w:t>
       </w:r>
     </w:p>
-    <w:bookmarkStart w:id="48" w:name="block-diagram"/>
+    <w:bookmarkStart w:id="52" w:name="block-diagram"/>
     <w:p>
       <w:pPr>
         <w:pStyle w:val="Heading3"/>
@@ -4351,18 +4400,18 @@
           <wp:inline>
             <wp:extent cx="6108700" cy="4165022"/>
             <wp:effectExtent b="0" l="0" r="0" t="0"/>
-            <wp:docPr descr="" title="" id="46" name="Picture"/>
+            <wp:docPr descr="" title="" id="50" name="Picture"/>
             <a:graphic>
               <a:graphicData uri="http://schemas.openxmlformats.org/drawingml/2006/picture">
                 <pic:pic>
                   <pic:nvPicPr>
-                    <pic:cNvPr descr="hardware/resources/unit_block_v_1_0_0_ue0103_pulsar_rp2350a.jpg" id="47" name="Picture"/>
+                    <pic:cNvPr descr="hardware/resources/unit_block_v_1_0_0_ue0103_pulsar_rp2350a.jpg" id="51" name="Picture"/>
                     <pic:cNvPicPr>
                       <a:picLocks noChangeArrowheads="1" noChangeAspect="1"/>
                     </pic:cNvPicPr>
                   </pic:nvPicPr>
                   <pic:blipFill>
-                    <a:blip r:embed="rId45"/>
+                    <a:blip r:embed="rId49"/>
                     <a:stretch>
                       <a:fillRect/>
                     </a:stretch>
@@ -4421,8 +4470,8 @@
         <w:t xml:space="preserve">LEDs provide high-speed and visual outputs.</w:t>
       </w:r>
     </w:p>
-    <w:bookmarkEnd w:id="48"/>
-    <w:bookmarkStart w:id="49" w:name="board-topology"/>
+    <w:bookmarkEnd w:id="52"/>
+    <w:bookmarkStart w:id="53" w:name="board-topology"/>
     <w:p>
       <w:pPr>
         <w:pStyle w:val="Heading3"/>
@@ -4763,8 +4812,8 @@
         <w:t xml:space="preserve">ownership must be decided before enabling high-speed video.</w:t>
       </w:r>
     </w:p>
-    <w:bookmarkEnd w:id="49"/>
-    <w:bookmarkStart w:id="53" w:name="processor"/>
+    <w:bookmarkEnd w:id="53"/>
+    <w:bookmarkStart w:id="57" w:name="processor"/>
     <w:p>
       <w:pPr>
         <w:pStyle w:val="Heading3"/>
@@ -4818,18 +4867,18 @@
           <wp:inline>
             <wp:extent cx="3200400" cy="3200400"/>
             <wp:effectExtent b="0" l="0" r="0" t="0"/>
-            <wp:docPr descr="Raspberry Pi RP2350A QFN-60 microcontroller" title="" id="51" name="Picture"/>
+            <wp:docPr descr="Raspberry Pi RP2350A QFN-60 microcontroller" title="" id="55" name="Picture"/>
             <a:graphic>
               <a:graphicData uri="http://schemas.openxmlformats.org/drawingml/2006/picture">
                 <pic:pic>
                   <pic:nvPicPr>
-                    <pic:cNvPr descr="hardware/resources/unit_rp2350a_qfn60_package_pulsar_rp2350.jpg" id="52" name="Picture"/>
+                    <pic:cNvPr descr="hardware/resources/unit_rp2350a_qfn60_package_pulsar_rp2350.jpg" id="56" name="Picture"/>
                     <pic:cNvPicPr>
                       <a:picLocks noChangeArrowheads="1" noChangeAspect="1"/>
                     </pic:cNvPicPr>
                   </pic:nvPicPr>
                   <pic:blipFill>
-                    <a:blip r:embed="rId50"/>
+                    <a:blip r:embed="rId54"/>
                     <a:stretch>
                       <a:fillRect/>
                     </a:stretch>
@@ -4922,8 +4971,8 @@
         <w:t xml:space="preserve">to shared buffers and peripherals.</w:t>
       </w:r>
     </w:p>
-    <w:bookmarkEnd w:id="53"/>
-    <w:bookmarkStart w:id="57" w:name="memory-architecture-flash-and-psram"/>
+    <w:bookmarkEnd w:id="57"/>
+    <w:bookmarkStart w:id="61" w:name="memory-architecture-flash-and-psram"/>
     <w:p>
       <w:pPr>
         <w:pStyle w:val="Heading3"/>
@@ -5039,18 +5088,18 @@
           <wp:inline>
             <wp:extent cx="4754880" cy="2675028"/>
             <wp:effectExtent b="0" l="0" r="0" t="0"/>
-            <wp:docPr descr="External PSRAM location" title="" id="55" name="Picture"/>
+            <wp:docPr descr="External PSRAM location" title="" id="59" name="Picture"/>
             <a:graphic>
               <a:graphicData uri="http://schemas.openxmlformats.org/drawingml/2006/picture">
                 <pic:pic>
                   <pic:nvPicPr>
-                    <pic:cNvPr descr="hardware/resources/unit_wiki_psram_pulsar_rp2350.png" id="56" name="Picture"/>
+                    <pic:cNvPr descr="hardware/resources/unit_wiki_psram_pulsar_rp2350.png" id="60" name="Picture"/>
                     <pic:cNvPicPr>
                       <a:picLocks noChangeArrowheads="1" noChangeAspect="1"/>
                     </pic:cNvPicPr>
                   </pic:nvPicPr>
                   <pic:blipFill>
-                    <a:blip r:embed="rId54"/>
+                    <a:blip r:embed="rId58"/>
                     <a:stretch>
                       <a:fillRect/>
                     </a:stretch>
@@ -5117,8 +5166,8 @@
         <w:t xml:space="preserve">free after global/static allocations.</w:t>
       </w:r>
     </w:p>
-    <w:bookmarkEnd w:id="57"/>
-    <w:bookmarkStart w:id="64" w:name="hstx-video-output"/>
+    <w:bookmarkEnd w:id="61"/>
+    <w:bookmarkStart w:id="68" w:name="hstx-video-output"/>
     <w:p>
       <w:pPr>
         <w:pStyle w:val="Heading3"/>
@@ -5160,18 +5209,18 @@
           <wp:inline>
             <wp:extent cx="5669280" cy="2148917"/>
             <wp:effectExtent b="0" l="0" r="0" t="0"/>
-            <wp:docPr descr="HSTX connector location" title="" id="59" name="Picture"/>
+            <wp:docPr descr="HSTX connector location" title="" id="63" name="Picture"/>
             <a:graphic>
               <a:graphicData uri="http://schemas.openxmlformats.org/drawingml/2006/picture">
                 <pic:pic>
                   <pic:nvPicPr>
-                    <pic:cNvPr descr="hardware/resources/unit_wiki_hstx_pulsar_rp2350.png" id="60" name="Picture"/>
+                    <pic:cNvPr descr="hardware/resources/unit_wiki_hstx_pulsar_rp2350.png" id="64" name="Picture"/>
                     <pic:cNvPicPr>
                       <a:picLocks noChangeArrowheads="1" noChangeAspect="1"/>
                     </pic:cNvPicPr>
                   </pic:nvPicPr>
                   <pic:blipFill>
-                    <a:blip r:embed="rId58"/>
+                    <a:blip r:embed="rId62"/>
                     <a:stretch>
                       <a:fillRect/>
                     </a:stretch>
@@ -5508,18 +5557,18 @@
           <wp:inline>
             <wp:extent cx="1920240" cy="2349982"/>
             <wp:effectExtent b="0" l="0" r="0" t="0"/>
-            <wp:docPr descr="UDVI HSTX library in Arduino Library Manager" title="" id="62" name="Picture"/>
+            <wp:docPr descr="UDVI HSTX library in Arduino Library Manager" title="" id="66" name="Picture"/>
             <a:graphic>
               <a:graphicData uri="http://schemas.openxmlformats.org/drawingml/2006/picture">
                 <pic:pic>
                   <pic:nvPicPr>
-                    <pic:cNvPr descr="hardware/resources/unit_wiki_udvi_library_pulsar_rp2350.png" id="63" name="Picture"/>
+                    <pic:cNvPr descr="hardware/resources/unit_wiki_udvi_library_pulsar_rp2350.png" id="67" name="Picture"/>
                     <pic:cNvPicPr>
                       <a:picLocks noChangeArrowheads="1" noChangeAspect="1"/>
                     </pic:cNvPicPr>
                   </pic:nvPicPr>
                   <pic:blipFill>
-                    <a:blip r:embed="rId61"/>
+                    <a:blip r:embed="rId65"/>
                     <a:stretch>
                       <a:fillRect/>
                     </a:stretch>
@@ -5574,8 +5623,8 @@
         <w:t xml:space="preserve">adapters must match the connector contact order and differential-pair routing.</w:t>
       </w:r>
     </w:p>
-    <w:bookmarkEnd w:id="64"/>
-    <w:bookmarkStart w:id="68" w:name="microsd-card-socket"/>
+    <w:bookmarkEnd w:id="68"/>
+    <w:bookmarkStart w:id="72" w:name="microsd-card-socket"/>
     <w:p>
       <w:pPr>
         <w:pStyle w:val="Heading3"/>
@@ -5605,18 +5654,18 @@
           <wp:inline>
             <wp:extent cx="4754880" cy="2358215"/>
             <wp:effectExtent b="0" l="0" r="0" t="0"/>
-            <wp:docPr descr="microSD socket location" title="" id="66" name="Picture"/>
+            <wp:docPr descr="microSD socket location" title="" id="70" name="Picture"/>
             <a:graphic>
               <a:graphicData uri="http://schemas.openxmlformats.org/drawingml/2006/picture">
                 <pic:pic>
                   <pic:nvPicPr>
-                    <pic:cNvPr descr="hardware/resources/unit_wiki_microsd_pulsar_rp2350.png" id="67" name="Picture"/>
+                    <pic:cNvPr descr="hardware/resources/unit_wiki_microsd_pulsar_rp2350.png" id="71" name="Picture"/>
                     <pic:cNvPicPr>
                       <a:picLocks noChangeArrowheads="1" noChangeAspect="1"/>
                     </pic:cNvPicPr>
                   </pic:nvPicPr>
                   <pic:blipFill>
-                    <a:blip r:embed="rId65"/>
+                    <a:blip r:embed="rId69"/>
                     <a:stretch>
                       <a:fillRect/>
                     </a:stretch>
@@ -6021,8 +6070,8 @@
         <w:t xml:space="preserve">wiki workflow uses FAT32 for initial validation.</w:t>
       </w:r>
     </w:p>
-    <w:bookmarkEnd w:id="68"/>
-    <w:bookmarkStart w:id="75" w:name="led-indicators"/>
+    <w:bookmarkEnd w:id="72"/>
+    <w:bookmarkStart w:id="79" w:name="led-indicators"/>
     <w:p>
       <w:pPr>
         <w:pStyle w:val="Heading3"/>
@@ -6064,18 +6113,18 @@
           <wp:inline>
             <wp:extent cx="5303520" cy="2303988"/>
             <wp:effectExtent b="0" l="0" r="0" t="0"/>
-            <wp:docPr descr="WS2812 RGB LED locations" title="" id="70" name="Picture"/>
+            <wp:docPr descr="WS2812 RGB LED locations" title="" id="74" name="Picture"/>
             <a:graphic>
               <a:graphicData uri="http://schemas.openxmlformats.org/drawingml/2006/picture">
                 <pic:pic>
                   <pic:nvPicPr>
-                    <pic:cNvPr descr="hardware/resources/unit_wiki_ws2812_pulsar_rp2350.png" id="71" name="Picture"/>
+                    <pic:cNvPr descr="hardware/resources/unit_wiki_ws2812_pulsar_rp2350.png" id="75" name="Picture"/>
                     <pic:cNvPicPr>
                       <a:picLocks noChangeArrowheads="1" noChangeAspect="1"/>
                     </pic:cNvPicPr>
                   </pic:nvPicPr>
                   <pic:blipFill>
-                    <a:blip r:embed="rId69"/>
+                    <a:blip r:embed="rId73"/>
                     <a:stretch>
                       <a:fillRect/>
                     </a:stretch>
@@ -6175,18 +6224,18 @@
           <wp:inline>
             <wp:extent cx="4754880" cy="2177204"/>
             <wp:effectExtent b="0" l="0" r="0" t="0"/>
-            <wp:docPr descr="Built-in user LED location" title="" id="73" name="Picture"/>
+            <wp:docPr descr="Built-in user LED location" title="" id="77" name="Picture"/>
             <a:graphic>
               <a:graphicData uri="http://schemas.openxmlformats.org/drawingml/2006/picture">
                 <pic:pic>
                   <pic:nvPicPr>
-                    <pic:cNvPr descr="hardware/resources/unit_wiki_led_builtin_pulsar_rp2350.png" id="74" name="Picture"/>
+                    <pic:cNvPr descr="hardware/resources/unit_wiki_led_builtin_pulsar_rp2350.png" id="78" name="Picture"/>
                     <pic:cNvPicPr>
                       <a:picLocks noChangeArrowheads="1" noChangeAspect="1"/>
                     </pic:cNvPicPr>
                   </pic:nvPicPr>
                   <pic:blipFill>
-                    <a:blip r:embed="rId72"/>
+                    <a:blip r:embed="rId76"/>
                     <a:stretch>
                       <a:fillRect/>
                     </a:stretch>
@@ -6235,8 +6284,8 @@
         <w:t xml:space="preserve">rise matters. Updating the RGB chain is independent from HSTX video output.</w:t>
       </w:r>
     </w:p>
-    <w:bookmarkEnd w:id="75"/>
-    <w:bookmarkStart w:id="76" w:name="Xf0ddbff40672dd96bccce33734ac57e6208d3ad"/>
+    <w:bookmarkEnd w:id="79"/>
+    <w:bookmarkStart w:id="80" w:name="Xf0ddbff40672dd96bccce33734ac57e6208d3ad"/>
     <w:p>
       <w:pPr>
         <w:pStyle w:val="Heading3"/>
@@ -6387,8 +6436,8 @@
         <w:t xml:space="preserve">the schematic and module specifications.</w:t>
       </w:r>
     </w:p>
-    <w:bookmarkEnd w:id="76"/>
-    <w:bookmarkStart w:id="80" w:name="power-tree"/>
+    <w:bookmarkEnd w:id="80"/>
+    <w:bookmarkStart w:id="84" w:name="power-tree"/>
     <w:p>
       <w:pPr>
         <w:pStyle w:val="Heading3"/>
@@ -6410,18 +6459,18 @@
           <wp:inline>
             <wp:extent cx="6108700" cy="4165022"/>
             <wp:effectExtent b="0" l="0" r="0" t="0"/>
-            <wp:docPr descr="" title="" id="78" name="Picture"/>
+            <wp:docPr descr="" title="" id="82" name="Picture"/>
             <a:graphic>
               <a:graphicData uri="http://schemas.openxmlformats.org/drawingml/2006/picture">
                 <pic:pic>
                   <pic:nvPicPr>
-                    <pic:cNvPr descr="hardware/resources/unit_power_tree_v_1_0_0_ue0103_pulsar_rp2350a.jpg" id="79" name="Picture"/>
+                    <pic:cNvPr descr="hardware/resources/unit_power_tree_v_1_0_0_ue0103_pulsar_rp2350a.jpg" id="83" name="Picture"/>
                     <pic:cNvPicPr>
                       <a:picLocks noChangeArrowheads="1" noChangeAspect="1"/>
                     </pic:cNvPicPr>
                   </pic:nvPicPr>
                   <pic:blipFill>
-                    <a:blip r:embed="rId77"/>
+                    <a:blip r:embed="rId81"/>
                     <a:stretch>
                       <a:fillRect/>
                     </a:stretch>
@@ -6512,8 +6561,8 @@
         <w:t xml:space="preserve">specified at module level.</w:t>
       </w:r>
     </w:p>
-    <w:bookmarkEnd w:id="80"/>
-    <w:bookmarkStart w:id="81" w:name="bmi270-motion-sensor"/>
+    <w:bookmarkEnd w:id="84"/>
+    <w:bookmarkStart w:id="85" w:name="bmi270-motion-sensor"/>
     <w:p>
       <w:pPr>
         <w:pStyle w:val="Heading3"/>
@@ -6596,8 +6645,8 @@
         <w:t xml:space="preserve">configured through the BMI270 driver and are not fixed by the PCB.</w:t>
       </w:r>
     </w:p>
-    <w:bookmarkEnd w:id="81"/>
-    <w:bookmarkStart w:id="85" w:name="pdm-microphone"/>
+    <w:bookmarkEnd w:id="85"/>
+    <w:bookmarkStart w:id="89" w:name="pdm-microphone"/>
     <w:p>
       <w:pPr>
         <w:pStyle w:val="Heading3"/>
@@ -6645,18 +6694,18 @@
           <wp:inline>
             <wp:extent cx="5029200" cy="2455860"/>
             <wp:effectExtent b="0" l="0" r="0" t="0"/>
-            <wp:docPr descr="PDM microphone location" title="" id="83" name="Picture"/>
+            <wp:docPr descr="PDM microphone location" title="" id="87" name="Picture"/>
             <a:graphic>
               <a:graphicData uri="http://schemas.openxmlformats.org/drawingml/2006/picture">
                 <pic:pic>
                   <pic:nvPicPr>
-                    <pic:cNvPr descr="hardware/resources/unit_wiki_pdm_pulsar_rp2350.png" id="84" name="Picture"/>
+                    <pic:cNvPr descr="hardware/resources/unit_wiki_pdm_pulsar_rp2350.png" id="88" name="Picture"/>
                     <pic:cNvPicPr>
                       <a:picLocks noChangeArrowheads="1" noChangeAspect="1"/>
                     </pic:cNvPicPr>
                   </pic:nvPicPr>
                   <pic:blipFill>
-                    <a:blip r:embed="rId82"/>
+                    <a:blip r:embed="rId86"/>
                     <a:stretch>
                       <a:fillRect/>
                     </a:stretch>
@@ -6717,8 +6766,8 @@
         <w:t xml:space="preserve">acoustic implementation and are not specified at module level.</w:t>
       </w:r>
     </w:p>
-    <w:bookmarkEnd w:id="85"/>
-    <w:bookmarkStart w:id="89" w:name="i2c-and-qwiic-expansion"/>
+    <w:bookmarkEnd w:id="89"/>
+    <w:bookmarkStart w:id="93" w:name="i2c-and-qwiic-expansion"/>
     <w:p>
       <w:pPr>
         <w:pStyle w:val="Heading3"/>
@@ -6784,18 +6833,18 @@
           <wp:inline>
             <wp:extent cx="5669280" cy="3127333"/>
             <wp:effectExtent b="0" l="0" r="0" t="0"/>
-            <wp:docPr descr="I2C and QWIIC connections" title="" id="87" name="Picture"/>
+            <wp:docPr descr="I2C and QWIIC connections" title="" id="91" name="Picture"/>
             <a:graphic>
               <a:graphicData uri="http://schemas.openxmlformats.org/drawingml/2006/picture">
                 <pic:pic>
                   <pic:nvPicPr>
-                    <pic:cNvPr descr="hardware/resources/unit_wiki_i2c_pulsar_rp2350.png" id="88" name="Picture"/>
+                    <pic:cNvPr descr="hardware/resources/unit_wiki_i2c_pulsar_rp2350.png" id="92" name="Picture"/>
                     <pic:cNvPicPr>
                       <a:picLocks noChangeArrowheads="1" noChangeAspect="1"/>
                     </pic:cNvPicPr>
                   </pic:nvPicPr>
                   <pic:blipFill>
-                    <a:blip r:embed="rId86"/>
+                    <a:blip r:embed="rId90"/>
                     <a:stretch>
                       <a:fillRect/>
                     </a:stretch>
@@ -6862,8 +6911,8 @@
         <w:t xml:space="preserve">when attaching multiple devices.</w:t>
       </w:r>
     </w:p>
-    <w:bookmarkEnd w:id="89"/>
-    <w:bookmarkStart w:id="90" w:name="combined-system-operation"/>
+    <w:bookmarkEnd w:id="93"/>
+    <w:bookmarkStart w:id="94" w:name="combined-system-operation"/>
     <w:p>
       <w:pPr>
         <w:pStyle w:val="Heading3"/>
@@ -6934,9 +6983,9 @@
         <w:t xml:space="preserve">separately before the combined application.</w:t>
       </w:r>
     </w:p>
-    <w:bookmarkEnd w:id="90"/>
-    <w:bookmarkEnd w:id="91"/>
-    <w:bookmarkStart w:id="100" w:name="connectors-pinouts"/>
+    <w:bookmarkEnd w:id="94"/>
+    <w:bookmarkEnd w:id="95"/>
+    <w:bookmarkStart w:id="104" w:name="connectors-pinouts"/>
     <w:p>
       <w:pPr>
         <w:pStyle w:val="Heading2"/>
@@ -6963,7 +7012,7 @@
         <w:t xml:space="preserve">framework aliases depend on the selected board definition.</w:t>
       </w:r>
     </w:p>
-    <w:bookmarkStart w:id="92" w:name="general-pinout"/>
+    <w:bookmarkStart w:id="96" w:name="general-pinout"/>
     <w:p>
       <w:pPr>
         <w:pStyle w:val="Heading3"/>
@@ -8431,8 +8480,8 @@
         <w:t xml:space="preserve">unreleased input or load limits.</w:t>
       </w:r>
     </w:p>
-    <w:bookmarkEnd w:id="92"/>
-    <w:bookmarkStart w:id="93" w:name="arduino-nano-pinout-compatibility"/>
+    <w:bookmarkEnd w:id="96"/>
+    <w:bookmarkStart w:id="97" w:name="arduino-nano-pinout-compatibility"/>
     <w:p>
       <w:pPr>
         <w:pStyle w:val="Heading3"/>
@@ -8637,8 +8686,8 @@
         <w:t xml:space="preserve">reset, analog, and digital position and verify bottom-side clearance.</w:t>
       </w:r>
     </w:p>
-    <w:bookmarkEnd w:id="93"/>
-    <w:bookmarkStart w:id="94" w:name="qwiic-connector"/>
+    <w:bookmarkEnd w:id="97"/>
+    <w:bookmarkStart w:id="98" w:name="qwiic-connector"/>
     <w:p>
       <w:pPr>
         <w:pStyle w:val="Heading3"/>
@@ -8885,8 +8934,8 @@
         <w:t xml:space="preserve">orientation against controlled connector data when producing a harness.</w:t>
       </w:r>
     </w:p>
-    <w:bookmarkEnd w:id="94"/>
-    <w:bookmarkStart w:id="95" w:name="microsd-connector"/>
+    <w:bookmarkEnd w:id="98"/>
+    <w:bookmarkStart w:id="99" w:name="microsd-connector"/>
     <w:p>
       <w:pPr>
         <w:pStyle w:val="Heading3"/>
@@ -9327,8 +9376,8 @@
         <w:t xml:space="preserve">must flush and close files before power removal.</w:t>
       </w:r>
     </w:p>
-    <w:bookmarkEnd w:id="95"/>
-    <w:bookmarkStart w:id="96" w:name="battery-connections"/>
+    <w:bookmarkEnd w:id="99"/>
+    <w:bookmarkStart w:id="100" w:name="battery-connections"/>
     <w:p>
       <w:pPr>
         <w:pStyle w:val="Heading3"/>
@@ -9408,8 +9457,8 @@
         <w:t xml:space="preserve">unsupported chemistry can damage the board or cell.</w:t>
       </w:r>
     </w:p>
-    <w:bookmarkEnd w:id="96"/>
-    <w:bookmarkStart w:id="97" w:name="hstx-22-pin-connector"/>
+    <w:bookmarkEnd w:id="100"/>
+    <w:bookmarkStart w:id="101" w:name="hstx-22-pin-connector"/>
     <w:p>
       <w:pPr>
         <w:pStyle w:val="Heading3"/>
@@ -9468,8 +9517,8 @@
         <w:t xml:space="preserve">1 from an unannotated photograph.</w:t>
       </w:r>
     </w:p>
-    <w:bookmarkEnd w:id="97"/>
-    <w:bookmarkStart w:id="98" w:name="usb-c-boot-and-reset"/>
+    <w:bookmarkEnd w:id="101"/>
+    <w:bookmarkStart w:id="102" w:name="usb-c-boot-and-reset"/>
     <w:p>
       <w:pPr>
         <w:pStyle w:val="Heading3"/>
@@ -9528,8 +9577,8 @@
         <w:t xml:space="preserve">BOOT while resetting or connecting USB, then release BOOT after enumeration.</w:t>
       </w:r>
     </w:p>
-    <w:bookmarkEnd w:id="98"/>
-    <w:bookmarkStart w:id="99" w:name="swd-and-test-pads"/>
+    <w:bookmarkEnd w:id="102"/>
+    <w:bookmarkStart w:id="103" w:name="swd-and-test-pads"/>
     <w:p>
       <w:pPr>
         <w:pStyle w:val="Heading3"/>
@@ -9606,9 +9655,9 @@
         <w:t xml:space="preserve">probe is explicitly rated and the board power path permits it.</w:t>
       </w:r>
     </w:p>
-    <w:bookmarkEnd w:id="99"/>
-    <w:bookmarkEnd w:id="100"/>
-    <w:bookmarkStart w:id="110" w:name="board-operation"/>
+    <w:bookmarkEnd w:id="103"/>
+    <w:bookmarkEnd w:id="104"/>
+    <w:bookmarkStart w:id="114" w:name="board-operation"/>
     <w:p>
       <w:pPr>
         <w:pStyle w:val="Heading2"/>
@@ -9647,7 +9696,7 @@
         <w:t xml:space="preserve">.</w:t>
       </w:r>
     </w:p>
-    <w:bookmarkStart w:id="101" w:name="getting-started-with-arduino-ide"/>
+    <w:bookmarkStart w:id="105" w:name="getting-started-with-arduino-ide"/>
     <w:p>
       <w:pPr>
         <w:pStyle w:val="Heading3"/>
@@ -9814,8 +9863,8 @@
         <w:t xml:space="preserve">hardware and selected configuration.</w:t>
       </w:r>
     </w:p>
-    <w:bookmarkEnd w:id="101"/>
-    <w:bookmarkStart w:id="102" w:name="first-power-up-and-inspection"/>
+    <w:bookmarkEnd w:id="105"/>
+    <w:bookmarkStart w:id="106" w:name="first-power-up-and-inspection"/>
     <w:p>
       <w:pPr>
         <w:pStyle w:val="Heading3"/>
@@ -9880,8 +9929,8 @@
         <w:t xml:space="preserve">of unexpected heating, then establish USB enumeration and upload behavior.</w:t>
       </w:r>
     </w:p>
-    <w:bookmarkEnd w:id="102"/>
-    <w:bookmarkStart w:id="103" w:name="boot-and-reset-workflow"/>
+    <w:bookmarkEnd w:id="106"/>
+    <w:bookmarkStart w:id="107" w:name="boot-and-reset-workflow"/>
     <w:p>
       <w:pPr>
         <w:pStyle w:val="Heading3"/>
@@ -9994,8 +10043,8 @@
         <w:t xml:space="preserve">whose USB application does not enumerate.</w:t>
       </w:r>
     </w:p>
-    <w:bookmarkEnd w:id="103"/>
-    <w:bookmarkStart w:id="104" w:name="recommended-bring-up-sequence"/>
+    <w:bookmarkEnd w:id="107"/>
+    <w:bookmarkStart w:id="108" w:name="recommended-bring-up-sequence"/>
     <w:p>
       <w:pPr>
         <w:pStyle w:val="Heading3"/>
@@ -10494,8 +10543,8 @@
         <w:t xml:space="preserve">errors easier to isolate.</w:t>
       </w:r>
     </w:p>
-    <w:bookmarkEnd w:id="104"/>
-    <w:bookmarkStart w:id="105" w:name="c-example-collection"/>
+    <w:bookmarkEnd w:id="108"/>
+    <w:bookmarkStart w:id="109" w:name="c-example-collection"/>
     <w:p>
       <w:pPr>
         <w:pStyle w:val="Heading3"/>
@@ -11001,8 +11050,8 @@
         <w:t xml:space="preserve">.</w:t>
       </w:r>
     </w:p>
-    <w:bookmarkEnd w:id="105"/>
-    <w:bookmarkStart w:id="106" w:name="memory-planning"/>
+    <w:bookmarkEnd w:id="109"/>
+    <w:bookmarkStart w:id="110" w:name="memory-planning"/>
     <w:p>
       <w:pPr>
         <w:pStyle w:val="Heading3"/>
@@ -11061,8 +11110,8 @@
         <w:t xml:space="preserve">a documented memory budget.</w:t>
       </w:r>
     </w:p>
-    <w:bookmarkEnd w:id="106"/>
-    <w:bookmarkStart w:id="107" w:name="storage-operation"/>
+    <w:bookmarkEnd w:id="110"/>
+    <w:bookmarkStart w:id="111" w:name="storage-operation"/>
     <w:p>
       <w:pPr>
         <w:pStyle w:val="Heading3"/>
@@ -11130,8 +11179,8 @@
         <w:t xml:space="preserve">rather than performing filesystem operations from an interrupt handler.</w:t>
       </w:r>
     </w:p>
-    <w:bookmarkEnd w:id="107"/>
-    <w:bookmarkStart w:id="108" w:name="video-sensor-and-audio-coexistence"/>
+    <w:bookmarkEnd w:id="111"/>
+    <w:bookmarkStart w:id="112" w:name="video-sensor-and-audio-coexistence"/>
     <w:p>
       <w:pPr>
         <w:pStyle w:val="Heading3"/>
@@ -11190,8 +11239,8 @@
         <w:t xml:space="preserve">information over USB serial or RGB status rather than failing silently.</w:t>
       </w:r>
     </w:p>
-    <w:bookmarkEnd w:id="108"/>
-    <w:bookmarkStart w:id="109" w:name="troubleshooting-guide"/>
+    <w:bookmarkEnd w:id="112"/>
+    <w:bookmarkStart w:id="113" w:name="troubleshooting-guide"/>
     <w:p>
       <w:pPr>
         <w:pStyle w:val="Heading3"/>
@@ -11467,9 +11516,9 @@
         <w:t xml:space="preserve">compiler output, power source, and reproduction steps for every bring-up issue.</w:t>
       </w:r>
     </w:p>
-    <w:bookmarkEnd w:id="109"/>
-    <w:bookmarkEnd w:id="110"/>
-    <w:bookmarkStart w:id="118" w:name="mechanical-information"/>
+    <w:bookmarkEnd w:id="113"/>
+    <w:bookmarkEnd w:id="114"/>
+    <w:bookmarkStart w:id="122" w:name="mechanical-information"/>
     <w:p>
       <w:pPr>
         <w:pStyle w:val="Heading2"/>
@@ -11502,7 +11551,7 @@
         <w:t xml:space="preserve">connector at the opposite end.</w:t>
       </w:r>
     </w:p>
-    <w:bookmarkStart w:id="113" w:name="component-side-envelope"/>
+    <w:bookmarkStart w:id="117" w:name="component-side-envelope"/>
     <w:p>
       <w:pPr>
         <w:pStyle w:val="Heading3"/>
@@ -11524,12 +11573,12 @@
           <wp:inline>
             <wp:extent cx="3108960" cy="1722200"/>
             <wp:effectExtent b="0" l="0" r="0" t="0"/>
-            <wp:docPr descr="" title="" id="111" name="Picture"/>
+            <wp:docPr descr="" title="" id="115" name="Picture"/>
             <a:graphic>
               <a:graphicData uri="http://schemas.openxmlformats.org/drawingml/2006/picture">
                 <pic:pic>
                   <pic:nvPicPr>
-                    <pic:cNvPr descr="hardware/resources/unit_top_v_1_3_0_pulsar_rp2350a.png" id="112" name="Picture"/>
+                    <pic:cNvPr descr="hardware/resources/unit_top_v_1_3_0_pulsar_rp2350a.png" id="116" name="Picture"/>
                     <pic:cNvPicPr>
                       <a:picLocks noChangeArrowheads="1" noChangeAspect="1"/>
                     </pic:cNvPicPr>
@@ -11582,8 +11631,8 @@
         <w:t xml:space="preserve">headers, carrier sockets, or direct soldering.</w:t>
       </w:r>
     </w:p>
-    <w:bookmarkEnd w:id="113"/>
-    <w:bookmarkStart w:id="116" w:name="bottom-side-envelope"/>
+    <w:bookmarkEnd w:id="117"/>
+    <w:bookmarkStart w:id="120" w:name="bottom-side-envelope"/>
     <w:p>
       <w:pPr>
         <w:pStyle w:val="Heading3"/>
@@ -11605,18 +11654,18 @@
           <wp:inline>
             <wp:extent cx="3108960" cy="1722200"/>
             <wp:effectExtent b="0" l="0" r="0" t="0"/>
-            <wp:docPr descr="" title="" id="114" name="Picture"/>
+            <wp:docPr descr="" title="" id="118" name="Picture"/>
             <a:graphic>
               <a:graphicData uri="http://schemas.openxmlformats.org/drawingml/2006/picture">
                 <pic:pic>
                   <pic:nvPicPr>
-                    <pic:cNvPr descr="hardware/resources/unit_btm_v_1_3_0_pulsar_rp2350a.png" id="115" name="Picture"/>
+                    <pic:cNvPr descr="hardware/resources/unit_btm_v_1_3_0_pulsar_rp2350a.png" id="119" name="Picture"/>
                     <pic:cNvPicPr>
                       <a:picLocks noChangeArrowheads="1" noChangeAspect="1"/>
                     </pic:cNvPicPr>
                   </pic:nvPicPr>
                   <pic:blipFill>
-                    <a:blip r:embed="rId32"/>
+                    <a:blip r:embed="rId36"/>
                     <a:stretch>
                       <a:fillRect/>
                     </a:stretch>
@@ -11663,8 +11712,8 @@
         <w:t xml:space="preserve">port or prevent card and flex-cable insertion.</w:t>
       </w:r>
     </w:p>
-    <w:bookmarkEnd w:id="116"/>
-    <w:bookmarkStart w:id="117" w:name="mechanical-data-not-specified"/>
+    <w:bookmarkEnd w:id="120"/>
+    <w:bookmarkStart w:id="121" w:name="mechanical-data-not-specified"/>
     <w:p>
       <w:pPr>
         <w:pStyle w:val="Heading3"/>
@@ -11795,9 +11844,9 @@
         <w:t xml:space="preserve">insertion/removal paths for card, battery plug, and FFC/FPC cable.</w:t>
       </w:r>
     </w:p>
-    <w:bookmarkEnd w:id="117"/>
-    <w:bookmarkEnd w:id="118"/>
-    <w:bookmarkStart w:id="120" w:name="company-information"/>
+    <w:bookmarkEnd w:id="121"/>
+    <w:bookmarkEnd w:id="122"/>
+    <w:bookmarkStart w:id="124" w:name="company-information"/>
     <w:p>
       <w:pPr>
         <w:pStyle w:val="Heading2"/>
@@ -11896,7 +11945,7 @@
               <w:pStyle w:val="Compact"/>
               <w:jc w:val="left"/>
             </w:pPr>
-            <w:hyperlink r:id="rId119">
+            <w:hyperlink r:id="rId123">
               <w:r>
                 <w:rPr>
                   <w:rStyle w:val="Hyperlink"/>
@@ -11948,8 +11997,8 @@
         <w:t xml:space="preserve">hardware, software, and reference documentation.</w:t>
       </w:r>
     </w:p>
-    <w:bookmarkEnd w:id="120"/>
-    <w:bookmarkStart w:id="128" w:name="reference-documentation"/>
+    <w:bookmarkEnd w:id="124"/>
+    <w:bookmarkStart w:id="132" w:name="reference-documentation"/>
     <w:p>
       <w:pPr>
         <w:pStyle w:val="Heading2"/>
@@ -12022,7 +12071,7 @@
               <w:pStyle w:val="Compact"/>
               <w:jc w:val="left"/>
             </w:pPr>
-            <w:hyperlink r:id="rId121">
+            <w:hyperlink r:id="rId125">
               <w:r>
                 <w:rPr>
                   <w:rStyle w:val="Hyperlink"/>
@@ -12053,7 +12102,7 @@
               <w:pStyle w:val="Compact"/>
               <w:jc w:val="left"/>
             </w:pPr>
-            <w:hyperlink r:id="rId122">
+            <w:hyperlink r:id="rId126">
               <w:r>
                 <w:rPr>
                   <w:rStyle w:val="Hyperlink"/>
@@ -12084,7 +12133,7 @@
               <w:pStyle w:val="Compact"/>
               <w:jc w:val="left"/>
             </w:pPr>
-            <w:hyperlink r:id="rId123">
+            <w:hyperlink r:id="rId127">
               <w:r>
                 <w:rPr>
                   <w:rStyle w:val="Hyperlink"/>
@@ -12115,7 +12164,7 @@
               <w:pStyle w:val="Compact"/>
               <w:jc w:val="left"/>
             </w:pPr>
-            <w:hyperlink r:id="rId124">
+            <w:hyperlink r:id="rId128">
               <w:r>
                 <w:rPr>
                   <w:rStyle w:val="Hyperlink"/>
@@ -12146,7 +12195,7 @@
               <w:pStyle w:val="Compact"/>
               <w:jc w:val="left"/>
             </w:pPr>
-            <w:hyperlink r:id="rId125">
+            <w:hyperlink r:id="rId129">
               <w:r>
                 <w:rPr>
                   <w:rStyle w:val="Hyperlink"/>
@@ -12177,7 +12226,7 @@
               <w:pStyle w:val="Compact"/>
               <w:jc w:val="left"/>
             </w:pPr>
-            <w:hyperlink r:id="rId126">
+            <w:hyperlink r:id="rId130">
               <w:r>
                 <w:rPr>
                   <w:rStyle w:val="Hyperlink"/>
@@ -12208,7 +12257,7 @@
               <w:pStyle w:val="Compact"/>
               <w:jc w:val="left"/>
             </w:pPr>
-            <w:hyperlink r:id="rId127">
+            <w:hyperlink r:id="rId131">
               <w:r>
                 <w:rPr>
                   <w:rStyle w:val="Hyperlink"/>
@@ -12246,8 +12295,8 @@
         <w:t xml:space="preserve">ESP32-H2 rather than this RP2350A board.</w:t>
       </w:r>
     </w:p>
-    <w:bookmarkEnd w:id="128"/>
-    <w:bookmarkStart w:id="146" w:name="appendix"/>
+    <w:bookmarkEnd w:id="132"/>
+    <w:bookmarkStart w:id="150" w:name="appendix"/>
     <w:p>
       <w:pPr>
         <w:pStyle w:val="Heading2"/>
@@ -12260,7 +12309,7 @@
         <w:t xml:space="preserve">9 Appendix</w:t>
       </w:r>
     </w:p>
-    <w:bookmarkStart w:id="141" w:name="schematic"/>
+    <w:bookmarkStart w:id="145" w:name="schematic"/>
     <w:p>
       <w:pPr>
         <w:pStyle w:val="Heading3"/>
@@ -12332,7 +12381,7 @@
         <w:t xml:space="preserve">controller described in this reference.</w:t>
       </w:r>
     </w:p>
-    <w:bookmarkStart w:id="132" w:name="processor-memory-usb-io-and-power-entry"/>
+    <w:bookmarkStart w:id="136" w:name="processor-memory-usb-io-and-power-entry"/>
     <w:p>
       <w:pPr>
         <w:pStyle w:val="Heading4"/>
@@ -12343,67 +12392,6 @@
           <w:b/>
         </w:rPr>
         <w:t xml:space="preserve">9.1.1 Processor, Memory, USB, I/O, and Power Entry</w:t>
-      </w:r>
-    </w:p>
-    <w:p>
-      <w:pPr>
-        <w:pStyle w:val="FirstParagraph"/>
-      </w:pPr>
-      <w:r>
-        <w:drawing>
-          <wp:inline>
-            <wp:extent cx="6108700" cy="4720359"/>
-            <wp:effectExtent b="0" l="0" r="0" t="0"/>
-            <wp:docPr descr="" title="" id="130" name="Picture"/>
-            <a:graphic>
-              <a:graphicData uri="http://schemas.openxmlformats.org/drawingml/2006/picture">
-                <pic:pic>
-                  <pic:nvPicPr>
-                    <pic:cNvPr descr="hardware/resources/unit_schematic_v_1_3_0_pulsar_rp2350a_sheet_1.png" id="131" name="Picture"/>
-                    <pic:cNvPicPr>
-                      <a:picLocks noChangeArrowheads="1" noChangeAspect="1"/>
-                    </pic:cNvPicPr>
-                  </pic:nvPicPr>
-                  <pic:blipFill>
-                    <a:blip r:embed="rId129"/>
-                    <a:stretch>
-                      <a:fillRect/>
-                    </a:stretch>
-                  </pic:blipFill>
-                  <pic:spPr bwMode="auto">
-                    <a:xfrm>
-                      <a:off x="0" y="0"/>
-                      <a:ext cx="6108700" cy="4720359"/>
-                    </a:xfrm>
-                    <a:prstGeom prst="rect">
-                      <a:avLst/>
-                    </a:prstGeom>
-                    <a:noFill/>
-                    <a:ln w="9525">
-                      <a:noFill/>
-                      <a:headEnd/>
-                      <a:tailEnd/>
-                    </a:ln>
-                  </pic:spPr>
-                </pic:pic>
-              </a:graphicData>
-            </a:graphic>
-          </wp:inline>
-        </w:drawing>
-      </w:r>
-    </w:p>
-    <w:bookmarkEnd w:id="132"/>
-    <w:bookmarkStart w:id="136" w:name="X5a216c792d0ae9be432868afc12272b8b3ddded"/>
-    <w:p>
-      <w:pPr>
-        <w:pStyle w:val="Heading4"/>
-      </w:pPr>
-      <w:r>
-        <w:rPr>
-          <w:bCs/>
-          <w:b/>
-        </w:rPr>
-        <w:t xml:space="preserve">9.1.2 microSD, BMI270, HSTX Connector, and PDM Microphone</w:t>
       </w:r>
     </w:p>
     <w:p>
@@ -12420,7 +12408,7 @@
               <a:graphicData uri="http://schemas.openxmlformats.org/drawingml/2006/picture">
                 <pic:pic>
                   <pic:nvPicPr>
-                    <pic:cNvPr descr="hardware/resources/unit_schematic_v_1_3_0_pulsar_rp2350a_sheet_2.png" id="135" name="Picture"/>
+                    <pic:cNvPr descr="hardware/resources/unit_schematic_v_1_3_0_pulsar_rp2350a_sheet_1.png" id="135" name="Picture"/>
                     <pic:cNvPicPr>
                       <a:picLocks noChangeArrowheads="1" noChangeAspect="1"/>
                     </pic:cNvPicPr>
@@ -12454,7 +12442,7 @@
       </w:r>
     </w:p>
     <w:bookmarkEnd w:id="136"/>
-    <w:bookmarkStart w:id="140" w:name="v-regulator"/>
+    <w:bookmarkStart w:id="140" w:name="X5a216c792d0ae9be432868afc12272b8b3ddded"/>
     <w:p>
       <w:pPr>
         <w:pStyle w:val="Heading4"/>
@@ -12464,7 +12452,7 @@
           <w:bCs/>
           <w:b/>
         </w:rPr>
-        <w:t xml:space="preserve">9.1.3 3.3 V Regulator</w:t>
+        <w:t xml:space="preserve">9.1.2 microSD, BMI270, HSTX Connector, and PDM Microphone</w:t>
       </w:r>
     </w:p>
     <w:p>
@@ -12481,7 +12469,7 @@
               <a:graphicData uri="http://schemas.openxmlformats.org/drawingml/2006/picture">
                 <pic:pic>
                   <pic:nvPicPr>
-                    <pic:cNvPr descr="hardware/resources/unit_schematic_v_1_3_0_pulsar_rp2350a_sheet_3.png" id="139" name="Picture"/>
+                    <pic:cNvPr descr="hardware/resources/unit_schematic_v_1_3_0_pulsar_rp2350a_sheet_2.png" id="139" name="Picture"/>
                     <pic:cNvPicPr>
                       <a:picLocks noChangeArrowheads="1" noChangeAspect="1"/>
                     </pic:cNvPicPr>
@@ -12515,8 +12503,69 @@
       </w:r>
     </w:p>
     <w:bookmarkEnd w:id="140"/>
-    <w:bookmarkEnd w:id="141"/>
-    <w:bookmarkStart w:id="142" w:name="technical-references"/>
+    <w:bookmarkStart w:id="144" w:name="v-regulator"/>
+    <w:p>
+      <w:pPr>
+        <w:pStyle w:val="Heading4"/>
+      </w:pPr>
+      <w:r>
+        <w:rPr>
+          <w:bCs/>
+          <w:b/>
+        </w:rPr>
+        <w:t xml:space="preserve">9.1.3 3.3 V Regulator</w:t>
+      </w:r>
+    </w:p>
+    <w:p>
+      <w:pPr>
+        <w:pStyle w:val="FirstParagraph"/>
+      </w:pPr>
+      <w:r>
+        <w:drawing>
+          <wp:inline>
+            <wp:extent cx="6108700" cy="4720359"/>
+            <wp:effectExtent b="0" l="0" r="0" t="0"/>
+            <wp:docPr descr="" title="" id="142" name="Picture"/>
+            <a:graphic>
+              <a:graphicData uri="http://schemas.openxmlformats.org/drawingml/2006/picture">
+                <pic:pic>
+                  <pic:nvPicPr>
+                    <pic:cNvPr descr="hardware/resources/unit_schematic_v_1_3_0_pulsar_rp2350a_sheet_3.png" id="143" name="Picture"/>
+                    <pic:cNvPicPr>
+                      <a:picLocks noChangeArrowheads="1" noChangeAspect="1"/>
+                    </pic:cNvPicPr>
+                  </pic:nvPicPr>
+                  <pic:blipFill>
+                    <a:blip r:embed="rId141"/>
+                    <a:stretch>
+                      <a:fillRect/>
+                    </a:stretch>
+                  </pic:blipFill>
+                  <pic:spPr bwMode="auto">
+                    <a:xfrm>
+                      <a:off x="0" y="0"/>
+                      <a:ext cx="6108700" cy="4720359"/>
+                    </a:xfrm>
+                    <a:prstGeom prst="rect">
+                      <a:avLst/>
+                    </a:prstGeom>
+                    <a:noFill/>
+                    <a:ln w="9525">
+                      <a:noFill/>
+                      <a:headEnd/>
+                      <a:tailEnd/>
+                    </a:ln>
+                  </pic:spPr>
+                </pic:pic>
+              </a:graphicData>
+            </a:graphic>
+          </wp:inline>
+        </w:drawing>
+      </w:r>
+    </w:p>
+    <w:bookmarkEnd w:id="144"/>
+    <w:bookmarkEnd w:id="145"/>
+    <w:bookmarkStart w:id="146" w:name="technical-references"/>
     <w:p>
       <w:pPr>
         <w:pStyle w:val="Heading3"/>
@@ -12595,8 +12644,8 @@
         <w:t xml:space="preserve">installed UNIT RP2350 core APIs.</w:t>
       </w:r>
     </w:p>
-    <w:bookmarkEnd w:id="142"/>
-    <w:bookmarkStart w:id="143" w:name="Xc69fc42ee66445cecdcdb0e7409e522581a6637"/>
+    <w:bookmarkEnd w:id="146"/>
+    <w:bookmarkStart w:id="147" w:name="Xc69fc42ee66445cecdcdb0e7409e522581a6637"/>
     <w:p>
       <w:pPr>
         <w:pStyle w:val="Heading3"/>
@@ -12765,8 +12814,8 @@
         <w:t xml:space="preserve">Complete pinout, topology, and dimension drawings</w:t>
       </w:r>
     </w:p>
-    <w:bookmarkEnd w:id="143"/>
-    <w:bookmarkStart w:id="144" w:name="document-control"/>
+    <w:bookmarkEnd w:id="147"/>
+    <w:bookmarkStart w:id="148" w:name="document-control"/>
     <w:p>
       <w:pPr>
         <w:pStyle w:val="Heading3"/>
@@ -12976,8 +13025,8 @@
         </w:tc>
       </w:tr>
     </w:tbl>
-    <w:bookmarkEnd w:id="144"/>
-    <w:bookmarkStart w:id="145" w:name="source-inconsistencies"/>
+    <w:bookmarkEnd w:id="148"/>
+    <w:bookmarkStart w:id="149" w:name="source-inconsistencies"/>
     <w:p>
       <w:pPr>
         <w:pStyle w:val="Heading3"/>
@@ -13119,8 +13168,8 @@
         <w:t xml:space="preserve">to GPIO20. Repository examples follow GPIO20.</w:t>
       </w:r>
     </w:p>
-    <w:bookmarkEnd w:id="145"/>
-    <w:bookmarkEnd w:id="146"/>
+    <w:bookmarkEnd w:id="149"/>
+    <w:bookmarkEnd w:id="150"/>
     <w:sectPr>
       <w:pgSz w:h="16838" w:w="11906"/>
       <w:pgMar w:bottom="1134" w:footer="708" w:gutter="0" w:header="708" w:left="1134" w:right="1134" w:top="1134"/>

--- a/docs/hardware/unit_product_reference_v_0_1_0_pulsar_rp2350a.docx
+++ b/docs/hardware/unit_product_reference_v_0_1_0_pulsar_rp2350a.docx
@@ -1137,7 +1137,7 @@
     </w:p>
     <w:bookmarkEnd w:id="25"/>
     <w:bookmarkEnd w:id="26"/>
-    <w:bookmarkStart w:id="41" w:name="the-board"/>
+    <w:bookmarkStart w:id="37" w:name="the-board"/>
     <w:p>
       <w:pPr>
         <w:pStyle w:val="Heading2"/>
@@ -1194,7 +1194,7 @@
         <w:t xml:space="preserve">connector are accessible from the bottom side.</w:t>
       </w:r>
     </w:p>
-    <w:bookmarkStart w:id="31" w:name="accessories"/>
+    <w:bookmarkStart w:id="27" w:name="accessories"/>
     <w:p>
       <w:pPr>
         <w:pStyle w:val="Heading3"/>
@@ -1289,14 +1289,9 @@
               <w:pStyle w:val="Compact"/>
               <w:jc w:val="left"/>
             </w:pPr>
-            <w:hyperlink r:id="rId27">
-              <w:r>
-                <w:rPr>
-                  <w:rStyle w:val="Hyperlink"/>
-                </w:rPr>
-                <w:t xml:space="preserve">QWIIC cable</w:t>
-              </w:r>
-            </w:hyperlink>
+            <w:r>
+              <w:t xml:space="preserve">QWIIC cable</w:t>
+            </w:r>
           </w:p>
         </w:tc>
         <w:tc>
@@ -1394,14 +1389,9 @@
               <w:pStyle w:val="Compact"/>
               <w:jc w:val="left"/>
             </w:pPr>
-            <w:hyperlink r:id="rId28">
-              <w:r>
-                <w:rPr>
-                  <w:rStyle w:val="Hyperlink"/>
-                </w:rPr>
-                <w:t xml:space="preserve">MicroSD card</w:t>
-              </w:r>
-            </w:hyperlink>
+            <w:r>
+              <w:t xml:space="preserve">Kingston microSD card</w:t>
+            </w:r>
           </w:p>
         </w:tc>
         <w:tc>
@@ -1449,14 +1439,9 @@
               <w:pStyle w:val="Compact"/>
               <w:jc w:val="left"/>
             </w:pPr>
-            <w:hyperlink r:id="rId29">
-              <w:r>
-                <w:rPr>
-                  <w:rStyle w:val="Hyperlink"/>
-                </w:rPr>
-                <w:t xml:space="preserve">UNIT DevLab DVI to FPC Adapter</w:t>
-              </w:r>
-            </w:hyperlink>
+            <w:r>
+              <w:t xml:space="preserve">UNIT DevLab DVI to FPC Adapter</w:t>
+            </w:r>
           </w:p>
         </w:tc>
         <w:tc>
@@ -1554,14 +1539,9 @@
               <w:pStyle w:val="Compact"/>
               <w:jc w:val="left"/>
             </w:pPr>
-            <w:hyperlink r:id="rId30">
-              <w:r>
-                <w:rPr>
-                  <w:rStyle w:val="Hyperlink"/>
-                </w:rPr>
-                <w:t xml:space="preserve">LiPo 3.7 V 650 mAh Battery</w:t>
-              </w:r>
-            </w:hyperlink>
+            <w:r>
+              <w:t xml:space="preserve">LiPo 3.7 V 650 mAh Battery</w:t>
+            </w:r>
           </w:p>
         </w:tc>
         <w:tc>
@@ -1610,8 +1590,8 @@
         <w:t xml:space="preserve">Verify connector type, orientation, polarity, voltage domain, and pinout before connecting third-party accessories.</w:t>
       </w:r>
     </w:p>
-    <w:bookmarkEnd w:id="31"/>
-    <w:bookmarkStart w:id="32" w:name="board-identification"/>
+    <w:bookmarkEnd w:id="27"/>
+    <w:bookmarkStart w:id="28" w:name="board-identification"/>
     <w:p>
       <w:pPr>
         <w:pStyle w:val="Heading3"/>
@@ -1881,8 +1861,8 @@
         <w:t xml:space="preserve">Hardware revision and documentation revision are identified independently.</w:t>
       </w:r>
     </w:p>
-    <w:bookmarkEnd w:id="32"/>
-    <w:bookmarkStart w:id="33" w:name="main-assemblies"/>
+    <w:bookmarkEnd w:id="28"/>
+    <w:bookmarkStart w:id="29" w:name="main-assemblies"/>
     <w:p>
       <w:pPr>
         <w:pStyle w:val="Heading3"/>
@@ -2443,8 +2423,8 @@
         </w:tc>
       </w:tr>
     </w:tbl>
-    <w:bookmarkEnd w:id="33"/>
-    <w:bookmarkStart w:id="39" w:name="board-views"/>
+    <w:bookmarkEnd w:id="29"/>
+    <w:bookmarkStart w:id="35" w:name="board-views"/>
     <w:p>
       <w:pPr>
         <w:pStyle w:val="Heading3"/>
@@ -2466,12 +2446,12 @@
           <wp:inline>
             <wp:extent cx="2926080" cy="1620894"/>
             <wp:effectExtent b="0" l="0" r="0" t="0"/>
-            <wp:docPr descr="" title="" id="34" name="Picture"/>
+            <wp:docPr descr="" title="" id="30" name="Picture"/>
             <a:graphic>
               <a:graphicData uri="http://schemas.openxmlformats.org/drawingml/2006/picture">
                 <pic:pic>
                   <pic:nvPicPr>
-                    <pic:cNvPr descr="hardware/resources/unit_top_v_1_3_0_pulsar_rp2350a.png" id="35" name="Picture"/>
+                    <pic:cNvPr descr="hardware/resources/unit_top_v_1_3_0_pulsar_rp2350a.png" id="31" name="Picture"/>
                     <pic:cNvPicPr>
                       <a:picLocks noChangeArrowheads="1" noChangeAspect="1"/>
                     </pic:cNvPicPr>
@@ -2527,18 +2507,18 @@
           <wp:inline>
             <wp:extent cx="2926080" cy="1620894"/>
             <wp:effectExtent b="0" l="0" r="0" t="0"/>
-            <wp:docPr descr="" title="" id="37" name="Picture"/>
+            <wp:docPr descr="" title="" id="33" name="Picture"/>
             <a:graphic>
               <a:graphicData uri="http://schemas.openxmlformats.org/drawingml/2006/picture">
                 <pic:pic>
                   <pic:nvPicPr>
-                    <pic:cNvPr descr="hardware/resources/unit_btm_v_1_3_0_pulsar_rp2350a.png" id="38" name="Picture"/>
+                    <pic:cNvPr descr="hardware/resources/unit_btm_v_1_3_0_pulsar_rp2350a.png" id="34" name="Picture"/>
                     <pic:cNvPicPr>
                       <a:picLocks noChangeArrowheads="1" noChangeAspect="1"/>
                     </pic:cNvPicPr>
                   </pic:nvPicPr>
                   <pic:blipFill>
-                    <a:blip r:embed="rId36"/>
+                    <a:blip r:embed="rId32"/>
                     <a:stretch>
                       <a:fillRect/>
                     </a:stretch>
@@ -2579,8 +2559,8 @@
         <w:t xml:space="preserve">microphone, SWD pads, HSTX connector, and V1.3.0 revision marking.</w:t>
       </w:r>
     </w:p>
-    <w:bookmarkEnd w:id="39"/>
-    <w:bookmarkStart w:id="40" w:name="handling"/>
+    <w:bookmarkEnd w:id="35"/>
+    <w:bookmarkStart w:id="36" w:name="handling"/>
     <w:p>
       <w:pPr>
         <w:pStyle w:val="Heading3"/>
@@ -2619,9 +2599,9 @@
         <w:t xml:space="preserve">the bottom-side battery and microSD areas when the board is energized.</w:t>
       </w:r>
     </w:p>
-    <w:bookmarkEnd w:id="40"/>
-    <w:bookmarkEnd w:id="41"/>
-    <w:bookmarkStart w:id="48" w:name="ratings"/>
+    <w:bookmarkEnd w:id="36"/>
+    <w:bookmarkEnd w:id="37"/>
+    <w:bookmarkStart w:id="44" w:name="ratings"/>
     <w:p>
       <w:pPr>
         <w:pStyle w:val="Heading2"/>
@@ -2660,7 +2640,7 @@
         <w:t xml:space="preserve">complete PULSAR board.</w:t>
       </w:r>
     </w:p>
-    <w:bookmarkStart w:id="42" w:name="recommended-operating-conditions"/>
+    <w:bookmarkStart w:id="38" w:name="recommended-operating-conditions"/>
     <w:p>
       <w:pPr>
         <w:pStyle w:val="Heading3"/>
@@ -3130,8 +3110,8 @@
         </w:tc>
       </w:tr>
     </w:tbl>
-    <w:bookmarkEnd w:id="42"/>
-    <w:bookmarkStart w:id="43" w:name="power-domain-scope"/>
+    <w:bookmarkEnd w:id="38"/>
+    <w:bookmarkStart w:id="39" w:name="power-domain-scope"/>
     <w:p>
       <w:pPr>
         <w:pStyle w:val="Heading3"/>
@@ -3405,8 +3385,8 @@
         <w:t xml:space="preserve">component.</w:t>
       </w:r>
     </w:p>
-    <w:bookmarkEnd w:id="43"/>
-    <w:bookmarkStart w:id="44" w:name="digital-interfaces"/>
+    <w:bookmarkEnd w:id="39"/>
+    <w:bookmarkStart w:id="40" w:name="digital-interfaces"/>
     <w:p>
       <w:pPr>
         <w:pStyle w:val="Heading3"/>
@@ -3759,8 +3739,8 @@
         </w:tc>
       </w:tr>
     </w:tbl>
-    <w:bookmarkEnd w:id="44"/>
-    <w:bookmarkStart w:id="45" w:name="confirmed-component-values"/>
+    <w:bookmarkEnd w:id="40"/>
+    <w:bookmarkStart w:id="41" w:name="confirmed-component-values"/>
     <w:p>
       <w:pPr>
         <w:pStyle w:val="Heading3"/>
@@ -4093,8 +4073,8 @@
         </w:tc>
       </w:tr>
     </w:tbl>
-    <w:bookmarkEnd w:id="45"/>
-    <w:bookmarkStart w:id="46" w:name="unspecified-board-characteristics"/>
+    <w:bookmarkEnd w:id="41"/>
+    <w:bookmarkStart w:id="42" w:name="unspecified-board-characteristics"/>
     <w:p>
       <w:pPr>
         <w:pStyle w:val="Heading3"/>
@@ -4233,8 +4213,8 @@
         <w:t xml:space="preserve">Board-level temperature, humidity, ESD, and thermal performance</w:t>
       </w:r>
     </w:p>
-    <w:bookmarkEnd w:id="46"/>
-    <w:bookmarkStart w:id="47" w:name="electrical-precautions"/>
+    <w:bookmarkEnd w:id="42"/>
+    <w:bookmarkStart w:id="43" w:name="electrical-precautions"/>
     <w:p>
       <w:pPr>
         <w:pStyle w:val="Heading3"/>
@@ -4337,9 +4317,9 @@
         <w:t xml:space="preserve">Remove power before changing FFC/FPC, microSD, or battery connections.</w:t>
       </w:r>
     </w:p>
-    <w:bookmarkEnd w:id="47"/>
-    <w:bookmarkEnd w:id="48"/>
-    <w:bookmarkStart w:id="95" w:name="functional-overview"/>
+    <w:bookmarkEnd w:id="43"/>
+    <w:bookmarkEnd w:id="44"/>
+    <w:bookmarkStart w:id="91" w:name="functional-overview"/>
     <w:p>
       <w:pPr>
         <w:pStyle w:val="Heading2"/>
@@ -4378,7 +4358,7 @@
         <w:t xml:space="preserve">application.</w:t>
       </w:r>
     </w:p>
-    <w:bookmarkStart w:id="52" w:name="block-diagram"/>
+    <w:bookmarkStart w:id="48" w:name="block-diagram"/>
     <w:p>
       <w:pPr>
         <w:pStyle w:val="Heading3"/>
@@ -4400,18 +4380,18 @@
           <wp:inline>
             <wp:extent cx="6108700" cy="4165022"/>
             <wp:effectExtent b="0" l="0" r="0" t="0"/>
-            <wp:docPr descr="" title="" id="50" name="Picture"/>
+            <wp:docPr descr="" title="" id="46" name="Picture"/>
             <a:graphic>
               <a:graphicData uri="http://schemas.openxmlformats.org/drawingml/2006/picture">
                 <pic:pic>
                   <pic:nvPicPr>
-                    <pic:cNvPr descr="hardware/resources/unit_block_v_1_0_0_ue0103_pulsar_rp2350a.jpg" id="51" name="Picture"/>
+                    <pic:cNvPr descr="hardware/resources/unit_block_v_1_0_0_ue0103_pulsar_rp2350a.jpg" id="47" name="Picture"/>
                     <pic:cNvPicPr>
                       <a:picLocks noChangeArrowheads="1" noChangeAspect="1"/>
                     </pic:cNvPicPr>
                   </pic:nvPicPr>
                   <pic:blipFill>
-                    <a:blip r:embed="rId49"/>
+                    <a:blip r:embed="rId45"/>
                     <a:stretch>
                       <a:fillRect/>
                     </a:stretch>
@@ -4470,8 +4450,8 @@
         <w:t xml:space="preserve">LEDs provide high-speed and visual outputs.</w:t>
       </w:r>
     </w:p>
-    <w:bookmarkEnd w:id="52"/>
-    <w:bookmarkStart w:id="53" w:name="board-topology"/>
+    <w:bookmarkEnd w:id="48"/>
+    <w:bookmarkStart w:id="49" w:name="board-topology"/>
     <w:p>
       <w:pPr>
         <w:pStyle w:val="Heading3"/>
@@ -4812,8 +4792,8 @@
         <w:t xml:space="preserve">ownership must be decided before enabling high-speed video.</w:t>
       </w:r>
     </w:p>
-    <w:bookmarkEnd w:id="53"/>
-    <w:bookmarkStart w:id="57" w:name="processor"/>
+    <w:bookmarkEnd w:id="49"/>
+    <w:bookmarkStart w:id="53" w:name="processor"/>
     <w:p>
       <w:pPr>
         <w:pStyle w:val="Heading3"/>
@@ -4867,18 +4847,18 @@
           <wp:inline>
             <wp:extent cx="3200400" cy="3200400"/>
             <wp:effectExtent b="0" l="0" r="0" t="0"/>
-            <wp:docPr descr="Raspberry Pi RP2350A QFN-60 microcontroller" title="" id="55" name="Picture"/>
+            <wp:docPr descr="Raspberry Pi RP2350A QFN-60 microcontroller" title="" id="51" name="Picture"/>
             <a:graphic>
               <a:graphicData uri="http://schemas.openxmlformats.org/drawingml/2006/picture">
                 <pic:pic>
                   <pic:nvPicPr>
-                    <pic:cNvPr descr="hardware/resources/unit_rp2350a_qfn60_package_pulsar_rp2350.jpg" id="56" name="Picture"/>
+                    <pic:cNvPr descr="hardware/resources/unit_rp2350a_qfn60_package_pulsar_rp2350.jpg" id="52" name="Picture"/>
                     <pic:cNvPicPr>
                       <a:picLocks noChangeArrowheads="1" noChangeAspect="1"/>
                     </pic:cNvPicPr>
                   </pic:nvPicPr>
                   <pic:blipFill>
-                    <a:blip r:embed="rId54"/>
+                    <a:blip r:embed="rId50"/>
                     <a:stretch>
                       <a:fillRect/>
                     </a:stretch>
@@ -4971,8 +4951,8 @@
         <w:t xml:space="preserve">to shared buffers and peripherals.</w:t>
       </w:r>
     </w:p>
-    <w:bookmarkEnd w:id="57"/>
-    <w:bookmarkStart w:id="61" w:name="memory-architecture-flash-and-psram"/>
+    <w:bookmarkEnd w:id="53"/>
+    <w:bookmarkStart w:id="57" w:name="memory-architecture-flash-and-psram"/>
     <w:p>
       <w:pPr>
         <w:pStyle w:val="Heading3"/>
@@ -5088,18 +5068,18 @@
           <wp:inline>
             <wp:extent cx="4754880" cy="2675028"/>
             <wp:effectExtent b="0" l="0" r="0" t="0"/>
-            <wp:docPr descr="External PSRAM location" title="" id="59" name="Picture"/>
+            <wp:docPr descr="External PSRAM location" title="" id="55" name="Picture"/>
             <a:graphic>
               <a:graphicData uri="http://schemas.openxmlformats.org/drawingml/2006/picture">
                 <pic:pic>
                   <pic:nvPicPr>
-                    <pic:cNvPr descr="hardware/resources/unit_wiki_psram_pulsar_rp2350.png" id="60" name="Picture"/>
+                    <pic:cNvPr descr="hardware/resources/unit_wiki_psram_pulsar_rp2350.png" id="56" name="Picture"/>
                     <pic:cNvPicPr>
                       <a:picLocks noChangeArrowheads="1" noChangeAspect="1"/>
                     </pic:cNvPicPr>
                   </pic:nvPicPr>
                   <pic:blipFill>
-                    <a:blip r:embed="rId58"/>
+                    <a:blip r:embed="rId54"/>
                     <a:stretch>
                       <a:fillRect/>
                     </a:stretch>
@@ -5166,8 +5146,8 @@
         <w:t xml:space="preserve">free after global/static allocations.</w:t>
       </w:r>
     </w:p>
-    <w:bookmarkEnd w:id="61"/>
-    <w:bookmarkStart w:id="68" w:name="hstx-video-output"/>
+    <w:bookmarkEnd w:id="57"/>
+    <w:bookmarkStart w:id="64" w:name="hstx-video-output"/>
     <w:p>
       <w:pPr>
         <w:pStyle w:val="Heading3"/>
@@ -5209,18 +5189,18 @@
           <wp:inline>
             <wp:extent cx="5669280" cy="2148917"/>
             <wp:effectExtent b="0" l="0" r="0" t="0"/>
-            <wp:docPr descr="HSTX connector location" title="" id="63" name="Picture"/>
+            <wp:docPr descr="HSTX connector location" title="" id="59" name="Picture"/>
             <a:graphic>
               <a:graphicData uri="http://schemas.openxmlformats.org/drawingml/2006/picture">
                 <pic:pic>
                   <pic:nvPicPr>
-                    <pic:cNvPr descr="hardware/resources/unit_wiki_hstx_pulsar_rp2350.png" id="64" name="Picture"/>
+                    <pic:cNvPr descr="hardware/resources/unit_wiki_hstx_pulsar_rp2350.png" id="60" name="Picture"/>
                     <pic:cNvPicPr>
                       <a:picLocks noChangeArrowheads="1" noChangeAspect="1"/>
                     </pic:cNvPicPr>
                   </pic:nvPicPr>
                   <pic:blipFill>
-                    <a:blip r:embed="rId62"/>
+                    <a:blip r:embed="rId58"/>
                     <a:stretch>
                       <a:fillRect/>
                     </a:stretch>
@@ -5557,18 +5537,18 @@
           <wp:inline>
             <wp:extent cx="1920240" cy="2349982"/>
             <wp:effectExtent b="0" l="0" r="0" t="0"/>
-            <wp:docPr descr="UDVI HSTX library in Arduino Library Manager" title="" id="66" name="Picture"/>
+            <wp:docPr descr="UDVI HSTX library in Arduino Library Manager" title="" id="62" name="Picture"/>
             <a:graphic>
               <a:graphicData uri="http://schemas.openxmlformats.org/drawingml/2006/picture">
                 <pic:pic>
                   <pic:nvPicPr>
-                    <pic:cNvPr descr="hardware/resources/unit_wiki_udvi_library_pulsar_rp2350.png" id="67" name="Picture"/>
+                    <pic:cNvPr descr="hardware/resources/unit_wiki_udvi_library_pulsar_rp2350.png" id="63" name="Picture"/>
                     <pic:cNvPicPr>
                       <a:picLocks noChangeArrowheads="1" noChangeAspect="1"/>
                     </pic:cNvPicPr>
                   </pic:nvPicPr>
                   <pic:blipFill>
-                    <a:blip r:embed="rId65"/>
+                    <a:blip r:embed="rId61"/>
                     <a:stretch>
                       <a:fillRect/>
                     </a:stretch>
@@ -5623,8 +5603,8 @@
         <w:t xml:space="preserve">adapters must match the connector contact order and differential-pair routing.</w:t>
       </w:r>
     </w:p>
-    <w:bookmarkEnd w:id="68"/>
-    <w:bookmarkStart w:id="72" w:name="microsd-card-socket"/>
+    <w:bookmarkEnd w:id="64"/>
+    <w:bookmarkStart w:id="68" w:name="microsd-card-socket"/>
     <w:p>
       <w:pPr>
         <w:pStyle w:val="Heading3"/>
@@ -5654,18 +5634,18 @@
           <wp:inline>
             <wp:extent cx="4754880" cy="2358215"/>
             <wp:effectExtent b="0" l="0" r="0" t="0"/>
-            <wp:docPr descr="microSD socket location" title="" id="70" name="Picture"/>
+            <wp:docPr descr="microSD socket location" title="" id="66" name="Picture"/>
             <a:graphic>
               <a:graphicData uri="http://schemas.openxmlformats.org/drawingml/2006/picture">
                 <pic:pic>
                   <pic:nvPicPr>
-                    <pic:cNvPr descr="hardware/resources/unit_wiki_microsd_pulsar_rp2350.png" id="71" name="Picture"/>
+                    <pic:cNvPr descr="hardware/resources/unit_wiki_microsd_pulsar_rp2350.png" id="67" name="Picture"/>
                     <pic:cNvPicPr>
                       <a:picLocks noChangeArrowheads="1" noChangeAspect="1"/>
                     </pic:cNvPicPr>
                   </pic:nvPicPr>
                   <pic:blipFill>
-                    <a:blip r:embed="rId69"/>
+                    <a:blip r:embed="rId65"/>
                     <a:stretch>
                       <a:fillRect/>
                     </a:stretch>
@@ -6070,8 +6050,8 @@
         <w:t xml:space="preserve">wiki workflow uses FAT32 for initial validation.</w:t>
       </w:r>
     </w:p>
-    <w:bookmarkEnd w:id="72"/>
-    <w:bookmarkStart w:id="79" w:name="led-indicators"/>
+    <w:bookmarkEnd w:id="68"/>
+    <w:bookmarkStart w:id="75" w:name="led-indicators"/>
     <w:p>
       <w:pPr>
         <w:pStyle w:val="Heading3"/>
@@ -6113,18 +6093,18 @@
           <wp:inline>
             <wp:extent cx="5303520" cy="2303988"/>
             <wp:effectExtent b="0" l="0" r="0" t="0"/>
-            <wp:docPr descr="WS2812 RGB LED locations" title="" id="74" name="Picture"/>
+            <wp:docPr descr="WS2812 RGB LED locations" title="" id="70" name="Picture"/>
             <a:graphic>
               <a:graphicData uri="http://schemas.openxmlformats.org/drawingml/2006/picture">
                 <pic:pic>
                   <pic:nvPicPr>
-                    <pic:cNvPr descr="hardware/resources/unit_wiki_ws2812_pulsar_rp2350.png" id="75" name="Picture"/>
+                    <pic:cNvPr descr="hardware/resources/unit_wiki_ws2812_pulsar_rp2350.png" id="71" name="Picture"/>
                     <pic:cNvPicPr>
                       <a:picLocks noChangeArrowheads="1" noChangeAspect="1"/>
                     </pic:cNvPicPr>
                   </pic:nvPicPr>
                   <pic:blipFill>
-                    <a:blip r:embed="rId73"/>
+                    <a:blip r:embed="rId69"/>
                     <a:stretch>
                       <a:fillRect/>
                     </a:stretch>
@@ -6224,18 +6204,18 @@
           <wp:inline>
             <wp:extent cx="4754880" cy="2177204"/>
             <wp:effectExtent b="0" l="0" r="0" t="0"/>
-            <wp:docPr descr="Built-in user LED location" title="" id="77" name="Picture"/>
+            <wp:docPr descr="Built-in user LED location" title="" id="73" name="Picture"/>
             <a:graphic>
               <a:graphicData uri="http://schemas.openxmlformats.org/drawingml/2006/picture">
                 <pic:pic>
                   <pic:nvPicPr>
-                    <pic:cNvPr descr="hardware/resources/unit_wiki_led_builtin_pulsar_rp2350.png" id="78" name="Picture"/>
+                    <pic:cNvPr descr="hardware/resources/unit_wiki_led_builtin_pulsar_rp2350.png" id="74" name="Picture"/>
                     <pic:cNvPicPr>
                       <a:picLocks noChangeArrowheads="1" noChangeAspect="1"/>
                     </pic:cNvPicPr>
                   </pic:nvPicPr>
                   <pic:blipFill>
-                    <a:blip r:embed="rId76"/>
+                    <a:blip r:embed="rId72"/>
                     <a:stretch>
                       <a:fillRect/>
                     </a:stretch>
@@ -6284,8 +6264,8 @@
         <w:t xml:space="preserve">rise matters. Updating the RGB chain is independent from HSTX video output.</w:t>
       </w:r>
     </w:p>
-    <w:bookmarkEnd w:id="79"/>
-    <w:bookmarkStart w:id="80" w:name="Xf0ddbff40672dd96bccce33734ac57e6208d3ad"/>
+    <w:bookmarkEnd w:id="75"/>
+    <w:bookmarkStart w:id="76" w:name="Xf0ddbff40672dd96bccce33734ac57e6208d3ad"/>
     <w:p>
       <w:pPr>
         <w:pStyle w:val="Heading3"/>
@@ -6436,8 +6416,8 @@
         <w:t xml:space="preserve">the schematic and module specifications.</w:t>
       </w:r>
     </w:p>
-    <w:bookmarkEnd w:id="80"/>
-    <w:bookmarkStart w:id="84" w:name="power-tree"/>
+    <w:bookmarkEnd w:id="76"/>
+    <w:bookmarkStart w:id="80" w:name="power-tree"/>
     <w:p>
       <w:pPr>
         <w:pStyle w:val="Heading3"/>
@@ -6459,18 +6439,18 @@
           <wp:inline>
             <wp:extent cx="6108700" cy="4165022"/>
             <wp:effectExtent b="0" l="0" r="0" t="0"/>
-            <wp:docPr descr="" title="" id="82" name="Picture"/>
+            <wp:docPr descr="" title="" id="78" name="Picture"/>
             <a:graphic>
               <a:graphicData uri="http://schemas.openxmlformats.org/drawingml/2006/picture">
                 <pic:pic>
                   <pic:nvPicPr>
-                    <pic:cNvPr descr="hardware/resources/unit_power_tree_v_1_0_0_ue0103_pulsar_rp2350a.jpg" id="83" name="Picture"/>
+                    <pic:cNvPr descr="hardware/resources/unit_power_tree_v_1_0_0_ue0103_pulsar_rp2350a.jpg" id="79" name="Picture"/>
                     <pic:cNvPicPr>
                       <a:picLocks noChangeArrowheads="1" noChangeAspect="1"/>
                     </pic:cNvPicPr>
                   </pic:nvPicPr>
                   <pic:blipFill>
-                    <a:blip r:embed="rId81"/>
+                    <a:blip r:embed="rId77"/>
                     <a:stretch>
                       <a:fillRect/>
                     </a:stretch>
@@ -6561,8 +6541,8 @@
         <w:t xml:space="preserve">specified at module level.</w:t>
       </w:r>
     </w:p>
-    <w:bookmarkEnd w:id="84"/>
-    <w:bookmarkStart w:id="85" w:name="bmi270-motion-sensor"/>
+    <w:bookmarkEnd w:id="80"/>
+    <w:bookmarkStart w:id="81" w:name="bmi270-motion-sensor"/>
     <w:p>
       <w:pPr>
         <w:pStyle w:val="Heading3"/>
@@ -6645,8 +6625,8 @@
         <w:t xml:space="preserve">configured through the BMI270 driver and are not fixed by the PCB.</w:t>
       </w:r>
     </w:p>
-    <w:bookmarkEnd w:id="85"/>
-    <w:bookmarkStart w:id="89" w:name="pdm-microphone"/>
+    <w:bookmarkEnd w:id="81"/>
+    <w:bookmarkStart w:id="85" w:name="pdm-microphone"/>
     <w:p>
       <w:pPr>
         <w:pStyle w:val="Heading3"/>
@@ -6694,18 +6674,18 @@
           <wp:inline>
             <wp:extent cx="5029200" cy="2455860"/>
             <wp:effectExtent b="0" l="0" r="0" t="0"/>
-            <wp:docPr descr="PDM microphone location" title="" id="87" name="Picture"/>
+            <wp:docPr descr="PDM microphone location" title="" id="83" name="Picture"/>
             <a:graphic>
               <a:graphicData uri="http://schemas.openxmlformats.org/drawingml/2006/picture">
                 <pic:pic>
                   <pic:nvPicPr>
-                    <pic:cNvPr descr="hardware/resources/unit_wiki_pdm_pulsar_rp2350.png" id="88" name="Picture"/>
+                    <pic:cNvPr descr="hardware/resources/unit_wiki_pdm_pulsar_rp2350.png" id="84" name="Picture"/>
                     <pic:cNvPicPr>
                       <a:picLocks noChangeArrowheads="1" noChangeAspect="1"/>
                     </pic:cNvPicPr>
                   </pic:nvPicPr>
                   <pic:blipFill>
-                    <a:blip r:embed="rId86"/>
+                    <a:blip r:embed="rId82"/>
                     <a:stretch>
                       <a:fillRect/>
                     </a:stretch>
@@ -6766,8 +6746,8 @@
         <w:t xml:space="preserve">acoustic implementation and are not specified at module level.</w:t>
       </w:r>
     </w:p>
-    <w:bookmarkEnd w:id="89"/>
-    <w:bookmarkStart w:id="93" w:name="i2c-and-qwiic-expansion"/>
+    <w:bookmarkEnd w:id="85"/>
+    <w:bookmarkStart w:id="89" w:name="i2c-and-qwiic-expansion"/>
     <w:p>
       <w:pPr>
         <w:pStyle w:val="Heading3"/>
@@ -6833,18 +6813,18 @@
           <wp:inline>
             <wp:extent cx="5669280" cy="3127333"/>
             <wp:effectExtent b="0" l="0" r="0" t="0"/>
-            <wp:docPr descr="I2C and QWIIC connections" title="" id="91" name="Picture"/>
+            <wp:docPr descr="I2C and QWIIC connections" title="" id="87" name="Picture"/>
             <a:graphic>
               <a:graphicData uri="http://schemas.openxmlformats.org/drawingml/2006/picture">
                 <pic:pic>
                   <pic:nvPicPr>
-                    <pic:cNvPr descr="hardware/resources/unit_wiki_i2c_pulsar_rp2350.png" id="92" name="Picture"/>
+                    <pic:cNvPr descr="hardware/resources/unit_wiki_i2c_pulsar_rp2350.png" id="88" name="Picture"/>
                     <pic:cNvPicPr>
                       <a:picLocks noChangeArrowheads="1" noChangeAspect="1"/>
                     </pic:cNvPicPr>
                   </pic:nvPicPr>
                   <pic:blipFill>
-                    <a:blip r:embed="rId90"/>
+                    <a:blip r:embed="rId86"/>
                     <a:stretch>
                       <a:fillRect/>
                     </a:stretch>
@@ -6911,8 +6891,8 @@
         <w:t xml:space="preserve">when attaching multiple devices.</w:t>
       </w:r>
     </w:p>
-    <w:bookmarkEnd w:id="93"/>
-    <w:bookmarkStart w:id="94" w:name="combined-system-operation"/>
+    <w:bookmarkEnd w:id="89"/>
+    <w:bookmarkStart w:id="90" w:name="combined-system-operation"/>
     <w:p>
       <w:pPr>
         <w:pStyle w:val="Heading3"/>
@@ -6983,9 +6963,9 @@
         <w:t xml:space="preserve">separately before the combined application.</w:t>
       </w:r>
     </w:p>
-    <w:bookmarkEnd w:id="94"/>
-    <w:bookmarkEnd w:id="95"/>
-    <w:bookmarkStart w:id="104" w:name="connectors-pinouts"/>
+    <w:bookmarkEnd w:id="90"/>
+    <w:bookmarkEnd w:id="91"/>
+    <w:bookmarkStart w:id="100" w:name="connectors-pinouts"/>
     <w:p>
       <w:pPr>
         <w:pStyle w:val="Heading2"/>
@@ -7012,7 +6992,7 @@
         <w:t xml:space="preserve">framework aliases depend on the selected board definition.</w:t>
       </w:r>
     </w:p>
-    <w:bookmarkStart w:id="96" w:name="general-pinout"/>
+    <w:bookmarkStart w:id="92" w:name="general-pinout"/>
     <w:p>
       <w:pPr>
         <w:pStyle w:val="Heading3"/>
@@ -8480,8 +8460,8 @@
         <w:t xml:space="preserve">unreleased input or load limits.</w:t>
       </w:r>
     </w:p>
-    <w:bookmarkEnd w:id="96"/>
-    <w:bookmarkStart w:id="97" w:name="arduino-nano-pinout-compatibility"/>
+    <w:bookmarkEnd w:id="92"/>
+    <w:bookmarkStart w:id="93" w:name="arduino-nano-pinout-compatibility"/>
     <w:p>
       <w:pPr>
         <w:pStyle w:val="Heading3"/>
@@ -8686,8 +8666,8 @@
         <w:t xml:space="preserve">reset, analog, and digital position and verify bottom-side clearance.</w:t>
       </w:r>
     </w:p>
-    <w:bookmarkEnd w:id="97"/>
-    <w:bookmarkStart w:id="98" w:name="qwiic-connector"/>
+    <w:bookmarkEnd w:id="93"/>
+    <w:bookmarkStart w:id="94" w:name="qwiic-connector"/>
     <w:p>
       <w:pPr>
         <w:pStyle w:val="Heading3"/>
@@ -8934,8 +8914,8 @@
         <w:t xml:space="preserve">orientation against controlled connector data when producing a harness.</w:t>
       </w:r>
     </w:p>
-    <w:bookmarkEnd w:id="98"/>
-    <w:bookmarkStart w:id="99" w:name="microsd-connector"/>
+    <w:bookmarkEnd w:id="94"/>
+    <w:bookmarkStart w:id="95" w:name="microsd-connector"/>
     <w:p>
       <w:pPr>
         <w:pStyle w:val="Heading3"/>
@@ -9376,8 +9356,8 @@
         <w:t xml:space="preserve">must flush and close files before power removal.</w:t>
       </w:r>
     </w:p>
-    <w:bookmarkEnd w:id="99"/>
-    <w:bookmarkStart w:id="100" w:name="battery-connections"/>
+    <w:bookmarkEnd w:id="95"/>
+    <w:bookmarkStart w:id="96" w:name="battery-connections"/>
     <w:p>
       <w:pPr>
         <w:pStyle w:val="Heading3"/>
@@ -9457,8 +9437,8 @@
         <w:t xml:space="preserve">unsupported chemistry can damage the board or cell.</w:t>
       </w:r>
     </w:p>
-    <w:bookmarkEnd w:id="100"/>
-    <w:bookmarkStart w:id="101" w:name="hstx-22-pin-connector"/>
+    <w:bookmarkEnd w:id="96"/>
+    <w:bookmarkStart w:id="97" w:name="hstx-22-pin-connector"/>
     <w:p>
       <w:pPr>
         <w:pStyle w:val="Heading3"/>
@@ -9517,8 +9497,8 @@
         <w:t xml:space="preserve">1 from an unannotated photograph.</w:t>
       </w:r>
     </w:p>
-    <w:bookmarkEnd w:id="101"/>
-    <w:bookmarkStart w:id="102" w:name="usb-c-boot-and-reset"/>
+    <w:bookmarkEnd w:id="97"/>
+    <w:bookmarkStart w:id="98" w:name="usb-c-boot-and-reset"/>
     <w:p>
       <w:pPr>
         <w:pStyle w:val="Heading3"/>
@@ -9577,8 +9557,8 @@
         <w:t xml:space="preserve">BOOT while resetting or connecting USB, then release BOOT after enumeration.</w:t>
       </w:r>
     </w:p>
-    <w:bookmarkEnd w:id="102"/>
-    <w:bookmarkStart w:id="103" w:name="swd-and-test-pads"/>
+    <w:bookmarkEnd w:id="98"/>
+    <w:bookmarkStart w:id="99" w:name="swd-and-test-pads"/>
     <w:p>
       <w:pPr>
         <w:pStyle w:val="Heading3"/>
@@ -9655,9 +9635,9 @@
         <w:t xml:space="preserve">probe is explicitly rated and the board power path permits it.</w:t>
       </w:r>
     </w:p>
-    <w:bookmarkEnd w:id="103"/>
-    <w:bookmarkEnd w:id="104"/>
-    <w:bookmarkStart w:id="114" w:name="board-operation"/>
+    <w:bookmarkEnd w:id="99"/>
+    <w:bookmarkEnd w:id="100"/>
+    <w:bookmarkStart w:id="110" w:name="board-operation"/>
     <w:p>
       <w:pPr>
         <w:pStyle w:val="Heading2"/>
@@ -9696,7 +9676,7 @@
         <w:t xml:space="preserve">.</w:t>
       </w:r>
     </w:p>
-    <w:bookmarkStart w:id="105" w:name="getting-started-with-arduino-ide"/>
+    <w:bookmarkStart w:id="101" w:name="getting-started-with-arduino-ide"/>
     <w:p>
       <w:pPr>
         <w:pStyle w:val="Heading3"/>
@@ -9863,8 +9843,8 @@
         <w:t xml:space="preserve">hardware and selected configuration.</w:t>
       </w:r>
     </w:p>
-    <w:bookmarkEnd w:id="105"/>
-    <w:bookmarkStart w:id="106" w:name="first-power-up-and-inspection"/>
+    <w:bookmarkEnd w:id="101"/>
+    <w:bookmarkStart w:id="102" w:name="first-power-up-and-inspection"/>
     <w:p>
       <w:pPr>
         <w:pStyle w:val="Heading3"/>
@@ -9929,8 +9909,8 @@
         <w:t xml:space="preserve">of unexpected heating, then establish USB enumeration and upload behavior.</w:t>
       </w:r>
     </w:p>
-    <w:bookmarkEnd w:id="106"/>
-    <w:bookmarkStart w:id="107" w:name="boot-and-reset-workflow"/>
+    <w:bookmarkEnd w:id="102"/>
+    <w:bookmarkStart w:id="103" w:name="boot-and-reset-workflow"/>
     <w:p>
       <w:pPr>
         <w:pStyle w:val="Heading3"/>
@@ -10043,8 +10023,8 @@
         <w:t xml:space="preserve">whose USB application does not enumerate.</w:t>
       </w:r>
     </w:p>
-    <w:bookmarkEnd w:id="107"/>
-    <w:bookmarkStart w:id="108" w:name="recommended-bring-up-sequence"/>
+    <w:bookmarkEnd w:id="103"/>
+    <w:bookmarkStart w:id="104" w:name="recommended-bring-up-sequence"/>
     <w:p>
       <w:pPr>
         <w:pStyle w:val="Heading3"/>
@@ -10543,8 +10523,8 @@
         <w:t xml:space="preserve">errors easier to isolate.</w:t>
       </w:r>
     </w:p>
-    <w:bookmarkEnd w:id="108"/>
-    <w:bookmarkStart w:id="109" w:name="c-example-collection"/>
+    <w:bookmarkEnd w:id="104"/>
+    <w:bookmarkStart w:id="105" w:name="c-example-collection"/>
     <w:p>
       <w:pPr>
         <w:pStyle w:val="Heading3"/>
@@ -11050,8 +11030,8 @@
         <w:t xml:space="preserve">.</w:t>
       </w:r>
     </w:p>
-    <w:bookmarkEnd w:id="109"/>
-    <w:bookmarkStart w:id="110" w:name="memory-planning"/>
+    <w:bookmarkEnd w:id="105"/>
+    <w:bookmarkStart w:id="106" w:name="memory-planning"/>
     <w:p>
       <w:pPr>
         <w:pStyle w:val="Heading3"/>
@@ -11110,8 +11090,8 @@
         <w:t xml:space="preserve">a documented memory budget.</w:t>
       </w:r>
     </w:p>
-    <w:bookmarkEnd w:id="110"/>
-    <w:bookmarkStart w:id="111" w:name="storage-operation"/>
+    <w:bookmarkEnd w:id="106"/>
+    <w:bookmarkStart w:id="107" w:name="storage-operation"/>
     <w:p>
       <w:pPr>
         <w:pStyle w:val="Heading3"/>
@@ -11179,8 +11159,8 @@
         <w:t xml:space="preserve">rather than performing filesystem operations from an interrupt handler.</w:t>
       </w:r>
     </w:p>
-    <w:bookmarkEnd w:id="111"/>
-    <w:bookmarkStart w:id="112" w:name="video-sensor-and-audio-coexistence"/>
+    <w:bookmarkEnd w:id="107"/>
+    <w:bookmarkStart w:id="108" w:name="video-sensor-and-audio-coexistence"/>
     <w:p>
       <w:pPr>
         <w:pStyle w:val="Heading3"/>
@@ -11239,8 +11219,8 @@
         <w:t xml:space="preserve">information over USB serial or RGB status rather than failing silently.</w:t>
       </w:r>
     </w:p>
-    <w:bookmarkEnd w:id="112"/>
-    <w:bookmarkStart w:id="113" w:name="troubleshooting-guide"/>
+    <w:bookmarkEnd w:id="108"/>
+    <w:bookmarkStart w:id="109" w:name="troubleshooting-guide"/>
     <w:p>
       <w:pPr>
         <w:pStyle w:val="Heading3"/>
@@ -11516,9 +11496,9 @@
         <w:t xml:space="preserve">compiler output, power source, and reproduction steps for every bring-up issue.</w:t>
       </w:r>
     </w:p>
-    <w:bookmarkEnd w:id="113"/>
-    <w:bookmarkEnd w:id="114"/>
-    <w:bookmarkStart w:id="122" w:name="mechanical-information"/>
+    <w:bookmarkEnd w:id="109"/>
+    <w:bookmarkEnd w:id="110"/>
+    <w:bookmarkStart w:id="118" w:name="mechanical-information"/>
     <w:p>
       <w:pPr>
         <w:pStyle w:val="Heading2"/>
@@ -11551,7 +11531,7 @@
         <w:t xml:space="preserve">connector at the opposite end.</w:t>
       </w:r>
     </w:p>
-    <w:bookmarkStart w:id="117" w:name="component-side-envelope"/>
+    <w:bookmarkStart w:id="113" w:name="component-side-envelope"/>
     <w:p>
       <w:pPr>
         <w:pStyle w:val="Heading3"/>
@@ -11573,12 +11553,12 @@
           <wp:inline>
             <wp:extent cx="3108960" cy="1722200"/>
             <wp:effectExtent b="0" l="0" r="0" t="0"/>
-            <wp:docPr descr="" title="" id="115" name="Picture"/>
+            <wp:docPr descr="" title="" id="111" name="Picture"/>
             <a:graphic>
               <a:graphicData uri="http://schemas.openxmlformats.org/drawingml/2006/picture">
                 <pic:pic>
                   <pic:nvPicPr>
-                    <pic:cNvPr descr="hardware/resources/unit_top_v_1_3_0_pulsar_rp2350a.png" id="116" name="Picture"/>
+                    <pic:cNvPr descr="hardware/resources/unit_top_v_1_3_0_pulsar_rp2350a.png" id="112" name="Picture"/>
                     <pic:cNvPicPr>
                       <a:picLocks noChangeArrowheads="1" noChangeAspect="1"/>
                     </pic:cNvPicPr>
@@ -11631,8 +11611,8 @@
         <w:t xml:space="preserve">headers, carrier sockets, or direct soldering.</w:t>
       </w:r>
     </w:p>
-    <w:bookmarkEnd w:id="117"/>
-    <w:bookmarkStart w:id="120" w:name="bottom-side-envelope"/>
+    <w:bookmarkEnd w:id="113"/>
+    <w:bookmarkStart w:id="116" w:name="bottom-side-envelope"/>
     <w:p>
       <w:pPr>
         <w:pStyle w:val="Heading3"/>
@@ -11654,18 +11634,18 @@
           <wp:inline>
             <wp:extent cx="3108960" cy="1722200"/>
             <wp:effectExtent b="0" l="0" r="0" t="0"/>
-            <wp:docPr descr="" title="" id="118" name="Picture"/>
+            <wp:docPr descr="" title="" id="114" name="Picture"/>
             <a:graphic>
               <a:graphicData uri="http://schemas.openxmlformats.org/drawingml/2006/picture">
                 <pic:pic>
                   <pic:nvPicPr>
-                    <pic:cNvPr descr="hardware/resources/unit_btm_v_1_3_0_pulsar_rp2350a.png" id="119" name="Picture"/>
+                    <pic:cNvPr descr="hardware/resources/unit_btm_v_1_3_0_pulsar_rp2350a.png" id="115" name="Picture"/>
                     <pic:cNvPicPr>
                       <a:picLocks noChangeArrowheads="1" noChangeAspect="1"/>
                     </pic:cNvPicPr>
                   </pic:nvPicPr>
                   <pic:blipFill>
-                    <a:blip r:embed="rId36"/>
+                    <a:blip r:embed="rId32"/>
                     <a:stretch>
                       <a:fillRect/>
                     </a:stretch>
@@ -11712,8 +11692,8 @@
         <w:t xml:space="preserve">port or prevent card and flex-cable insertion.</w:t>
       </w:r>
     </w:p>
-    <w:bookmarkEnd w:id="120"/>
-    <w:bookmarkStart w:id="121" w:name="mechanical-data-not-specified"/>
+    <w:bookmarkEnd w:id="116"/>
+    <w:bookmarkStart w:id="117" w:name="mechanical-data-not-specified"/>
     <w:p>
       <w:pPr>
         <w:pStyle w:val="Heading3"/>
@@ -11844,9 +11824,9 @@
         <w:t xml:space="preserve">insertion/removal paths for card, battery plug, and FFC/FPC cable.</w:t>
       </w:r>
     </w:p>
-    <w:bookmarkEnd w:id="121"/>
-    <w:bookmarkEnd w:id="122"/>
-    <w:bookmarkStart w:id="124" w:name="company-information"/>
+    <w:bookmarkEnd w:id="117"/>
+    <w:bookmarkEnd w:id="118"/>
+    <w:bookmarkStart w:id="120" w:name="company-information"/>
     <w:p>
       <w:pPr>
         <w:pStyle w:val="Heading2"/>
@@ -11945,7 +11925,7 @@
               <w:pStyle w:val="Compact"/>
               <w:jc w:val="left"/>
             </w:pPr>
-            <w:hyperlink r:id="rId123">
+            <w:hyperlink r:id="rId119">
               <w:r>
                 <w:rPr>
                   <w:rStyle w:val="Hyperlink"/>
@@ -11997,8 +11977,8 @@
         <w:t xml:space="preserve">hardware, software, and reference documentation.</w:t>
       </w:r>
     </w:p>
-    <w:bookmarkEnd w:id="124"/>
-    <w:bookmarkStart w:id="132" w:name="reference-documentation"/>
+    <w:bookmarkEnd w:id="120"/>
+    <w:bookmarkStart w:id="128" w:name="reference-documentation"/>
     <w:p>
       <w:pPr>
         <w:pStyle w:val="Heading2"/>
@@ -12071,7 +12051,7 @@
               <w:pStyle w:val="Compact"/>
               <w:jc w:val="left"/>
             </w:pPr>
-            <w:hyperlink r:id="rId125">
+            <w:hyperlink r:id="rId121">
               <w:r>
                 <w:rPr>
                   <w:rStyle w:val="Hyperlink"/>
@@ -12102,7 +12082,7 @@
               <w:pStyle w:val="Compact"/>
               <w:jc w:val="left"/>
             </w:pPr>
-            <w:hyperlink r:id="rId126">
+            <w:hyperlink r:id="rId122">
               <w:r>
                 <w:rPr>
                   <w:rStyle w:val="Hyperlink"/>
@@ -12133,7 +12113,7 @@
               <w:pStyle w:val="Compact"/>
               <w:jc w:val="left"/>
             </w:pPr>
-            <w:hyperlink r:id="rId127">
+            <w:hyperlink r:id="rId123">
               <w:r>
                 <w:rPr>
                   <w:rStyle w:val="Hyperlink"/>
@@ -12164,7 +12144,7 @@
               <w:pStyle w:val="Compact"/>
               <w:jc w:val="left"/>
             </w:pPr>
-            <w:hyperlink r:id="rId128">
+            <w:hyperlink r:id="rId124">
               <w:r>
                 <w:rPr>
                   <w:rStyle w:val="Hyperlink"/>
@@ -12195,7 +12175,7 @@
               <w:pStyle w:val="Compact"/>
               <w:jc w:val="left"/>
             </w:pPr>
-            <w:hyperlink r:id="rId129">
+            <w:hyperlink r:id="rId125">
               <w:r>
                 <w:rPr>
                   <w:rStyle w:val="Hyperlink"/>
@@ -12226,7 +12206,7 @@
               <w:pStyle w:val="Compact"/>
               <w:jc w:val="left"/>
             </w:pPr>
-            <w:hyperlink r:id="rId130">
+            <w:hyperlink r:id="rId126">
               <w:r>
                 <w:rPr>
                   <w:rStyle w:val="Hyperlink"/>
@@ -12257,7 +12237,7 @@
               <w:pStyle w:val="Compact"/>
               <w:jc w:val="left"/>
             </w:pPr>
-            <w:hyperlink r:id="rId131">
+            <w:hyperlink r:id="rId127">
               <w:r>
                 <w:rPr>
                   <w:rStyle w:val="Hyperlink"/>
@@ -12295,8 +12275,8 @@
         <w:t xml:space="preserve">ESP32-H2 rather than this RP2350A board.</w:t>
       </w:r>
     </w:p>
-    <w:bookmarkEnd w:id="132"/>
-    <w:bookmarkStart w:id="150" w:name="appendix"/>
+    <w:bookmarkEnd w:id="128"/>
+    <w:bookmarkStart w:id="146" w:name="appendix"/>
     <w:p>
       <w:pPr>
         <w:pStyle w:val="Heading2"/>
@@ -12309,7 +12289,7 @@
         <w:t xml:space="preserve">9 Appendix</w:t>
       </w:r>
     </w:p>
-    <w:bookmarkStart w:id="145" w:name="schematic"/>
+    <w:bookmarkStart w:id="141" w:name="schematic"/>
     <w:p>
       <w:pPr>
         <w:pStyle w:val="Heading3"/>
@@ -12381,7 +12361,7 @@
         <w:t xml:space="preserve">controller described in this reference.</w:t>
       </w:r>
     </w:p>
-    <w:bookmarkStart w:id="136" w:name="processor-memory-usb-io-and-power-entry"/>
+    <w:bookmarkStart w:id="132" w:name="processor-memory-usb-io-and-power-entry"/>
     <w:p>
       <w:pPr>
         <w:pStyle w:val="Heading4"/>
@@ -12392,6 +12372,67 @@
           <w:b/>
         </w:rPr>
         <w:t xml:space="preserve">9.1.1 Processor, Memory, USB, I/O, and Power Entry</w:t>
+      </w:r>
+    </w:p>
+    <w:p>
+      <w:pPr>
+        <w:pStyle w:val="FirstParagraph"/>
+      </w:pPr>
+      <w:r>
+        <w:drawing>
+          <wp:inline>
+            <wp:extent cx="6108700" cy="4720359"/>
+            <wp:effectExtent b="0" l="0" r="0" t="0"/>
+            <wp:docPr descr="" title="" id="130" name="Picture"/>
+            <a:graphic>
+              <a:graphicData uri="http://schemas.openxmlformats.org/drawingml/2006/picture">
+                <pic:pic>
+                  <pic:nvPicPr>
+                    <pic:cNvPr descr="hardware/resources/unit_schematic_v_1_3_0_pulsar_rp2350a_sheet_1.png" id="131" name="Picture"/>
+                    <pic:cNvPicPr>
+                      <a:picLocks noChangeArrowheads="1" noChangeAspect="1"/>
+                    </pic:cNvPicPr>
+                  </pic:nvPicPr>
+                  <pic:blipFill>
+                    <a:blip r:embed="rId129"/>
+                    <a:stretch>
+                      <a:fillRect/>
+                    </a:stretch>
+                  </pic:blipFill>
+                  <pic:spPr bwMode="auto">
+                    <a:xfrm>
+                      <a:off x="0" y="0"/>
+                      <a:ext cx="6108700" cy="4720359"/>
+                    </a:xfrm>
+                    <a:prstGeom prst="rect">
+                      <a:avLst/>
+                    </a:prstGeom>
+                    <a:noFill/>
+                    <a:ln w="9525">
+                      <a:noFill/>
+                      <a:headEnd/>
+                      <a:tailEnd/>
+                    </a:ln>
+                  </pic:spPr>
+                </pic:pic>
+              </a:graphicData>
+            </a:graphic>
+          </wp:inline>
+        </w:drawing>
+      </w:r>
+    </w:p>
+    <w:bookmarkEnd w:id="132"/>
+    <w:bookmarkStart w:id="136" w:name="X5a216c792d0ae9be432868afc12272b8b3ddded"/>
+    <w:p>
+      <w:pPr>
+        <w:pStyle w:val="Heading4"/>
+      </w:pPr>
+      <w:r>
+        <w:rPr>
+          <w:bCs/>
+          <w:b/>
+        </w:rPr>
+        <w:t xml:space="preserve">9.1.2 microSD, BMI270, HSTX Connector, and PDM Microphone</w:t>
       </w:r>
     </w:p>
     <w:p>
@@ -12408,7 +12449,7 @@
               <a:graphicData uri="http://schemas.openxmlformats.org/drawingml/2006/picture">
                 <pic:pic>
                   <pic:nvPicPr>
-                    <pic:cNvPr descr="hardware/resources/unit_schematic_v_1_3_0_pulsar_rp2350a_sheet_1.png" id="135" name="Picture"/>
+                    <pic:cNvPr descr="hardware/resources/unit_schematic_v_1_3_0_pulsar_rp2350a_sheet_2.png" id="135" name="Picture"/>
                     <pic:cNvPicPr>
                       <a:picLocks noChangeArrowheads="1" noChangeAspect="1"/>
                     </pic:cNvPicPr>
@@ -12442,7 +12483,7 @@
       </w:r>
     </w:p>
     <w:bookmarkEnd w:id="136"/>
-    <w:bookmarkStart w:id="140" w:name="X5a216c792d0ae9be432868afc12272b8b3ddded"/>
+    <w:bookmarkStart w:id="140" w:name="v-regulator"/>
     <w:p>
       <w:pPr>
         <w:pStyle w:val="Heading4"/>
@@ -12452,7 +12493,7 @@
           <w:bCs/>
           <w:b/>
         </w:rPr>
-        <w:t xml:space="preserve">9.1.2 microSD, BMI270, HSTX Connector, and PDM Microphone</w:t>
+        <w:t xml:space="preserve">9.1.3 3.3 V Regulator</w:t>
       </w:r>
     </w:p>
     <w:p>
@@ -12469,7 +12510,7 @@
               <a:graphicData uri="http://schemas.openxmlformats.org/drawingml/2006/picture">
                 <pic:pic>
                   <pic:nvPicPr>
-                    <pic:cNvPr descr="hardware/resources/unit_schematic_v_1_3_0_pulsar_rp2350a_sheet_2.png" id="139" name="Picture"/>
+                    <pic:cNvPr descr="hardware/resources/unit_schematic_v_1_3_0_pulsar_rp2350a_sheet_3.png" id="139" name="Picture"/>
                     <pic:cNvPicPr>
                       <a:picLocks noChangeArrowheads="1" noChangeAspect="1"/>
                     </pic:cNvPicPr>
@@ -12503,69 +12544,8 @@
       </w:r>
     </w:p>
     <w:bookmarkEnd w:id="140"/>
-    <w:bookmarkStart w:id="144" w:name="v-regulator"/>
-    <w:p>
-      <w:pPr>
-        <w:pStyle w:val="Heading4"/>
-      </w:pPr>
-      <w:r>
-        <w:rPr>
-          <w:bCs/>
-          <w:b/>
-        </w:rPr>
-        <w:t xml:space="preserve">9.1.3 3.3 V Regulator</w:t>
-      </w:r>
-    </w:p>
-    <w:p>
-      <w:pPr>
-        <w:pStyle w:val="FirstParagraph"/>
-      </w:pPr>
-      <w:r>
-        <w:drawing>
-          <wp:inline>
-            <wp:extent cx="6108700" cy="4720359"/>
-            <wp:effectExtent b="0" l="0" r="0" t="0"/>
-            <wp:docPr descr="" title="" id="142" name="Picture"/>
-            <a:graphic>
-              <a:graphicData uri="http://schemas.openxmlformats.org/drawingml/2006/picture">
-                <pic:pic>
-                  <pic:nvPicPr>
-                    <pic:cNvPr descr="hardware/resources/unit_schematic_v_1_3_0_pulsar_rp2350a_sheet_3.png" id="143" name="Picture"/>
-                    <pic:cNvPicPr>
-                      <a:picLocks noChangeArrowheads="1" noChangeAspect="1"/>
-                    </pic:cNvPicPr>
-                  </pic:nvPicPr>
-                  <pic:blipFill>
-                    <a:blip r:embed="rId141"/>
-                    <a:stretch>
-                      <a:fillRect/>
-                    </a:stretch>
-                  </pic:blipFill>
-                  <pic:spPr bwMode="auto">
-                    <a:xfrm>
-                      <a:off x="0" y="0"/>
-                      <a:ext cx="6108700" cy="4720359"/>
-                    </a:xfrm>
-                    <a:prstGeom prst="rect">
-                      <a:avLst/>
-                    </a:prstGeom>
-                    <a:noFill/>
-                    <a:ln w="9525">
-                      <a:noFill/>
-                      <a:headEnd/>
-                      <a:tailEnd/>
-                    </a:ln>
-                  </pic:spPr>
-                </pic:pic>
-              </a:graphicData>
-            </a:graphic>
-          </wp:inline>
-        </w:drawing>
-      </w:r>
-    </w:p>
-    <w:bookmarkEnd w:id="144"/>
-    <w:bookmarkEnd w:id="145"/>
-    <w:bookmarkStart w:id="146" w:name="technical-references"/>
+    <w:bookmarkEnd w:id="141"/>
+    <w:bookmarkStart w:id="142" w:name="technical-references"/>
     <w:p>
       <w:pPr>
         <w:pStyle w:val="Heading3"/>
@@ -12644,8 +12624,8 @@
         <w:t xml:space="preserve">installed UNIT RP2350 core APIs.</w:t>
       </w:r>
     </w:p>
-    <w:bookmarkEnd w:id="146"/>
-    <w:bookmarkStart w:id="147" w:name="Xc69fc42ee66445cecdcdb0e7409e522581a6637"/>
+    <w:bookmarkEnd w:id="142"/>
+    <w:bookmarkStart w:id="143" w:name="Xc69fc42ee66445cecdcdb0e7409e522581a6637"/>
     <w:p>
       <w:pPr>
         <w:pStyle w:val="Heading3"/>
@@ -12814,8 +12794,8 @@
         <w:t xml:space="preserve">Complete pinout, topology, and dimension drawings</w:t>
       </w:r>
     </w:p>
-    <w:bookmarkEnd w:id="147"/>
-    <w:bookmarkStart w:id="148" w:name="document-control"/>
+    <w:bookmarkEnd w:id="143"/>
+    <w:bookmarkStart w:id="144" w:name="document-control"/>
     <w:p>
       <w:pPr>
         <w:pStyle w:val="Heading3"/>
@@ -13025,8 +13005,8 @@
         </w:tc>
       </w:tr>
     </w:tbl>
-    <w:bookmarkEnd w:id="148"/>
-    <w:bookmarkStart w:id="149" w:name="source-inconsistencies"/>
+    <w:bookmarkEnd w:id="144"/>
+    <w:bookmarkStart w:id="145" w:name="source-inconsistencies"/>
     <w:p>
       <w:pPr>
         <w:pStyle w:val="Heading3"/>
@@ -13168,8 +13148,8 @@
         <w:t xml:space="preserve">to GPIO20. Repository examples follow GPIO20.</w:t>
       </w:r>
     </w:p>
-    <w:bookmarkEnd w:id="149"/>
-    <w:bookmarkEnd w:id="150"/>
+    <w:bookmarkEnd w:id="145"/>
+    <w:bookmarkEnd w:id="146"/>
     <w:sectPr>
       <w:pgSz w:h="16838" w:w="11906"/>
       <w:pgMar w:bottom="1134" w:footer="708" w:gutter="0" w:header="708" w:left="1134" w:right="1134" w:top="1134"/>

--- a/docs/hardware/unit_product_reference_v_0_1_0_pulsar_rp2350a.docx
+++ b/docs/hardware/unit_product_reference_v_0_1_0_pulsar_rp2350a.docx
@@ -1137,7 +1137,7 @@
     </w:p>
     <w:bookmarkEnd w:id="25"/>
     <w:bookmarkEnd w:id="26"/>
-    <w:bookmarkStart w:id="37" w:name="the-board"/>
+    <w:bookmarkStart w:id="41" w:name="the-board"/>
     <w:p>
       <w:pPr>
         <w:pStyle w:val="Heading2"/>
@@ -1194,7 +1194,7 @@
         <w:t xml:space="preserve">connector are accessible from the bottom side.</w:t>
       </w:r>
     </w:p>
-    <w:bookmarkStart w:id="27" w:name="accessories"/>
+    <w:bookmarkStart w:id="31" w:name="accessories"/>
     <w:p>
       <w:pPr>
         <w:pStyle w:val="Heading3"/>
@@ -1212,667 +1212,7 @@
         <w:pStyle w:val="FirstParagraph"/>
       </w:pPr>
       <w:r>
-        <w:t xml:space="preserve">The UNIT PULSAR RP2350A includes a QWIIC cable for connecting compatible I2C devices. Additional accessories are available depending on the application.</w:t>
-      </w:r>
-    </w:p>
-    <w:tbl>
-      <w:tblPr>
-        <w:tblStyle w:val="Table"/>
-        <w:tblW w:type="pct" w:w="5000"/>
-        <w:tblLook w:firstRow="1" w:lastRow="0" w:firstColumn="0" w:lastColumn="0" w:noHBand="0" w:noVBand="0" w:val="0020"/>
-        <w:jc w:val="start"/>
-      </w:tblPr>
-      <w:tblGrid>
-        <w:gridCol w:w="1980"/>
-        <w:gridCol w:w="1980"/>
-        <w:gridCol w:w="1980"/>
-        <w:gridCol w:w="1980"/>
-      </w:tblGrid>
-      <w:tr>
-        <w:trPr>
-          <w:tblHeader w:val="true"/>
-        </w:trPr>
-        <w:tc>
-          <w:tcPr/>
-          <w:p>
-            <w:pPr>
-              <w:pStyle w:val="Compact"/>
-              <w:jc w:val="left"/>
-            </w:pPr>
-            <w:r>
-              <w:t xml:space="preserve">Accessory</w:t>
-            </w:r>
-          </w:p>
-        </w:tc>
-        <w:tc>
-          <w:tcPr/>
-          <w:p>
-            <w:pPr>
-              <w:pStyle w:val="Compact"/>
-              <w:jc w:val="left"/>
-            </w:pPr>
-            <w:r>
-              <w:t xml:space="preserve">Included</w:t>
-            </w:r>
-          </w:p>
-        </w:tc>
-        <w:tc>
-          <w:tcPr/>
-          <w:p>
-            <w:pPr>
-              <w:pStyle w:val="Compact"/>
-              <w:jc w:val="left"/>
-            </w:pPr>
-            <w:r>
-              <w:t xml:space="preserve">Purpose</w:t>
-            </w:r>
-          </w:p>
-        </w:tc>
-        <w:tc>
-          <w:tcPr/>
-          <w:p>
-            <w:pPr>
-              <w:pStyle w:val="Compact"/>
-              <w:jc w:val="left"/>
-            </w:pPr>
-            <w:r>
-              <w:t xml:space="preserve">Selection notes</w:t>
-            </w:r>
-          </w:p>
-        </w:tc>
-      </w:tr>
-      <w:tr>
-        <w:tc>
-          <w:tcPr/>
-          <w:p>
-            <w:pPr>
-              <w:pStyle w:val="Compact"/>
-              <w:jc w:val="left"/>
-            </w:pPr>
-            <w:r>
-              <w:t xml:space="preserve">QWIIC cable</w:t>
-            </w:r>
-          </w:p>
-        </w:tc>
-        <w:tc>
-          <w:tcPr/>
-          <w:p>
-            <w:pPr>
-              <w:pStyle w:val="Compact"/>
-              <w:jc w:val="left"/>
-            </w:pPr>
-            <w:r>
-              <w:t xml:space="preserve">Yes</w:t>
-            </w:r>
-          </w:p>
-        </w:tc>
-        <w:tc>
-          <w:tcPr/>
-          <w:p>
-            <w:pPr>
-              <w:pStyle w:val="Compact"/>
-              <w:jc w:val="left"/>
-            </w:pPr>
-            <w:r>
-              <w:t xml:space="preserve">External I2C expansion</w:t>
-            </w:r>
-          </w:p>
-        </w:tc>
-        <w:tc>
-          <w:tcPr/>
-          <w:p>
-            <w:pPr>
-              <w:pStyle w:val="Compact"/>
-              <w:jc w:val="left"/>
-            </w:pPr>
-            <w:r>
-              <w:t xml:space="preserve">Included with the board; compatible with 3.3 V QWIIC devices</w:t>
-            </w:r>
-          </w:p>
-        </w:tc>
-      </w:tr>
-      <w:tr>
-        <w:tc>
-          <w:tcPr/>
-          <w:p>
-            <w:pPr>
-              <w:pStyle w:val="Compact"/>
-              <w:jc w:val="left"/>
-            </w:pPr>
-            <w:r>
-              <w:t xml:space="preserve">USB-C data cable</w:t>
-            </w:r>
-          </w:p>
-        </w:tc>
-        <w:tc>
-          <w:tcPr/>
-          <w:p>
-            <w:pPr>
-              <w:pStyle w:val="Compact"/>
-              <w:jc w:val="left"/>
-            </w:pPr>
-            <w:r>
-              <w:t xml:space="preserve">No</w:t>
-            </w:r>
-          </w:p>
-        </w:tc>
-        <w:tc>
-          <w:tcPr/>
-          <w:p>
-            <w:pPr>
-              <w:pStyle w:val="Compact"/>
-              <w:jc w:val="left"/>
-            </w:pPr>
-            <w:r>
-              <w:t xml:space="preserve">Power, programming, and USB serial</w:t>
-            </w:r>
-          </w:p>
-        </w:tc>
-        <w:tc>
-          <w:tcPr/>
-          <w:p>
-            <w:pPr>
-              <w:pStyle w:val="Compact"/>
-              <w:jc w:val="left"/>
-            </w:pPr>
-            <w:r>
-              <w:t xml:space="preserve">Must support data; a charge-only cable cannot upload firmware</w:t>
-            </w:r>
-          </w:p>
-        </w:tc>
-      </w:tr>
-      <w:tr>
-        <w:tc>
-          <w:tcPr/>
-          <w:p>
-            <w:pPr>
-              <w:pStyle w:val="Compact"/>
-              <w:jc w:val="left"/>
-            </w:pPr>
-            <w:r>
-              <w:t xml:space="preserve">Kingston microSD card</w:t>
-            </w:r>
-          </w:p>
-        </w:tc>
-        <w:tc>
-          <w:tcPr/>
-          <w:p>
-            <w:pPr>
-              <w:pStyle w:val="Compact"/>
-              <w:jc w:val="left"/>
-            </w:pPr>
-            <w:r>
-              <w:t xml:space="preserve">No</w:t>
-            </w:r>
-          </w:p>
-        </w:tc>
-        <w:tc>
-          <w:tcPr/>
-          <w:p>
-            <w:pPr>
-              <w:pStyle w:val="Compact"/>
-              <w:jc w:val="left"/>
-            </w:pPr>
-            <w:r>
-              <w:t xml:space="preserve">Removable storage and data logging</w:t>
-            </w:r>
-          </w:p>
-        </w:tc>
-        <w:tc>
-          <w:tcPr/>
-          <w:p>
-            <w:pPr>
-              <w:pStyle w:val="Compact"/>
-              <w:jc w:val="left"/>
-            </w:pPr>
-            <w:r>
-              <w:t xml:space="preserve">FAT32 formatting is recommended for the provided examples</w:t>
-            </w:r>
-          </w:p>
-        </w:tc>
-      </w:tr>
-      <w:tr>
-        <w:tc>
-          <w:tcPr/>
-          <w:p>
-            <w:pPr>
-              <w:pStyle w:val="Compact"/>
-              <w:jc w:val="left"/>
-            </w:pPr>
-            <w:r>
-              <w:t xml:space="preserve">UNIT DevLab DVI to FPC Adapter</w:t>
-            </w:r>
-          </w:p>
-        </w:tc>
-        <w:tc>
-          <w:tcPr/>
-          <w:p>
-            <w:pPr>
-              <w:pStyle w:val="Compact"/>
-              <w:jc w:val="left"/>
-            </w:pPr>
-            <w:r>
-              <w:t xml:space="preserve">No</w:t>
-            </w:r>
-          </w:p>
-        </w:tc>
-        <w:tc>
-          <w:tcPr/>
-          <w:p>
-            <w:pPr>
-              <w:pStyle w:val="Compact"/>
-              <w:jc w:val="left"/>
-            </w:pPr>
-            <w:r>
-              <w:t xml:space="preserve">HSTX DVI-compatible video output</w:t>
-            </w:r>
-          </w:p>
-        </w:tc>
-        <w:tc>
-          <w:tcPr/>
-          <w:p>
-            <w:pPr>
-              <w:pStyle w:val="Compact"/>
-              <w:jc w:val="left"/>
-            </w:pPr>
-            <w:r>
-              <w:t xml:space="preserve">Recommended adapter for connecting the HSTX video interface</w:t>
-            </w:r>
-          </w:p>
-        </w:tc>
-      </w:tr>
-      <w:tr>
-        <w:tc>
-          <w:tcPr/>
-          <w:p>
-            <w:pPr>
-              <w:pStyle w:val="Compact"/>
-              <w:jc w:val="left"/>
-            </w:pPr>
-            <w:r>
-              <w:t xml:space="preserve">22-pin FPC cable</w:t>
-            </w:r>
-          </w:p>
-        </w:tc>
-        <w:tc>
-          <w:tcPr/>
-          <w:p>
-            <w:pPr>
-              <w:pStyle w:val="Compact"/>
-              <w:jc w:val="left"/>
-            </w:pPr>
-            <w:r>
-              <w:t xml:space="preserve">No</w:t>
-            </w:r>
-          </w:p>
-        </w:tc>
-        <w:tc>
-          <w:tcPr/>
-          <w:p>
-            <w:pPr>
-              <w:pStyle w:val="Compact"/>
-              <w:jc w:val="left"/>
-            </w:pPr>
-            <w:r>
-              <w:t xml:space="preserve">Connection between the HSTX interface and DVI adapter</w:t>
-            </w:r>
-          </w:p>
-        </w:tc>
-        <w:tc>
-          <w:tcPr/>
-          <w:p>
-            <w:pPr>
-              <w:pStyle w:val="Compact"/>
-              <w:jc w:val="left"/>
-            </w:pPr>
-            <w:r>
-              <w:t xml:space="preserve">22-position, 0.5 mm pitch; available soon from UNIT Electronics</w:t>
-            </w:r>
-          </w:p>
-        </w:tc>
-      </w:tr>
-      <w:tr>
-        <w:tc>
-          <w:tcPr/>
-          <w:p>
-            <w:pPr>
-              <w:pStyle w:val="Compact"/>
-              <w:jc w:val="left"/>
-            </w:pPr>
-            <w:r>
-              <w:t xml:space="preserve">LiPo 3.7 V 650 mAh Battery</w:t>
-            </w:r>
-          </w:p>
-        </w:tc>
-        <w:tc>
-          <w:tcPr/>
-          <w:p>
-            <w:pPr>
-              <w:pStyle w:val="Compact"/>
-              <w:jc w:val="left"/>
-            </w:pPr>
-            <w:r>
-              <w:t xml:space="preserve">No</w:t>
-            </w:r>
-          </w:p>
-        </w:tc>
-        <w:tc>
-          <w:tcPr/>
-          <w:p>
-            <w:pPr>
-              <w:pStyle w:val="Compact"/>
-              <w:jc w:val="left"/>
-            </w:pPr>
-            <w:r>
-              <w:t xml:space="preserve">Battery-powered operation</w:t>
-            </w:r>
-          </w:p>
-        </w:tc>
-        <w:tc>
-          <w:tcPr/>
-          <w:p>
-            <w:pPr>
-              <w:pStyle w:val="Compact"/>
-              <w:jc w:val="left"/>
-            </w:pPr>
-            <w:r>
-              <w:t xml:space="preserve">Recommended single-cell LiPo battery; verify polarity and connector orientation before connection</w:t>
-            </w:r>
-          </w:p>
-        </w:tc>
-      </w:tr>
-    </w:tbl>
-    <w:p>
-      <w:pPr>
-        <w:pStyle w:val="BodyText"/>
-      </w:pPr>
-      <w:r>
-        <w:t xml:space="preserve">Verify connector type, orientation, polarity, voltage domain, and pinout before connecting third-party accessories.</w:t>
-      </w:r>
-    </w:p>
-    <w:bookmarkEnd w:id="27"/>
-    <w:bookmarkStart w:id="28" w:name="board-identification"/>
-    <w:p>
-      <w:pPr>
-        <w:pStyle w:val="Heading3"/>
-      </w:pPr>
-      <w:r>
-        <w:rPr>
-          <w:bCs/>
-          <w:b/>
-        </w:rPr>
-        <w:t xml:space="preserve">1.2 Board Identification</w:t>
-      </w:r>
-    </w:p>
-    <w:tbl>
-      <w:tblPr>
-        <w:tblStyle w:val="Table"/>
-        <w:tblW w:type="auto" w:w="0"/>
-        <w:tblLook w:firstRow="1" w:lastRow="0" w:firstColumn="0" w:lastColumn="0" w:noHBand="0" w:noVBand="0" w:val="0020"/>
-        <w:jc w:val="start"/>
-      </w:tblPr>
-      <w:tblGrid>
-        <w:gridCol w:w="3960"/>
-        <w:gridCol w:w="3960"/>
-      </w:tblGrid>
-      <w:tr>
-        <w:trPr>
-          <w:tblHeader w:val="true"/>
-        </w:trPr>
-        <w:tc>
-          <w:tcPr/>
-          <w:p>
-            <w:pPr>
-              <w:pStyle w:val="Compact"/>
-              <w:jc w:val="left"/>
-            </w:pPr>
-            <w:r>
-              <w:t xml:space="preserve">Item</w:t>
-            </w:r>
-          </w:p>
-        </w:tc>
-        <w:tc>
-          <w:tcPr/>
-          <w:p>
-            <w:pPr>
-              <w:pStyle w:val="Compact"/>
-              <w:jc w:val="left"/>
-            </w:pPr>
-            <w:r>
-              <w:t xml:space="preserve">Value</w:t>
-            </w:r>
-          </w:p>
-        </w:tc>
-      </w:tr>
-      <w:tr>
-        <w:tc>
-          <w:tcPr/>
-          <w:p>
-            <w:pPr>
-              <w:pStyle w:val="Compact"/>
-              <w:jc w:val="left"/>
-            </w:pPr>
-            <w:r>
-              <w:t xml:space="preserve">Product</w:t>
-            </w:r>
-          </w:p>
-        </w:tc>
-        <w:tc>
-          <w:tcPr/>
-          <w:p>
-            <w:pPr>
-              <w:pStyle w:val="Compact"/>
-              <w:jc w:val="left"/>
-            </w:pPr>
-            <w:r>
-              <w:t xml:space="preserve">UNIT PULSAR RP2350</w:t>
-            </w:r>
-          </w:p>
-        </w:tc>
-      </w:tr>
-      <w:tr>
-        <w:tc>
-          <w:tcPr/>
-          <w:p>
-            <w:pPr>
-              <w:pStyle w:val="Compact"/>
-              <w:jc w:val="left"/>
-            </w:pPr>
-            <w:r>
-              <w:t xml:space="preserve">Product family</w:t>
-            </w:r>
-          </w:p>
-        </w:tc>
-        <w:tc>
-          <w:tcPr/>
-          <w:p>
-            <w:pPr>
-              <w:pStyle w:val="Compact"/>
-              <w:jc w:val="left"/>
-            </w:pPr>
-            <w:r>
-              <w:t xml:space="preserve">UNIT DevLab ecosystem</w:t>
-            </w:r>
-          </w:p>
-        </w:tc>
-      </w:tr>
-      <w:tr>
-        <w:tc>
-          <w:tcPr/>
-          <w:p>
-            <w:pPr>
-              <w:pStyle w:val="Compact"/>
-              <w:jc w:val="left"/>
-            </w:pPr>
-            <w:r>
-              <w:t xml:space="preserve">Product type</w:t>
-            </w:r>
-          </w:p>
-        </w:tc>
-        <w:tc>
-          <w:tcPr/>
-          <w:p>
-            <w:pPr>
-              <w:pStyle w:val="Compact"/>
-              <w:jc w:val="left"/>
-            </w:pPr>
-            <w:r>
-              <w:t xml:space="preserve">Multi-interface RP2350A development board</w:t>
-            </w:r>
-          </w:p>
-        </w:tc>
-      </w:tr>
-      <w:tr>
-        <w:tc>
-          <w:tcPr/>
-          <w:p>
-            <w:pPr>
-              <w:pStyle w:val="Compact"/>
-              <w:jc w:val="left"/>
-            </w:pPr>
-            <w:r>
-              <w:t xml:space="preserve">Main component</w:t>
-            </w:r>
-          </w:p>
-        </w:tc>
-        <w:tc>
-          <w:tcPr/>
-          <w:p>
-            <w:pPr>
-              <w:pStyle w:val="Compact"/>
-              <w:jc w:val="left"/>
-            </w:pPr>
-            <w:r>
-              <w:t xml:space="preserve">Raspberry Pi RP2350A, QFN-60</w:t>
-            </w:r>
-          </w:p>
-        </w:tc>
-      </w:tr>
-      <w:tr>
-        <w:tc>
-          <w:tcPr/>
-          <w:p>
-            <w:pPr>
-              <w:pStyle w:val="Compact"/>
-              <w:jc w:val="left"/>
-            </w:pPr>
-            <w:r>
-              <w:t xml:space="preserve">Hardware revision</w:t>
-            </w:r>
-          </w:p>
-        </w:tc>
-        <w:tc>
-          <w:tcPr/>
-          <w:p>
-            <w:pPr>
-              <w:pStyle w:val="Compact"/>
-              <w:jc w:val="left"/>
-            </w:pPr>
-            <w:r>
-              <w:t xml:space="preserve">V1.3.0</w:t>
-            </w:r>
-          </w:p>
-        </w:tc>
-      </w:tr>
-      <w:tr>
-        <w:tc>
-          <w:tcPr/>
-          <w:p>
-            <w:pPr>
-              <w:pStyle w:val="Compact"/>
-              <w:jc w:val="left"/>
-            </w:pPr>
-            <w:r>
-              <w:t xml:space="preserve">Product Reference</w:t>
-            </w:r>
-          </w:p>
-        </w:tc>
-        <w:tc>
-          <w:tcPr/>
-          <w:p>
-            <w:pPr>
-              <w:pStyle w:val="Compact"/>
-              <w:jc w:val="left"/>
-            </w:pPr>
-            <w:r>
-              <w:t xml:space="preserve">Version 0.1.0</w:t>
-            </w:r>
-          </w:p>
-        </w:tc>
-      </w:tr>
-      <w:tr>
-        <w:tc>
-          <w:tcPr/>
-          <w:p>
-            <w:pPr>
-              <w:pStyle w:val="Compact"/>
-              <w:jc w:val="left"/>
-            </w:pPr>
-            <w:r>
-              <w:t xml:space="preserve">Primary programming interface</w:t>
-            </w:r>
-          </w:p>
-        </w:tc>
-        <w:tc>
-          <w:tcPr/>
-          <w:p>
-            <w:pPr>
-              <w:pStyle w:val="Compact"/>
-              <w:jc w:val="left"/>
-            </w:pPr>
-            <w:r>
-              <w:t xml:space="preserve">USB-C / RP2350 USB boot workflow</w:t>
-            </w:r>
-          </w:p>
-        </w:tc>
-      </w:tr>
-      <w:tr>
-        <w:tc>
-          <w:tcPr/>
-          <w:p>
-            <w:pPr>
-              <w:pStyle w:val="Compact"/>
-              <w:jc w:val="left"/>
-            </w:pPr>
-            <w:r>
-              <w:t xml:space="preserve">Debug interface</w:t>
-            </w:r>
-          </w:p>
-        </w:tc>
-        <w:tc>
-          <w:tcPr/>
-          <w:p>
-            <w:pPr>
-              <w:pStyle w:val="Compact"/>
-              <w:jc w:val="left"/>
-            </w:pPr>
-            <w:r>
-              <w:t xml:space="preserve">SWD pads on bottom side</w:t>
-            </w:r>
-          </w:p>
-        </w:tc>
-      </w:tr>
-    </w:tbl>
-    <w:p>
-      <w:pPr>
-        <w:pStyle w:val="BodyText"/>
-      </w:pPr>
-      <w:r>
-        <w:t xml:space="preserve">Hardware revision and documentation revision are identified independently.</w:t>
-      </w:r>
-    </w:p>
-    <w:bookmarkEnd w:id="28"/>
-    <w:bookmarkStart w:id="29" w:name="main-assemblies"/>
-    <w:p>
-      <w:pPr>
-        <w:pStyle w:val="Heading3"/>
-      </w:pPr>
-      <w:r>
-        <w:rPr>
-          <w:bCs/>
-          <w:b/>
-        </w:rPr>
-        <w:t xml:space="preserve">1.3 Main Assemblies</w:t>
+        <w:t xml:space="preserve">The following optional accessories are recommended for use with the UNIT PULSAR RP2350A. Select accessories according to the interfaces and features required by the application.</w:t>
       </w:r>
     </w:p>
     <w:tbl>
@@ -1899,6 +1239,601 @@
               <w:jc w:val="left"/>
             </w:pPr>
             <w:r>
+              <w:t xml:space="preserve">Accessory</w:t>
+            </w:r>
+          </w:p>
+        </w:tc>
+        <w:tc>
+          <w:tcPr/>
+          <w:p>
+            <w:pPr>
+              <w:pStyle w:val="Compact"/>
+              <w:jc w:val="left"/>
+            </w:pPr>
+            <w:r>
+              <w:t xml:space="preserve">Purpose</w:t>
+            </w:r>
+          </w:p>
+        </w:tc>
+        <w:tc>
+          <w:tcPr/>
+          <w:p>
+            <w:pPr>
+              <w:pStyle w:val="Compact"/>
+              <w:jc w:val="left"/>
+            </w:pPr>
+            <w:r>
+              <w:t xml:space="preserve">Selection notes</w:t>
+            </w:r>
+          </w:p>
+        </w:tc>
+      </w:tr>
+      <w:tr>
+        <w:tc>
+          <w:tcPr/>
+          <w:p>
+            <w:pPr>
+              <w:pStyle w:val="Compact"/>
+              <w:jc w:val="left"/>
+            </w:pPr>
+            <w:hyperlink r:id="rId27">
+              <w:r>
+                <w:rPr>
+                  <w:rStyle w:val="Hyperlink"/>
+                </w:rPr>
+                <w:t xml:space="preserve">QWIIC cable</w:t>
+              </w:r>
+            </w:hyperlink>
+          </w:p>
+        </w:tc>
+        <w:tc>
+          <w:tcPr/>
+          <w:p>
+            <w:pPr>
+              <w:pStyle w:val="Compact"/>
+              <w:jc w:val="left"/>
+            </w:pPr>
+            <w:r>
+              <w:t xml:space="preserve">External I2C expansion</w:t>
+            </w:r>
+          </w:p>
+        </w:tc>
+        <w:tc>
+          <w:tcPr/>
+          <w:p>
+            <w:pPr>
+              <w:pStyle w:val="Compact"/>
+              <w:jc w:val="left"/>
+            </w:pPr>
+            <w:r>
+              <w:t xml:space="preserve">4-pin, 1 mm pitch cable for connecting compatible 3.3 V QWIIC devices</w:t>
+            </w:r>
+          </w:p>
+        </w:tc>
+      </w:tr>
+      <w:tr>
+        <w:tc>
+          <w:tcPr/>
+          <w:p>
+            <w:pPr>
+              <w:pStyle w:val="Compact"/>
+              <w:jc w:val="left"/>
+            </w:pPr>
+            <w:r>
+              <w:t xml:space="preserve">USB-C data cable</w:t>
+            </w:r>
+          </w:p>
+        </w:tc>
+        <w:tc>
+          <w:tcPr/>
+          <w:p>
+            <w:pPr>
+              <w:pStyle w:val="Compact"/>
+              <w:jc w:val="left"/>
+            </w:pPr>
+            <w:r>
+              <w:t xml:space="preserve">Power, programming, and USB serial</w:t>
+            </w:r>
+          </w:p>
+        </w:tc>
+        <w:tc>
+          <w:tcPr/>
+          <w:p>
+            <w:pPr>
+              <w:pStyle w:val="Compact"/>
+              <w:jc w:val="left"/>
+            </w:pPr>
+            <w:r>
+              <w:t xml:space="preserve">Must support data; a charge-only cable cannot upload firmware</w:t>
+            </w:r>
+          </w:p>
+        </w:tc>
+      </w:tr>
+      <w:tr>
+        <w:tc>
+          <w:tcPr/>
+          <w:p>
+            <w:pPr>
+              <w:pStyle w:val="Compact"/>
+              <w:jc w:val="left"/>
+            </w:pPr>
+            <w:hyperlink r:id="rId28">
+              <w:r>
+                <w:rPr>
+                  <w:rStyle w:val="Hyperlink"/>
+                </w:rPr>
+                <w:t xml:space="preserve">Kingston microSD card</w:t>
+              </w:r>
+            </w:hyperlink>
+          </w:p>
+        </w:tc>
+        <w:tc>
+          <w:tcPr/>
+          <w:p>
+            <w:pPr>
+              <w:pStyle w:val="Compact"/>
+              <w:jc w:val="left"/>
+            </w:pPr>
+            <w:r>
+              <w:t xml:space="preserve">Removable storage and data logging</w:t>
+            </w:r>
+          </w:p>
+        </w:tc>
+        <w:tc>
+          <w:tcPr/>
+          <w:p>
+            <w:pPr>
+              <w:pStyle w:val="Compact"/>
+              <w:jc w:val="left"/>
+            </w:pPr>
+            <w:r>
+              <w:t xml:space="preserve">Class 10 microSD card; FAT32 formatting is recommended for the provided examples</w:t>
+            </w:r>
+          </w:p>
+        </w:tc>
+      </w:tr>
+      <w:tr>
+        <w:tc>
+          <w:tcPr/>
+          <w:p>
+            <w:pPr>
+              <w:pStyle w:val="Compact"/>
+              <w:jc w:val="left"/>
+            </w:pPr>
+            <w:hyperlink r:id="rId29">
+              <w:r>
+                <w:rPr>
+                  <w:rStyle w:val="Hyperlink"/>
+                </w:rPr>
+                <w:t xml:space="preserve">UNIT DevLab DVI to FPC Adapter</w:t>
+              </w:r>
+            </w:hyperlink>
+          </w:p>
+        </w:tc>
+        <w:tc>
+          <w:tcPr/>
+          <w:p>
+            <w:pPr>
+              <w:pStyle w:val="Compact"/>
+              <w:jc w:val="left"/>
+            </w:pPr>
+            <w:r>
+              <w:t xml:space="preserve">HSTX DVI-compatible video output</w:t>
+            </w:r>
+          </w:p>
+        </w:tc>
+        <w:tc>
+          <w:tcPr/>
+          <w:p>
+            <w:pPr>
+              <w:pStyle w:val="Compact"/>
+              <w:jc w:val="left"/>
+            </w:pPr>
+            <w:r>
+              <w:t xml:space="preserve">Recommended adapter for using the board’s HSTX video interface through the 22-pin FPC connector</w:t>
+            </w:r>
+          </w:p>
+        </w:tc>
+      </w:tr>
+      <w:tr>
+        <w:tc>
+          <w:tcPr/>
+          <w:p>
+            <w:pPr>
+              <w:pStyle w:val="Compact"/>
+              <w:jc w:val="left"/>
+            </w:pPr>
+            <w:r>
+              <w:t xml:space="preserve">22-pin FPC cable</w:t>
+            </w:r>
+          </w:p>
+        </w:tc>
+        <w:tc>
+          <w:tcPr/>
+          <w:p>
+            <w:pPr>
+              <w:pStyle w:val="Compact"/>
+              <w:jc w:val="left"/>
+            </w:pPr>
+            <w:r>
+              <w:t xml:space="preserve">Connection between the HSTX connector and DVI adapter</w:t>
+            </w:r>
+          </w:p>
+        </w:tc>
+        <w:tc>
+          <w:tcPr/>
+          <w:p>
+            <w:pPr>
+              <w:pStyle w:val="Compact"/>
+              <w:jc w:val="left"/>
+            </w:pPr>
+            <w:r>
+              <w:t xml:space="preserve">22-position, 0.5 mm pitch; planned for future availability from UNIT Electronics</w:t>
+            </w:r>
+          </w:p>
+        </w:tc>
+      </w:tr>
+      <w:tr>
+        <w:tc>
+          <w:tcPr/>
+          <w:p>
+            <w:pPr>
+              <w:pStyle w:val="Compact"/>
+              <w:jc w:val="left"/>
+            </w:pPr>
+            <w:hyperlink r:id="rId30">
+              <w:r>
+                <w:rPr>
+                  <w:rStyle w:val="Hyperlink"/>
+                </w:rPr>
+                <w:t xml:space="preserve">LiPo 3.7 V 650 mAh Battery</w:t>
+              </w:r>
+            </w:hyperlink>
+          </w:p>
+        </w:tc>
+        <w:tc>
+          <w:tcPr/>
+          <w:p>
+            <w:pPr>
+              <w:pStyle w:val="Compact"/>
+              <w:jc w:val="left"/>
+            </w:pPr>
+            <w:r>
+              <w:t xml:space="preserve">Battery-powered operation</w:t>
+            </w:r>
+          </w:p>
+        </w:tc>
+        <w:tc>
+          <w:tcPr/>
+          <w:p>
+            <w:pPr>
+              <w:pStyle w:val="Compact"/>
+              <w:jc w:val="left"/>
+            </w:pPr>
+            <w:r>
+              <w:t xml:space="preserve">Recommended single-cell LiPo battery; verify polarity and connector orientation before connection</w:t>
+            </w:r>
+          </w:p>
+        </w:tc>
+      </w:tr>
+    </w:tbl>
+    <w:p>
+      <w:pPr>
+        <w:pStyle w:val="BodyText"/>
+      </w:pPr>
+      <w:r>
+        <w:t xml:space="preserve">Verify connector type, orientation, polarity, voltage domain, and pinout before connecting accessories.</w:t>
+      </w:r>
+    </w:p>
+    <w:bookmarkEnd w:id="31"/>
+    <w:bookmarkStart w:id="32" w:name="board-identification"/>
+    <w:p>
+      <w:pPr>
+        <w:pStyle w:val="Heading3"/>
+      </w:pPr>
+      <w:r>
+        <w:rPr>
+          <w:bCs/>
+          <w:b/>
+        </w:rPr>
+        <w:t xml:space="preserve">1.2 Board Identification</w:t>
+      </w:r>
+    </w:p>
+    <w:tbl>
+      <w:tblPr>
+        <w:tblStyle w:val="Table"/>
+        <w:tblW w:type="auto" w:w="0"/>
+        <w:tblLook w:firstRow="1" w:lastRow="0" w:firstColumn="0" w:lastColumn="0" w:noHBand="0" w:noVBand="0" w:val="0020"/>
+        <w:jc w:val="start"/>
+      </w:tblPr>
+      <w:tblGrid>
+        <w:gridCol w:w="3960"/>
+        <w:gridCol w:w="3960"/>
+      </w:tblGrid>
+      <w:tr>
+        <w:trPr>
+          <w:tblHeader w:val="true"/>
+        </w:trPr>
+        <w:tc>
+          <w:tcPr/>
+          <w:p>
+            <w:pPr>
+              <w:pStyle w:val="Compact"/>
+              <w:jc w:val="left"/>
+            </w:pPr>
+            <w:r>
+              <w:t xml:space="preserve">Item</w:t>
+            </w:r>
+          </w:p>
+        </w:tc>
+        <w:tc>
+          <w:tcPr/>
+          <w:p>
+            <w:pPr>
+              <w:pStyle w:val="Compact"/>
+              <w:jc w:val="left"/>
+            </w:pPr>
+            <w:r>
+              <w:t xml:space="preserve">Value</w:t>
+            </w:r>
+          </w:p>
+        </w:tc>
+      </w:tr>
+      <w:tr>
+        <w:tc>
+          <w:tcPr/>
+          <w:p>
+            <w:pPr>
+              <w:pStyle w:val="Compact"/>
+              <w:jc w:val="left"/>
+            </w:pPr>
+            <w:r>
+              <w:t xml:space="preserve">Product</w:t>
+            </w:r>
+          </w:p>
+        </w:tc>
+        <w:tc>
+          <w:tcPr/>
+          <w:p>
+            <w:pPr>
+              <w:pStyle w:val="Compact"/>
+              <w:jc w:val="left"/>
+            </w:pPr>
+            <w:r>
+              <w:t xml:space="preserve">UNIT PULSAR RP2350</w:t>
+            </w:r>
+          </w:p>
+        </w:tc>
+      </w:tr>
+      <w:tr>
+        <w:tc>
+          <w:tcPr/>
+          <w:p>
+            <w:pPr>
+              <w:pStyle w:val="Compact"/>
+              <w:jc w:val="left"/>
+            </w:pPr>
+            <w:r>
+              <w:t xml:space="preserve">Product family</w:t>
+            </w:r>
+          </w:p>
+        </w:tc>
+        <w:tc>
+          <w:tcPr/>
+          <w:p>
+            <w:pPr>
+              <w:pStyle w:val="Compact"/>
+              <w:jc w:val="left"/>
+            </w:pPr>
+            <w:r>
+              <w:t xml:space="preserve">UNIT DevLab ecosystem</w:t>
+            </w:r>
+          </w:p>
+        </w:tc>
+      </w:tr>
+      <w:tr>
+        <w:tc>
+          <w:tcPr/>
+          <w:p>
+            <w:pPr>
+              <w:pStyle w:val="Compact"/>
+              <w:jc w:val="left"/>
+            </w:pPr>
+            <w:r>
+              <w:t xml:space="preserve">Product type</w:t>
+            </w:r>
+          </w:p>
+        </w:tc>
+        <w:tc>
+          <w:tcPr/>
+          <w:p>
+            <w:pPr>
+              <w:pStyle w:val="Compact"/>
+              <w:jc w:val="left"/>
+            </w:pPr>
+            <w:r>
+              <w:t xml:space="preserve">Multi-interface RP2350A development board</w:t>
+            </w:r>
+          </w:p>
+        </w:tc>
+      </w:tr>
+      <w:tr>
+        <w:tc>
+          <w:tcPr/>
+          <w:p>
+            <w:pPr>
+              <w:pStyle w:val="Compact"/>
+              <w:jc w:val="left"/>
+            </w:pPr>
+            <w:r>
+              <w:t xml:space="preserve">Main component</w:t>
+            </w:r>
+          </w:p>
+        </w:tc>
+        <w:tc>
+          <w:tcPr/>
+          <w:p>
+            <w:pPr>
+              <w:pStyle w:val="Compact"/>
+              <w:jc w:val="left"/>
+            </w:pPr>
+            <w:r>
+              <w:t xml:space="preserve">Raspberry Pi RP2350A, QFN-60</w:t>
+            </w:r>
+          </w:p>
+        </w:tc>
+      </w:tr>
+      <w:tr>
+        <w:tc>
+          <w:tcPr/>
+          <w:p>
+            <w:pPr>
+              <w:pStyle w:val="Compact"/>
+              <w:jc w:val="left"/>
+            </w:pPr>
+            <w:r>
+              <w:t xml:space="preserve">Hardware revision</w:t>
+            </w:r>
+          </w:p>
+        </w:tc>
+        <w:tc>
+          <w:tcPr/>
+          <w:p>
+            <w:pPr>
+              <w:pStyle w:val="Compact"/>
+              <w:jc w:val="left"/>
+            </w:pPr>
+            <w:r>
+              <w:t xml:space="preserve">V1.3.0</w:t>
+            </w:r>
+          </w:p>
+        </w:tc>
+      </w:tr>
+      <w:tr>
+        <w:tc>
+          <w:tcPr/>
+          <w:p>
+            <w:pPr>
+              <w:pStyle w:val="Compact"/>
+              <w:jc w:val="left"/>
+            </w:pPr>
+            <w:r>
+              <w:t xml:space="preserve">Product Reference</w:t>
+            </w:r>
+          </w:p>
+        </w:tc>
+        <w:tc>
+          <w:tcPr/>
+          <w:p>
+            <w:pPr>
+              <w:pStyle w:val="Compact"/>
+              <w:jc w:val="left"/>
+            </w:pPr>
+            <w:r>
+              <w:t xml:space="preserve">Version 0.1.0</w:t>
+            </w:r>
+          </w:p>
+        </w:tc>
+      </w:tr>
+      <w:tr>
+        <w:tc>
+          <w:tcPr/>
+          <w:p>
+            <w:pPr>
+              <w:pStyle w:val="Compact"/>
+              <w:jc w:val="left"/>
+            </w:pPr>
+            <w:r>
+              <w:t xml:space="preserve">Primary programming interface</w:t>
+            </w:r>
+          </w:p>
+        </w:tc>
+        <w:tc>
+          <w:tcPr/>
+          <w:p>
+            <w:pPr>
+              <w:pStyle w:val="Compact"/>
+              <w:jc w:val="left"/>
+            </w:pPr>
+            <w:r>
+              <w:t xml:space="preserve">USB-C / RP2350 USB boot workflow</w:t>
+            </w:r>
+          </w:p>
+        </w:tc>
+      </w:tr>
+      <w:tr>
+        <w:tc>
+          <w:tcPr/>
+          <w:p>
+            <w:pPr>
+              <w:pStyle w:val="Compact"/>
+              <w:jc w:val="left"/>
+            </w:pPr>
+            <w:r>
+              <w:t xml:space="preserve">Debug interface</w:t>
+            </w:r>
+          </w:p>
+        </w:tc>
+        <w:tc>
+          <w:tcPr/>
+          <w:p>
+            <w:pPr>
+              <w:pStyle w:val="Compact"/>
+              <w:jc w:val="left"/>
+            </w:pPr>
+            <w:r>
+              <w:t xml:space="preserve">SWD pads on bottom side</w:t>
+            </w:r>
+          </w:p>
+        </w:tc>
+      </w:tr>
+    </w:tbl>
+    <w:p>
+      <w:pPr>
+        <w:pStyle w:val="BodyText"/>
+      </w:pPr>
+      <w:r>
+        <w:t xml:space="preserve">Hardware revision and documentation revision are identified independently.</w:t>
+      </w:r>
+    </w:p>
+    <w:bookmarkEnd w:id="32"/>
+    <w:bookmarkStart w:id="33" w:name="main-assemblies"/>
+    <w:p>
+      <w:pPr>
+        <w:pStyle w:val="Heading3"/>
+      </w:pPr>
+      <w:r>
+        <w:rPr>
+          <w:bCs/>
+          <w:b/>
+        </w:rPr>
+        <w:t xml:space="preserve">1.3 Main Assemblies</w:t>
+      </w:r>
+    </w:p>
+    <w:tbl>
+      <w:tblPr>
+        <w:tblStyle w:val="Table"/>
+        <w:tblW w:type="pct" w:w="5000"/>
+        <w:tblLook w:firstRow="1" w:lastRow="0" w:firstColumn="0" w:lastColumn="0" w:noHBand="0" w:noVBand="0" w:val="0020"/>
+        <w:jc w:val="start"/>
+      </w:tblPr>
+      <w:tblGrid>
+        <w:gridCol w:w="2640"/>
+        <w:gridCol w:w="2640"/>
+        <w:gridCol w:w="2640"/>
+      </w:tblGrid>
+      <w:tr>
+        <w:trPr>
+          <w:tblHeader w:val="true"/>
+        </w:trPr>
+        <w:tc>
+          <w:tcPr/>
+          <w:p>
+            <w:pPr>
+              <w:pStyle w:val="Compact"/>
+              <w:jc w:val="left"/>
+            </w:pPr>
+            <w:r>
               <w:t xml:space="preserve">RefDes</w:t>
             </w:r>
           </w:p>
@@ -2423,8 +2358,8 @@
         </w:tc>
       </w:tr>
     </w:tbl>
-    <w:bookmarkEnd w:id="29"/>
-    <w:bookmarkStart w:id="35" w:name="board-views"/>
+    <w:bookmarkEnd w:id="33"/>
+    <w:bookmarkStart w:id="39" w:name="board-views"/>
     <w:p>
       <w:pPr>
         <w:pStyle w:val="Heading3"/>
@@ -2446,12 +2381,12 @@
           <wp:inline>
             <wp:extent cx="2926080" cy="1620894"/>
             <wp:effectExtent b="0" l="0" r="0" t="0"/>
-            <wp:docPr descr="" title="" id="30" name="Picture"/>
+            <wp:docPr descr="" title="" id="34" name="Picture"/>
             <a:graphic>
               <a:graphicData uri="http://schemas.openxmlformats.org/drawingml/2006/picture">
                 <pic:pic>
                   <pic:nvPicPr>
-                    <pic:cNvPr descr="hardware/resources/unit_top_v_1_3_0_pulsar_rp2350a.png" id="31" name="Picture"/>
+                    <pic:cNvPr descr="hardware/resources/unit_top_v_1_3_0_pulsar_rp2350a.png" id="35" name="Picture"/>
                     <pic:cNvPicPr>
                       <a:picLocks noChangeArrowheads="1" noChangeAspect="1"/>
                     </pic:cNvPicPr>
@@ -2507,18 +2442,18 @@
           <wp:inline>
             <wp:extent cx="2926080" cy="1620894"/>
             <wp:effectExtent b="0" l="0" r="0" t="0"/>
-            <wp:docPr descr="" title="" id="33" name="Picture"/>
+            <wp:docPr descr="" title="" id="37" name="Picture"/>
             <a:graphic>
               <a:graphicData uri="http://schemas.openxmlformats.org/drawingml/2006/picture">
                 <pic:pic>
                   <pic:nvPicPr>
-                    <pic:cNvPr descr="hardware/resources/unit_btm_v_1_3_0_pulsar_rp2350a.png" id="34" name="Picture"/>
+                    <pic:cNvPr descr="hardware/resources/unit_btm_v_1_3_0_pulsar_rp2350a.png" id="38" name="Picture"/>
                     <pic:cNvPicPr>
                       <a:picLocks noChangeArrowheads="1" noChangeAspect="1"/>
                     </pic:cNvPicPr>
                   </pic:nvPicPr>
                   <pic:blipFill>
-                    <a:blip r:embed="rId32"/>
+                    <a:blip r:embed="rId36"/>
                     <a:stretch>
                       <a:fillRect/>
                     </a:stretch>
@@ -2559,8 +2494,8 @@
         <w:t xml:space="preserve">microphone, SWD pads, HSTX connector, and V1.3.0 revision marking.</w:t>
       </w:r>
     </w:p>
-    <w:bookmarkEnd w:id="35"/>
-    <w:bookmarkStart w:id="36" w:name="handling"/>
+    <w:bookmarkEnd w:id="39"/>
+    <w:bookmarkStart w:id="40" w:name="handling"/>
     <w:p>
       <w:pPr>
         <w:pStyle w:val="Heading3"/>
@@ -2599,9 +2534,9 @@
         <w:t xml:space="preserve">the bottom-side battery and microSD areas when the board is energized.</w:t>
       </w:r>
     </w:p>
-    <w:bookmarkEnd w:id="36"/>
-    <w:bookmarkEnd w:id="37"/>
-    <w:bookmarkStart w:id="44" w:name="ratings"/>
+    <w:bookmarkEnd w:id="40"/>
+    <w:bookmarkEnd w:id="41"/>
+    <w:bookmarkStart w:id="48" w:name="ratings"/>
     <w:p>
       <w:pPr>
         <w:pStyle w:val="Heading2"/>
@@ -2640,7 +2575,7 @@
         <w:t xml:space="preserve">complete PULSAR board.</w:t>
       </w:r>
     </w:p>
-    <w:bookmarkStart w:id="38" w:name="recommended-operating-conditions"/>
+    <w:bookmarkStart w:id="42" w:name="recommended-operating-conditions"/>
     <w:p>
       <w:pPr>
         <w:pStyle w:val="Heading3"/>
@@ -3110,8 +3045,8 @@
         </w:tc>
       </w:tr>
     </w:tbl>
-    <w:bookmarkEnd w:id="38"/>
-    <w:bookmarkStart w:id="39" w:name="power-domain-scope"/>
+    <w:bookmarkEnd w:id="42"/>
+    <w:bookmarkStart w:id="43" w:name="power-domain-scope"/>
     <w:p>
       <w:pPr>
         <w:pStyle w:val="Heading3"/>
@@ -3385,8 +3320,8 @@
         <w:t xml:space="preserve">component.</w:t>
       </w:r>
     </w:p>
-    <w:bookmarkEnd w:id="39"/>
-    <w:bookmarkStart w:id="40" w:name="digital-interfaces"/>
+    <w:bookmarkEnd w:id="43"/>
+    <w:bookmarkStart w:id="44" w:name="digital-interfaces"/>
     <w:p>
       <w:pPr>
         <w:pStyle w:val="Heading3"/>
@@ -3739,8 +3674,8 @@
         </w:tc>
       </w:tr>
     </w:tbl>
-    <w:bookmarkEnd w:id="40"/>
-    <w:bookmarkStart w:id="41" w:name="confirmed-component-values"/>
+    <w:bookmarkEnd w:id="44"/>
+    <w:bookmarkStart w:id="45" w:name="confirmed-component-values"/>
     <w:p>
       <w:pPr>
         <w:pStyle w:val="Heading3"/>
@@ -4073,8 +4008,8 @@
         </w:tc>
       </w:tr>
     </w:tbl>
-    <w:bookmarkEnd w:id="41"/>
-    <w:bookmarkStart w:id="42" w:name="unspecified-board-characteristics"/>
+    <w:bookmarkEnd w:id="45"/>
+    <w:bookmarkStart w:id="46" w:name="unspecified-board-characteristics"/>
     <w:p>
       <w:pPr>
         <w:pStyle w:val="Heading3"/>
@@ -4213,8 +4148,8 @@
         <w:t xml:space="preserve">Board-level temperature, humidity, ESD, and thermal performance</w:t>
       </w:r>
     </w:p>
-    <w:bookmarkEnd w:id="42"/>
-    <w:bookmarkStart w:id="43" w:name="electrical-precautions"/>
+    <w:bookmarkEnd w:id="46"/>
+    <w:bookmarkStart w:id="47" w:name="electrical-precautions"/>
     <w:p>
       <w:pPr>
         <w:pStyle w:val="Heading3"/>
@@ -4317,9 +4252,9 @@
         <w:t xml:space="preserve">Remove power before changing FFC/FPC, microSD, or battery connections.</w:t>
       </w:r>
     </w:p>
-    <w:bookmarkEnd w:id="43"/>
-    <w:bookmarkEnd w:id="44"/>
-    <w:bookmarkStart w:id="91" w:name="functional-overview"/>
+    <w:bookmarkEnd w:id="47"/>
+    <w:bookmarkEnd w:id="48"/>
+    <w:bookmarkStart w:id="95" w:name="functional-overview"/>
     <w:p>
       <w:pPr>
         <w:pStyle w:val="Heading2"/>
@@ -4358,7 +4293,7 @@
         <w:t xml:space="preserve">application.</w:t>
       </w:r>
     </w:p>
-    <w:bookmarkStart w:id="48" w:name="block-diagram"/>
+    <w:bookmarkStart w:id="52" w:name="block-diagram"/>
     <w:p>
       <w:pPr>
         <w:pStyle w:val="Heading3"/>
@@ -4380,18 +4315,18 @@
           <wp:inline>
             <wp:extent cx="6108700" cy="4165022"/>
             <wp:effectExtent b="0" l="0" r="0" t="0"/>
-            <wp:docPr descr="" title="" id="46" name="Picture"/>
+            <wp:docPr descr="" title="" id="50" name="Picture"/>
             <a:graphic>
               <a:graphicData uri="http://schemas.openxmlformats.org/drawingml/2006/picture">
                 <pic:pic>
                   <pic:nvPicPr>
-                    <pic:cNvPr descr="hardware/resources/unit_block_v_1_0_0_ue0103_pulsar_rp2350a.jpg" id="47" name="Picture"/>
+                    <pic:cNvPr descr="hardware/resources/unit_block_v_1_0_0_ue0103_pulsar_rp2350a.jpg" id="51" name="Picture"/>
                     <pic:cNvPicPr>
                       <a:picLocks noChangeArrowheads="1" noChangeAspect="1"/>
                     </pic:cNvPicPr>
                   </pic:nvPicPr>
                   <pic:blipFill>
-                    <a:blip r:embed="rId45"/>
+                    <a:blip r:embed="rId49"/>
                     <a:stretch>
                       <a:fillRect/>
                     </a:stretch>
@@ -4450,8 +4385,8 @@
         <w:t xml:space="preserve">LEDs provide high-speed and visual outputs.</w:t>
       </w:r>
     </w:p>
-    <w:bookmarkEnd w:id="48"/>
-    <w:bookmarkStart w:id="49" w:name="board-topology"/>
+    <w:bookmarkEnd w:id="52"/>
+    <w:bookmarkStart w:id="53" w:name="board-topology"/>
     <w:p>
       <w:pPr>
         <w:pStyle w:val="Heading3"/>
@@ -4792,8 +4727,8 @@
         <w:t xml:space="preserve">ownership must be decided before enabling high-speed video.</w:t>
       </w:r>
     </w:p>
-    <w:bookmarkEnd w:id="49"/>
-    <w:bookmarkStart w:id="53" w:name="processor"/>
+    <w:bookmarkEnd w:id="53"/>
+    <w:bookmarkStart w:id="57" w:name="processor"/>
     <w:p>
       <w:pPr>
         <w:pStyle w:val="Heading3"/>
@@ -4847,18 +4782,18 @@
           <wp:inline>
             <wp:extent cx="3200400" cy="3200400"/>
             <wp:effectExtent b="0" l="0" r="0" t="0"/>
-            <wp:docPr descr="Raspberry Pi RP2350A QFN-60 microcontroller" title="" id="51" name="Picture"/>
+            <wp:docPr descr="Raspberry Pi RP2350A QFN-60 microcontroller" title="" id="55" name="Picture"/>
             <a:graphic>
               <a:graphicData uri="http://schemas.openxmlformats.org/drawingml/2006/picture">
                 <pic:pic>
                   <pic:nvPicPr>
-                    <pic:cNvPr descr="hardware/resources/unit_rp2350a_qfn60_package_pulsar_rp2350.jpg" id="52" name="Picture"/>
+                    <pic:cNvPr descr="hardware/resources/unit_rp2350a_qfn60_package_pulsar_rp2350.jpg" id="56" name="Picture"/>
                     <pic:cNvPicPr>
                       <a:picLocks noChangeArrowheads="1" noChangeAspect="1"/>
                     </pic:cNvPicPr>
                   </pic:nvPicPr>
                   <pic:blipFill>
-                    <a:blip r:embed="rId50"/>
+                    <a:blip r:embed="rId54"/>
                     <a:stretch>
                       <a:fillRect/>
                     </a:stretch>
@@ -4951,8 +4886,8 @@
         <w:t xml:space="preserve">to shared buffers and peripherals.</w:t>
       </w:r>
     </w:p>
-    <w:bookmarkEnd w:id="53"/>
-    <w:bookmarkStart w:id="57" w:name="memory-architecture-flash-and-psram"/>
+    <w:bookmarkEnd w:id="57"/>
+    <w:bookmarkStart w:id="61" w:name="memory-architecture-flash-and-psram"/>
     <w:p>
       <w:pPr>
         <w:pStyle w:val="Heading3"/>
@@ -5068,18 +5003,18 @@
           <wp:inline>
             <wp:extent cx="4754880" cy="2675028"/>
             <wp:effectExtent b="0" l="0" r="0" t="0"/>
-            <wp:docPr descr="External PSRAM location" title="" id="55" name="Picture"/>
+            <wp:docPr descr="External PSRAM location" title="" id="59" name="Picture"/>
             <a:graphic>
               <a:graphicData uri="http://schemas.openxmlformats.org/drawingml/2006/picture">
                 <pic:pic>
                   <pic:nvPicPr>
-                    <pic:cNvPr descr="hardware/resources/unit_wiki_psram_pulsar_rp2350.png" id="56" name="Picture"/>
+                    <pic:cNvPr descr="hardware/resources/unit_wiki_psram_pulsar_rp2350.png" id="60" name="Picture"/>
                     <pic:cNvPicPr>
                       <a:picLocks noChangeArrowheads="1" noChangeAspect="1"/>
                     </pic:cNvPicPr>
                   </pic:nvPicPr>
                   <pic:blipFill>
-                    <a:blip r:embed="rId54"/>
+                    <a:blip r:embed="rId58"/>
                     <a:stretch>
                       <a:fillRect/>
                     </a:stretch>
@@ -5146,8 +5081,8 @@
         <w:t xml:space="preserve">free after global/static allocations.</w:t>
       </w:r>
     </w:p>
-    <w:bookmarkEnd w:id="57"/>
-    <w:bookmarkStart w:id="64" w:name="hstx-video-output"/>
+    <w:bookmarkEnd w:id="61"/>
+    <w:bookmarkStart w:id="68" w:name="hstx-video-output"/>
     <w:p>
       <w:pPr>
         <w:pStyle w:val="Heading3"/>
@@ -5189,18 +5124,18 @@
           <wp:inline>
             <wp:extent cx="5669280" cy="2148917"/>
             <wp:effectExtent b="0" l="0" r="0" t="0"/>
-            <wp:docPr descr="HSTX connector location" title="" id="59" name="Picture"/>
+            <wp:docPr descr="HSTX connector location" title="" id="63" name="Picture"/>
             <a:graphic>
               <a:graphicData uri="http://schemas.openxmlformats.org/drawingml/2006/picture">
                 <pic:pic>
                   <pic:nvPicPr>
-                    <pic:cNvPr descr="hardware/resources/unit_wiki_hstx_pulsar_rp2350.png" id="60" name="Picture"/>
+                    <pic:cNvPr descr="hardware/resources/unit_wiki_hstx_pulsar_rp2350.png" id="64" name="Picture"/>
                     <pic:cNvPicPr>
                       <a:picLocks noChangeArrowheads="1" noChangeAspect="1"/>
                     </pic:cNvPicPr>
                   </pic:nvPicPr>
                   <pic:blipFill>
-                    <a:blip r:embed="rId58"/>
+                    <a:blip r:embed="rId62"/>
                     <a:stretch>
                       <a:fillRect/>
                     </a:stretch>
@@ -5537,18 +5472,18 @@
           <wp:inline>
             <wp:extent cx="1920240" cy="2349982"/>
             <wp:effectExtent b="0" l="0" r="0" t="0"/>
-            <wp:docPr descr="UDVI HSTX library in Arduino Library Manager" title="" id="62" name="Picture"/>
+            <wp:docPr descr="UDVI HSTX library in Arduino Library Manager" title="" id="66" name="Picture"/>
             <a:graphic>
               <a:graphicData uri="http://schemas.openxmlformats.org/drawingml/2006/picture">
                 <pic:pic>
                   <pic:nvPicPr>
-                    <pic:cNvPr descr="hardware/resources/unit_wiki_udvi_library_pulsar_rp2350.png" id="63" name="Picture"/>
+                    <pic:cNvPr descr="hardware/resources/unit_wiki_udvi_library_pulsar_rp2350.png" id="67" name="Picture"/>
                     <pic:cNvPicPr>
                       <a:picLocks noChangeArrowheads="1" noChangeAspect="1"/>
                     </pic:cNvPicPr>
                   </pic:nvPicPr>
                   <pic:blipFill>
-                    <a:blip r:embed="rId61"/>
+                    <a:blip r:embed="rId65"/>
                     <a:stretch>
                       <a:fillRect/>
                     </a:stretch>
@@ -5603,8 +5538,8 @@
         <w:t xml:space="preserve">adapters must match the connector contact order and differential-pair routing.</w:t>
       </w:r>
     </w:p>
-    <w:bookmarkEnd w:id="64"/>
-    <w:bookmarkStart w:id="68" w:name="microsd-card-socket"/>
+    <w:bookmarkEnd w:id="68"/>
+    <w:bookmarkStart w:id="72" w:name="microsd-card-socket"/>
     <w:p>
       <w:pPr>
         <w:pStyle w:val="Heading3"/>
@@ -5634,18 +5569,18 @@
           <wp:inline>
             <wp:extent cx="4754880" cy="2358215"/>
             <wp:effectExtent b="0" l="0" r="0" t="0"/>
-            <wp:docPr descr="microSD socket location" title="" id="66" name="Picture"/>
+            <wp:docPr descr="microSD socket location" title="" id="70" name="Picture"/>
             <a:graphic>
               <a:graphicData uri="http://schemas.openxmlformats.org/drawingml/2006/picture">
                 <pic:pic>
                   <pic:nvPicPr>
-                    <pic:cNvPr descr="hardware/resources/unit_wiki_microsd_pulsar_rp2350.png" id="67" name="Picture"/>
+                    <pic:cNvPr descr="hardware/resources/unit_wiki_microsd_pulsar_rp2350.png" id="71" name="Picture"/>
                     <pic:cNvPicPr>
                       <a:picLocks noChangeArrowheads="1" noChangeAspect="1"/>
                     </pic:cNvPicPr>
                   </pic:nvPicPr>
                   <pic:blipFill>
-                    <a:blip r:embed="rId65"/>
+                    <a:blip r:embed="rId69"/>
                     <a:stretch>
                       <a:fillRect/>
                     </a:stretch>
@@ -6050,8 +5985,8 @@
         <w:t xml:space="preserve">wiki workflow uses FAT32 for initial validation.</w:t>
       </w:r>
     </w:p>
-    <w:bookmarkEnd w:id="68"/>
-    <w:bookmarkStart w:id="75" w:name="led-indicators"/>
+    <w:bookmarkEnd w:id="72"/>
+    <w:bookmarkStart w:id="79" w:name="led-indicators"/>
     <w:p>
       <w:pPr>
         <w:pStyle w:val="Heading3"/>
@@ -6093,18 +6028,18 @@
           <wp:inline>
             <wp:extent cx="5303520" cy="2303988"/>
             <wp:effectExtent b="0" l="0" r="0" t="0"/>
-            <wp:docPr descr="WS2812 RGB LED locations" title="" id="70" name="Picture"/>
+            <wp:docPr descr="WS2812 RGB LED locations" title="" id="74" name="Picture"/>
             <a:graphic>
               <a:graphicData uri="http://schemas.openxmlformats.org/drawingml/2006/picture">
                 <pic:pic>
                   <pic:nvPicPr>
-                    <pic:cNvPr descr="hardware/resources/unit_wiki_ws2812_pulsar_rp2350.png" id="71" name="Picture"/>
+                    <pic:cNvPr descr="hardware/resources/unit_wiki_ws2812_pulsar_rp2350.png" id="75" name="Picture"/>
                     <pic:cNvPicPr>
                       <a:picLocks noChangeArrowheads="1" noChangeAspect="1"/>
                     </pic:cNvPicPr>
                   </pic:nvPicPr>
                   <pic:blipFill>
-                    <a:blip r:embed="rId69"/>
+                    <a:blip r:embed="rId73"/>
                     <a:stretch>
                       <a:fillRect/>
                     </a:stretch>
@@ -6204,18 +6139,18 @@
           <wp:inline>
             <wp:extent cx="4754880" cy="2177204"/>
             <wp:effectExtent b="0" l="0" r="0" t="0"/>
-            <wp:docPr descr="Built-in user LED location" title="" id="73" name="Picture"/>
+            <wp:docPr descr="Built-in user LED location" title="" id="77" name="Picture"/>
             <a:graphic>
               <a:graphicData uri="http://schemas.openxmlformats.org/drawingml/2006/picture">
                 <pic:pic>
                   <pic:nvPicPr>
-                    <pic:cNvPr descr="hardware/resources/unit_wiki_led_builtin_pulsar_rp2350.png" id="74" name="Picture"/>
+                    <pic:cNvPr descr="hardware/resources/unit_wiki_led_builtin_pulsar_rp2350.png" id="78" name="Picture"/>
                     <pic:cNvPicPr>
                       <a:picLocks noChangeArrowheads="1" noChangeAspect="1"/>
                     </pic:cNvPicPr>
                   </pic:nvPicPr>
                   <pic:blipFill>
-                    <a:blip r:embed="rId72"/>
+                    <a:blip r:embed="rId76"/>
                     <a:stretch>
                       <a:fillRect/>
                     </a:stretch>
@@ -6264,8 +6199,8 @@
         <w:t xml:space="preserve">rise matters. Updating the RGB chain is independent from HSTX video output.</w:t>
       </w:r>
     </w:p>
-    <w:bookmarkEnd w:id="75"/>
-    <w:bookmarkStart w:id="76" w:name="Xf0ddbff40672dd96bccce33734ac57e6208d3ad"/>
+    <w:bookmarkEnd w:id="79"/>
+    <w:bookmarkStart w:id="80" w:name="Xf0ddbff40672dd96bccce33734ac57e6208d3ad"/>
     <w:p>
       <w:pPr>
         <w:pStyle w:val="Heading3"/>
@@ -6416,8 +6351,8 @@
         <w:t xml:space="preserve">the schematic and module specifications.</w:t>
       </w:r>
     </w:p>
-    <w:bookmarkEnd w:id="76"/>
-    <w:bookmarkStart w:id="80" w:name="power-tree"/>
+    <w:bookmarkEnd w:id="80"/>
+    <w:bookmarkStart w:id="84" w:name="power-tree"/>
     <w:p>
       <w:pPr>
         <w:pStyle w:val="Heading3"/>
@@ -6439,18 +6374,18 @@
           <wp:inline>
             <wp:extent cx="6108700" cy="4165022"/>
             <wp:effectExtent b="0" l="0" r="0" t="0"/>
-            <wp:docPr descr="" title="" id="78" name="Picture"/>
+            <wp:docPr descr="" title="" id="82" name="Picture"/>
             <a:graphic>
               <a:graphicData uri="http://schemas.openxmlformats.org/drawingml/2006/picture">
                 <pic:pic>
                   <pic:nvPicPr>
-                    <pic:cNvPr descr="hardware/resources/unit_power_tree_v_1_0_0_ue0103_pulsar_rp2350a.jpg" id="79" name="Picture"/>
+                    <pic:cNvPr descr="hardware/resources/unit_power_tree_v_1_0_0_ue0103_pulsar_rp2350a.jpg" id="83" name="Picture"/>
                     <pic:cNvPicPr>
                       <a:picLocks noChangeArrowheads="1" noChangeAspect="1"/>
                     </pic:cNvPicPr>
                   </pic:nvPicPr>
                   <pic:blipFill>
-                    <a:blip r:embed="rId77"/>
+                    <a:blip r:embed="rId81"/>
                     <a:stretch>
                       <a:fillRect/>
                     </a:stretch>
@@ -6541,8 +6476,8 @@
         <w:t xml:space="preserve">specified at module level.</w:t>
       </w:r>
     </w:p>
-    <w:bookmarkEnd w:id="80"/>
-    <w:bookmarkStart w:id="81" w:name="bmi270-motion-sensor"/>
+    <w:bookmarkEnd w:id="84"/>
+    <w:bookmarkStart w:id="85" w:name="bmi270-motion-sensor"/>
     <w:p>
       <w:pPr>
         <w:pStyle w:val="Heading3"/>
@@ -6625,8 +6560,8 @@
         <w:t xml:space="preserve">configured through the BMI270 driver and are not fixed by the PCB.</w:t>
       </w:r>
     </w:p>
-    <w:bookmarkEnd w:id="81"/>
-    <w:bookmarkStart w:id="85" w:name="pdm-microphone"/>
+    <w:bookmarkEnd w:id="85"/>
+    <w:bookmarkStart w:id="89" w:name="pdm-microphone"/>
     <w:p>
       <w:pPr>
         <w:pStyle w:val="Heading3"/>
@@ -6674,18 +6609,18 @@
           <wp:inline>
             <wp:extent cx="5029200" cy="2455860"/>
             <wp:effectExtent b="0" l="0" r="0" t="0"/>
-            <wp:docPr descr="PDM microphone location" title="" id="83" name="Picture"/>
+            <wp:docPr descr="PDM microphone location" title="" id="87" name="Picture"/>
             <a:graphic>
               <a:graphicData uri="http://schemas.openxmlformats.org/drawingml/2006/picture">
                 <pic:pic>
                   <pic:nvPicPr>
-                    <pic:cNvPr descr="hardware/resources/unit_wiki_pdm_pulsar_rp2350.png" id="84" name="Picture"/>
+                    <pic:cNvPr descr="hardware/resources/unit_wiki_pdm_pulsar_rp2350.png" id="88" name="Picture"/>
                     <pic:cNvPicPr>
                       <a:picLocks noChangeArrowheads="1" noChangeAspect="1"/>
                     </pic:cNvPicPr>
                   </pic:nvPicPr>
                   <pic:blipFill>
-                    <a:blip r:embed="rId82"/>
+                    <a:blip r:embed="rId86"/>
                     <a:stretch>
                       <a:fillRect/>
                     </a:stretch>
@@ -6746,8 +6681,8 @@
         <w:t xml:space="preserve">acoustic implementation and are not specified at module level.</w:t>
       </w:r>
     </w:p>
-    <w:bookmarkEnd w:id="85"/>
-    <w:bookmarkStart w:id="89" w:name="i2c-and-qwiic-expansion"/>
+    <w:bookmarkEnd w:id="89"/>
+    <w:bookmarkStart w:id="93" w:name="i2c-and-qwiic-expansion"/>
     <w:p>
       <w:pPr>
         <w:pStyle w:val="Heading3"/>
@@ -6813,18 +6748,18 @@
           <wp:inline>
             <wp:extent cx="5669280" cy="3127333"/>
             <wp:effectExtent b="0" l="0" r="0" t="0"/>
-            <wp:docPr descr="I2C and QWIIC connections" title="" id="87" name="Picture"/>
+            <wp:docPr descr="I2C and QWIIC connections" title="" id="91" name="Picture"/>
             <a:graphic>
               <a:graphicData uri="http://schemas.openxmlformats.org/drawingml/2006/picture">
                 <pic:pic>
                   <pic:nvPicPr>
-                    <pic:cNvPr descr="hardware/resources/unit_wiki_i2c_pulsar_rp2350.png" id="88" name="Picture"/>
+                    <pic:cNvPr descr="hardware/resources/unit_wiki_i2c_pulsar_rp2350.png" id="92" name="Picture"/>
                     <pic:cNvPicPr>
                       <a:picLocks noChangeArrowheads="1" noChangeAspect="1"/>
                     </pic:cNvPicPr>
                   </pic:nvPicPr>
                   <pic:blipFill>
-                    <a:blip r:embed="rId86"/>
+                    <a:blip r:embed="rId90"/>
                     <a:stretch>
                       <a:fillRect/>
                     </a:stretch>
@@ -6891,8 +6826,8 @@
         <w:t xml:space="preserve">when attaching multiple devices.</w:t>
       </w:r>
     </w:p>
-    <w:bookmarkEnd w:id="89"/>
-    <w:bookmarkStart w:id="90" w:name="combined-system-operation"/>
+    <w:bookmarkEnd w:id="93"/>
+    <w:bookmarkStart w:id="94" w:name="combined-system-operation"/>
     <w:p>
       <w:pPr>
         <w:pStyle w:val="Heading3"/>
@@ -6963,9 +6898,9 @@
         <w:t xml:space="preserve">separately before the combined application.</w:t>
       </w:r>
     </w:p>
-    <w:bookmarkEnd w:id="90"/>
-    <w:bookmarkEnd w:id="91"/>
-    <w:bookmarkStart w:id="100" w:name="connectors-pinouts"/>
+    <w:bookmarkEnd w:id="94"/>
+    <w:bookmarkEnd w:id="95"/>
+    <w:bookmarkStart w:id="104" w:name="connectors-pinouts"/>
     <w:p>
       <w:pPr>
         <w:pStyle w:val="Heading2"/>
@@ -6992,7 +6927,7 @@
         <w:t xml:space="preserve">framework aliases depend on the selected board definition.</w:t>
       </w:r>
     </w:p>
-    <w:bookmarkStart w:id="92" w:name="general-pinout"/>
+    <w:bookmarkStart w:id="96" w:name="general-pinout"/>
     <w:p>
       <w:pPr>
         <w:pStyle w:val="Heading3"/>
@@ -8460,8 +8395,8 @@
         <w:t xml:space="preserve">unreleased input or load limits.</w:t>
       </w:r>
     </w:p>
-    <w:bookmarkEnd w:id="92"/>
-    <w:bookmarkStart w:id="93" w:name="arduino-nano-pinout-compatibility"/>
+    <w:bookmarkEnd w:id="96"/>
+    <w:bookmarkStart w:id="97" w:name="arduino-nano-pinout-compatibility"/>
     <w:p>
       <w:pPr>
         <w:pStyle w:val="Heading3"/>
@@ -8666,8 +8601,8 @@
         <w:t xml:space="preserve">reset, analog, and digital position and verify bottom-side clearance.</w:t>
       </w:r>
     </w:p>
-    <w:bookmarkEnd w:id="93"/>
-    <w:bookmarkStart w:id="94" w:name="qwiic-connector"/>
+    <w:bookmarkEnd w:id="97"/>
+    <w:bookmarkStart w:id="98" w:name="qwiic-connector"/>
     <w:p>
       <w:pPr>
         <w:pStyle w:val="Heading3"/>
@@ -8914,8 +8849,8 @@
         <w:t xml:space="preserve">orientation against controlled connector data when producing a harness.</w:t>
       </w:r>
     </w:p>
-    <w:bookmarkEnd w:id="94"/>
-    <w:bookmarkStart w:id="95" w:name="microsd-connector"/>
+    <w:bookmarkEnd w:id="98"/>
+    <w:bookmarkStart w:id="99" w:name="microsd-connector"/>
     <w:p>
       <w:pPr>
         <w:pStyle w:val="Heading3"/>
@@ -9356,8 +9291,8 @@
         <w:t xml:space="preserve">must flush and close files before power removal.</w:t>
       </w:r>
     </w:p>
-    <w:bookmarkEnd w:id="95"/>
-    <w:bookmarkStart w:id="96" w:name="battery-connections"/>
+    <w:bookmarkEnd w:id="99"/>
+    <w:bookmarkStart w:id="100" w:name="battery-connections"/>
     <w:p>
       <w:pPr>
         <w:pStyle w:val="Heading3"/>
@@ -9437,8 +9372,8 @@
         <w:t xml:space="preserve">unsupported chemistry can damage the board or cell.</w:t>
       </w:r>
     </w:p>
-    <w:bookmarkEnd w:id="96"/>
-    <w:bookmarkStart w:id="97" w:name="hstx-22-pin-connector"/>
+    <w:bookmarkEnd w:id="100"/>
+    <w:bookmarkStart w:id="101" w:name="hstx-22-pin-connector"/>
     <w:p>
       <w:pPr>
         <w:pStyle w:val="Heading3"/>
@@ -9497,8 +9432,8 @@
         <w:t xml:space="preserve">1 from an unannotated photograph.</w:t>
       </w:r>
     </w:p>
-    <w:bookmarkEnd w:id="97"/>
-    <w:bookmarkStart w:id="98" w:name="usb-c-boot-and-reset"/>
+    <w:bookmarkEnd w:id="101"/>
+    <w:bookmarkStart w:id="102" w:name="usb-c-boot-and-reset"/>
     <w:p>
       <w:pPr>
         <w:pStyle w:val="Heading3"/>
@@ -9557,8 +9492,8 @@
         <w:t xml:space="preserve">BOOT while resetting or connecting USB, then release BOOT after enumeration.</w:t>
       </w:r>
     </w:p>
-    <w:bookmarkEnd w:id="98"/>
-    <w:bookmarkStart w:id="99" w:name="swd-and-test-pads"/>
+    <w:bookmarkEnd w:id="102"/>
+    <w:bookmarkStart w:id="103" w:name="swd-and-test-pads"/>
     <w:p>
       <w:pPr>
         <w:pStyle w:val="Heading3"/>
@@ -9635,9 +9570,9 @@
         <w:t xml:space="preserve">probe is explicitly rated and the board power path permits it.</w:t>
       </w:r>
     </w:p>
-    <w:bookmarkEnd w:id="99"/>
-    <w:bookmarkEnd w:id="100"/>
-    <w:bookmarkStart w:id="110" w:name="board-operation"/>
+    <w:bookmarkEnd w:id="103"/>
+    <w:bookmarkEnd w:id="104"/>
+    <w:bookmarkStart w:id="114" w:name="board-operation"/>
     <w:p>
       <w:pPr>
         <w:pStyle w:val="Heading2"/>
@@ -9676,7 +9611,7 @@
         <w:t xml:space="preserve">.</w:t>
       </w:r>
     </w:p>
-    <w:bookmarkStart w:id="101" w:name="getting-started-with-arduino-ide"/>
+    <w:bookmarkStart w:id="105" w:name="getting-started-with-arduino-ide"/>
     <w:p>
       <w:pPr>
         <w:pStyle w:val="Heading3"/>
@@ -9843,8 +9778,8 @@
         <w:t xml:space="preserve">hardware and selected configuration.</w:t>
       </w:r>
     </w:p>
-    <w:bookmarkEnd w:id="101"/>
-    <w:bookmarkStart w:id="102" w:name="first-power-up-and-inspection"/>
+    <w:bookmarkEnd w:id="105"/>
+    <w:bookmarkStart w:id="106" w:name="first-power-up-and-inspection"/>
     <w:p>
       <w:pPr>
         <w:pStyle w:val="Heading3"/>
@@ -9909,8 +9844,8 @@
         <w:t xml:space="preserve">of unexpected heating, then establish USB enumeration and upload behavior.</w:t>
       </w:r>
     </w:p>
-    <w:bookmarkEnd w:id="102"/>
-    <w:bookmarkStart w:id="103" w:name="boot-and-reset-workflow"/>
+    <w:bookmarkEnd w:id="106"/>
+    <w:bookmarkStart w:id="107" w:name="boot-and-reset-workflow"/>
     <w:p>
       <w:pPr>
         <w:pStyle w:val="Heading3"/>
@@ -10023,8 +9958,8 @@
         <w:t xml:space="preserve">whose USB application does not enumerate.</w:t>
       </w:r>
     </w:p>
-    <w:bookmarkEnd w:id="103"/>
-    <w:bookmarkStart w:id="104" w:name="recommended-bring-up-sequence"/>
+    <w:bookmarkEnd w:id="107"/>
+    <w:bookmarkStart w:id="108" w:name="recommended-bring-up-sequence"/>
     <w:p>
       <w:pPr>
         <w:pStyle w:val="Heading3"/>
@@ -10523,8 +10458,8 @@
         <w:t xml:space="preserve">errors easier to isolate.</w:t>
       </w:r>
     </w:p>
-    <w:bookmarkEnd w:id="104"/>
-    <w:bookmarkStart w:id="105" w:name="c-example-collection"/>
+    <w:bookmarkEnd w:id="108"/>
+    <w:bookmarkStart w:id="109" w:name="c-example-collection"/>
     <w:p>
       <w:pPr>
         <w:pStyle w:val="Heading3"/>
@@ -11030,8 +10965,8 @@
         <w:t xml:space="preserve">.</w:t>
       </w:r>
     </w:p>
-    <w:bookmarkEnd w:id="105"/>
-    <w:bookmarkStart w:id="106" w:name="memory-planning"/>
+    <w:bookmarkEnd w:id="109"/>
+    <w:bookmarkStart w:id="110" w:name="memory-planning"/>
     <w:p>
       <w:pPr>
         <w:pStyle w:val="Heading3"/>
@@ -11090,8 +11025,8 @@
         <w:t xml:space="preserve">a documented memory budget.</w:t>
       </w:r>
     </w:p>
-    <w:bookmarkEnd w:id="106"/>
-    <w:bookmarkStart w:id="107" w:name="storage-operation"/>
+    <w:bookmarkEnd w:id="110"/>
+    <w:bookmarkStart w:id="111" w:name="storage-operation"/>
     <w:p>
       <w:pPr>
         <w:pStyle w:val="Heading3"/>
@@ -11159,8 +11094,8 @@
         <w:t xml:space="preserve">rather than performing filesystem operations from an interrupt handler.</w:t>
       </w:r>
     </w:p>
-    <w:bookmarkEnd w:id="107"/>
-    <w:bookmarkStart w:id="108" w:name="video-sensor-and-audio-coexistence"/>
+    <w:bookmarkEnd w:id="111"/>
+    <w:bookmarkStart w:id="112" w:name="video-sensor-and-audio-coexistence"/>
     <w:p>
       <w:pPr>
         <w:pStyle w:val="Heading3"/>
@@ -11219,8 +11154,8 @@
         <w:t xml:space="preserve">information over USB serial or RGB status rather than failing silently.</w:t>
       </w:r>
     </w:p>
-    <w:bookmarkEnd w:id="108"/>
-    <w:bookmarkStart w:id="109" w:name="troubleshooting-guide"/>
+    <w:bookmarkEnd w:id="112"/>
+    <w:bookmarkStart w:id="113" w:name="troubleshooting-guide"/>
     <w:p>
       <w:pPr>
         <w:pStyle w:val="Heading3"/>
@@ -11496,9 +11431,9 @@
         <w:t xml:space="preserve">compiler output, power source, and reproduction steps for every bring-up issue.</w:t>
       </w:r>
     </w:p>
-    <w:bookmarkEnd w:id="109"/>
-    <w:bookmarkEnd w:id="110"/>
-    <w:bookmarkStart w:id="118" w:name="mechanical-information"/>
+    <w:bookmarkEnd w:id="113"/>
+    <w:bookmarkEnd w:id="114"/>
+    <w:bookmarkStart w:id="122" w:name="mechanical-information"/>
     <w:p>
       <w:pPr>
         <w:pStyle w:val="Heading2"/>
@@ -11531,7 +11466,7 @@
         <w:t xml:space="preserve">connector at the opposite end.</w:t>
       </w:r>
     </w:p>
-    <w:bookmarkStart w:id="113" w:name="component-side-envelope"/>
+    <w:bookmarkStart w:id="117" w:name="component-side-envelope"/>
     <w:p>
       <w:pPr>
         <w:pStyle w:val="Heading3"/>
@@ -11553,12 +11488,12 @@
           <wp:inline>
             <wp:extent cx="3108960" cy="1722200"/>
             <wp:effectExtent b="0" l="0" r="0" t="0"/>
-            <wp:docPr descr="" title="" id="111" name="Picture"/>
+            <wp:docPr descr="" title="" id="115" name="Picture"/>
             <a:graphic>
               <a:graphicData uri="http://schemas.openxmlformats.org/drawingml/2006/picture">
                 <pic:pic>
                   <pic:nvPicPr>
-                    <pic:cNvPr descr="hardware/resources/unit_top_v_1_3_0_pulsar_rp2350a.png" id="112" name="Picture"/>
+                    <pic:cNvPr descr="hardware/resources/unit_top_v_1_3_0_pulsar_rp2350a.png" id="116" name="Picture"/>
                     <pic:cNvPicPr>
                       <a:picLocks noChangeArrowheads="1" noChangeAspect="1"/>
                     </pic:cNvPicPr>
@@ -11611,8 +11546,8 @@
         <w:t xml:space="preserve">headers, carrier sockets, or direct soldering.</w:t>
       </w:r>
     </w:p>
-    <w:bookmarkEnd w:id="113"/>
-    <w:bookmarkStart w:id="116" w:name="bottom-side-envelope"/>
+    <w:bookmarkEnd w:id="117"/>
+    <w:bookmarkStart w:id="120" w:name="bottom-side-envelope"/>
     <w:p>
       <w:pPr>
         <w:pStyle w:val="Heading3"/>
@@ -11634,18 +11569,18 @@
           <wp:inline>
             <wp:extent cx="3108960" cy="1722200"/>
             <wp:effectExtent b="0" l="0" r="0" t="0"/>
-            <wp:docPr descr="" title="" id="114" name="Picture"/>
+            <wp:docPr descr="" title="" id="118" name="Picture"/>
             <a:graphic>
               <a:graphicData uri="http://schemas.openxmlformats.org/drawingml/2006/picture">
                 <pic:pic>
                   <pic:nvPicPr>
-                    <pic:cNvPr descr="hardware/resources/unit_btm_v_1_3_0_pulsar_rp2350a.png" id="115" name="Picture"/>
+                    <pic:cNvPr descr="hardware/resources/unit_btm_v_1_3_0_pulsar_rp2350a.png" id="119" name="Picture"/>
                     <pic:cNvPicPr>
                       <a:picLocks noChangeArrowheads="1" noChangeAspect="1"/>
                     </pic:cNvPicPr>
                   </pic:nvPicPr>
                   <pic:blipFill>
-                    <a:blip r:embed="rId32"/>
+                    <a:blip r:embed="rId36"/>
                     <a:stretch>
                       <a:fillRect/>
                     </a:stretch>
@@ -11692,8 +11627,8 @@
         <w:t xml:space="preserve">port or prevent card and flex-cable insertion.</w:t>
       </w:r>
     </w:p>
-    <w:bookmarkEnd w:id="116"/>
-    <w:bookmarkStart w:id="117" w:name="mechanical-data-not-specified"/>
+    <w:bookmarkEnd w:id="120"/>
+    <w:bookmarkStart w:id="121" w:name="mechanical-data-not-specified"/>
     <w:p>
       <w:pPr>
         <w:pStyle w:val="Heading3"/>
@@ -11824,9 +11759,9 @@
         <w:t xml:space="preserve">insertion/removal paths for card, battery plug, and FFC/FPC cable.</w:t>
       </w:r>
     </w:p>
-    <w:bookmarkEnd w:id="117"/>
-    <w:bookmarkEnd w:id="118"/>
-    <w:bookmarkStart w:id="120" w:name="company-information"/>
+    <w:bookmarkEnd w:id="121"/>
+    <w:bookmarkEnd w:id="122"/>
+    <w:bookmarkStart w:id="124" w:name="company-information"/>
     <w:p>
       <w:pPr>
         <w:pStyle w:val="Heading2"/>
@@ -11925,7 +11860,7 @@
               <w:pStyle w:val="Compact"/>
               <w:jc w:val="left"/>
             </w:pPr>
-            <w:hyperlink r:id="rId119">
+            <w:hyperlink r:id="rId123">
               <w:r>
                 <w:rPr>
                   <w:rStyle w:val="Hyperlink"/>
@@ -11977,8 +11912,8 @@
         <w:t xml:space="preserve">hardware, software, and reference documentation.</w:t>
       </w:r>
     </w:p>
-    <w:bookmarkEnd w:id="120"/>
-    <w:bookmarkStart w:id="128" w:name="reference-documentation"/>
+    <w:bookmarkEnd w:id="124"/>
+    <w:bookmarkStart w:id="132" w:name="reference-documentation"/>
     <w:p>
       <w:pPr>
         <w:pStyle w:val="Heading2"/>
@@ -12051,7 +11986,7 @@
               <w:pStyle w:val="Compact"/>
               <w:jc w:val="left"/>
             </w:pPr>
-            <w:hyperlink r:id="rId121">
+            <w:hyperlink r:id="rId125">
               <w:r>
                 <w:rPr>
                   <w:rStyle w:val="Hyperlink"/>
@@ -12082,7 +12017,7 @@
               <w:pStyle w:val="Compact"/>
               <w:jc w:val="left"/>
             </w:pPr>
-            <w:hyperlink r:id="rId122">
+            <w:hyperlink r:id="rId126">
               <w:r>
                 <w:rPr>
                   <w:rStyle w:val="Hyperlink"/>
@@ -12113,7 +12048,7 @@
               <w:pStyle w:val="Compact"/>
               <w:jc w:val="left"/>
             </w:pPr>
-            <w:hyperlink r:id="rId123">
+            <w:hyperlink r:id="rId127">
               <w:r>
                 <w:rPr>
                   <w:rStyle w:val="Hyperlink"/>
@@ -12144,7 +12079,7 @@
               <w:pStyle w:val="Compact"/>
               <w:jc w:val="left"/>
             </w:pPr>
-            <w:hyperlink r:id="rId124">
+            <w:hyperlink r:id="rId128">
               <w:r>
                 <w:rPr>
                   <w:rStyle w:val="Hyperlink"/>
@@ -12175,7 +12110,7 @@
               <w:pStyle w:val="Compact"/>
               <w:jc w:val="left"/>
             </w:pPr>
-            <w:hyperlink r:id="rId125">
+            <w:hyperlink r:id="rId129">
               <w:r>
                 <w:rPr>
                   <w:rStyle w:val="Hyperlink"/>
@@ -12206,7 +12141,7 @@
               <w:pStyle w:val="Compact"/>
               <w:jc w:val="left"/>
             </w:pPr>
-            <w:hyperlink r:id="rId126">
+            <w:hyperlink r:id="rId130">
               <w:r>
                 <w:rPr>
                   <w:rStyle w:val="Hyperlink"/>
@@ -12237,7 +12172,7 @@
               <w:pStyle w:val="Compact"/>
               <w:jc w:val="left"/>
             </w:pPr>
-            <w:hyperlink r:id="rId127">
+            <w:hyperlink r:id="rId131">
               <w:r>
                 <w:rPr>
                   <w:rStyle w:val="Hyperlink"/>
@@ -12275,8 +12210,8 @@
         <w:t xml:space="preserve">ESP32-H2 rather than this RP2350A board.</w:t>
       </w:r>
     </w:p>
-    <w:bookmarkEnd w:id="128"/>
-    <w:bookmarkStart w:id="146" w:name="appendix"/>
+    <w:bookmarkEnd w:id="132"/>
+    <w:bookmarkStart w:id="150" w:name="appendix"/>
     <w:p>
       <w:pPr>
         <w:pStyle w:val="Heading2"/>
@@ -12289,7 +12224,7 @@
         <w:t xml:space="preserve">9 Appendix</w:t>
       </w:r>
     </w:p>
-    <w:bookmarkStart w:id="141" w:name="schematic"/>
+    <w:bookmarkStart w:id="145" w:name="schematic"/>
     <w:p>
       <w:pPr>
         <w:pStyle w:val="Heading3"/>
@@ -12361,7 +12296,7 @@
         <w:t xml:space="preserve">controller described in this reference.</w:t>
       </w:r>
     </w:p>
-    <w:bookmarkStart w:id="132" w:name="processor-memory-usb-io-and-power-entry"/>
+    <w:bookmarkStart w:id="136" w:name="processor-memory-usb-io-and-power-entry"/>
     <w:p>
       <w:pPr>
         <w:pStyle w:val="Heading4"/>
@@ -12372,67 +12307,6 @@
           <w:b/>
         </w:rPr>
         <w:t xml:space="preserve">9.1.1 Processor, Memory, USB, I/O, and Power Entry</w:t>
-      </w:r>
-    </w:p>
-    <w:p>
-      <w:pPr>
-        <w:pStyle w:val="FirstParagraph"/>
-      </w:pPr>
-      <w:r>
-        <w:drawing>
-          <wp:inline>
-            <wp:extent cx="6108700" cy="4720359"/>
-            <wp:effectExtent b="0" l="0" r="0" t="0"/>
-            <wp:docPr descr="" title="" id="130" name="Picture"/>
-            <a:graphic>
-              <a:graphicData uri="http://schemas.openxmlformats.org/drawingml/2006/picture">
-                <pic:pic>
-                  <pic:nvPicPr>
-                    <pic:cNvPr descr="hardware/resources/unit_schematic_v_1_3_0_pulsar_rp2350a_sheet_1.png" id="131" name="Picture"/>
-                    <pic:cNvPicPr>
-                      <a:picLocks noChangeArrowheads="1" noChangeAspect="1"/>
-                    </pic:cNvPicPr>
-                  </pic:nvPicPr>
-                  <pic:blipFill>
-                    <a:blip r:embed="rId129"/>
-                    <a:stretch>
-                      <a:fillRect/>
-                    </a:stretch>
-                  </pic:blipFill>
-                  <pic:spPr bwMode="auto">
-                    <a:xfrm>
-                      <a:off x="0" y="0"/>
-                      <a:ext cx="6108700" cy="4720359"/>
-                    </a:xfrm>
-                    <a:prstGeom prst="rect">
-                      <a:avLst/>
-                    </a:prstGeom>
-                    <a:noFill/>
-                    <a:ln w="9525">
-                      <a:noFill/>
-                      <a:headEnd/>
-                      <a:tailEnd/>
-                    </a:ln>
-                  </pic:spPr>
-                </pic:pic>
-              </a:graphicData>
-            </a:graphic>
-          </wp:inline>
-        </w:drawing>
-      </w:r>
-    </w:p>
-    <w:bookmarkEnd w:id="132"/>
-    <w:bookmarkStart w:id="136" w:name="X5a216c792d0ae9be432868afc12272b8b3ddded"/>
-    <w:p>
-      <w:pPr>
-        <w:pStyle w:val="Heading4"/>
-      </w:pPr>
-      <w:r>
-        <w:rPr>
-          <w:bCs/>
-          <w:b/>
-        </w:rPr>
-        <w:t xml:space="preserve">9.1.2 microSD, BMI270, HSTX Connector, and PDM Microphone</w:t>
       </w:r>
     </w:p>
     <w:p>
@@ -12449,7 +12323,7 @@
               <a:graphicData uri="http://schemas.openxmlformats.org/drawingml/2006/picture">
                 <pic:pic>
                   <pic:nvPicPr>
-                    <pic:cNvPr descr="hardware/resources/unit_schematic_v_1_3_0_pulsar_rp2350a_sheet_2.png" id="135" name="Picture"/>
+                    <pic:cNvPr descr="hardware/resources/unit_schematic_v_1_3_0_pulsar_rp2350a_sheet_1.png" id="135" name="Picture"/>
                     <pic:cNvPicPr>
                       <a:picLocks noChangeArrowheads="1" noChangeAspect="1"/>
                     </pic:cNvPicPr>
@@ -12483,7 +12357,7 @@
       </w:r>
     </w:p>
     <w:bookmarkEnd w:id="136"/>
-    <w:bookmarkStart w:id="140" w:name="v-regulator"/>
+    <w:bookmarkStart w:id="140" w:name="X5a216c792d0ae9be432868afc12272b8b3ddded"/>
     <w:p>
       <w:pPr>
         <w:pStyle w:val="Heading4"/>
@@ -12493,7 +12367,7 @@
           <w:bCs/>
           <w:b/>
         </w:rPr>
-        <w:t xml:space="preserve">9.1.3 3.3 V Regulator</w:t>
+        <w:t xml:space="preserve">9.1.2 microSD, BMI270, HSTX Connector, and PDM Microphone</w:t>
       </w:r>
     </w:p>
     <w:p>
@@ -12510,7 +12384,7 @@
               <a:graphicData uri="http://schemas.openxmlformats.org/drawingml/2006/picture">
                 <pic:pic>
                   <pic:nvPicPr>
-                    <pic:cNvPr descr="hardware/resources/unit_schematic_v_1_3_0_pulsar_rp2350a_sheet_3.png" id="139" name="Picture"/>
+                    <pic:cNvPr descr="hardware/resources/unit_schematic_v_1_3_0_pulsar_rp2350a_sheet_2.png" id="139" name="Picture"/>
                     <pic:cNvPicPr>
                       <a:picLocks noChangeArrowheads="1" noChangeAspect="1"/>
                     </pic:cNvPicPr>
@@ -12544,8 +12418,69 @@
       </w:r>
     </w:p>
     <w:bookmarkEnd w:id="140"/>
-    <w:bookmarkEnd w:id="141"/>
-    <w:bookmarkStart w:id="142" w:name="technical-references"/>
+    <w:bookmarkStart w:id="144" w:name="v-regulator"/>
+    <w:p>
+      <w:pPr>
+        <w:pStyle w:val="Heading4"/>
+      </w:pPr>
+      <w:r>
+        <w:rPr>
+          <w:bCs/>
+          <w:b/>
+        </w:rPr>
+        <w:t xml:space="preserve">9.1.3 3.3 V Regulator</w:t>
+      </w:r>
+    </w:p>
+    <w:p>
+      <w:pPr>
+        <w:pStyle w:val="FirstParagraph"/>
+      </w:pPr>
+      <w:r>
+        <w:drawing>
+          <wp:inline>
+            <wp:extent cx="6108700" cy="4720359"/>
+            <wp:effectExtent b="0" l="0" r="0" t="0"/>
+            <wp:docPr descr="" title="" id="142" name="Picture"/>
+            <a:graphic>
+              <a:graphicData uri="http://schemas.openxmlformats.org/drawingml/2006/picture">
+                <pic:pic>
+                  <pic:nvPicPr>
+                    <pic:cNvPr descr="hardware/resources/unit_schematic_v_1_3_0_pulsar_rp2350a_sheet_3.png" id="143" name="Picture"/>
+                    <pic:cNvPicPr>
+                      <a:picLocks noChangeArrowheads="1" noChangeAspect="1"/>
+                    </pic:cNvPicPr>
+                  </pic:nvPicPr>
+                  <pic:blipFill>
+                    <a:blip r:embed="rId141"/>
+                    <a:stretch>
+                      <a:fillRect/>
+                    </a:stretch>
+                  </pic:blipFill>
+                  <pic:spPr bwMode="auto">
+                    <a:xfrm>
+                      <a:off x="0" y="0"/>
+                      <a:ext cx="6108700" cy="4720359"/>
+                    </a:xfrm>
+                    <a:prstGeom prst="rect">
+                      <a:avLst/>
+                    </a:prstGeom>
+                    <a:noFill/>
+                    <a:ln w="9525">
+                      <a:noFill/>
+                      <a:headEnd/>
+                      <a:tailEnd/>
+                    </a:ln>
+                  </pic:spPr>
+                </pic:pic>
+              </a:graphicData>
+            </a:graphic>
+          </wp:inline>
+        </w:drawing>
+      </w:r>
+    </w:p>
+    <w:bookmarkEnd w:id="144"/>
+    <w:bookmarkEnd w:id="145"/>
+    <w:bookmarkStart w:id="146" w:name="technical-references"/>
     <w:p>
       <w:pPr>
         <w:pStyle w:val="Heading3"/>
@@ -12624,8 +12559,8 @@
         <w:t xml:space="preserve">installed UNIT RP2350 core APIs.</w:t>
       </w:r>
     </w:p>
-    <w:bookmarkEnd w:id="142"/>
-    <w:bookmarkStart w:id="143" w:name="Xc69fc42ee66445cecdcdb0e7409e522581a6637"/>
+    <w:bookmarkEnd w:id="146"/>
+    <w:bookmarkStart w:id="147" w:name="Xc69fc42ee66445cecdcdb0e7409e522581a6637"/>
     <w:p>
       <w:pPr>
         <w:pStyle w:val="Heading3"/>
@@ -12794,8 +12729,8 @@
         <w:t xml:space="preserve">Complete pinout, topology, and dimension drawings</w:t>
       </w:r>
     </w:p>
-    <w:bookmarkEnd w:id="143"/>
-    <w:bookmarkStart w:id="144" w:name="document-control"/>
+    <w:bookmarkEnd w:id="147"/>
+    <w:bookmarkStart w:id="148" w:name="document-control"/>
     <w:p>
       <w:pPr>
         <w:pStyle w:val="Heading3"/>
@@ -13005,8 +12940,8 @@
         </w:tc>
       </w:tr>
     </w:tbl>
-    <w:bookmarkEnd w:id="144"/>
-    <w:bookmarkStart w:id="145" w:name="source-inconsistencies"/>
+    <w:bookmarkEnd w:id="148"/>
+    <w:bookmarkStart w:id="149" w:name="source-inconsistencies"/>
     <w:p>
       <w:pPr>
         <w:pStyle w:val="Heading3"/>
@@ -13148,8 +13083,8 @@
         <w:t xml:space="preserve">to GPIO20. Repository examples follow GPIO20.</w:t>
       </w:r>
     </w:p>
-    <w:bookmarkEnd w:id="145"/>
-    <w:bookmarkEnd w:id="146"/>
+    <w:bookmarkEnd w:id="149"/>
+    <w:bookmarkEnd w:id="150"/>
     <w:sectPr>
       <w:pgSz w:h="16838" w:w="11906"/>
       <w:pgMar w:bottom="1134" w:footer="708" w:gutter="0" w:header="708" w:left="1134" w:right="1134" w:top="1134"/>

--- a/docs/hardware/unit_product_reference_v_0_1_0_pulsar_rp2350a.docx
+++ b/docs/hardware/unit_product_reference_v_0_1_0_pulsar_rp2350a.docx
@@ -1362,7 +1362,7 @@
                 <w:rPr>
                   <w:rStyle w:val="Hyperlink"/>
                 </w:rPr>
-                <w:t xml:space="preserve">Kingston microSD card</w:t>
+                <w:t xml:space="preserve">MicroSD card</w:t>
               </w:r>
             </w:hyperlink>
           </w:p>
@@ -2485,13 +2485,7 @@
         <w:pStyle w:val="BodyText"/>
       </w:pPr>
       <w:r>
-        <w:t xml:space="preserve">The bottom view identifies the battery polarity marks, microSD socket, onboard</w:t>
-      </w:r>
-      <w:r>
-        <w:t xml:space="preserve"> </w:t>
-      </w:r>
-      <w:r>
-        <w:t xml:space="preserve">microphone, SWD pads, HSTX connector, and V1.3.0 revision marking.</w:t>
+        <w:t xml:space="preserve">The bottom view identifies the battery polarity marks, microSD socket, microphone acoustic port, SWD pads, HSTX connector, and V1.3.0 revision marking.</w:t>
       </w:r>
     </w:p>
     <w:bookmarkEnd w:id="39"/>

--- a/docs/hardware/unit_product_reference_v_0_1_0_pulsar_rp2350a.docx
+++ b/docs/hardware/unit_product_reference_v_0_1_0_pulsar_rp2350a.docx
@@ -237,7 +237,7 @@
         <w:pStyle w:val="Compact"/>
       </w:pPr>
       <w:r>
-        <w:t xml:space="preserve">2.2 Power-Domain Scope</w:t>
+        <w:t xml:space="preserve">2.2 Power Domains and Power Distribution</w:t>
       </w:r>
     </w:p>
     <w:p>
@@ -2548,25 +2548,7 @@
         <w:pStyle w:val="FirstParagraph"/>
       </w:pPr>
       <w:r>
-        <w:t xml:space="preserve">This chapter separates values established by the design files from limits that</w:t>
-      </w:r>
-      <w:r>
-        <w:t xml:space="preserve"> </w:t>
-      </w:r>
-      <w:r>
-        <w:t xml:space="preserve">require measurement or a released board-level specification. A component’s</w:t>
-      </w:r>
-      <w:r>
-        <w:t xml:space="preserve"> </w:t>
-      </w:r>
-      <w:r>
-        <w:t xml:space="preserve">absolute maximum or operating range is not automatically the rating of the</w:t>
-      </w:r>
-      <w:r>
-        <w:t xml:space="preserve"> </w:t>
-      </w:r>
-      <w:r>
-        <w:t xml:space="preserve">complete PULSAR board.</w:t>
+        <w:t xml:space="preserve">This chapter defines the recommended operating conditions and electrical characteristics of the UNIT PULSAR RP2350A hardware V1.3.0. Ratings apply to the complete board unless otherwise stated.</w:t>
       </w:r>
     </w:p>
     <w:bookmarkStart w:id="42" w:name="recommended-operating-conditions"/>
@@ -2587,13 +2569,7 @@
         <w:pStyle w:val="FirstParagraph"/>
       </w:pPr>
       <w:r>
-        <w:t xml:space="preserve">Use USB-C as the documented power and programming path. Board-level limits not</w:t>
-      </w:r>
-      <w:r>
-        <w:t xml:space="preserve"> </w:t>
-      </w:r>
-      <w:r>
-        <w:t xml:space="preserve">defined by the available technical documentation are marked as not specified.</w:t>
+        <w:t xml:space="preserve">The UNIT PULSAR RP2350A can be powered from USB-C, VIN, or a single-cell LiPo battery. The onboard AP2112K regulator supplies the 3.3 V logic domain used by the RP2350A and onboard peripherals.</w:t>
       </w:r>
     </w:p>
     <w:tbl>
@@ -2632,19 +2608,133 @@
               <w:jc w:val="right"/>
             </w:pPr>
             <w:r>
-              <w:t xml:space="preserve">Design-defined value</w:t>
-            </w:r>
-          </w:p>
-        </w:tc>
-        <w:tc>
-          <w:tcPr/>
-          <w:p>
-            <w:pPr>
-              <w:pStyle w:val="Compact"/>
-              <w:jc w:val="left"/>
-            </w:pPr>
-            <w:r>
-              <w:t xml:space="preserve">Board-level status</w:t>
+              <w:t xml:space="preserve">Recommended operating condition</w:t>
+            </w:r>
+          </w:p>
+        </w:tc>
+        <w:tc>
+          <w:tcPr/>
+          <w:p>
+            <w:pPr>
+              <w:pStyle w:val="Compact"/>
+              <w:jc w:val="left"/>
+            </w:pPr>
+            <w:r>
+              <w:t xml:space="preserve">Notes</w:t>
+            </w:r>
+          </w:p>
+        </w:tc>
+      </w:tr>
+      <w:tr>
+        <w:tc>
+          <w:tcPr/>
+          <w:p>
+            <w:pPr>
+              <w:pStyle w:val="Compact"/>
+              <w:jc w:val="left"/>
+            </w:pPr>
+            <w:r>
+              <w:t xml:space="preserve">USB-C input</w:t>
+            </w:r>
+          </w:p>
+        </w:tc>
+        <w:tc>
+          <w:tcPr/>
+          <w:p>
+            <w:pPr>
+              <w:pStyle w:val="Compact"/>
+              <w:jc w:val="right"/>
+            </w:pPr>
+            <w:r>
+              <w:t xml:space="preserve">5 V nominal</w:t>
+            </w:r>
+          </w:p>
+        </w:tc>
+        <w:tc>
+          <w:tcPr/>
+          <w:p>
+            <w:pPr>
+              <w:pStyle w:val="Compact"/>
+              <w:jc w:val="left"/>
+            </w:pPr>
+            <w:r>
+              <w:t xml:space="preserve">Primary power and programming interface</w:t>
+            </w:r>
+          </w:p>
+        </w:tc>
+      </w:tr>
+      <w:tr>
+        <w:tc>
+          <w:tcPr/>
+          <w:p>
+            <w:pPr>
+              <w:pStyle w:val="Compact"/>
+              <w:jc w:val="left"/>
+            </w:pPr>
+            <w:r>
+              <w:t xml:space="preserve">VIN input</w:t>
+            </w:r>
+          </w:p>
+        </w:tc>
+        <w:tc>
+          <w:tcPr/>
+          <w:p>
+            <w:pPr>
+              <w:pStyle w:val="Compact"/>
+              <w:jc w:val="right"/>
+            </w:pPr>
+            <w:r>
+              <w:t xml:space="preserve">Up to 6 V</w:t>
+            </w:r>
+          </w:p>
+        </w:tc>
+        <w:tc>
+          <w:tcPr/>
+          <w:p>
+            <w:pPr>
+              <w:pStyle w:val="Compact"/>
+              <w:jc w:val="left"/>
+            </w:pPr>
+            <w:r>
+              <w:t xml:space="preserve">External board supply input</w:t>
+            </w:r>
+          </w:p>
+        </w:tc>
+      </w:tr>
+      <w:tr>
+        <w:tc>
+          <w:tcPr/>
+          <w:p>
+            <w:pPr>
+              <w:pStyle w:val="Compact"/>
+              <w:jc w:val="left"/>
+            </w:pPr>
+            <w:r>
+              <w:t xml:space="preserve">Battery input</w:t>
+            </w:r>
+          </w:p>
+        </w:tc>
+        <w:tc>
+          <w:tcPr/>
+          <w:p>
+            <w:pPr>
+              <w:pStyle w:val="Compact"/>
+              <w:jc w:val="right"/>
+            </w:pPr>
+            <w:r>
+              <w:t xml:space="preserve">3.7 V nominal, 4.2 V maximum</w:t>
+            </w:r>
+          </w:p>
+        </w:tc>
+        <w:tc>
+          <w:tcPr/>
+          <w:p>
+            <w:pPr>
+              <w:pStyle w:val="Compact"/>
+              <w:jc w:val="left"/>
+            </w:pPr>
+            <w:r>
+              <w:t xml:space="preserve">Single-cell LiPo battery</w:t>
             </w:r>
           </w:p>
         </w:tc>
@@ -2682,21 +2772,21 @@
               <w:jc w:val="left"/>
             </w:pPr>
             <w:r>
-              <w:t xml:space="preserve">Defined by AP2112K-3.3; load capability not specified</w:t>
-            </w:r>
-          </w:p>
-        </w:tc>
-      </w:tr>
-      <w:tr>
-        <w:tc>
-          <w:tcPr/>
-          <w:p>
-            <w:pPr>
-              <w:pStyle w:val="Compact"/>
-              <w:jc w:val="left"/>
-            </w:pPr>
-            <w:r>
-              <w:t xml:space="preserve">USB VBUS net</w:t>
+              <w:t xml:space="preserve">Generated by the onboard AP2112K-3.3 regulator</w:t>
+            </w:r>
+          </w:p>
+        </w:tc>
+      </w:tr>
+      <w:tr>
+        <w:tc>
+          <w:tcPr/>
+          <w:p>
+            <w:pPr>
+              <w:pStyle w:val="Compact"/>
+              <w:jc w:val="left"/>
+            </w:pPr>
+            <w:r>
+              <w:t xml:space="preserve">3.3 V regulator output capability</w:t>
             </w:r>
           </w:p>
         </w:tc>
@@ -2708,19 +2798,57 @@
               <w:jc w:val="right"/>
             </w:pPr>
             <w:r>
-              <w:t xml:space="preserve">+5 V nominal</w:t>
-            </w:r>
-          </w:p>
-        </w:tc>
-        <w:tc>
-          <w:tcPr/>
-          <w:p>
-            <w:pPr>
-              <w:pStyle w:val="Compact"/>
-              <w:jc w:val="left"/>
-            </w:pPr>
-            <w:r>
-              <w:t xml:space="preserve">Shown by schematic net label; USB source quality is external</w:t>
+              <w:t xml:space="preserve">Up to 600 mA</w:t>
+            </w:r>
+          </w:p>
+        </w:tc>
+        <w:tc>
+          <w:tcPr/>
+          <w:p>
+            <w:pPr>
+              <w:pStyle w:val="Compact"/>
+              <w:jc w:val="left"/>
+            </w:pPr>
+            <w:r>
+              <w:t xml:space="preserve">Shared by the RP2350A, onboard peripherals, LEDs, and external 3.3 V loads</w:t>
+            </w:r>
+          </w:p>
+        </w:tc>
+      </w:tr>
+      <w:tr>
+        <w:tc>
+          <w:tcPr/>
+          <w:p>
+            <w:pPr>
+              <w:pStyle w:val="Compact"/>
+              <w:jc w:val="left"/>
+            </w:pPr>
+            <w:r>
+              <w:t xml:space="preserve">Battery charge current</w:t>
+            </w:r>
+          </w:p>
+        </w:tc>
+        <w:tc>
+          <w:tcPr/>
+          <w:p>
+            <w:pPr>
+              <w:pStyle w:val="Compact"/>
+              <w:jc w:val="right"/>
+            </w:pPr>
+            <w:r>
+              <w:t xml:space="preserve">200 mA nominal</w:t>
+            </w:r>
+          </w:p>
+        </w:tc>
+        <w:tc>
+          <w:tcPr/>
+          <w:p>
+            <w:pPr>
+              <w:pStyle w:val="Compact"/>
+              <w:jc w:val="left"/>
+            </w:pPr>
+            <w:r>
+              <w:t xml:space="preserve">Configured by the MCP73831 PROG resistor</w:t>
             </w:r>
           </w:p>
         </w:tc>
@@ -2758,7 +2886,7 @@
               <w:jc w:val="left"/>
             </w:pPr>
             <w:r>
-              <w:t xml:space="preserve">RP2350 component capability; board default depends on firmware</w:t>
+              <w:t xml:space="preserve">Firmware configurable</w:t>
             </w:r>
           </w:p>
         </w:tc>
@@ -2796,7 +2924,7 @@
               <w:jc w:val="left"/>
             </w:pPr>
             <w:r>
-              <w:t xml:space="preserve">XTAL1 oscillator frequency</w:t>
+              <w:t xml:space="preserve">Onboard reference oscillator</w:t>
             </w:r>
           </w:p>
         </w:tc>
@@ -2834,7 +2962,7 @@
               <w:jc w:val="left"/>
             </w:pPr>
             <w:r>
-              <w:t xml:space="preserve">RP2350 component resource</w:t>
+              <w:t xml:space="preserve">RP2350A internal memory</w:t>
             </w:r>
           </w:p>
         </w:tc>
@@ -2872,7 +3000,7 @@
               <w:jc w:val="left"/>
             </w:pPr>
             <w:r>
-              <w:t xml:space="preserve">W25Q128JVPIQ onboard memory</w:t>
+              <w:t xml:space="preserve">W25Q128JVPIQ</w:t>
             </w:r>
           </w:p>
         </w:tc>
@@ -2910,30 +3038,21 @@
               <w:jc w:val="left"/>
             </w:pPr>
             <w:r>
-              <w:t xml:space="preserve">APS6404L-3SQR-ZR onboard memory</w:t>
-            </w:r>
-          </w:p>
-        </w:tc>
-      </w:tr>
-      <w:tr>
-        <w:tc>
-          <w:tcPr/>
-          <w:p>
-            <w:pPr>
-              <w:pStyle w:val="Compact"/>
-              <w:jc w:val="left"/>
-            </w:pPr>
-            <w:r>
-              <w:rPr>
-                <w:rStyle w:val="VerbatimChar"/>
-              </w:rPr>
-              <w:t xml:space="preserve">VIN</w:t>
-            </w:r>
-            <w:r>
-              <w:t xml:space="preserve"> </w:t>
-            </w:r>
-            <w:r>
-              <w:t xml:space="preserve">input</w:t>
+              <w:t xml:space="preserve">APS6404L-3SQR-ZR</w:t>
+            </w:r>
+          </w:p>
+        </w:tc>
+      </w:tr>
+      <w:tr>
+        <w:tc>
+          <w:tcPr/>
+          <w:p>
+            <w:pPr>
+              <w:pStyle w:val="Compact"/>
+              <w:jc w:val="left"/>
+            </w:pPr>
+            <w:r>
+              <w:t xml:space="preserve">Logic level</w:t>
             </w:r>
           </w:p>
         </w:tc>
@@ -2945,102 +3064,26 @@
               <w:jc w:val="right"/>
             </w:pPr>
             <w:r>
-              <w:t xml:space="preserve">Not specified</w:t>
-            </w:r>
-          </w:p>
-        </w:tc>
-        <w:tc>
-          <w:tcPr/>
-          <w:p>
-            <w:pPr>
-              <w:pStyle w:val="Compact"/>
-              <w:jc w:val="left"/>
-            </w:pPr>
-            <w:r>
-              <w:t xml:space="preserve">No board-level input range supplied</w:t>
-            </w:r>
-          </w:p>
-        </w:tc>
-      </w:tr>
-      <w:tr>
-        <w:tc>
-          <w:tcPr/>
-          <w:p>
-            <w:pPr>
-              <w:pStyle w:val="Compact"/>
-              <w:jc w:val="left"/>
-            </w:pPr>
-            <w:r>
-              <w:t xml:space="preserve">Battery input</w:t>
-            </w:r>
-          </w:p>
-        </w:tc>
-        <w:tc>
-          <w:tcPr/>
-          <w:p>
-            <w:pPr>
-              <w:pStyle w:val="Compact"/>
-              <w:jc w:val="right"/>
-            </w:pPr>
-            <w:r>
-              <w:t xml:space="preserve">Not specified</w:t>
-            </w:r>
-          </w:p>
-        </w:tc>
-        <w:tc>
-          <w:tcPr/>
-          <w:p>
-            <w:pPr>
-              <w:pStyle w:val="Compact"/>
-              <w:jc w:val="left"/>
-            </w:pPr>
-            <w:r>
-              <w:t xml:space="preserve">Cell chemistry, range, and cable compatibility not specified</w:t>
-            </w:r>
-          </w:p>
-        </w:tc>
-      </w:tr>
-      <w:tr>
-        <w:tc>
-          <w:tcPr/>
-          <w:p>
-            <w:pPr>
-              <w:pStyle w:val="Compact"/>
-              <w:jc w:val="left"/>
-            </w:pPr>
-            <w:r>
-              <w:t xml:space="preserve">Ambient temperature</w:t>
-            </w:r>
-          </w:p>
-        </w:tc>
-        <w:tc>
-          <w:tcPr/>
-          <w:p>
-            <w:pPr>
-              <w:pStyle w:val="Compact"/>
-              <w:jc w:val="right"/>
-            </w:pPr>
-            <w:r>
-              <w:t xml:space="preserve">Not specified</w:t>
-            </w:r>
-          </w:p>
-        </w:tc>
-        <w:tc>
-          <w:tcPr/>
-          <w:p>
-            <w:pPr>
-              <w:pStyle w:val="Compact"/>
-              <w:jc w:val="left"/>
-            </w:pPr>
-            <w:r>
-              <w:t xml:space="preserve">No board-level environmental range supplied</w:t>
+              <w:t xml:space="preserve">3.3 V</w:t>
+            </w:r>
+          </w:p>
+        </w:tc>
+        <w:tc>
+          <w:tcPr/>
+          <w:p>
+            <w:pPr>
+              <w:pStyle w:val="Compact"/>
+              <w:jc w:val="left"/>
+            </w:pPr>
+            <w:r>
+              <w:t xml:space="preserve">Applies to onboard digital interfaces and GPIO</w:t>
             </w:r>
           </w:p>
         </w:tc>
       </w:tr>
     </w:tbl>
     <w:bookmarkEnd w:id="42"/>
-    <w:bookmarkStart w:id="43" w:name="power-domain-scope"/>
+    <w:bookmarkStart w:id="43" w:name="power-domains-and-power-distribution"/>
     <w:p>
       <w:pPr>
         <w:pStyle w:val="Heading3"/>
@@ -3050,7 +3093,7 @@
           <w:bCs/>
           <w:b/>
         </w:rPr>
-        <w:t xml:space="preserve">2.2 Power-Domain Scope</w:t>
+        <w:t xml:space="preserve">2.2 Power Domains and Power Distribution</w:t>
       </w:r>
     </w:p>
     <w:p>
@@ -3058,112 +3101,7 @@
         <w:pStyle w:val="FirstParagraph"/>
       </w:pPr>
       <w:r>
-        <w:t xml:space="preserve">The schematic uses</w:t>
-      </w:r>
-      <w:r>
-        <w:t xml:space="preserve"> </w:t>
-      </w:r>
-      <w:r>
-        <w:rPr>
-          <w:rStyle w:val="VerbatimChar"/>
-        </w:rPr>
-        <w:t xml:space="preserve">+5V</w:t>
-      </w:r>
-      <w:r>
-        <w:t xml:space="preserve">,</w:t>
-      </w:r>
-      <w:r>
-        <w:t xml:space="preserve"> </w:t>
-      </w:r>
-      <w:r>
-        <w:rPr>
-          <w:rStyle w:val="VerbatimChar"/>
-        </w:rPr>
-        <w:t xml:space="preserve">VBUS</w:t>
-      </w:r>
-      <w:r>
-        <w:t xml:space="preserve">,</w:t>
-      </w:r>
-      <w:r>
-        <w:t xml:space="preserve"> </w:t>
-      </w:r>
-      <w:r>
-        <w:rPr>
-          <w:rStyle w:val="VerbatimChar"/>
-        </w:rPr>
-        <w:t xml:space="preserve">VIN</w:t>
-      </w:r>
-      <w:r>
-        <w:t xml:space="preserve">,</w:t>
-      </w:r>
-      <w:r>
-        <w:t xml:space="preserve"> </w:t>
-      </w:r>
-      <w:r>
-        <w:rPr>
-          <w:rStyle w:val="VerbatimChar"/>
-        </w:rPr>
-        <w:t xml:space="preserve">VBAT</w:t>
-      </w:r>
-      <w:r>
-        <w:t xml:space="preserve">,</w:t>
-      </w:r>
-      <w:r>
-        <w:t xml:space="preserve"> </w:t>
-      </w:r>
-      <w:r>
-        <w:rPr>
-          <w:rStyle w:val="VerbatimChar"/>
-        </w:rPr>
-        <w:t xml:space="preserve">VSYS</w:t>
-      </w:r>
-      <w:r>
-        <w:t xml:space="preserve">, and</w:t>
-      </w:r>
-      <w:r>
-        <w:t xml:space="preserve"> </w:t>
-      </w:r>
-      <w:r>
-        <w:rPr>
-          <w:rStyle w:val="VerbatimChar"/>
-        </w:rPr>
-        <w:t xml:space="preserve">3.3V</w:t>
-      </w:r>
-      <w:r>
-        <w:t xml:space="preserve"> </w:t>
-      </w:r>
-      <w:r>
-        <w:t xml:space="preserve">net names.</w:t>
-      </w:r>
-      <w:r>
-        <w:t xml:space="preserve"> </w:t>
-      </w:r>
-      <w:r>
-        <w:t xml:space="preserve">These labels describe circuit connectivity, not interchangeable power inputs.</w:t>
-      </w:r>
-      <w:r>
-        <w:t xml:space="preserve"> </w:t>
-      </w:r>
-      <w:r>
-        <w:t xml:space="preserve">The AP2112K creates the 3.3 V logic rail from</w:t>
-      </w:r>
-      <w:r>
-        <w:t xml:space="preserve"> </w:t>
-      </w:r>
-      <w:r>
-        <w:rPr>
-          <w:rStyle w:val="VerbatimChar"/>
-        </w:rPr>
-        <w:t xml:space="preserve">VSYS</w:t>
-      </w:r>
-      <w:r>
-        <w:t xml:space="preserve">; the MCP73831 manages the</w:t>
-      </w:r>
-      <w:r>
-        <w:t xml:space="preserve"> </w:t>
-      </w:r>
-      <w:r>
-        <w:t xml:space="preserve">battery charging path. Diodes and MOSFETs participate in source routing.</w:t>
+        <w:t xml:space="preserve">The UNIT PULSAR RP2350A uses separate power domains for external supply, battery operation, system power, and regulated 3.3 V logic.</w:t>
       </w:r>
     </w:p>
     <w:p>
@@ -3171,7 +3109,7 @@
         <w:pStyle w:val="BodyText"/>
       </w:pPr>
       <w:r>
-        <w:t xml:space="preserve">The following values must remain separate:</w:t>
+        <w:t xml:space="preserve">The main power domains are:</w:t>
       </w:r>
     </w:p>
     <w:p>
@@ -3180,26 +3118,19 @@
           <w:ilvl w:val="0"/>
           <w:numId w:val="1012"/>
         </w:numPr>
-        <w:pStyle w:val="Compact"/>
       </w:pPr>
       <w:r>
         <w:rPr>
           <w:bCs/>
           <w:b/>
         </w:rPr>
-        <w:t xml:space="preserve">RP2350A ratings:</w:t>
-      </w:r>
-      <w:r>
-        <w:t xml:space="preserve"> </w:t>
-      </w:r>
-      <w:r>
-        <w:t xml:space="preserve">apply only at RP2350A pins under the conditions in the</w:t>
-      </w:r>
-      <w:r>
-        <w:t xml:space="preserve"> </w:t>
-      </w:r>
-      <w:r>
-        <w:t xml:space="preserve">Raspberry Pi datasheet.</w:t>
+        <w:t xml:space="preserve">USB-C / VBUS:</w:t>
+      </w:r>
+      <w:r>
+        <w:t xml:space="preserve"> </w:t>
+      </w:r>
+      <w:r>
+        <w:t xml:space="preserve">provides the nominal 5 V USB supply used for board power, programming, and battery charging.</w:t>
       </w:r>
     </w:p>
     <w:p>
@@ -3208,26 +3139,19 @@
           <w:ilvl w:val="0"/>
           <w:numId w:val="1012"/>
         </w:numPr>
-        <w:pStyle w:val="Compact"/>
       </w:pPr>
       <w:r>
         <w:rPr>
           <w:bCs/>
           <w:b/>
         </w:rPr>
-        <w:t xml:space="preserve">Regulator ratings:</w:t>
-      </w:r>
-      <w:r>
-        <w:t xml:space="preserve"> </w:t>
-      </w:r>
-      <w:r>
-        <w:t xml:space="preserve">describe U1 and do not state how much current remains</w:t>
-      </w:r>
-      <w:r>
-        <w:t xml:space="preserve"> </w:t>
-      </w:r>
-      <w:r>
-        <w:t xml:space="preserve">available after onboard loads.</w:t>
+        <w:t xml:space="preserve">VIN:</w:t>
+      </w:r>
+      <w:r>
+        <w:t xml:space="preserve"> </w:t>
+      </w:r>
+      <w:r>
+        <w:t xml:space="preserve">external supply input supporting up to 6 V.</w:t>
       </w:r>
     </w:p>
     <w:p>
@@ -3236,26 +3160,19 @@
           <w:ilvl w:val="0"/>
           <w:numId w:val="1012"/>
         </w:numPr>
-        <w:pStyle w:val="Compact"/>
       </w:pPr>
       <w:r>
         <w:rPr>
           <w:bCs/>
           <w:b/>
         </w:rPr>
-        <w:t xml:space="preserve">Charger ratings:</w:t>
-      </w:r>
-      <w:r>
-        <w:t xml:space="preserve"> </w:t>
-      </w:r>
-      <w:r>
-        <w:t xml:space="preserve">describe IC2; actual charge current depends on the board</w:t>
-      </w:r>
-      <w:r>
-        <w:t xml:space="preserve"> </w:t>
-      </w:r>
-      <w:r>
-        <w:t xml:space="preserve">programming network.</w:t>
+        <w:t xml:space="preserve">VBAT:</w:t>
+      </w:r>
+      <w:r>
+        <w:t xml:space="preserve"> </w:t>
+      </w:r>
+      <w:r>
+        <w:t xml:space="preserve">battery domain intended for a single-cell LiPo battery with a nominal voltage of 3.7 V and a maximum fully charged voltage of 4.2 V. The battery input includes reverse-polarity protection.</w:t>
       </w:r>
     </w:p>
     <w:p>
@@ -3264,26 +3181,19 @@
           <w:ilvl w:val="0"/>
           <w:numId w:val="1012"/>
         </w:numPr>
-        <w:pStyle w:val="Compact"/>
       </w:pPr>
       <w:r>
         <w:rPr>
           <w:bCs/>
           <w:b/>
         </w:rPr>
-        <w:t xml:space="preserve">Connector ratings:</w:t>
-      </w:r>
-      <w:r>
-        <w:t xml:space="preserve"> </w:t>
-      </w:r>
-      <w:r>
-        <w:t xml:space="preserve">describe the connector hardware, not the permitted</w:t>
-      </w:r>
-      <w:r>
-        <w:t xml:space="preserve"> </w:t>
-      </w:r>
-      <w:r>
-        <w:t xml:space="preserve">board supply voltage.</w:t>
+        <w:t xml:space="preserve">VSYS:</w:t>
+      </w:r>
+      <w:r>
+        <w:t xml:space="preserve"> </w:t>
+      </w:r>
+      <w:r>
+        <w:t xml:space="preserve">internal system supply used as the input to the 3.3 V regulator. The board power-selection circuitry routes the available supply source to this domain.</w:t>
       </w:r>
     </w:p>
     <w:p>
@@ -3292,26 +3202,51 @@
           <w:ilvl w:val="0"/>
           <w:numId w:val="1012"/>
         </w:numPr>
-        <w:pStyle w:val="Compact"/>
       </w:pPr>
       <w:r>
         <w:rPr>
           <w:bCs/>
           <w:b/>
         </w:rPr>
-        <w:t xml:space="preserve">Board ratings:</w:t>
-      </w:r>
-      <w:r>
-        <w:t xml:space="preserve"> </w:t>
-      </w:r>
-      <w:r>
-        <w:t xml:space="preserve">apply to the complete board rather than an individual</w:t>
-      </w:r>
-      <w:r>
-        <w:t xml:space="preserve"> </w:t>
-      </w:r>
-      <w:r>
-        <w:t xml:space="preserve">component.</w:t>
+        <w:t xml:space="preserve">3.3 V:</w:t>
+      </w:r>
+      <w:r>
+        <w:t xml:space="preserve"> </w:t>
+      </w:r>
+      <w:r>
+        <w:t xml:space="preserve">regulated logic supply generated by the AP2112K-3.3. This rail powers the RP2350A, external flash, PSRAM, BMI270, PDM microphone, microSD interface, QWIIC interface, RGB LEDs, and other onboard 3.3 V circuitry.</w:t>
+      </w:r>
+    </w:p>
+    <w:p>
+      <w:pPr>
+        <w:pStyle w:val="FirstParagraph"/>
+      </w:pPr>
+      <w:r>
+        <w:t xml:space="preserve">The AP2112K-3.3 regulator supports up to 600 mA output current. This current is shared between the RP2350A, onboard peripherals, status and RGB LEDs, and any external device powered from the 3.3 V rail. The current available to external loads therefore depends on the active board configuration and application workload.</w:t>
+      </w:r>
+    </w:p>
+    <w:p>
+      <w:pPr>
+        <w:pStyle w:val="BodyText"/>
+      </w:pPr>
+      <w:r>
+        <w:t xml:space="preserve">The MCP73831T-2ACI/OT manages single-cell LiPo battery charging. Hardware V1.3.0 is configured for a nominal charge current of 200 mA. The charging current is determined by the PROG resistor and may be changed by modifying its value according to the MCP73831 configuration requirements.</w:t>
+      </w:r>
+    </w:p>
+    <w:p>
+      <w:pPr>
+        <w:pStyle w:val="BodyText"/>
+      </w:pPr>
+      <w:r>
+        <w:t xml:space="preserve">All onboard digital interfaces operate in the 3.3 V logic domain. QWIIC, microSD, HSTX, and exposed GPIO signals must therefore be used with 3.3 V-compatible devices unless external level translation is provided.</w:t>
+      </w:r>
+    </w:p>
+    <w:p>
+      <w:pPr>
+        <w:pStyle w:val="BodyText"/>
+      </w:pPr>
+      <w:r>
+        <w:t xml:space="preserve">Connector mechanical current ratings must not be interpreted as board power ratings. Maximum usable current is also constrained by the associated PCB traces, power path, regulator, protection components, and operating conditions.</w:t>
       </w:r>
     </w:p>
     <w:bookmarkEnd w:id="43"/>

--- a/docs/hardware/unit_product_reference_v_0_1_0_pulsar_rp2350a.docx
+++ b/docs/hardware/unit_product_reference_v_0_1_0_pulsar_rp2350a.docx
@@ -273,7 +273,7 @@
         <w:pStyle w:val="Compact"/>
       </w:pPr>
       <w:r>
-        <w:t xml:space="preserve">2.5 Unspecified Board Characteristics {.section-page}</w:t>
+        <w:t xml:space="preserve">2.5 Application-Dependent and Uncharacterized Parameters {.section-page}</w:t>
       </w:r>
     </w:p>
     <w:p>
@@ -3938,7 +3938,7 @@
       </w:tr>
     </w:tbl>
     <w:bookmarkEnd w:id="45"/>
-    <w:bookmarkStart w:id="46" w:name="unspecified-board-characteristics"/>
+    <w:bookmarkStart w:id="46" w:name="Xffc19d63ac0fc32d483a6ea44b67b271b6e7502"/>
     <w:p>
       <w:pPr>
         <w:pStyle w:val="Heading3"/>
@@ -3948,7 +3948,15 @@
           <w:bCs/>
           <w:b/>
         </w:rPr>
-        <w:t xml:space="preserve">2.5 Unspecified Board Characteristics</w:t>
+        <w:t xml:space="preserve">2.5 Application-Dependent and Uncharacterized Parameters</w:t>
+      </w:r>
+    </w:p>
+    <w:p>
+      <w:pPr>
+        <w:pStyle w:val="FirstParagraph"/>
+      </w:pPr>
+      <w:r>
+        <w:t xml:space="preserve">Some electrical and performance characteristics depend on firmware configuration, operating mode, connected peripherals, and application load. Unless otherwise specified, these parameters should not be interpreted as guaranteed board-level limits.</w:t>
       </w:r>
     </w:p>
     <w:p>
@@ -3957,28 +3965,19 @@
           <w:ilvl w:val="0"/>
           <w:numId w:val="1013"/>
         </w:numPr>
-        <w:pStyle w:val="Compact"/>
       </w:pPr>
       <w:r>
         <w:rPr>
-          <w:rStyle w:val="VerbatimChar"/>
+          <w:bCs/>
+          <w:b/>
         </w:rPr>
-        <w:t xml:space="preserve">VIN</w:t>
-      </w:r>
-      <w:r>
-        <w:t xml:space="preserve">,</w:t>
-      </w:r>
-      <w:r>
-        <w:t xml:space="preserve"> </w:t>
-      </w:r>
-      <w:r>
-        <w:rPr>
-          <w:rStyle w:val="VerbatimChar"/>
-        </w:rPr>
-        <w:t xml:space="preserve">VBAT</w:t>
-      </w:r>
-      <w:r>
-        <w:t xml:space="preserve">, and USB operating and absolute-maximum ranges</w:t>
+        <w:t xml:space="preserve">Available 3.3 V current for external loads:</w:t>
+      </w:r>
+      <w:r>
+        <w:t xml:space="preserve"> </w:t>
+      </w:r>
+      <w:r>
+        <w:t xml:space="preserve">the AP2112K-3.3 provides up to 600 mA total output current. This current is shared by the RP2350A, onboard memories, sensors, LEDs, and external 3.3 V loads. Available external current therefore depends on the active board configuration and application workload.</w:t>
       </w:r>
     </w:p>
     <w:p>
@@ -3987,10 +3986,19 @@
           <w:ilvl w:val="0"/>
           <w:numId w:val="1013"/>
         </w:numPr>
-        <w:pStyle w:val="Compact"/>
-      </w:pPr>
-      <w:r>
-        <w:t xml:space="preserve">Available 3.3 V current for external loads</w:t>
+      </w:pPr>
+      <w:r>
+        <w:rPr>
+          <w:bCs/>
+          <w:b/>
+        </w:rPr>
+        <w:t xml:space="preserve">Board current consumption:</w:t>
+      </w:r>
+      <w:r>
+        <w:t xml:space="preserve"> </w:t>
+      </w:r>
+      <w:r>
+        <w:t xml:space="preserve">total current consumption varies with RP2350A activity, clock configuration, enabled peripherals, RGB LED brightness, external memory activity, microSD operation, audio capture, HSTX video output, and connected external devices.</w:t>
       </w:r>
     </w:p>
     <w:p>
@@ -3999,10 +4007,19 @@
           <w:ilvl w:val="0"/>
           <w:numId w:val="1013"/>
         </w:numPr>
-        <w:pStyle w:val="Compact"/>
-      </w:pPr>
-      <w:r>
-        <w:t xml:space="preserve">Battery charge current and supported cell/cable compatibility</w:t>
+      </w:pPr>
+      <w:r>
+        <w:rPr>
+          <w:bCs/>
+          <w:b/>
+        </w:rPr>
+        <w:t xml:space="preserve">High-speed interface performance:</w:t>
+      </w:r>
+      <w:r>
+        <w:t xml:space="preserve"> </w:t>
+      </w:r>
+      <w:r>
+        <w:t xml:space="preserve">maximum validated operating rates for external microSD, PDM, I2C, and HSTX interfaces depend on firmware configuration, connected devices, cabling, and signal integrity.</w:t>
       </w:r>
     </w:p>
     <w:p>
@@ -4011,22 +4028,19 @@
           <w:ilvl w:val="0"/>
           <w:numId w:val="1013"/>
         </w:numPr>
-        <w:pStyle w:val="Compact"/>
-      </w:pPr>
-      <w:r>
-        <w:t xml:space="preserve">Source priority and reverse-current behavior among USB,</w:t>
-      </w:r>
-      <w:r>
-        <w:t xml:space="preserve"> </w:t>
-      </w:r>
+      </w:pPr>
       <w:r>
         <w:rPr>
-          <w:rStyle w:val="VerbatimChar"/>
+          <w:bCs/>
+          <w:b/>
         </w:rPr>
-        <w:t xml:space="preserve">VIN</w:t>
-      </w:r>
-      <w:r>
-        <w:t xml:space="preserve">, and battery</w:t>
+        <w:t xml:space="preserve">GPIO electrical characteristics:</w:t>
+      </w:r>
+      <w:r>
+        <w:t xml:space="preserve"> </w:t>
+      </w:r>
+      <w:r>
+        <w:t xml:space="preserve">GPIO drive strength, input thresholds, and other pin-level electrical characteristics follow the RP2350A specifications unless a board-level circuit modifies the corresponding signal.</w:t>
       </w:r>
     </w:p>
     <w:p>
@@ -4035,46 +4049,19 @@
           <w:ilvl w:val="0"/>
           <w:numId w:val="1013"/>
         </w:numPr>
-        <w:pStyle w:val="Compact"/>
-      </w:pPr>
-      <w:r>
-        <w:t xml:space="preserve">Total current consumption in boot, idle, storage, video, and audio modes</w:t>
-      </w:r>
-    </w:p>
-    <w:p>
-      <w:pPr>
-        <w:numPr>
-          <w:ilvl w:val="0"/>
-          <w:numId w:val="1013"/>
-        </w:numPr>
-        <w:pStyle w:val="Compact"/>
-      </w:pPr>
-      <w:r>
-        <w:t xml:space="preserve">GPIO drive and input thresholds as exposed by each connector</w:t>
-      </w:r>
-    </w:p>
-    <w:p>
-      <w:pPr>
-        <w:numPr>
-          <w:ilvl w:val="0"/>
-          <w:numId w:val="1013"/>
-        </w:numPr>
-        <w:pStyle w:val="Compact"/>
-      </w:pPr>
-      <w:r>
-        <w:t xml:space="preserve">Validated QSPI, PSRAM, SDIO, PDM, I2C, and HSTX operating rates</w:t>
-      </w:r>
-    </w:p>
-    <w:p>
-      <w:pPr>
-        <w:numPr>
-          <w:ilvl w:val="0"/>
-          <w:numId w:val="1013"/>
-        </w:numPr>
-        <w:pStyle w:val="Compact"/>
-      </w:pPr>
-      <w:r>
-        <w:t xml:space="preserve">Board-level temperature, humidity, ESD, and thermal performance</w:t>
+      </w:pPr>
+      <w:r>
+        <w:rPr>
+          <w:bCs/>
+          <w:b/>
+        </w:rPr>
+        <w:t xml:space="preserve">Environmental characteristics:</w:t>
+      </w:r>
+      <w:r>
+        <w:t xml:space="preserve"> </w:t>
+      </w:r>
+      <w:r>
+        <w:t xml:space="preserve">board-level operating temperature, humidity, ESD immunity, and thermal performance are not specified unless explicitly stated in a released qualification or validation specification.</w:t>
       </w:r>
     </w:p>
     <w:bookmarkEnd w:id="46"/>
@@ -4097,10 +4084,9 @@
           <w:ilvl w:val="0"/>
           <w:numId w:val="1014"/>
         </w:numPr>
-        <w:pStyle w:val="Compact"/>
-      </w:pPr>
-      <w:r>
-        <w:t xml:space="preserve">Begin first power-up from a current-limited USB source.</w:t>
+      </w:pPr>
+      <w:r>
+        <w:t xml:space="preserve">Use only the specified power-input ranges: 5 V nominal through USB-C, up to 6 V through VIN, or a 3.7 V nominal / 4.2 V maximum single-cell LiPo battery.</w:t>
       </w:r>
     </w:p>
     <w:p>
@@ -4109,10 +4095,19 @@
           <w:ilvl w:val="0"/>
           <w:numId w:val="1014"/>
         </w:numPr>
-        <w:pStyle w:val="Compact"/>
-      </w:pPr>
-      <w:r>
-        <w:t xml:space="preserve">Connect ground before external clocks, data, or analog signals.</w:t>
+      </w:pPr>
+      <w:r>
+        <w:t xml:space="preserve">All GPIO and onboard digital interfaces operate in the 3.3 V logic domain.</w:t>
+      </w:r>
+      <w:r>
+        <w:t xml:space="preserve"> </w:t>
+      </w:r>
+      <w:r>
+        <w:rPr>
+          <w:bCs/>
+          <w:b/>
+        </w:rPr>
+        <w:t xml:space="preserve">Do not apply 5 V directly to GPIO, QWIIC, microSD, HSTX, SWD, or other 3.3 V signal lines.</w:t>
       </w:r>
     </w:p>
     <w:p>
@@ -4121,16 +4116,9 @@
           <w:ilvl w:val="0"/>
           <w:numId w:val="1014"/>
         </w:numPr>
-        <w:pStyle w:val="Compact"/>
-      </w:pPr>
-      <w:r>
-        <w:t xml:space="preserve">Do not connect a battery without documented polarity, chemistry, voltage,</w:t>
-      </w:r>
-      <w:r>
-        <w:t xml:space="preserve"> </w:t>
-      </w:r>
-      <w:r>
-        <w:t xml:space="preserve">connector, and charge-current compatibility.</w:t>
+      </w:pPr>
+      <w:r>
+        <w:t xml:space="preserve">Observe the battery connector polarity before connecting a single-cell LiPo battery. Do not connect multi-cell battery packs or batteries exceeding 4.2 V.</w:t>
       </w:r>
     </w:p>
     <w:p>
@@ -4139,16 +4127,9 @@
           <w:ilvl w:val="0"/>
           <w:numId w:val="1014"/>
         </w:numPr>
-        <w:pStyle w:val="Compact"/>
-      </w:pPr>
-      <w:r>
-        <w:t xml:space="preserve">Do not power the 3.3 V rail simultaneously from the board regulator and an</w:t>
-      </w:r>
-      <w:r>
-        <w:t xml:space="preserve"> </w:t>
-      </w:r>
-      <w:r>
-        <w:t xml:space="preserve">external source unless that operating mode is explicitly approved.</w:t>
+      </w:pPr>
+      <w:r>
+        <w:t xml:space="preserve">Do not externally drive the 3.3 V rail while the onboard regulator is active unless the external power source and operating configuration have been specifically designed for this purpose.</w:t>
       </w:r>
     </w:p>
     <w:p>
@@ -4157,16 +4138,9 @@
           <w:ilvl w:val="0"/>
           <w:numId w:val="1014"/>
         </w:numPr>
-        <w:pStyle w:val="Compact"/>
-      </w:pPr>
-      <w:r>
-        <w:t xml:space="preserve">Do not share GPIO12–GPIO19 with other driven circuits while HSTX video is</w:t>
-      </w:r>
-      <w:r>
-        <w:t xml:space="preserve"> </w:t>
-      </w:r>
-      <w:r>
-        <w:t xml:space="preserve">active.</w:t>
+      </w:pPr>
+      <w:r>
+        <w:t xml:space="preserve">Connect external circuits to a common ground before applying external clock, data, or control signals.</w:t>
       </w:r>
     </w:p>
     <w:p>
@@ -4175,10 +4149,31 @@
           <w:ilvl w:val="0"/>
           <w:numId w:val="1014"/>
         </w:numPr>
-        <w:pStyle w:val="Compact"/>
-      </w:pPr>
-      <w:r>
-        <w:t xml:space="preserve">Remove power before changing FFC/FPC, microSD, or battery connections.</w:t>
+      </w:pPr>
+      <w:r>
+        <w:t xml:space="preserve">Do not connect externally driven circuits to GPIO12–GPIO19 while the HSTX interface is active, as these GPIOs are used by the HSTX video output.</w:t>
+      </w:r>
+    </w:p>
+    <w:p>
+      <w:pPr>
+        <w:numPr>
+          <w:ilvl w:val="0"/>
+          <w:numId w:val="1014"/>
+        </w:numPr>
+      </w:pPr>
+      <w:r>
+        <w:t xml:space="preserve">Remove power before inserting, removing, or changing FFC/FPC or battery connections. Avoid inserting or removing the microSD card while a write operation is in progress.</w:t>
+      </w:r>
+    </w:p>
+    <w:p>
+      <w:pPr>
+        <w:numPr>
+          <w:ilvl w:val="0"/>
+          <w:numId w:val="1014"/>
+        </w:numPr>
+      </w:pPr>
+      <w:r>
+        <w:t xml:space="preserve">Ensure that the total load on the 3.3 V rail, including onboard circuitry and externally connected devices, remains within the 600 mA capability of the AP2112K-3.3 regulator.</w:t>
       </w:r>
     </w:p>
     <w:bookmarkEnd w:id="47"/>

--- a/docs/hardware/unit_product_reference_v_0_1_0_pulsar_rp2350a.docx
+++ b/docs/hardware/unit_product_reference_v_0_1_0_pulsar_rp2350a.docx
@@ -4152,7 +4152,7 @@
     </w:p>
     <w:bookmarkEnd w:id="47"/>
     <w:bookmarkEnd w:id="48"/>
-    <w:bookmarkStart w:id="101" w:name="functional-overview"/>
+    <w:bookmarkStart w:id="98" w:name="functional-overview"/>
     <w:p>
       <w:pPr>
         <w:pStyle w:val="Heading2"/>
@@ -4284,7 +4284,7 @@
       </w:r>
     </w:p>
     <w:bookmarkEnd w:id="52"/>
-    <w:bookmarkStart w:id="59" w:name="board-topology"/>
+    <w:bookmarkStart w:id="56" w:name="board-topology"/>
     <w:p>
       <w:pPr>
         <w:pStyle w:val="Heading3"/>
@@ -4304,7 +4304,7 @@
       <w:r>
         <w:drawing>
           <wp:inline>
-            <wp:extent cx="3200400" cy="2461641"/>
+            <wp:extent cx="6108700" cy="4698608"/>
             <wp:effectExtent b="0" l="0" r="0" t="0"/>
             <wp:docPr descr="" title="" id="54" name="Picture"/>
             <a:graphic>
@@ -4325,7 +4325,7 @@
                   <pic:spPr bwMode="auto">
                     <a:xfrm>
                       <a:off x="0" y="0"/>
-                      <a:ext cx="3200400" cy="2461641"/>
+                      <a:ext cx="6108700" cy="4698608"/>
                     </a:xfrm>
                     <a:prstGeom prst="rect">
                       <a:avLst/>
@@ -4672,120 +4672,73 @@
         <w:t xml:space="preserve">ownership must be decided before enabling high-speed video.</w:t>
       </w:r>
     </w:p>
-    <w:p>
-      <w:pPr>
-        <w:pStyle w:val="BodyText"/>
+    <w:bookmarkEnd w:id="56"/>
+    <w:bookmarkStart w:id="60" w:name="processor"/>
+    <w:p>
+      <w:pPr>
+        <w:pStyle w:val="Heading3"/>
+      </w:pPr>
+      <w:r>
+        <w:rPr>
+          <w:bCs/>
+          <w:b/>
+        </w:rPr>
+        <w:t xml:space="preserve">3.3 Processor</w:t>
+      </w:r>
+    </w:p>
+    <w:p>
+      <w:pPr>
+        <w:pStyle w:val="FirstParagraph"/>
+      </w:pPr>
+      <w:r>
+        <w:t xml:space="preserve">RP2350A is the main controller. According to the Raspberry Pi component</w:t>
+      </w:r>
+      <w:r>
+        <w:t xml:space="preserve"> </w:t>
+      </w:r>
+      <w:r>
+        <w:t xml:space="preserve">datasheet, the device provides two selectable processor architectures: dual</w:t>
+      </w:r>
+      <w:r>
+        <w:t xml:space="preserve"> </w:t>
+      </w:r>
+      <w:r>
+        <w:t xml:space="preserve">Arm Cortex-M33 or dual Hazard3 RISC-V cores, with a nominal system frequency up</w:t>
+      </w:r>
+      <w:r>
+        <w:t xml:space="preserve"> </w:t>
+      </w:r>
+      <w:r>
+        <w:t xml:space="preserve">to 150 MHz. Firmware selects one architecture for a given build; it does not</w:t>
+      </w:r>
+      <w:r>
+        <w:t xml:space="preserve"> </w:t>
+      </w:r>
+      <w:r>
+        <w:t xml:space="preserve">execute Arm and RISC-V code simultaneously.</w:t>
+      </w:r>
+    </w:p>
+    <w:p>
+      <w:pPr>
+        <w:pStyle w:val="CaptionedFigure"/>
       </w:pPr>
       <w:r>
         <w:drawing>
           <wp:inline>
-            <wp:extent cx="3200400" cy="2461641"/>
+            <wp:extent cx="3200400" cy="3200400"/>
             <wp:effectExtent b="0" l="0" r="0" t="0"/>
-            <wp:docPr descr="" title="" id="57" name="Picture"/>
+            <wp:docPr descr="Raspberry Pi RP2350A QFN-60 microcontroller" title="" id="58" name="Picture"/>
             <a:graphic>
               <a:graphicData uri="http://schemas.openxmlformats.org/drawingml/2006/picture">
                 <pic:pic>
                   <pic:nvPicPr>
-                    <pic:cNvPr descr="hardware/resources/unit_topology_v1_3_0_ue0103_pulsar_rp2350a.jpg" id="58" name="Picture"/>
+                    <pic:cNvPr descr="hardware/resources/unit_rp2350a_qfn60_package_pulsar_rp2350.jpg" id="59" name="Picture"/>
                     <pic:cNvPicPr>
                       <a:picLocks noChangeArrowheads="1" noChangeAspect="1"/>
                     </pic:cNvPicPr>
                   </pic:nvPicPr>
                   <pic:blipFill>
-                    <a:blip r:embed="rId56"/>
-                    <a:stretch>
-                      <a:fillRect/>
-                    </a:stretch>
-                  </pic:blipFill>
-                  <pic:spPr bwMode="auto">
-                    <a:xfrm>
-                      <a:off x="0" y="0"/>
-                      <a:ext cx="3200400" cy="2461641"/>
-                    </a:xfrm>
-                    <a:prstGeom prst="rect">
-                      <a:avLst/>
-                    </a:prstGeom>
-                    <a:noFill/>
-                    <a:ln w="9525">
-                      <a:noFill/>
-                      <a:headEnd/>
-                      <a:tailEnd/>
-                    </a:ln>
-                  </pic:spPr>
-                </pic:pic>
-              </a:graphicData>
-            </a:graphic>
-          </wp:inline>
-        </w:drawing>
-      </w:r>
-    </w:p>
-    <w:bookmarkEnd w:id="59"/>
-    <w:bookmarkStart w:id="63" w:name="processor"/>
-    <w:p>
-      <w:pPr>
-        <w:pStyle w:val="Heading3"/>
-      </w:pPr>
-      <w:r>
-        <w:rPr>
-          <w:bCs/>
-          <w:b/>
-        </w:rPr>
-        <w:t xml:space="preserve">3.3 Processor</w:t>
-      </w:r>
-    </w:p>
-    <w:p>
-      <w:pPr>
-        <w:pStyle w:val="FirstParagraph"/>
-      </w:pPr>
-      <w:r>
-        <w:t xml:space="preserve">RP2350A is the main controller. According to the Raspberry Pi component</w:t>
-      </w:r>
-      <w:r>
-        <w:t xml:space="preserve"> </w:t>
-      </w:r>
-      <w:r>
-        <w:t xml:space="preserve">datasheet, the device provides two selectable processor architectures: dual</w:t>
-      </w:r>
-      <w:r>
-        <w:t xml:space="preserve"> </w:t>
-      </w:r>
-      <w:r>
-        <w:t xml:space="preserve">Arm Cortex-M33 or dual Hazard3 RISC-V cores, with a nominal system frequency up</w:t>
-      </w:r>
-      <w:r>
-        <w:t xml:space="preserve"> </w:t>
-      </w:r>
-      <w:r>
-        <w:t xml:space="preserve">to 150 MHz. Firmware selects one architecture for a given build; it does not</w:t>
-      </w:r>
-      <w:r>
-        <w:t xml:space="preserve"> </w:t>
-      </w:r>
-      <w:r>
-        <w:t xml:space="preserve">execute Arm and RISC-V code simultaneously.</w:t>
-      </w:r>
-    </w:p>
-    <w:p>
-      <w:pPr>
-        <w:pStyle w:val="CaptionedFigure"/>
-      </w:pPr>
-      <w:r>
-        <w:drawing>
-          <wp:inline>
-            <wp:extent cx="3200400" cy="3200400"/>
-            <wp:effectExtent b="0" l="0" r="0" t="0"/>
-            <wp:docPr descr="Raspberry Pi RP2350A QFN-60 microcontroller" title="" id="61" name="Picture"/>
-            <a:graphic>
-              <a:graphicData uri="http://schemas.openxmlformats.org/drawingml/2006/picture">
-                <pic:pic>
-                  <pic:nvPicPr>
-                    <pic:cNvPr descr="hardware/resources/unit_rp2350a_qfn60_package_pulsar_rp2350.jpg" id="62" name="Picture"/>
-                    <pic:cNvPicPr>
-                      <a:picLocks noChangeArrowheads="1" noChangeAspect="1"/>
-                    </pic:cNvPicPr>
-                  </pic:nvPicPr>
-                  <pic:blipFill>
-                    <a:blip r:embed="rId60"/>
+                    <a:blip r:embed="rId57"/>
                     <a:stretch>
                       <a:fillRect/>
                     </a:stretch>
@@ -4878,8 +4831,8 @@
         <w:t xml:space="preserve">to shared buffers and peripherals.</w:t>
       </w:r>
     </w:p>
-    <w:bookmarkEnd w:id="63"/>
-    <w:bookmarkStart w:id="67" w:name="memory-architecture-flash-and-psram"/>
+    <w:bookmarkEnd w:id="60"/>
+    <w:bookmarkStart w:id="64" w:name="memory-architecture-flash-and-psram"/>
     <w:p>
       <w:pPr>
         <w:pStyle w:val="Heading3"/>
@@ -4995,18 +4948,18 @@
           <wp:inline>
             <wp:extent cx="4754880" cy="2675028"/>
             <wp:effectExtent b="0" l="0" r="0" t="0"/>
-            <wp:docPr descr="External PSRAM location" title="" id="65" name="Picture"/>
+            <wp:docPr descr="External PSRAM location" title="" id="62" name="Picture"/>
             <a:graphic>
               <a:graphicData uri="http://schemas.openxmlformats.org/drawingml/2006/picture">
                 <pic:pic>
                   <pic:nvPicPr>
-                    <pic:cNvPr descr="hardware/resources/unit_wiki_psram_pulsar_rp2350.png" id="66" name="Picture"/>
+                    <pic:cNvPr descr="hardware/resources/unit_wiki_psram_pulsar_rp2350.png" id="63" name="Picture"/>
                     <pic:cNvPicPr>
                       <a:picLocks noChangeArrowheads="1" noChangeAspect="1"/>
                     </pic:cNvPicPr>
                   </pic:nvPicPr>
                   <pic:blipFill>
-                    <a:blip r:embed="rId64"/>
+                    <a:blip r:embed="rId61"/>
                     <a:stretch>
                       <a:fillRect/>
                     </a:stretch>
@@ -5073,8 +5026,8 @@
         <w:t xml:space="preserve">free after global/static allocations.</w:t>
       </w:r>
     </w:p>
-    <w:bookmarkEnd w:id="67"/>
-    <w:bookmarkStart w:id="74" w:name="hstx-video-output"/>
+    <w:bookmarkEnd w:id="64"/>
+    <w:bookmarkStart w:id="71" w:name="hstx-video-output"/>
     <w:p>
       <w:pPr>
         <w:pStyle w:val="Heading3"/>
@@ -5116,18 +5069,18 @@
           <wp:inline>
             <wp:extent cx="5669280" cy="2148917"/>
             <wp:effectExtent b="0" l="0" r="0" t="0"/>
-            <wp:docPr descr="HSTX connector location" title="" id="69" name="Picture"/>
+            <wp:docPr descr="HSTX connector location" title="" id="66" name="Picture"/>
             <a:graphic>
               <a:graphicData uri="http://schemas.openxmlformats.org/drawingml/2006/picture">
                 <pic:pic>
                   <pic:nvPicPr>
-                    <pic:cNvPr descr="hardware/resources/unit_wiki_hstx_pulsar_rp2350.png" id="70" name="Picture"/>
+                    <pic:cNvPr descr="hardware/resources/unit_wiki_hstx_pulsar_rp2350.png" id="67" name="Picture"/>
                     <pic:cNvPicPr>
                       <a:picLocks noChangeArrowheads="1" noChangeAspect="1"/>
                     </pic:cNvPicPr>
                   </pic:nvPicPr>
                   <pic:blipFill>
-                    <a:blip r:embed="rId68"/>
+                    <a:blip r:embed="rId65"/>
                     <a:stretch>
                       <a:fillRect/>
                     </a:stretch>
@@ -5464,18 +5417,18 @@
           <wp:inline>
             <wp:extent cx="1920240" cy="2349982"/>
             <wp:effectExtent b="0" l="0" r="0" t="0"/>
-            <wp:docPr descr="UDVI HSTX library in Arduino Library Manager" title="" id="72" name="Picture"/>
+            <wp:docPr descr="UDVI HSTX library in Arduino Library Manager" title="" id="69" name="Picture"/>
             <a:graphic>
               <a:graphicData uri="http://schemas.openxmlformats.org/drawingml/2006/picture">
                 <pic:pic>
                   <pic:nvPicPr>
-                    <pic:cNvPr descr="hardware/resources/unit_wiki_udvi_library_pulsar_rp2350.png" id="73" name="Picture"/>
+                    <pic:cNvPr descr="hardware/resources/unit_wiki_udvi_library_pulsar_rp2350.png" id="70" name="Picture"/>
                     <pic:cNvPicPr>
                       <a:picLocks noChangeArrowheads="1" noChangeAspect="1"/>
                     </pic:cNvPicPr>
                   </pic:nvPicPr>
                   <pic:blipFill>
-                    <a:blip r:embed="rId71"/>
+                    <a:blip r:embed="rId68"/>
                     <a:stretch>
                       <a:fillRect/>
                     </a:stretch>
@@ -5530,8 +5483,8 @@
         <w:t xml:space="preserve">adapters must match the connector contact order and differential-pair routing.</w:t>
       </w:r>
     </w:p>
-    <w:bookmarkEnd w:id="74"/>
-    <w:bookmarkStart w:id="78" w:name="microsd-card-socket"/>
+    <w:bookmarkEnd w:id="71"/>
+    <w:bookmarkStart w:id="75" w:name="microsd-card-socket"/>
     <w:p>
       <w:pPr>
         <w:pStyle w:val="Heading3"/>
@@ -5561,18 +5514,18 @@
           <wp:inline>
             <wp:extent cx="4754880" cy="2358215"/>
             <wp:effectExtent b="0" l="0" r="0" t="0"/>
-            <wp:docPr descr="microSD socket location" title="" id="76" name="Picture"/>
+            <wp:docPr descr="microSD socket location" title="" id="73" name="Picture"/>
             <a:graphic>
               <a:graphicData uri="http://schemas.openxmlformats.org/drawingml/2006/picture">
                 <pic:pic>
                   <pic:nvPicPr>
-                    <pic:cNvPr descr="hardware/resources/unit_wiki_microsd_pulsar_rp2350.png" id="77" name="Picture"/>
+                    <pic:cNvPr descr="hardware/resources/unit_wiki_microsd_pulsar_rp2350.png" id="74" name="Picture"/>
                     <pic:cNvPicPr>
                       <a:picLocks noChangeArrowheads="1" noChangeAspect="1"/>
                     </pic:cNvPicPr>
                   </pic:nvPicPr>
                   <pic:blipFill>
-                    <a:blip r:embed="rId75"/>
+                    <a:blip r:embed="rId72"/>
                     <a:stretch>
                       <a:fillRect/>
                     </a:stretch>
@@ -5977,8 +5930,8 @@
         <w:t xml:space="preserve">wiki workflow uses FAT32 for initial validation.</w:t>
       </w:r>
     </w:p>
-    <w:bookmarkEnd w:id="78"/>
-    <w:bookmarkStart w:id="85" w:name="led-indicators"/>
+    <w:bookmarkEnd w:id="75"/>
+    <w:bookmarkStart w:id="82" w:name="led-indicators"/>
     <w:p>
       <w:pPr>
         <w:pStyle w:val="Heading3"/>
@@ -6020,18 +5973,18 @@
           <wp:inline>
             <wp:extent cx="5303520" cy="2303988"/>
             <wp:effectExtent b="0" l="0" r="0" t="0"/>
-            <wp:docPr descr="WS2812 RGB LED locations" title="" id="80" name="Picture"/>
+            <wp:docPr descr="WS2812 RGB LED locations" title="" id="77" name="Picture"/>
             <a:graphic>
               <a:graphicData uri="http://schemas.openxmlformats.org/drawingml/2006/picture">
                 <pic:pic>
                   <pic:nvPicPr>
-                    <pic:cNvPr descr="hardware/resources/unit_wiki_ws2812_pulsar_rp2350.png" id="81" name="Picture"/>
+                    <pic:cNvPr descr="hardware/resources/unit_wiki_ws2812_pulsar_rp2350.png" id="78" name="Picture"/>
                     <pic:cNvPicPr>
                       <a:picLocks noChangeArrowheads="1" noChangeAspect="1"/>
                     </pic:cNvPicPr>
                   </pic:nvPicPr>
                   <pic:blipFill>
-                    <a:blip r:embed="rId79"/>
+                    <a:blip r:embed="rId76"/>
                     <a:stretch>
                       <a:fillRect/>
                     </a:stretch>
@@ -6131,18 +6084,18 @@
           <wp:inline>
             <wp:extent cx="4754880" cy="2177204"/>
             <wp:effectExtent b="0" l="0" r="0" t="0"/>
-            <wp:docPr descr="Built-in user LED location" title="" id="83" name="Picture"/>
+            <wp:docPr descr="Built-in user LED location" title="" id="80" name="Picture"/>
             <a:graphic>
               <a:graphicData uri="http://schemas.openxmlformats.org/drawingml/2006/picture">
                 <pic:pic>
                   <pic:nvPicPr>
-                    <pic:cNvPr descr="hardware/resources/unit_wiki_led_builtin_pulsar_rp2350.png" id="84" name="Picture"/>
+                    <pic:cNvPr descr="hardware/resources/unit_wiki_led_builtin_pulsar_rp2350.png" id="81" name="Picture"/>
                     <pic:cNvPicPr>
                       <a:picLocks noChangeArrowheads="1" noChangeAspect="1"/>
                     </pic:cNvPicPr>
                   </pic:nvPicPr>
                   <pic:blipFill>
-                    <a:blip r:embed="rId82"/>
+                    <a:blip r:embed="rId79"/>
                     <a:stretch>
                       <a:fillRect/>
                     </a:stretch>
@@ -6191,8 +6144,8 @@
         <w:t xml:space="preserve">rise matters. Updating the RGB chain is independent from HSTX video output.</w:t>
       </w:r>
     </w:p>
-    <w:bookmarkEnd w:id="85"/>
-    <w:bookmarkStart w:id="86" w:name="Xf0ddbff40672dd96bccce33734ac57e6208d3ad"/>
+    <w:bookmarkEnd w:id="82"/>
+    <w:bookmarkStart w:id="83" w:name="Xf0ddbff40672dd96bccce33734ac57e6208d3ad"/>
     <w:p>
       <w:pPr>
         <w:pStyle w:val="Heading3"/>
@@ -6343,8 +6296,8 @@
         <w:t xml:space="preserve">the schematic and module specifications.</w:t>
       </w:r>
     </w:p>
-    <w:bookmarkEnd w:id="86"/>
-    <w:bookmarkStart w:id="90" w:name="power-tree"/>
+    <w:bookmarkEnd w:id="83"/>
+    <w:bookmarkStart w:id="87" w:name="power-tree"/>
     <w:p>
       <w:pPr>
         <w:pStyle w:val="Heading3"/>
@@ -6366,18 +6319,18 @@
           <wp:inline>
             <wp:extent cx="6108700" cy="4165022"/>
             <wp:effectExtent b="0" l="0" r="0" t="0"/>
-            <wp:docPr descr="" title="" id="88" name="Picture"/>
+            <wp:docPr descr="" title="" id="85" name="Picture"/>
             <a:graphic>
               <a:graphicData uri="http://schemas.openxmlformats.org/drawingml/2006/picture">
                 <pic:pic>
                   <pic:nvPicPr>
-                    <pic:cNvPr descr="hardware/resources/unit_power_tree_v_1_0_0_ue0103_pulsar_rp2350a.jpg" id="89" name="Picture"/>
+                    <pic:cNvPr descr="hardware/resources/unit_power_tree_v_1_0_0_ue0103_pulsar_rp2350a.jpg" id="86" name="Picture"/>
                     <pic:cNvPicPr>
                       <a:picLocks noChangeArrowheads="1" noChangeAspect="1"/>
                     </pic:cNvPicPr>
                   </pic:nvPicPr>
                   <pic:blipFill>
-                    <a:blip r:embed="rId87"/>
+                    <a:blip r:embed="rId84"/>
                     <a:stretch>
                       <a:fillRect/>
                     </a:stretch>
@@ -6468,8 +6421,8 @@
         <w:t xml:space="preserve">specified at module level.</w:t>
       </w:r>
     </w:p>
-    <w:bookmarkEnd w:id="90"/>
-    <w:bookmarkStart w:id="91" w:name="bmi270-motion-sensor"/>
+    <w:bookmarkEnd w:id="87"/>
+    <w:bookmarkStart w:id="88" w:name="bmi270-motion-sensor"/>
     <w:p>
       <w:pPr>
         <w:pStyle w:val="Heading3"/>
@@ -6552,8 +6505,8 @@
         <w:t xml:space="preserve">configured through the BMI270 driver and are not fixed by the PCB.</w:t>
       </w:r>
     </w:p>
-    <w:bookmarkEnd w:id="91"/>
-    <w:bookmarkStart w:id="95" w:name="pdm-microphone"/>
+    <w:bookmarkEnd w:id="88"/>
+    <w:bookmarkStart w:id="92" w:name="pdm-microphone"/>
     <w:p>
       <w:pPr>
         <w:pStyle w:val="Heading3"/>
@@ -6601,18 +6554,18 @@
           <wp:inline>
             <wp:extent cx="5029200" cy="2455860"/>
             <wp:effectExtent b="0" l="0" r="0" t="0"/>
-            <wp:docPr descr="PDM microphone location" title="" id="93" name="Picture"/>
+            <wp:docPr descr="PDM microphone location" title="" id="90" name="Picture"/>
             <a:graphic>
               <a:graphicData uri="http://schemas.openxmlformats.org/drawingml/2006/picture">
                 <pic:pic>
                   <pic:nvPicPr>
-                    <pic:cNvPr descr="hardware/resources/unit_wiki_pdm_pulsar_rp2350.png" id="94" name="Picture"/>
+                    <pic:cNvPr descr="hardware/resources/unit_wiki_pdm_pulsar_rp2350.png" id="91" name="Picture"/>
                     <pic:cNvPicPr>
                       <a:picLocks noChangeArrowheads="1" noChangeAspect="1"/>
                     </pic:cNvPicPr>
                   </pic:nvPicPr>
                   <pic:blipFill>
-                    <a:blip r:embed="rId92"/>
+                    <a:blip r:embed="rId89"/>
                     <a:stretch>
                       <a:fillRect/>
                     </a:stretch>
@@ -6673,8 +6626,8 @@
         <w:t xml:space="preserve">acoustic implementation and are not specified at module level.</w:t>
       </w:r>
     </w:p>
-    <w:bookmarkEnd w:id="95"/>
-    <w:bookmarkStart w:id="99" w:name="i2c-and-qwiic-expansion"/>
+    <w:bookmarkEnd w:id="92"/>
+    <w:bookmarkStart w:id="96" w:name="i2c-and-qwiic-expansion"/>
     <w:p>
       <w:pPr>
         <w:pStyle w:val="Heading3"/>
@@ -6740,18 +6693,18 @@
           <wp:inline>
             <wp:extent cx="5669280" cy="3127333"/>
             <wp:effectExtent b="0" l="0" r="0" t="0"/>
-            <wp:docPr descr="I2C and QWIIC connections" title="" id="97" name="Picture"/>
+            <wp:docPr descr="I2C and QWIIC connections" title="" id="94" name="Picture"/>
             <a:graphic>
               <a:graphicData uri="http://schemas.openxmlformats.org/drawingml/2006/picture">
                 <pic:pic>
                   <pic:nvPicPr>
-                    <pic:cNvPr descr="hardware/resources/unit_wiki_i2c_pulsar_rp2350.png" id="98" name="Picture"/>
+                    <pic:cNvPr descr="hardware/resources/unit_wiki_i2c_pulsar_rp2350.png" id="95" name="Picture"/>
                     <pic:cNvPicPr>
                       <a:picLocks noChangeArrowheads="1" noChangeAspect="1"/>
                     </pic:cNvPicPr>
                   </pic:nvPicPr>
                   <pic:blipFill>
-                    <a:blip r:embed="rId96"/>
+                    <a:blip r:embed="rId93"/>
                     <a:stretch>
                       <a:fillRect/>
                     </a:stretch>
@@ -6818,8 +6771,8 @@
         <w:t xml:space="preserve">when attaching multiple devices.</w:t>
       </w:r>
     </w:p>
-    <w:bookmarkEnd w:id="99"/>
-    <w:bookmarkStart w:id="100" w:name="combined-system-operation"/>
+    <w:bookmarkEnd w:id="96"/>
+    <w:bookmarkStart w:id="97" w:name="combined-system-operation"/>
     <w:p>
       <w:pPr>
         <w:pStyle w:val="Heading3"/>
@@ -6890,9 +6843,9 @@
         <w:t xml:space="preserve">separately before the combined application.</w:t>
       </w:r>
     </w:p>
-    <w:bookmarkEnd w:id="100"/>
-    <w:bookmarkEnd w:id="101"/>
-    <w:bookmarkStart w:id="110" w:name="connectors-pinouts"/>
+    <w:bookmarkEnd w:id="97"/>
+    <w:bookmarkEnd w:id="98"/>
+    <w:bookmarkStart w:id="107" w:name="connectors-pinouts"/>
     <w:p>
       <w:pPr>
         <w:pStyle w:val="Heading2"/>
@@ -6919,7 +6872,7 @@
         <w:t xml:space="preserve">framework aliases depend on the selected board definition.</w:t>
       </w:r>
     </w:p>
-    <w:bookmarkStart w:id="102" w:name="general-pinout"/>
+    <w:bookmarkStart w:id="99" w:name="general-pinout"/>
     <w:p>
       <w:pPr>
         <w:pStyle w:val="Heading3"/>
@@ -8387,8 +8340,8 @@
         <w:t xml:space="preserve">unreleased input or load limits.</w:t>
       </w:r>
     </w:p>
-    <w:bookmarkEnd w:id="102"/>
-    <w:bookmarkStart w:id="103" w:name="arduino-nano-pinout-compatibility"/>
+    <w:bookmarkEnd w:id="99"/>
+    <w:bookmarkStart w:id="100" w:name="arduino-nano-pinout-compatibility"/>
     <w:p>
       <w:pPr>
         <w:pStyle w:val="Heading3"/>
@@ -8593,8 +8546,8 @@
         <w:t xml:space="preserve">reset, analog, and digital position and verify bottom-side clearance.</w:t>
       </w:r>
     </w:p>
-    <w:bookmarkEnd w:id="103"/>
-    <w:bookmarkStart w:id="104" w:name="qwiic-connector"/>
+    <w:bookmarkEnd w:id="100"/>
+    <w:bookmarkStart w:id="101" w:name="qwiic-connector"/>
     <w:p>
       <w:pPr>
         <w:pStyle w:val="Heading3"/>
@@ -8841,8 +8794,8 @@
         <w:t xml:space="preserve">orientation against controlled connector data when producing a harness.</w:t>
       </w:r>
     </w:p>
-    <w:bookmarkEnd w:id="104"/>
-    <w:bookmarkStart w:id="105" w:name="microsd-connector"/>
+    <w:bookmarkEnd w:id="101"/>
+    <w:bookmarkStart w:id="102" w:name="microsd-connector"/>
     <w:p>
       <w:pPr>
         <w:pStyle w:val="Heading3"/>
@@ -9283,8 +9236,8 @@
         <w:t xml:space="preserve">must flush and close files before power removal.</w:t>
       </w:r>
     </w:p>
-    <w:bookmarkEnd w:id="105"/>
-    <w:bookmarkStart w:id="106" w:name="battery-connections"/>
+    <w:bookmarkEnd w:id="102"/>
+    <w:bookmarkStart w:id="103" w:name="battery-connections"/>
     <w:p>
       <w:pPr>
         <w:pStyle w:val="Heading3"/>
@@ -9364,8 +9317,8 @@
         <w:t xml:space="preserve">unsupported chemistry can damage the board or cell.</w:t>
       </w:r>
     </w:p>
-    <w:bookmarkEnd w:id="106"/>
-    <w:bookmarkStart w:id="107" w:name="hstx-22-pin-connector"/>
+    <w:bookmarkEnd w:id="103"/>
+    <w:bookmarkStart w:id="104" w:name="hstx-22-pin-connector"/>
     <w:p>
       <w:pPr>
         <w:pStyle w:val="Heading3"/>
@@ -9424,8 +9377,8 @@
         <w:t xml:space="preserve">1 from an unannotated photograph.</w:t>
       </w:r>
     </w:p>
-    <w:bookmarkEnd w:id="107"/>
-    <w:bookmarkStart w:id="108" w:name="usb-c-boot-and-reset"/>
+    <w:bookmarkEnd w:id="104"/>
+    <w:bookmarkStart w:id="105" w:name="usb-c-boot-and-reset"/>
     <w:p>
       <w:pPr>
         <w:pStyle w:val="Heading3"/>
@@ -9484,8 +9437,8 @@
         <w:t xml:space="preserve">BOOT while resetting or connecting USB, then release BOOT after enumeration.</w:t>
       </w:r>
     </w:p>
-    <w:bookmarkEnd w:id="108"/>
-    <w:bookmarkStart w:id="109" w:name="swd-and-test-pads"/>
+    <w:bookmarkEnd w:id="105"/>
+    <w:bookmarkStart w:id="106" w:name="swd-and-test-pads"/>
     <w:p>
       <w:pPr>
         <w:pStyle w:val="Heading3"/>
@@ -9616,9 +9569,9 @@
         <w:t xml:space="preserve">probe is explicitly rated and the board power path permits it.</w:t>
       </w:r>
     </w:p>
-    <w:bookmarkEnd w:id="109"/>
-    <w:bookmarkEnd w:id="110"/>
-    <w:bookmarkStart w:id="120" w:name="board-operation"/>
+    <w:bookmarkEnd w:id="106"/>
+    <w:bookmarkEnd w:id="107"/>
+    <w:bookmarkStart w:id="117" w:name="board-operation"/>
     <w:p>
       <w:pPr>
         <w:pStyle w:val="Heading2"/>
@@ -9657,7 +9610,7 @@
         <w:t xml:space="preserve">.</w:t>
       </w:r>
     </w:p>
-    <w:bookmarkStart w:id="111" w:name="getting-started-with-arduino-ide"/>
+    <w:bookmarkStart w:id="108" w:name="getting-started-with-arduino-ide"/>
     <w:p>
       <w:pPr>
         <w:pStyle w:val="Heading3"/>
@@ -9824,8 +9777,8 @@
         <w:t xml:space="preserve">hardware and selected configuration.</w:t>
       </w:r>
     </w:p>
-    <w:bookmarkEnd w:id="111"/>
-    <w:bookmarkStart w:id="112" w:name="first-power-up-and-inspection"/>
+    <w:bookmarkEnd w:id="108"/>
+    <w:bookmarkStart w:id="109" w:name="first-power-up-and-inspection"/>
     <w:p>
       <w:pPr>
         <w:pStyle w:val="Heading3"/>
@@ -9890,8 +9843,8 @@
         <w:t xml:space="preserve">of unexpected heating, then establish USB enumeration and upload behavior.</w:t>
       </w:r>
     </w:p>
-    <w:bookmarkEnd w:id="112"/>
-    <w:bookmarkStart w:id="113" w:name="boot-and-reset-workflow"/>
+    <w:bookmarkEnd w:id="109"/>
+    <w:bookmarkStart w:id="110" w:name="boot-and-reset-workflow"/>
     <w:p>
       <w:pPr>
         <w:pStyle w:val="Heading3"/>
@@ -10004,8 +9957,8 @@
         <w:t xml:space="preserve">whose USB application does not enumerate.</w:t>
       </w:r>
     </w:p>
-    <w:bookmarkEnd w:id="113"/>
-    <w:bookmarkStart w:id="114" w:name="recommended-bring-up-sequence"/>
+    <w:bookmarkEnd w:id="110"/>
+    <w:bookmarkStart w:id="111" w:name="recommended-bring-up-sequence"/>
     <w:p>
       <w:pPr>
         <w:pStyle w:val="Heading3"/>
@@ -10504,8 +10457,8 @@
         <w:t xml:space="preserve">errors easier to isolate.</w:t>
       </w:r>
     </w:p>
-    <w:bookmarkEnd w:id="114"/>
-    <w:bookmarkStart w:id="115" w:name="c-example-collection"/>
+    <w:bookmarkEnd w:id="111"/>
+    <w:bookmarkStart w:id="112" w:name="c-example-collection"/>
     <w:p>
       <w:pPr>
         <w:pStyle w:val="Heading3"/>
@@ -11011,8 +10964,8 @@
         <w:t xml:space="preserve">.</w:t>
       </w:r>
     </w:p>
-    <w:bookmarkEnd w:id="115"/>
-    <w:bookmarkStart w:id="116" w:name="memory-planning"/>
+    <w:bookmarkEnd w:id="112"/>
+    <w:bookmarkStart w:id="113" w:name="memory-planning"/>
     <w:p>
       <w:pPr>
         <w:pStyle w:val="Heading3"/>
@@ -11071,8 +11024,8 @@
         <w:t xml:space="preserve">a documented memory budget.</w:t>
       </w:r>
     </w:p>
-    <w:bookmarkEnd w:id="116"/>
-    <w:bookmarkStart w:id="117" w:name="storage-operation"/>
+    <w:bookmarkEnd w:id="113"/>
+    <w:bookmarkStart w:id="114" w:name="storage-operation"/>
     <w:p>
       <w:pPr>
         <w:pStyle w:val="Heading3"/>
@@ -11140,8 +11093,8 @@
         <w:t xml:space="preserve">rather than performing filesystem operations from an interrupt handler.</w:t>
       </w:r>
     </w:p>
-    <w:bookmarkEnd w:id="117"/>
-    <w:bookmarkStart w:id="118" w:name="video-sensor-and-audio-coexistence"/>
+    <w:bookmarkEnd w:id="114"/>
+    <w:bookmarkStart w:id="115" w:name="video-sensor-and-audio-coexistence"/>
     <w:p>
       <w:pPr>
         <w:pStyle w:val="Heading3"/>
@@ -11200,8 +11153,8 @@
         <w:t xml:space="preserve">information over USB serial or RGB status rather than failing silently.</w:t>
       </w:r>
     </w:p>
-    <w:bookmarkEnd w:id="118"/>
-    <w:bookmarkStart w:id="119" w:name="troubleshooting-guide"/>
+    <w:bookmarkEnd w:id="115"/>
+    <w:bookmarkStart w:id="116" w:name="troubleshooting-guide"/>
     <w:p>
       <w:pPr>
         <w:pStyle w:val="Heading3"/>
@@ -11477,9 +11430,9 @@
         <w:t xml:space="preserve">compiler output, power source, and reproduction steps for every bring-up issue.</w:t>
       </w:r>
     </w:p>
-    <w:bookmarkEnd w:id="119"/>
-    <w:bookmarkEnd w:id="120"/>
-    <w:bookmarkStart w:id="128" w:name="mechanical-information"/>
+    <w:bookmarkEnd w:id="116"/>
+    <w:bookmarkEnd w:id="117"/>
+    <w:bookmarkStart w:id="125" w:name="mechanical-information"/>
     <w:p>
       <w:pPr>
         <w:pStyle w:val="Heading2"/>
@@ -11512,7 +11465,7 @@
         <w:t xml:space="preserve">connector at the opposite end.</w:t>
       </w:r>
     </w:p>
-    <w:bookmarkStart w:id="123" w:name="component-side-envelope"/>
+    <w:bookmarkStart w:id="120" w:name="component-side-envelope"/>
     <w:p>
       <w:pPr>
         <w:pStyle w:val="Heading3"/>
@@ -11534,12 +11487,12 @@
           <wp:inline>
             <wp:extent cx="3108960" cy="1722200"/>
             <wp:effectExtent b="0" l="0" r="0" t="0"/>
-            <wp:docPr descr="" title="" id="121" name="Picture"/>
+            <wp:docPr descr="" title="" id="118" name="Picture"/>
             <a:graphic>
               <a:graphicData uri="http://schemas.openxmlformats.org/drawingml/2006/picture">
                 <pic:pic>
                   <pic:nvPicPr>
-                    <pic:cNvPr descr="hardware/resources/unit_top_v_1_3_0_pulsar_rp2350a.png" id="122" name="Picture"/>
+                    <pic:cNvPr descr="hardware/resources/unit_top_v_1_3_0_pulsar_rp2350a.png" id="119" name="Picture"/>
                     <pic:cNvPicPr>
                       <a:picLocks noChangeArrowheads="1" noChangeAspect="1"/>
                     </pic:cNvPicPr>
@@ -11592,8 +11545,8 @@
         <w:t xml:space="preserve">headers, carrier sockets, or direct soldering.</w:t>
       </w:r>
     </w:p>
-    <w:bookmarkEnd w:id="123"/>
-    <w:bookmarkStart w:id="126" w:name="bottom-side-envelope"/>
+    <w:bookmarkEnd w:id="120"/>
+    <w:bookmarkStart w:id="123" w:name="bottom-side-envelope"/>
     <w:p>
       <w:pPr>
         <w:pStyle w:val="Heading3"/>
@@ -11615,12 +11568,12 @@
           <wp:inline>
             <wp:extent cx="3108960" cy="1722200"/>
             <wp:effectExtent b="0" l="0" r="0" t="0"/>
-            <wp:docPr descr="" title="" id="124" name="Picture"/>
+            <wp:docPr descr="" title="" id="121" name="Picture"/>
             <a:graphic>
               <a:graphicData uri="http://schemas.openxmlformats.org/drawingml/2006/picture">
                 <pic:pic>
                   <pic:nvPicPr>
-                    <pic:cNvPr descr="hardware/resources/unit_btm_v_1_3_0_pulsar_rp2350a.png" id="125" name="Picture"/>
+                    <pic:cNvPr descr="hardware/resources/unit_btm_v_1_3_0_pulsar_rp2350a.png" id="122" name="Picture"/>
                     <pic:cNvPicPr>
                       <a:picLocks noChangeArrowheads="1" noChangeAspect="1"/>
                     </pic:cNvPicPr>
@@ -11673,8 +11626,8 @@
         <w:t xml:space="preserve">port or prevent card and flex-cable insertion.</w:t>
       </w:r>
     </w:p>
-    <w:bookmarkEnd w:id="126"/>
-    <w:bookmarkStart w:id="127" w:name="mechanical-data-not-specified"/>
+    <w:bookmarkEnd w:id="123"/>
+    <w:bookmarkStart w:id="124" w:name="mechanical-data-not-specified"/>
     <w:p>
       <w:pPr>
         <w:pStyle w:val="Heading3"/>
@@ -11805,9 +11758,9 @@
         <w:t xml:space="preserve">insertion/removal paths for card, battery plug, and FFC/FPC cable.</w:t>
       </w:r>
     </w:p>
-    <w:bookmarkEnd w:id="127"/>
-    <w:bookmarkEnd w:id="128"/>
-    <w:bookmarkStart w:id="130" w:name="company-information"/>
+    <w:bookmarkEnd w:id="124"/>
+    <w:bookmarkEnd w:id="125"/>
+    <w:bookmarkStart w:id="127" w:name="company-information"/>
     <w:p>
       <w:pPr>
         <w:pStyle w:val="Heading2"/>
@@ -11906,7 +11859,7 @@
               <w:pStyle w:val="Compact"/>
               <w:jc w:val="left"/>
             </w:pPr>
-            <w:hyperlink r:id="rId129">
+            <w:hyperlink r:id="rId126">
               <w:r>
                 <w:rPr>
                   <w:rStyle w:val="Hyperlink"/>
@@ -11958,8 +11911,8 @@
         <w:t xml:space="preserve">hardware, software, and reference documentation.</w:t>
       </w:r>
     </w:p>
-    <w:bookmarkEnd w:id="130"/>
-    <w:bookmarkStart w:id="138" w:name="reference-documentation"/>
+    <w:bookmarkEnd w:id="127"/>
+    <w:bookmarkStart w:id="135" w:name="reference-documentation"/>
     <w:p>
       <w:pPr>
         <w:pStyle w:val="Heading2"/>
@@ -12032,7 +11985,7 @@
               <w:pStyle w:val="Compact"/>
               <w:jc w:val="left"/>
             </w:pPr>
-            <w:hyperlink r:id="rId131">
+            <w:hyperlink r:id="rId128">
               <w:r>
                 <w:rPr>
                   <w:rStyle w:val="Hyperlink"/>
@@ -12063,7 +12016,7 @@
               <w:pStyle w:val="Compact"/>
               <w:jc w:val="left"/>
             </w:pPr>
-            <w:hyperlink r:id="rId132">
+            <w:hyperlink r:id="rId129">
               <w:r>
                 <w:rPr>
                   <w:rStyle w:val="Hyperlink"/>
@@ -12094,7 +12047,7 @@
               <w:pStyle w:val="Compact"/>
               <w:jc w:val="left"/>
             </w:pPr>
-            <w:hyperlink r:id="rId133">
+            <w:hyperlink r:id="rId130">
               <w:r>
                 <w:rPr>
                   <w:rStyle w:val="Hyperlink"/>
@@ -12125,7 +12078,7 @@
               <w:pStyle w:val="Compact"/>
               <w:jc w:val="left"/>
             </w:pPr>
-            <w:hyperlink r:id="rId134">
+            <w:hyperlink r:id="rId131">
               <w:r>
                 <w:rPr>
                   <w:rStyle w:val="Hyperlink"/>
@@ -12156,7 +12109,7 @@
               <w:pStyle w:val="Compact"/>
               <w:jc w:val="left"/>
             </w:pPr>
-            <w:hyperlink r:id="rId135">
+            <w:hyperlink r:id="rId132">
               <w:r>
                 <w:rPr>
                   <w:rStyle w:val="Hyperlink"/>
@@ -12187,7 +12140,7 @@
               <w:pStyle w:val="Compact"/>
               <w:jc w:val="left"/>
             </w:pPr>
-            <w:hyperlink r:id="rId136">
+            <w:hyperlink r:id="rId133">
               <w:r>
                 <w:rPr>
                   <w:rStyle w:val="Hyperlink"/>
@@ -12218,7 +12171,7 @@
               <w:pStyle w:val="Compact"/>
               <w:jc w:val="left"/>
             </w:pPr>
-            <w:hyperlink r:id="rId137">
+            <w:hyperlink r:id="rId134">
               <w:r>
                 <w:rPr>
                   <w:rStyle w:val="Hyperlink"/>
@@ -12256,8 +12209,8 @@
         <w:t xml:space="preserve">ESP32-H2 rather than this RP2350A board.</w:t>
       </w:r>
     </w:p>
-    <w:bookmarkEnd w:id="138"/>
-    <w:bookmarkStart w:id="157" w:name="appendix"/>
+    <w:bookmarkEnd w:id="135"/>
+    <w:bookmarkStart w:id="154" w:name="appendix"/>
     <w:p>
       <w:pPr>
         <w:pStyle w:val="Heading2"/>
@@ -12270,7 +12223,7 @@
         <w:t xml:space="preserve">9 Appendix</w:t>
       </w:r>
     </w:p>
-    <w:bookmarkStart w:id="151" w:name="schematic"/>
+    <w:bookmarkStart w:id="148" w:name="schematic"/>
     <w:p>
       <w:pPr>
         <w:pStyle w:val="Heading3"/>
@@ -12342,7 +12295,7 @@
         <w:t xml:space="preserve">controller described in this reference.</w:t>
       </w:r>
     </w:p>
-    <w:bookmarkStart w:id="142" w:name="processor-memory-usb-io-and-power-entry"/>
+    <w:bookmarkStart w:id="139" w:name="processor-memory-usb-io-and-power-entry"/>
     <w:p>
       <w:pPr>
         <w:pStyle w:val="Heading4"/>
@@ -12364,18 +12317,18 @@
           <wp:inline>
             <wp:extent cx="6108700" cy="4720359"/>
             <wp:effectExtent b="0" l="0" r="0" t="0"/>
-            <wp:docPr descr="" title="" id="140" name="Picture"/>
+            <wp:docPr descr="" title="" id="137" name="Picture"/>
             <a:graphic>
               <a:graphicData uri="http://schemas.openxmlformats.org/drawingml/2006/picture">
                 <pic:pic>
                   <pic:nvPicPr>
-                    <pic:cNvPr descr="hardware/resources/unit_schematic_v_1_3_0_pulsar_rp2350a_sheet_1.png" id="141" name="Picture"/>
+                    <pic:cNvPr descr="hardware/resources/unit_schematic_v_1_3_0_pulsar_rp2350a_sheet_1.png" id="138" name="Picture"/>
                     <pic:cNvPicPr>
                       <a:picLocks noChangeArrowheads="1" noChangeAspect="1"/>
                     </pic:cNvPicPr>
                   </pic:nvPicPr>
                   <pic:blipFill>
-                    <a:blip r:embed="rId139"/>
+                    <a:blip r:embed="rId136"/>
                     <a:stretch>
                       <a:fillRect/>
                     </a:stretch>
@@ -12402,8 +12355,8 @@
         </w:drawing>
       </w:r>
     </w:p>
-    <w:bookmarkEnd w:id="142"/>
-    <w:bookmarkStart w:id="146" w:name="X5a216c792d0ae9be432868afc12272b8b3ddded"/>
+    <w:bookmarkEnd w:id="139"/>
+    <w:bookmarkStart w:id="143" w:name="X5a216c792d0ae9be432868afc12272b8b3ddded"/>
     <w:p>
       <w:pPr>
         <w:pStyle w:val="Heading4"/>
@@ -12425,18 +12378,18 @@
           <wp:inline>
             <wp:extent cx="6108700" cy="4720359"/>
             <wp:effectExtent b="0" l="0" r="0" t="0"/>
-            <wp:docPr descr="" title="" id="144" name="Picture"/>
+            <wp:docPr descr="" title="" id="141" name="Picture"/>
             <a:graphic>
               <a:graphicData uri="http://schemas.openxmlformats.org/drawingml/2006/picture">
                 <pic:pic>
                   <pic:nvPicPr>
-                    <pic:cNvPr descr="hardware/resources/unit_schematic_v_1_3_0_pulsar_rp2350a_sheet_2.png" id="145" name="Picture"/>
+                    <pic:cNvPr descr="hardware/resources/unit_schematic_v_1_3_0_pulsar_rp2350a_sheet_2.png" id="142" name="Picture"/>
                     <pic:cNvPicPr>
                       <a:picLocks noChangeArrowheads="1" noChangeAspect="1"/>
                     </pic:cNvPicPr>
                   </pic:nvPicPr>
                   <pic:blipFill>
-                    <a:blip r:embed="rId143"/>
+                    <a:blip r:embed="rId140"/>
                     <a:stretch>
                       <a:fillRect/>
                     </a:stretch>
@@ -12463,8 +12416,8 @@
         </w:drawing>
       </w:r>
     </w:p>
-    <w:bookmarkEnd w:id="146"/>
-    <w:bookmarkStart w:id="150" w:name="v-regulator"/>
+    <w:bookmarkEnd w:id="143"/>
+    <w:bookmarkStart w:id="147" w:name="v-regulator"/>
     <w:p>
       <w:pPr>
         <w:pStyle w:val="Heading4"/>
@@ -12486,18 +12439,18 @@
           <wp:inline>
             <wp:extent cx="6108700" cy="4720359"/>
             <wp:effectExtent b="0" l="0" r="0" t="0"/>
-            <wp:docPr descr="" title="" id="148" name="Picture"/>
+            <wp:docPr descr="" title="" id="145" name="Picture"/>
             <a:graphic>
               <a:graphicData uri="http://schemas.openxmlformats.org/drawingml/2006/picture">
                 <pic:pic>
                   <pic:nvPicPr>
-                    <pic:cNvPr descr="hardware/resources/unit_schematic_v_1_3_0_pulsar_rp2350a_sheet_3.png" id="149" name="Picture"/>
+                    <pic:cNvPr descr="hardware/resources/unit_schematic_v_1_3_0_pulsar_rp2350a_sheet_3.png" id="146" name="Picture"/>
                     <pic:cNvPicPr>
                       <a:picLocks noChangeArrowheads="1" noChangeAspect="1"/>
                     </pic:cNvPicPr>
                   </pic:nvPicPr>
                   <pic:blipFill>
-                    <a:blip r:embed="rId147"/>
+                    <a:blip r:embed="rId144"/>
                     <a:stretch>
                       <a:fillRect/>
                     </a:stretch>
@@ -12524,9 +12477,9 @@
         </w:drawing>
       </w:r>
     </w:p>
-    <w:bookmarkEnd w:id="150"/>
-    <w:bookmarkEnd w:id="151"/>
-    <w:bookmarkStart w:id="152" w:name="technical-references"/>
+    <w:bookmarkEnd w:id="147"/>
+    <w:bookmarkEnd w:id="148"/>
+    <w:bookmarkStart w:id="149" w:name="technical-references"/>
     <w:p>
       <w:pPr>
         <w:pStyle w:val="Heading3"/>
@@ -12605,8 +12558,8 @@
         <w:t xml:space="preserve">installed UNIT RP2350 core APIs.</w:t>
       </w:r>
     </w:p>
-    <w:bookmarkEnd w:id="152"/>
-    <w:bookmarkStart w:id="153" w:name="Xc69fc42ee66445cecdcdb0e7409e522581a6637"/>
+    <w:bookmarkEnd w:id="149"/>
+    <w:bookmarkStart w:id="150" w:name="Xc69fc42ee66445cecdcdb0e7409e522581a6637"/>
     <w:p>
       <w:pPr>
         <w:pStyle w:val="Heading3"/>
@@ -12775,8 +12728,8 @@
         <w:t xml:space="preserve">Complete pinout, topology, and dimension drawings</w:t>
       </w:r>
     </w:p>
-    <w:bookmarkEnd w:id="153"/>
-    <w:bookmarkStart w:id="154" w:name="document-control"/>
+    <w:bookmarkEnd w:id="150"/>
+    <w:bookmarkStart w:id="151" w:name="document-control"/>
     <w:p>
       <w:pPr>
         <w:pStyle w:val="Heading3"/>
@@ -12986,8 +12939,8 @@
         </w:tc>
       </w:tr>
     </w:tbl>
-    <w:bookmarkEnd w:id="154"/>
-    <w:bookmarkStart w:id="155" w:name="source-inconsistencies"/>
+    <w:bookmarkEnd w:id="151"/>
+    <w:bookmarkStart w:id="152" w:name="source-inconsistencies"/>
     <w:p>
       <w:pPr>
         <w:pStyle w:val="Heading3"/>
@@ -13129,8 +13082,8 @@
         <w:t xml:space="preserve">to GPIO20. Repository examples follow GPIO20.</w:t>
       </w:r>
     </w:p>
-    <w:bookmarkEnd w:id="155"/>
-    <w:bookmarkStart w:id="156" w:name="hardware-errata"/>
+    <w:bookmarkEnd w:id="152"/>
+    <w:bookmarkStart w:id="153" w:name="hardware-errata"/>
     <w:p>
       <w:pPr>
         <w:pStyle w:val="Heading3"/>
@@ -13334,8 +13287,8 @@
         <w:t xml:space="preserve">the board or the debug probe. Follow the SWD connection guidance in Section 4.8.</w:t>
       </w:r>
     </w:p>
-    <w:bookmarkEnd w:id="156"/>
-    <w:bookmarkEnd w:id="157"/>
+    <w:bookmarkEnd w:id="153"/>
+    <w:bookmarkEnd w:id="154"/>
     <w:sectPr>
       <w:pgSz w:h="16838" w:w="11906"/>
       <w:pgMar w:bottom="1134" w:footer="708" w:gutter="0" w:header="708" w:left="1134" w:right="1134" w:top="1134"/>

--- a/docs/hardware/unit_product_reference_v_0_1_0_pulsar_rp2350a.docx
+++ b/docs/hardware/unit_product_reference_v_0_1_0_pulsar_rp2350a.docx
@@ -4344,6 +4344,1010 @@
         </w:drawing>
       </w:r>
     </w:p>
+    <w:tbl>
+      <w:tblPr>
+        <w:tblStyle w:val="Table"/>
+        <w:tblW w:type="pct" w:w="5000"/>
+        <w:tblLook w:firstRow="1" w:lastRow="0" w:firstColumn="0" w:lastColumn="0" w:noHBand="0" w:noVBand="0" w:val="0020"/>
+        <w:jc w:val="start"/>
+      </w:tblPr>
+      <w:tblGrid>
+        <w:gridCol w:w="2640"/>
+        <w:gridCol w:w="2640"/>
+        <w:gridCol w:w="2640"/>
+      </w:tblGrid>
+      <w:tr>
+        <w:trPr>
+          <w:tblHeader w:val="true"/>
+        </w:trPr>
+        <w:tc>
+          <w:tcPr/>
+          <w:p>
+            <w:pPr>
+              <w:pStyle w:val="Compact"/>
+              <w:jc w:val="left"/>
+            </w:pPr>
+            <w:r>
+              <w:t xml:space="preserve">RefDes</w:t>
+            </w:r>
+          </w:p>
+        </w:tc>
+        <w:tc>
+          <w:tcPr/>
+          <w:p>
+            <w:pPr>
+              <w:pStyle w:val="Compact"/>
+              <w:jc w:val="left"/>
+            </w:pPr>
+            <w:r>
+              <w:t xml:space="preserve">Component</w:t>
+            </w:r>
+          </w:p>
+        </w:tc>
+        <w:tc>
+          <w:tcPr/>
+          <w:p>
+            <w:pPr>
+              <w:pStyle w:val="Compact"/>
+              <w:jc w:val="left"/>
+            </w:pPr>
+            <w:r>
+              <w:t xml:space="preserve">Confirmed role</w:t>
+            </w:r>
+          </w:p>
+        </w:tc>
+      </w:tr>
+      <w:tr>
+        <w:tc>
+          <w:tcPr/>
+          <w:p>
+            <w:pPr>
+              <w:pStyle w:val="Compact"/>
+              <w:jc w:val="left"/>
+            </w:pPr>
+            <w:r>
+              <w:t xml:space="preserve">IC3</w:t>
+            </w:r>
+          </w:p>
+        </w:tc>
+        <w:tc>
+          <w:tcPr/>
+          <w:p>
+            <w:pPr>
+              <w:pStyle w:val="Compact"/>
+              <w:jc w:val="left"/>
+            </w:pPr>
+            <w:r>
+              <w:t xml:space="preserve">RP2350A</w:t>
+            </w:r>
+          </w:p>
+        </w:tc>
+        <w:tc>
+          <w:tcPr/>
+          <w:p>
+            <w:pPr>
+              <w:pStyle w:val="Compact"/>
+              <w:jc w:val="left"/>
+            </w:pPr>
+            <w:r>
+              <w:t xml:space="preserve">Main microcontroller</w:t>
+            </w:r>
+          </w:p>
+        </w:tc>
+      </w:tr>
+      <w:tr>
+        <w:tc>
+          <w:tcPr/>
+          <w:p>
+            <w:pPr>
+              <w:pStyle w:val="Compact"/>
+              <w:jc w:val="left"/>
+            </w:pPr>
+            <w:r>
+              <w:t xml:space="preserve">IC1</w:t>
+            </w:r>
+          </w:p>
+        </w:tc>
+        <w:tc>
+          <w:tcPr/>
+          <w:p>
+            <w:pPr>
+              <w:pStyle w:val="Compact"/>
+              <w:jc w:val="left"/>
+            </w:pPr>
+            <w:r>
+              <w:t xml:space="preserve">W25Q128JVPIQ</w:t>
+            </w:r>
+          </w:p>
+        </w:tc>
+        <w:tc>
+          <w:tcPr/>
+          <w:p>
+            <w:pPr>
+              <w:pStyle w:val="Compact"/>
+              <w:jc w:val="left"/>
+            </w:pPr>
+            <w:r>
+              <w:t xml:space="preserve">128 Mbit (16 MiB) QSPI flash memory</w:t>
+            </w:r>
+          </w:p>
+        </w:tc>
+      </w:tr>
+      <w:tr>
+        <w:tc>
+          <w:tcPr/>
+          <w:p>
+            <w:pPr>
+              <w:pStyle w:val="Compact"/>
+              <w:jc w:val="left"/>
+            </w:pPr>
+            <w:r>
+              <w:t xml:space="preserve">IC4</w:t>
+            </w:r>
+          </w:p>
+        </w:tc>
+        <w:tc>
+          <w:tcPr/>
+          <w:p>
+            <w:pPr>
+              <w:pStyle w:val="Compact"/>
+              <w:jc w:val="left"/>
+            </w:pPr>
+            <w:r>
+              <w:t xml:space="preserve">APS6404L-3SQR-ZR</w:t>
+            </w:r>
+          </w:p>
+        </w:tc>
+        <w:tc>
+          <w:tcPr/>
+          <w:p>
+            <w:pPr>
+              <w:pStyle w:val="Compact"/>
+              <w:jc w:val="left"/>
+            </w:pPr>
+            <w:r>
+              <w:t xml:space="preserve">8 MiB external PSRAM</w:t>
+            </w:r>
+          </w:p>
+        </w:tc>
+      </w:tr>
+      <w:tr>
+        <w:tc>
+          <w:tcPr/>
+          <w:p>
+            <w:pPr>
+              <w:pStyle w:val="Compact"/>
+              <w:jc w:val="left"/>
+            </w:pPr>
+            <w:r>
+              <w:t xml:space="preserve">IC5</w:t>
+            </w:r>
+          </w:p>
+        </w:tc>
+        <w:tc>
+          <w:tcPr/>
+          <w:p>
+            <w:pPr>
+              <w:pStyle w:val="Compact"/>
+              <w:jc w:val="left"/>
+            </w:pPr>
+            <w:r>
+              <w:t xml:space="preserve">BMI270</w:t>
+            </w:r>
+          </w:p>
+        </w:tc>
+        <w:tc>
+          <w:tcPr/>
+          <w:p>
+            <w:pPr>
+              <w:pStyle w:val="Compact"/>
+              <w:jc w:val="left"/>
+            </w:pPr>
+            <w:r>
+              <w:t xml:space="preserve">Six-axis IMU connected to the internal I2C bus</w:t>
+            </w:r>
+          </w:p>
+        </w:tc>
+      </w:tr>
+      <w:tr>
+        <w:tc>
+          <w:tcPr/>
+          <w:p>
+            <w:pPr>
+              <w:pStyle w:val="Compact"/>
+              <w:jc w:val="left"/>
+            </w:pPr>
+            <w:r>
+              <w:t xml:space="preserve">MK1</w:t>
+            </w:r>
+          </w:p>
+        </w:tc>
+        <w:tc>
+          <w:tcPr/>
+          <w:p>
+            <w:pPr>
+              <w:pStyle w:val="Compact"/>
+              <w:jc w:val="left"/>
+            </w:pPr>
+            <w:r>
+              <w:t xml:space="preserve">ICS-41350</w:t>
+            </w:r>
+          </w:p>
+        </w:tc>
+        <w:tc>
+          <w:tcPr/>
+          <w:p>
+            <w:pPr>
+              <w:pStyle w:val="Compact"/>
+              <w:jc w:val="left"/>
+            </w:pPr>
+            <w:r>
+              <w:t xml:space="preserve">Digital PDM MEMS microphone</w:t>
+            </w:r>
+          </w:p>
+        </w:tc>
+      </w:tr>
+      <w:tr>
+        <w:tc>
+          <w:tcPr/>
+          <w:p>
+            <w:pPr>
+              <w:pStyle w:val="Compact"/>
+              <w:jc w:val="left"/>
+            </w:pPr>
+            <w:r>
+              <w:t xml:space="preserve">U1</w:t>
+            </w:r>
+          </w:p>
+        </w:tc>
+        <w:tc>
+          <w:tcPr/>
+          <w:p>
+            <w:pPr>
+              <w:pStyle w:val="Compact"/>
+              <w:jc w:val="left"/>
+            </w:pPr>
+            <w:r>
+              <w:t xml:space="preserve">AP2112K-3.3TRG1</w:t>
+            </w:r>
+          </w:p>
+        </w:tc>
+        <w:tc>
+          <w:tcPr/>
+          <w:p>
+            <w:pPr>
+              <w:pStyle w:val="Compact"/>
+              <w:jc w:val="left"/>
+            </w:pPr>
+            <w:r>
+              <w:t xml:space="preserve">Fixed 3.3 V LDO regulator</w:t>
+            </w:r>
+          </w:p>
+        </w:tc>
+      </w:tr>
+      <w:tr>
+        <w:tc>
+          <w:tcPr/>
+          <w:p>
+            <w:pPr>
+              <w:pStyle w:val="Compact"/>
+              <w:jc w:val="left"/>
+            </w:pPr>
+            <w:r>
+              <w:t xml:space="preserve">IC2</w:t>
+            </w:r>
+          </w:p>
+        </w:tc>
+        <w:tc>
+          <w:tcPr/>
+          <w:p>
+            <w:pPr>
+              <w:pStyle w:val="Compact"/>
+              <w:jc w:val="left"/>
+            </w:pPr>
+            <w:r>
+              <w:t xml:space="preserve">MCP73831T-2ACI/OT</w:t>
+            </w:r>
+          </w:p>
+        </w:tc>
+        <w:tc>
+          <w:tcPr/>
+          <w:p>
+            <w:pPr>
+              <w:pStyle w:val="Compact"/>
+              <w:jc w:val="left"/>
+            </w:pPr>
+            <w:r>
+              <w:t xml:space="preserve">Single-cell Li-Ion/LiPo battery charge controller</w:t>
+            </w:r>
+          </w:p>
+        </w:tc>
+      </w:tr>
+      <w:tr>
+        <w:tc>
+          <w:tcPr/>
+          <w:p>
+            <w:pPr>
+              <w:pStyle w:val="Compact"/>
+              <w:jc w:val="left"/>
+            </w:pPr>
+            <w:r>
+              <w:t xml:space="preserve">XTAL1</w:t>
+            </w:r>
+          </w:p>
+        </w:tc>
+        <w:tc>
+          <w:tcPr/>
+          <w:p>
+            <w:pPr>
+              <w:pStyle w:val="Compact"/>
+              <w:jc w:val="left"/>
+            </w:pPr>
+            <w:r>
+              <w:t xml:space="preserve">12 MHz oscillator</w:t>
+            </w:r>
+          </w:p>
+        </w:tc>
+        <w:tc>
+          <w:tcPr/>
+          <w:p>
+            <w:pPr>
+              <w:pStyle w:val="Compact"/>
+              <w:jc w:val="left"/>
+            </w:pPr>
+            <w:r>
+              <w:t xml:space="preserve">RP2350A reference clock source</w:t>
+            </w:r>
+          </w:p>
+        </w:tc>
+      </w:tr>
+      <w:tr>
+        <w:tc>
+          <w:tcPr/>
+          <w:p>
+            <w:pPr>
+              <w:pStyle w:val="Compact"/>
+              <w:jc w:val="left"/>
+            </w:pPr>
+            <w:r>
+              <w:t xml:space="preserve">L1</w:t>
+            </w:r>
+          </w:p>
+        </w:tc>
+        <w:tc>
+          <w:tcPr/>
+          <w:p>
+            <w:pPr>
+              <w:pStyle w:val="Compact"/>
+              <w:jc w:val="left"/>
+            </w:pPr>
+            <w:r>
+              <w:t xml:space="preserve">3.3 µH inductor</w:t>
+            </w:r>
+          </w:p>
+        </w:tc>
+        <w:tc>
+          <w:tcPr/>
+          <w:p>
+            <w:pPr>
+              <w:pStyle w:val="Compact"/>
+              <w:jc w:val="left"/>
+            </w:pPr>
+            <w:r>
+              <w:t xml:space="preserve">RP2350A internal switching-regulator inductor</w:t>
+            </w:r>
+          </w:p>
+        </w:tc>
+      </w:tr>
+      <w:tr>
+        <w:tc>
+          <w:tcPr/>
+          <w:p>
+            <w:pPr>
+              <w:pStyle w:val="Compact"/>
+              <w:jc w:val="left"/>
+            </w:pPr>
+            <w:r>
+              <w:t xml:space="preserve">MICRO_SD_HOLDER</w:t>
+            </w:r>
+          </w:p>
+        </w:tc>
+        <w:tc>
+          <w:tcPr/>
+          <w:p>
+            <w:pPr>
+              <w:pStyle w:val="Compact"/>
+              <w:jc w:val="left"/>
+            </w:pPr>
+            <w:r>
+              <w:t xml:space="preserve">47309-2651</w:t>
+            </w:r>
+          </w:p>
+        </w:tc>
+        <w:tc>
+          <w:tcPr/>
+          <w:p>
+            <w:pPr>
+              <w:pStyle w:val="Compact"/>
+              <w:jc w:val="left"/>
+            </w:pPr>
+            <w:r>
+              <w:t xml:space="preserve">microSD card socket connected through four-bit SDIO signals</w:t>
+            </w:r>
+          </w:p>
+        </w:tc>
+      </w:tr>
+      <w:tr>
+        <w:tc>
+          <w:tcPr/>
+          <w:p>
+            <w:pPr>
+              <w:pStyle w:val="Compact"/>
+              <w:jc w:val="left"/>
+            </w:pPr>
+            <w:r>
+              <w:t xml:space="preserve">LED1–LED3</w:t>
+            </w:r>
+          </w:p>
+        </w:tc>
+        <w:tc>
+          <w:tcPr/>
+          <w:p>
+            <w:pPr>
+              <w:pStyle w:val="Compact"/>
+              <w:jc w:val="left"/>
+            </w:pPr>
+            <w:r>
+              <w:t xml:space="preserve">XL-1010RGBC-WS2812B</w:t>
+            </w:r>
+          </w:p>
+        </w:tc>
+        <w:tc>
+          <w:tcPr/>
+          <w:p>
+            <w:pPr>
+              <w:pStyle w:val="Compact"/>
+              <w:jc w:val="left"/>
+            </w:pPr>
+            <w:r>
+              <w:t xml:space="preserve">Cascaded addressable RGB LEDs</w:t>
+            </w:r>
+          </w:p>
+        </w:tc>
+      </w:tr>
+      <w:tr>
+        <w:tc>
+          <w:tcPr/>
+          <w:p>
+            <w:pPr>
+              <w:pStyle w:val="Compact"/>
+              <w:jc w:val="left"/>
+            </w:pPr>
+            <w:r>
+              <w:t xml:space="preserve">J1</w:t>
+            </w:r>
+          </w:p>
+        </w:tc>
+        <w:tc>
+          <w:tcPr/>
+          <w:p>
+            <w:pPr>
+              <w:pStyle w:val="Compact"/>
+              <w:jc w:val="left"/>
+            </w:pPr>
+            <w:r>
+              <w:t xml:space="preserve">HCZZ0032-4</w:t>
+            </w:r>
+          </w:p>
+        </w:tc>
+        <w:tc>
+          <w:tcPr/>
+          <w:p>
+            <w:pPr>
+              <w:pStyle w:val="Compact"/>
+              <w:jc w:val="left"/>
+            </w:pPr>
+            <w:r>
+              <w:t xml:space="preserve">Four-position, 1 mm pitch QWIIC connector</w:t>
+            </w:r>
+          </w:p>
+        </w:tc>
+      </w:tr>
+      <w:tr>
+        <w:tc>
+          <w:tcPr/>
+          <w:p>
+            <w:pPr>
+              <w:pStyle w:val="Compact"/>
+              <w:jc w:val="left"/>
+            </w:pPr>
+            <w:r>
+              <w:t xml:space="preserve">J2</w:t>
+            </w:r>
+          </w:p>
+        </w:tc>
+        <w:tc>
+          <w:tcPr/>
+          <w:p>
+            <w:pPr>
+              <w:pStyle w:val="Compact"/>
+              <w:jc w:val="left"/>
+            </w:pPr>
+            <w:r>
+              <w:t xml:space="preserve">USB-C connector</w:t>
+            </w:r>
+          </w:p>
+        </w:tc>
+        <w:tc>
+          <w:tcPr/>
+          <w:p>
+            <w:pPr>
+              <w:pStyle w:val="Compact"/>
+              <w:jc w:val="left"/>
+            </w:pPr>
+            <w:r>
+              <w:t xml:space="preserve">USB power, programming, and USB data interface</w:t>
+            </w:r>
+          </w:p>
+        </w:tc>
+      </w:tr>
+      <w:tr>
+        <w:tc>
+          <w:tcPr/>
+          <w:p>
+            <w:pPr>
+              <w:pStyle w:val="Compact"/>
+              <w:jc w:val="left"/>
+            </w:pPr>
+            <w:r>
+              <w:t xml:space="preserve">JP1</w:t>
+            </w:r>
+          </w:p>
+        </w:tc>
+        <w:tc>
+          <w:tcPr/>
+          <w:p>
+            <w:pPr>
+              <w:pStyle w:val="Compact"/>
+              <w:jc w:val="left"/>
+            </w:pPr>
+            <w:r>
+              <w:t xml:space="preserve">Battery connector</w:t>
+            </w:r>
+          </w:p>
+        </w:tc>
+        <w:tc>
+          <w:tcPr/>
+          <w:p>
+            <w:pPr>
+              <w:pStyle w:val="Compact"/>
+              <w:jc w:val="left"/>
+            </w:pPr>
+            <w:r>
+              <w:t xml:space="preserve">Two-position single-cell LiPo battery connection</w:t>
+            </w:r>
+          </w:p>
+        </w:tc>
+      </w:tr>
+      <w:tr>
+        <w:tc>
+          <w:tcPr/>
+          <w:p>
+            <w:pPr>
+              <w:pStyle w:val="Compact"/>
+              <w:jc w:val="left"/>
+            </w:pPr>
+            <w:r>
+              <w:t xml:space="preserve">J5</w:t>
+            </w:r>
+          </w:p>
+        </w:tc>
+        <w:tc>
+          <w:tcPr/>
+          <w:p>
+            <w:pPr>
+              <w:pStyle w:val="Compact"/>
+              <w:jc w:val="left"/>
+            </w:pPr>
+            <w:r>
+              <w:t xml:space="preserve">FH34SRJ-22S-0.5SH(50)</w:t>
+            </w:r>
+          </w:p>
+        </w:tc>
+        <w:tc>
+          <w:tcPr/>
+          <w:p>
+            <w:pPr>
+              <w:pStyle w:val="Compact"/>
+              <w:jc w:val="left"/>
+            </w:pPr>
+            <w:r>
+              <w:t xml:space="preserve">22-position, 0.5 mm pitch FFC/FPC connector for HSTX video and auxiliary signals</w:t>
+            </w:r>
+          </w:p>
+        </w:tc>
+      </w:tr>
+      <w:tr>
+        <w:tc>
+          <w:tcPr/>
+          <w:p>
+            <w:pPr>
+              <w:pStyle w:val="Compact"/>
+              <w:jc w:val="left"/>
+            </w:pPr>
+            <w:r>
+              <w:t xml:space="preserve">S2</w:t>
+            </w:r>
+          </w:p>
+        </w:tc>
+        <w:tc>
+          <w:tcPr/>
+          <w:p>
+            <w:pPr>
+              <w:pStyle w:val="Compact"/>
+              <w:jc w:val="left"/>
+            </w:pPr>
+            <w:r>
+              <w:t xml:space="preserve">BOOT switch</w:t>
+            </w:r>
+          </w:p>
+        </w:tc>
+        <w:tc>
+          <w:tcPr/>
+          <w:p>
+            <w:pPr>
+              <w:pStyle w:val="Compact"/>
+              <w:jc w:val="left"/>
+            </w:pPr>
+            <w:r>
+              <w:t xml:space="preserve">Forces RP2350A USB boot mode during startup/reset</w:t>
+            </w:r>
+          </w:p>
+        </w:tc>
+      </w:tr>
+      <w:tr>
+        <w:tc>
+          <w:tcPr/>
+          <w:p>
+            <w:pPr>
+              <w:pStyle w:val="Compact"/>
+              <w:jc w:val="left"/>
+            </w:pPr>
+            <w:r>
+              <w:t xml:space="preserve">JP2</w:t>
+            </w:r>
+          </w:p>
+        </w:tc>
+        <w:tc>
+          <w:tcPr/>
+          <w:p>
+            <w:pPr>
+              <w:pStyle w:val="Compact"/>
+              <w:jc w:val="left"/>
+            </w:pPr>
+            <w:r>
+              <w:t xml:space="preserve">Castellated header row</w:t>
+            </w:r>
+          </w:p>
+        </w:tc>
+        <w:tc>
+          <w:tcPr/>
+          <w:p>
+            <w:pPr>
+              <w:pStyle w:val="Compact"/>
+              <w:jc w:val="left"/>
+            </w:pPr>
+            <w:r>
+              <w:t xml:space="preserve">Left-side GPIO, power, analog, and digital expansion</w:t>
+            </w:r>
+          </w:p>
+        </w:tc>
+      </w:tr>
+      <w:tr>
+        <w:tc>
+          <w:tcPr/>
+          <w:p>
+            <w:pPr>
+              <w:pStyle w:val="Compact"/>
+              <w:jc w:val="left"/>
+            </w:pPr>
+            <w:r>
+              <w:t xml:space="preserve">JP3</w:t>
+            </w:r>
+          </w:p>
+        </w:tc>
+        <w:tc>
+          <w:tcPr/>
+          <w:p>
+            <w:pPr>
+              <w:pStyle w:val="Compact"/>
+              <w:jc w:val="left"/>
+            </w:pPr>
+            <w:r>
+              <w:t xml:space="preserve">Castellated header row</w:t>
+            </w:r>
+          </w:p>
+        </w:tc>
+        <w:tc>
+          <w:tcPr/>
+          <w:p>
+            <w:pPr>
+              <w:pStyle w:val="Compact"/>
+              <w:jc w:val="left"/>
+            </w:pPr>
+            <w:r>
+              <w:t xml:space="preserve">Right-side GPIO, power, analog, and digital expansion</w:t>
+            </w:r>
+          </w:p>
+        </w:tc>
+      </w:tr>
+      <w:tr>
+        <w:tc>
+          <w:tcPr/>
+          <w:p>
+            <w:pPr>
+              <w:pStyle w:val="Compact"/>
+              <w:jc w:val="left"/>
+            </w:pPr>
+            <w:r>
+              <w:t xml:space="preserve">EN_PAD</w:t>
+            </w:r>
+          </w:p>
+        </w:tc>
+        <w:tc>
+          <w:tcPr/>
+          <w:p>
+            <w:pPr>
+              <w:pStyle w:val="Compact"/>
+              <w:jc w:val="left"/>
+            </w:pPr>
+            <w:r>
+              <w:t xml:space="preserve">Solder jumper</w:t>
+            </w:r>
+          </w:p>
+        </w:tc>
+        <w:tc>
+          <w:tcPr/>
+          <w:p>
+            <w:pPr>
+              <w:pStyle w:val="Compact"/>
+              <w:jc w:val="left"/>
+            </w:pPr>
+            <w:r>
+              <w:t xml:space="preserve">Connects the AP2112K enable signal to the castellated header, allowing external control of the 3.3 V regulator</w:t>
+            </w:r>
+          </w:p>
+        </w:tc>
+      </w:tr>
+      <w:tr>
+        <w:tc>
+          <w:tcPr/>
+          <w:p>
+            <w:pPr>
+              <w:pStyle w:val="Compact"/>
+              <w:jc w:val="left"/>
+            </w:pPr>
+            <w:r>
+              <w:t xml:space="preserve">VBAT_PAD</w:t>
+            </w:r>
+          </w:p>
+        </w:tc>
+        <w:tc>
+          <w:tcPr/>
+          <w:p>
+            <w:pPr>
+              <w:pStyle w:val="Compact"/>
+              <w:jc w:val="left"/>
+            </w:pPr>
+            <w:r>
+              <w:t xml:space="preserve">Solder jumper</w:t>
+            </w:r>
+          </w:p>
+        </w:tc>
+        <w:tc>
+          <w:tcPr/>
+          <w:p>
+            <w:pPr>
+              <w:pStyle w:val="Compact"/>
+              <w:jc w:val="left"/>
+            </w:pPr>
+            <w:r>
+              <w:t xml:space="preserve">Connects the VBAT rail to the castellated header, providing access to the battery supply</w:t>
+            </w:r>
+          </w:p>
+        </w:tc>
+      </w:tr>
+      <w:tr>
+        <w:tc>
+          <w:tcPr/>
+          <w:p>
+            <w:pPr>
+              <w:pStyle w:val="Compact"/>
+              <w:jc w:val="left"/>
+            </w:pPr>
+            <w:r>
+              <w:t xml:space="preserve">INT_PAD</w:t>
+            </w:r>
+          </w:p>
+        </w:tc>
+        <w:tc>
+          <w:tcPr/>
+          <w:p>
+            <w:pPr>
+              <w:pStyle w:val="Compact"/>
+              <w:jc w:val="left"/>
+            </w:pPr>
+            <w:r>
+              <w:t xml:space="preserve">Solder jumper</w:t>
+            </w:r>
+          </w:p>
+        </w:tc>
+        <w:tc>
+          <w:tcPr/>
+          <w:p>
+            <w:pPr>
+              <w:pStyle w:val="Compact"/>
+              <w:jc w:val="left"/>
+            </w:pPr>
+            <w:r>
+              <w:t xml:space="preserve">Connects the BMI270 interrupt signal to the RP2350A GPIO, enabling hardware interrupt operation</w:t>
+            </w:r>
+          </w:p>
+        </w:tc>
+      </w:tr>
+      <w:tr>
+        <w:tc>
+          <w:tcPr/>
+          <w:p>
+            <w:pPr>
+              <w:pStyle w:val="Compact"/>
+              <w:jc w:val="left"/>
+            </w:pPr>
+            <w:r>
+              <w:t xml:space="preserve">RGB_PAD</w:t>
+            </w:r>
+          </w:p>
+        </w:tc>
+        <w:tc>
+          <w:tcPr/>
+          <w:p>
+            <w:pPr>
+              <w:pStyle w:val="Compact"/>
+              <w:jc w:val="left"/>
+            </w:pPr>
+            <w:r>
+              <w:t xml:space="preserve">Solder jumper</w:t>
+            </w:r>
+          </w:p>
+        </w:tc>
+        <w:tc>
+          <w:tcPr/>
+          <w:p>
+            <w:pPr>
+              <w:pStyle w:val="Compact"/>
+              <w:jc w:val="left"/>
+            </w:pPr>
+            <w:r>
+              <w:t xml:space="preserve">Connects the data output of the third onboard NeoPixel to the castellated header, allowing the RGB chain to be extended with external NeoPixels</w:t>
+            </w:r>
+          </w:p>
+        </w:tc>
+      </w:tr>
+      <w:tr>
+        <w:tc>
+          <w:tcPr/>
+          <w:p>
+            <w:pPr>
+              <w:pStyle w:val="Compact"/>
+              <w:jc w:val="left"/>
+            </w:pPr>
+            <w:r>
+              <w:t xml:space="preserve">SWDIO</w:t>
+            </w:r>
+          </w:p>
+        </w:tc>
+        <w:tc>
+          <w:tcPr/>
+          <w:p>
+            <w:pPr>
+              <w:pStyle w:val="Compact"/>
+              <w:jc w:val="left"/>
+            </w:pPr>
+            <w:r>
+              <w:t xml:space="preserve">Debug test pad</w:t>
+            </w:r>
+          </w:p>
+        </w:tc>
+        <w:tc>
+          <w:tcPr/>
+          <w:p>
+            <w:pPr>
+              <w:pStyle w:val="Compact"/>
+              <w:jc w:val="left"/>
+            </w:pPr>
+            <w:r>
+              <w:t xml:space="preserve">RP2350A Serial Wire Debug data signal</w:t>
+            </w:r>
+          </w:p>
+        </w:tc>
+      </w:tr>
+      <w:tr>
+        <w:tc>
+          <w:tcPr/>
+          <w:p>
+            <w:pPr>
+              <w:pStyle w:val="Compact"/>
+              <w:jc w:val="left"/>
+            </w:pPr>
+            <w:r>
+              <w:t xml:space="preserve">SWCLK</w:t>
+            </w:r>
+          </w:p>
+        </w:tc>
+        <w:tc>
+          <w:tcPr/>
+          <w:p>
+            <w:pPr>
+              <w:pStyle w:val="Compact"/>
+              <w:jc w:val="left"/>
+            </w:pPr>
+            <w:r>
+              <w:t xml:space="preserve">Debug test pad</w:t>
+            </w:r>
+          </w:p>
+        </w:tc>
+        <w:tc>
+          <w:tcPr/>
+          <w:p>
+            <w:pPr>
+              <w:pStyle w:val="Compact"/>
+              <w:jc w:val="left"/>
+            </w:pPr>
+            <w:r>
+              <w:t xml:space="preserve">RP2350A Serial Wire Debug clock signal</w:t>
+            </w:r>
+          </w:p>
+        </w:tc>
+      </w:tr>
+      <w:tr>
+        <w:tc>
+          <w:tcPr/>
+          <w:p>
+            <w:pPr>
+              <w:pStyle w:val="Compact"/>
+              <w:jc w:val="left"/>
+            </w:pPr>
+            <w:r>
+              <w:t xml:space="preserve">GND</w:t>
+            </w:r>
+          </w:p>
+        </w:tc>
+        <w:tc>
+          <w:tcPr/>
+          <w:p>
+            <w:pPr>
+              <w:pStyle w:val="Compact"/>
+              <w:jc w:val="left"/>
+            </w:pPr>
+            <w:r>
+              <w:t xml:space="preserve">Debug test pad</w:t>
+            </w:r>
+          </w:p>
+        </w:tc>
+        <w:tc>
+          <w:tcPr/>
+          <w:p>
+            <w:pPr>
+              <w:pStyle w:val="Compact"/>
+              <w:jc w:val="left"/>
+            </w:pPr>
+            <w:r>
+              <w:t xml:space="preserve">Ground reference for the SWD interface</w:t>
+            </w:r>
+          </w:p>
+        </w:tc>
+      </w:tr>
+    </w:tbl>
     <w:p>
       <w:pPr>
         <w:pStyle w:val="BodyText"/>

--- a/docs/hardware/unit_product_reference_v_0_1_0_pulsar_rp2350a.docx
+++ b/docs/hardware/unit_product_reference_v_0_1_0_pulsar_rp2350a.docx
@@ -6506,7 +6506,7 @@
         <w:pStyle w:val="FirstParagraph"/>
       </w:pPr>
       <w:r>
-        <w:t xml:space="preserve">The 47309-2651 socket is connected to a complete four-bit SDIO signal group:</w:t>
+        <w:t xml:space="preserve">The onboard 47309-2651 microSD socket is connected to a complete four-bit SDIO signal group and operates in the 3.3 V logic domain.</w:t>
       </w:r>
     </w:p>
     <w:p>
@@ -6869,7 +6869,7 @@
         <w:pStyle w:val="BodyText"/>
       </w:pPr>
       <w:r>
-        <w:t xml:space="preserve">The wiki examples use the SPI-compatible subset through</w:t>
+        <w:t xml:space="preserve">The provided examples use the SPI-compatible subset through</w:t>
       </w:r>
       <w:r>
         <w:t xml:space="preserve"> </w:t>
@@ -6899,25 +6899,7 @@
         <w:t xml:space="preserve"> </w:t>
       </w:r>
       <w:r>
-        <w:t xml:space="preserve">for</w:t>
-      </w:r>
-      <w:r>
-        <w:t xml:space="preserve"> </w:t>
-      </w:r>
-      <w:r>
-        <w:t xml:space="preserve">initialization, file creation, reading, directory enumeration, and logging.</w:t>
-      </w:r>
-      <w:r>
-        <w:t xml:space="preserve"> </w:t>
-      </w:r>
-      <w:r>
-        <w:t xml:space="preserve">Software with four-bit SDIO support can additionally use DAT1 and DAT2. File</w:t>
-      </w:r>
-      <w:r>
-        <w:t xml:space="preserve"> </w:t>
-      </w:r>
-      <w:r>
-        <w:t xml:space="preserve">writes should be flushed and closed before power removal or card extraction.</w:t>
+        <w:t xml:space="preserve">for initialization, file creation, reading, directory enumeration, and data logging.</w:t>
       </w:r>
     </w:p>
     <w:p>
@@ -6925,13 +6907,15 @@
         <w:pStyle w:val="BodyText"/>
       </w:pPr>
       <w:r>
-        <w:t xml:space="preserve">Card capacity, speed class, and filesystem support are software-dependent. The</w:t>
-      </w:r>
-      <w:r>
-        <w:t xml:space="preserve"> </w:t>
-      </w:r>
-      <w:r>
-        <w:t xml:space="preserve">wiki workflow uses FAT32 for initial validation.</w:t>
+        <w:t xml:space="preserve">Software with four-bit SDIO support can additionally use DAT1 and DAT2. File writes should be flushed and closed before card extraction or power removal.</w:t>
+      </w:r>
+    </w:p>
+    <w:p>
+      <w:pPr>
+        <w:pStyle w:val="BodyText"/>
+      </w:pPr>
+      <w:r>
+        <w:t xml:space="preserve">Card capacity, speed class, and filesystem support depend on the software environment. FAT32 is recommended for the provided examples.</w:t>
       </w:r>
     </w:p>
     <w:bookmarkEnd w:id="75"/>
@@ -6953,19 +6937,7 @@
         <w:pStyle w:val="FirstParagraph"/>
       </w:pPr>
       <w:r>
-        <w:t xml:space="preserve">Three WS2812-compatible 1010 RGB LEDs form a serial chain driven by GPIO1.</w:t>
-      </w:r>
-      <w:r>
-        <w:t xml:space="preserve"> </w:t>
-      </w:r>
-      <w:r>
-        <w:t xml:space="preserve">Firmware transmits one ordered color frame for all three pixels, enabling</w:t>
-      </w:r>
-      <w:r>
-        <w:t xml:space="preserve"> </w:t>
-      </w:r>
-      <w:r>
-        <w:t xml:space="preserve">status colors, progress animation, and user feedback with a single GPIO.</w:t>
+        <w:t xml:space="preserve">Three XL-1010RGBC-WS2812B addressable RGB LEDs form a serial chain driven by GPIO1. Firmware transmits an ordered color frame through the chain, allowing the three onboard pixels to provide status indication, progress animation, and user feedback from a single GPIO.</w:t>
       </w:r>
     </w:p>
     <w:p>
@@ -7028,7 +7000,30 @@
         <w:pStyle w:val="BodyText"/>
       </w:pPr>
       <w:r>
-        <w:t xml:space="preserve">The board also contains a user indicator on GPIO20 (</w:t>
+        <w:t xml:space="preserve">The</w:t>
+      </w:r>
+      <w:r>
+        <w:t xml:space="preserve"> </w:t>
+      </w:r>
+      <w:r>
+        <w:rPr>
+          <w:rStyle w:val="VerbatimChar"/>
+        </w:rPr>
+        <w:t xml:space="preserve">RGB_PAD</w:t>
+      </w:r>
+      <w:r>
+        <w:t xml:space="preserve"> </w:t>
+      </w:r>
+      <w:r>
+        <w:t xml:space="preserve">solder jumper can connect the data output of the third onboard RGB LED to the castellated header. When this jumper is closed, the onboard RGB chain can be extended with compatible external addressable RGB LEDs.</w:t>
+      </w:r>
+    </w:p>
+    <w:p>
+      <w:pPr>
+        <w:pStyle w:val="BodyText"/>
+      </w:pPr>
+      <w:r>
+        <w:t xml:space="preserve">The board also includes a user indicator on GPIO22 (</w:t>
       </w:r>
       <w:r>
         <w:rPr>
@@ -7052,31 +7047,22 @@
         <w:t xml:space="preserve">BUILTIN1</w:t>
       </w:r>
       <w:r>
-        <w:t xml:space="preserve">), a</w:t>
-      </w:r>
-      <w:r>
-        <w:t xml:space="preserve"> </w:t>
-      </w:r>
-      <w:r>
-        <w:t xml:space="preserve">power indicator, and a charge-status indicator. The user and RGB indicators</w:t>
-      </w:r>
-      <w:r>
-        <w:t xml:space="preserve"> </w:t>
-      </w:r>
-      <w:r>
-        <w:t xml:space="preserve">are firmware-controlled. The power indicator follows its rail circuit. The</w:t>
-      </w:r>
-      <w:r>
-        <w:t xml:space="preserve"> </w:t>
-      </w:r>
-      <w:r>
-        <w:t xml:space="preserve">charge indicator follows the MCP73831 status output and is not a general-purpose</w:t>
-      </w:r>
-      <w:r>
-        <w:t xml:space="preserve"> </w:t>
-      </w:r>
-      <w:r>
-        <w:t xml:space="preserve">GPIO indicator.</w:t>
+        <w:t xml:space="preserve">), a power indicator, and a battery charge-status indicator. The user LED and RGB LEDs are firmware-controlled. The power indicator follows the corresponding power rail, while the charge-status indicator is controlled by the MCP73831</w:t>
+      </w:r>
+      <w:r>
+        <w:t xml:space="preserve"> </w:t>
+      </w:r>
+      <w:r>
+        <w:rPr>
+          <w:rStyle w:val="VerbatimChar"/>
+        </w:rPr>
+        <w:t xml:space="preserve">STAT</w:t>
+      </w:r>
+      <w:r>
+        <w:t xml:space="preserve"> </w:t>
+      </w:r>
+      <w:r>
+        <w:t xml:space="preserve">output.</w:t>
       </w:r>
     </w:p>
     <w:p>
@@ -7139,13 +7125,7 @@
         <w:pStyle w:val="BodyText"/>
       </w:pPr>
       <w:r>
-        <w:t xml:space="preserve">Applications should limit RGB brightness where power consumption or thermal</w:t>
-      </w:r>
-      <w:r>
-        <w:t xml:space="preserve"> </w:t>
-      </w:r>
-      <w:r>
-        <w:t xml:space="preserve">rise matters. Updating the RGB chain is independent from HSTX video output.</w:t>
+        <w:t xml:space="preserve">Applications should limit RGB brightness when power consumption or thermal rise is important. RGB LED control is independent of the HSTX video interface.</w:t>
       </w:r>
     </w:p>
     <w:bookmarkEnd w:id="82"/>
@@ -7167,7 +7147,7 @@
         <w:pStyle w:val="FirstParagraph"/>
       </w:pPr>
       <w:r>
-        <w:t xml:space="preserve">U1 is an AP2112K fixed 3.3 V LDO. It converts the</w:t>
+        <w:t xml:space="preserve">U1 is an AP2112K fixed 3.3 V LDO regulator. It converts the</w:t>
       </w:r>
       <w:r>
         <w:t xml:space="preserve"> </w:t>
@@ -7182,19 +7162,15 @@
         <w:t xml:space="preserve"> </w:t>
       </w:r>
       <w:r>
-        <w:t xml:space="preserve">power rail into the</w:t>
-      </w:r>
-      <w:r>
-        <w:t xml:space="preserve"> </w:t>
-      </w:r>
-      <w:r>
-        <w:t xml:space="preserve">3.3 V domain used by RP2350A, memories, sensors, indicators, and the QWIIC</w:t>
-      </w:r>
-      <w:r>
-        <w:t xml:space="preserve"> </w:t>
-      </w:r>
-      <w:r>
-        <w:t xml:space="preserve">connector. The</w:t>
+        <w:t xml:space="preserve">rail into the regulated 3.3 V logic domain used by the RP2350A, external memories, sensors, indicators, microSD interface, and QWIIC connector. The regulator supports up to 600 mA total output current, shared between the onboard circuitry and any external load connected to the 3.3 V rail.</w:t>
+      </w:r>
+    </w:p>
+    <w:p>
+      <w:pPr>
+        <w:pStyle w:val="BodyText"/>
+      </w:pPr>
+      <w:r>
+        <w:t xml:space="preserve">The AP2112K</w:t>
       </w:r>
       <w:r>
         <w:t xml:space="preserve"> </w:t>
@@ -7203,33 +7179,13 @@
         <w:rPr>
           <w:rStyle w:val="VerbatimChar"/>
         </w:rPr>
-        <w:t xml:space="preserve">3EN</w:t>
-      </w:r>
-      <w:r>
-        <w:t xml:space="preserve"> </w:t>
-      </w:r>
-      <w:r>
-        <w:t xml:space="preserve">control is associated with regulator enable and is pulled</w:t>
-      </w:r>
-      <w:r>
-        <w:t xml:space="preserve"> </w:t>
-      </w:r>
-      <w:r>
-        <w:t xml:space="preserve">up in the available schematic.</w:t>
-      </w:r>
-    </w:p>
-    <w:p>
-      <w:pPr>
-        <w:pStyle w:val="BodyText"/>
-      </w:pPr>
-      <w:r>
-        <w:t xml:space="preserve">IC2 is an MCP73831 single-cell Li-Ion/Li-Polymer charge controller. It connects</w:t>
-      </w:r>
-      <w:r>
-        <w:t xml:space="preserve"> </w:t>
-      </w:r>
-      <w:r>
-        <w:t xml:space="preserve">the USB-derived supply, charge programming network,</w:t>
+        <w:t xml:space="preserve">EN</w:t>
+      </w:r>
+      <w:r>
+        <w:t xml:space="preserve"> </w:t>
+      </w:r>
+      <w:r>
+        <w:t xml:space="preserve">signal controls the 3.3 V regulator. The</w:t>
       </w:r>
       <w:r>
         <w:t xml:space="preserve"> </w:t>
@@ -7238,22 +7194,13 @@
         <w:rPr>
           <w:rStyle w:val="VerbatimChar"/>
         </w:rPr>
-        <w:t xml:space="preserve">VBAT</w:t>
-      </w:r>
-      <w:r>
-        <w:t xml:space="preserve">, and status</w:t>
-      </w:r>
-      <w:r>
-        <w:t xml:space="preserve"> </w:t>
-      </w:r>
-      <w:r>
-        <w:t xml:space="preserve">indicator. The actual charge current is set by the charge-configuration network;</w:t>
-      </w:r>
-      <w:r>
-        <w:t xml:space="preserve"> </w:t>
-      </w:r>
-      <w:r>
-        <w:t xml:space="preserve">the charger’s component maximum is not a module-level charge-current rating.</w:t>
+        <w:t xml:space="preserve">EN_PAD</w:t>
+      </w:r>
+      <w:r>
+        <w:t xml:space="preserve"> </w:t>
+      </w:r>
+      <w:r>
+        <w:t xml:space="preserve">solder jumper allows this signal to be routed to the castellated header, providing external control of the regulator enable function when the jumper is closed.</w:t>
       </w:r>
     </w:p>
     <w:p>
@@ -7261,7 +7208,46 @@
         <w:pStyle w:val="BodyText"/>
       </w:pPr>
       <w:r>
-        <w:t xml:space="preserve">Schottky diodes and MOSFETs implement source routing and protection around USB,</w:t>
+        <w:t xml:space="preserve">IC2 is an MCP73831T-2ACI/OT single-cell Li-Ion/LiPo battery charge controller. Hardware V1.3.0 is configured for a nominal charge current of 200 mA. The charge current is established by the PROG resistor and may be modified by changing this resistor according to the MCP73831 configuration requirements.</w:t>
+      </w:r>
+    </w:p>
+    <w:p>
+      <w:pPr>
+        <w:pStyle w:val="BodyText"/>
+      </w:pPr>
+      <w:r>
+        <w:t xml:space="preserve">The battery input is intended for a single-cell LiPo battery with a nominal voltage of 3.7 V and a maximum fully charged voltage of 4.2 V. The battery path includes reverse-polarity protection.</w:t>
+      </w:r>
+    </w:p>
+    <w:p>
+      <w:pPr>
+        <w:pStyle w:val="BodyText"/>
+      </w:pPr>
+      <w:r>
+        <w:t xml:space="preserve">The</w:t>
+      </w:r>
+      <w:r>
+        <w:t xml:space="preserve"> </w:t>
+      </w:r>
+      <w:r>
+        <w:rPr>
+          <w:rStyle w:val="VerbatimChar"/>
+        </w:rPr>
+        <w:t xml:space="preserve">VBAT_PAD</w:t>
+      </w:r>
+      <w:r>
+        <w:t xml:space="preserve"> </w:t>
+      </w:r>
+      <w:r>
+        <w:t xml:space="preserve">solder jumper allows the battery rail to be connected to the castellated header. When closed, the battery voltage can be accessed directly from the corresponding header position for external circuitry.</w:t>
+      </w:r>
+    </w:p>
+    <w:p>
+      <w:pPr>
+        <w:pStyle w:val="BodyText"/>
+      </w:pPr>
+      <w:r>
+        <w:t xml:space="preserve">The board power-path circuitry combines USB,</w:t>
       </w:r>
       <w:r>
         <w:t xml:space="preserve"> </w:t>
@@ -7273,7 +7259,7 @@
         <w:t xml:space="preserve">VIN</w:t>
       </w:r>
       <w:r>
-        <w:t xml:space="preserve">,</w:t>
+        <w:t xml:space="preserve">, battery,</w:t>
       </w:r>
       <w:r>
         <w:t xml:space="preserve"> </w:t>
@@ -7285,19 +7271,7 @@
         <w:t xml:space="preserve">VSYS</w:t>
       </w:r>
       <w:r>
-        <w:t xml:space="preserve">, and battery nets. Do not assume ideal-diode behavior, seamless</w:t>
-      </w:r>
-      <w:r>
-        <w:t xml:space="preserve"> </w:t>
-      </w:r>
-      <w:r>
-        <w:t xml:space="preserve">switchover, or reverse-current protection beyond what is explicitly defined by</w:t>
-      </w:r>
-      <w:r>
-        <w:t xml:space="preserve"> </w:t>
-      </w:r>
-      <w:r>
-        <w:t xml:space="preserve">the schematic and module specifications.</w:t>
+        <w:t xml:space="preserve">, and the regulated 3.3 V domain. Schottky diodes and MOSFETs provide source routing and battery protection according to the implemented hardware design.</w:t>
       </w:r>
     </w:p>
     <w:bookmarkEnd w:id="83"/>
@@ -7366,13 +7340,15 @@
         <w:pStyle w:val="BodyText"/>
       </w:pPr>
       <w:r>
-        <w:t xml:space="preserve">The diagram is a functional power tree, not a replacement for the schematic.</w:t>
-      </w:r>
-      <w:r>
-        <w:t xml:space="preserve"> </w:t>
-      </w:r>
-      <w:r>
-        <w:t xml:space="preserve">USB-C VBUS,</w:t>
+        <w:t xml:space="preserve">The power tree summarizes the main supply domains and their relationship within the UNIT PULSAR RP2350A. It is intended as a functional reference and does not replace the complete schematic.</w:t>
+      </w:r>
+    </w:p>
+    <w:p>
+      <w:pPr>
+        <w:pStyle w:val="BodyText"/>
+      </w:pPr>
+      <w:r>
+        <w:t xml:space="preserve">The board can be powered from USB-C,</w:t>
       </w:r>
       <w:r>
         <w:t xml:space="preserve"> </w:t>
@@ -7384,19 +7360,22 @@
         <w:t xml:space="preserve">VIN</w:t>
       </w:r>
       <w:r>
-        <w:t xml:space="preserve">, and battery are represented in the power-path design.</w:t>
-      </w:r>
-      <w:r>
-        <w:t xml:space="preserve"> </w:t>
-      </w:r>
-      <w:r>
-        <w:t xml:space="preserve">Board-level limits, source priority, and transient behavior are not specified</w:t>
-      </w:r>
-      <w:r>
-        <w:t xml:space="preserve"> </w:t>
-      </w:r>
-      <w:r>
-        <w:t xml:space="preserve">by the available documentation.</w:t>
+        <w:t xml:space="preserve">, or a single-cell LiPo battery. These sources are routed through the onboard power-path circuitry to the</w:t>
+      </w:r>
+      <w:r>
+        <w:t xml:space="preserve"> </w:t>
+      </w:r>
+      <w:r>
+        <w:rPr>
+          <w:rStyle w:val="VerbatimChar"/>
+        </w:rPr>
+        <w:t xml:space="preserve">VSYS</w:t>
+      </w:r>
+      <w:r>
+        <w:t xml:space="preserve"> </w:t>
+      </w:r>
+      <w:r>
+        <w:t xml:space="preserve">domain. The AP2112K-3.3 then generates the regulated 3.3 V rail used by the RP2350A and onboard peripherals.</w:t>
       </w:r>
     </w:p>
     <w:p>
@@ -7404,25 +7383,53 @@
         <w:pStyle w:val="BodyText"/>
       </w:pPr>
       <w:r>
-        <w:t xml:space="preserve">The 3.3 V rail supplies onboard logic and is also exposed at the edge and</w:t>
-      </w:r>
-      <w:r>
-        <w:t xml:space="preserve"> </w:t>
-      </w:r>
-      <w:r>
-        <w:t xml:space="preserve">QWIIC connector. Available current for an external load equals regulator</w:t>
-      </w:r>
-      <w:r>
-        <w:t xml:space="preserve"> </w:t>
-      </w:r>
-      <w:r>
-        <w:t xml:space="preserve">capability minus all board consumption and thermal derating; that value is not</w:t>
-      </w:r>
-      <w:r>
-        <w:t xml:space="preserve"> </w:t>
-      </w:r>
-      <w:r>
-        <w:t xml:space="preserve">specified at module level.</w:t>
+        <w:t xml:space="preserve">The 3.3 V rail is also available through the castellated headers and QWIIC connector. The AP2112K provides up to 600 mA total output current. This current is shared between the RP2350A, memories, sensors, LEDs, microSD interface, and externally connected 3.3 V devices.</w:t>
+      </w:r>
+    </w:p>
+    <w:p>
+      <w:pPr>
+        <w:pStyle w:val="BodyText"/>
+      </w:pPr>
+      <w:r>
+        <w:t xml:space="preserve">The current available to external loads therefore depends on the active onboard circuitry and application workload. The total 3.3 V load must remain within the regulator output capability.</w:t>
+      </w:r>
+    </w:p>
+    <w:p>
+      <w:pPr>
+        <w:pStyle w:val="BodyText"/>
+      </w:pPr>
+      <w:r>
+        <w:t xml:space="preserve">The</w:t>
+      </w:r>
+      <w:r>
+        <w:t xml:space="preserve"> </w:t>
+      </w:r>
+      <w:r>
+        <w:rPr>
+          <w:rStyle w:val="VerbatimChar"/>
+        </w:rPr>
+        <w:t xml:space="preserve">VBAT_PAD</w:t>
+      </w:r>
+      <w:r>
+        <w:t xml:space="preserve"> </w:t>
+      </w:r>
+      <w:r>
+        <w:t xml:space="preserve">and</w:t>
+      </w:r>
+      <w:r>
+        <w:t xml:space="preserve"> </w:t>
+      </w:r>
+      <w:r>
+        <w:rPr>
+          <w:rStyle w:val="VerbatimChar"/>
+        </w:rPr>
+        <w:t xml:space="preserve">EN_PAD</w:t>
+      </w:r>
+      <w:r>
+        <w:t xml:space="preserve"> </w:t>
+      </w:r>
+      <w:r>
+        <w:t xml:space="preserve">solder jumpers provide optional access to the battery rail and regulator-enable control through the castellated headers.</w:t>
       </w:r>
     </w:p>
     <w:bookmarkEnd w:id="87"/>
@@ -7444,13 +7451,7 @@
         <w:pStyle w:val="FirstParagraph"/>
       </w:pPr>
       <w:r>
-        <w:t xml:space="preserve">The BMI270 combines a three-axis accelerometer and three-axis gyroscope. It is</w:t>
-      </w:r>
-      <w:r>
-        <w:t xml:space="preserve"> </w:t>
-      </w:r>
-      <w:r>
-        <w:t xml:space="preserve">connected to GPIO8 (</w:t>
+        <w:t xml:space="preserve">The onboard BMI270 combines a three-axis accelerometer and three-axis gyroscope. It is connected to GPIO8 (</w:t>
       </w:r>
       <w:r>
         <w:rPr>
@@ -7468,19 +7469,7 @@
         <w:t xml:space="preserve">SCL</w:t>
       </w:r>
       <w:r>
-        <w:t xml:space="preserve">) on the internal/user I2C bus. The</w:t>
-      </w:r>
-      <w:r>
-        <w:t xml:space="preserve"> </w:t>
-      </w:r>
-      <w:r>
-        <w:t xml:space="preserve">wiki initializes it by scanning its supported address options and then reads</w:t>
-      </w:r>
-      <w:r>
-        <w:t xml:space="preserve"> </w:t>
-      </w:r>
-      <w:r>
-        <w:t xml:space="preserve">acceleration and angular-rate samples.</w:t>
+        <w:t xml:space="preserve">) on the internal I2C bus. Firmware can detect the sensor through its supported I2C address configuration and read acceleration and angular-rate data.</w:t>
       </w:r>
     </w:p>
     <w:p>
@@ -7488,25 +7477,38 @@
         <w:pStyle w:val="BodyText"/>
       </w:pPr>
       <w:r>
-        <w:t xml:space="preserve">Typical board applications include orientation interfaces, motion-triggered</w:t>
-      </w:r>
-      <w:r>
-        <w:t xml:space="preserve"> </w:t>
-      </w:r>
-      <w:r>
-        <w:t xml:space="preserve">logging, gesture input, vibration observation, and control of HSTX graphics.</w:t>
-      </w:r>
-      <w:r>
-        <w:t xml:space="preserve"> </w:t>
-      </w:r>
-      <w:r>
-        <w:t xml:space="preserve">Measurement ranges, filtering, output data rate, and interrupt behavior are</w:t>
-      </w:r>
-      <w:r>
-        <w:t xml:space="preserve"> </w:t>
-      </w:r>
-      <w:r>
-        <w:t xml:space="preserve">configured through the BMI270 driver and are not fixed by the PCB.</w:t>
+        <w:t xml:space="preserve">The</w:t>
+      </w:r>
+      <w:r>
+        <w:t xml:space="preserve"> </w:t>
+      </w:r>
+      <w:r>
+        <w:rPr>
+          <w:rStyle w:val="VerbatimChar"/>
+        </w:rPr>
+        <w:t xml:space="preserve">INT_PAD</w:t>
+      </w:r>
+      <w:r>
+        <w:t xml:space="preserve"> </w:t>
+      </w:r>
+      <w:r>
+        <w:t xml:space="preserve">solder jumper provides an optional hardware interrupt connection between the BMI270 and GPIO12 of the RP2350A. When the jumper is closed, BMI270 interrupt events can be routed directly to GPIO12 for interrupt-driven applications without continuous polling.</w:t>
+      </w:r>
+    </w:p>
+    <w:p>
+      <w:pPr>
+        <w:pStyle w:val="BodyText"/>
+      </w:pPr>
+      <w:r>
+        <w:t xml:space="preserve">Typical applications include orientation interfaces, motion-triggered logging, gesture input, vibration monitoring, and motion-controlled graphics or user interfaces.</w:t>
+      </w:r>
+    </w:p>
+    <w:p>
+      <w:pPr>
+        <w:pStyle w:val="BodyText"/>
+      </w:pPr>
+      <w:r>
+        <w:t xml:space="preserve">Measurement range, filtering, output data rate, interrupt source, and interrupt behavior are configured through the BMI270 registers or software driver and are not fixed by the PCB.</w:t>
       </w:r>
     </w:p>
     <w:bookmarkEnd w:id="88"/>

--- a/docs/hardware/unit_product_reference_v_0_1_0_pulsar_rp2350a.docx
+++ b/docs/hardware/unit_product_reference_v_0_1_0_pulsar_rp2350a.docx
@@ -6869,7 +6869,7 @@
         <w:pStyle w:val="BodyText"/>
       </w:pPr>
       <w:r>
-        <w:t xml:space="preserve">The provided examples use the SPI-compatible subset through</w:t>
+        <w:t xml:space="preserve">The UNIT Electronics Wiki provides microSD examples using the SPI-compatible subset through</w:t>
       </w:r>
       <w:r>
         <w:t xml:space="preserve"> </w:t>
@@ -6896,10 +6896,7 @@
         <w:t xml:space="preserve">SDFS</w:t>
       </w:r>
       <w:r>
-        <w:t xml:space="preserve"> </w:t>
-      </w:r>
-      <w:r>
-        <w:t xml:space="preserve">for initialization, file creation, reading, directory enumeration, and data logging.</w:t>
+        <w:t xml:space="preserve">, including card initialization, file creation and reading, directory enumeration, and data logging.</w:t>
       </w:r>
     </w:p>
     <w:p>
@@ -6907,7 +6904,34 @@
         <w:pStyle w:val="BodyText"/>
       </w:pPr>
       <w:r>
-        <w:t xml:space="preserve">Software with four-bit SDIO support can additionally use DAT1 and DAT2. File writes should be flushed and closed before card extraction or power removal.</w:t>
+        <w:t xml:space="preserve">Software with four-bit SDIO support can additionally use</w:t>
+      </w:r>
+      <w:r>
+        <w:t xml:space="preserve"> </w:t>
+      </w:r>
+      <w:r>
+        <w:rPr>
+          <w:rStyle w:val="VerbatimChar"/>
+        </w:rPr>
+        <w:t xml:space="preserve">SDIO_DAT1</w:t>
+      </w:r>
+      <w:r>
+        <w:t xml:space="preserve"> </w:t>
+      </w:r>
+      <w:r>
+        <w:t xml:space="preserve">and</w:t>
+      </w:r>
+      <w:r>
+        <w:t xml:space="preserve"> </w:t>
+      </w:r>
+      <w:r>
+        <w:rPr>
+          <w:rStyle w:val="VerbatimChar"/>
+        </w:rPr>
+        <w:t xml:space="preserve">SDIO_DAT2</w:t>
+      </w:r>
+      <w:r>
+        <w:t xml:space="preserve">, allowing the complete SDIO interface provided by the hardware to be used.</w:t>
       </w:r>
     </w:p>
     <w:p>
@@ -6915,7 +6939,15 @@
         <w:pStyle w:val="BodyText"/>
       </w:pPr>
       <w:r>
-        <w:t xml:space="preserve">Card capacity, speed class, and filesystem support depend on the software environment. FAT32 is recommended for the provided examples.</w:t>
+        <w:t xml:space="preserve">File writes should be flushed and closed before card extraction or power removal to reduce the risk of filesystem corruption.</w:t>
+      </w:r>
+    </w:p>
+    <w:p>
+      <w:pPr>
+        <w:pStyle w:val="BodyText"/>
+      </w:pPr>
+      <w:r>
+        <w:t xml:space="preserve">Card capacity, speed class, and filesystem support depend on the software environment and microSD card used. FAT32 is recommended for the examples provided in the UNIT Electronics Wiki.</w:t>
       </w:r>
     </w:p>
     <w:bookmarkEnd w:id="75"/>
@@ -7530,25 +7562,15 @@
         <w:pStyle w:val="FirstParagraph"/>
       </w:pPr>
       <w:r>
-        <w:t xml:space="preserve">The ICS-41350 is an onboard digital MEMS microphone. RP2350A supplies its PDM</w:t>
-      </w:r>
-      <w:r>
-        <w:t xml:space="preserve"> </w:t>
-      </w:r>
-      <w:r>
-        <w:t xml:space="preserve">clock on GPIO10 and receives the one-bit data stream on GPIO11. The software PDM</w:t>
-      </w:r>
-      <w:r>
-        <w:t xml:space="preserve"> </w:t>
-      </w:r>
-      <w:r>
-        <w:t xml:space="preserve">stack clocks the microphone, decimates the stream, and produces PCM sample</w:t>
-      </w:r>
-      <w:r>
-        <w:t xml:space="preserve"> </w:t>
-      </w:r>
-      <w:r>
-        <w:t xml:space="preserve">buffers for analysis, visualization, streaming, or storage.</w:t>
+        <w:t xml:space="preserve">The ICS-41350 is an onboard digital MEMS microphone connected to the RP2350A through a PDM interface. The RP2350A supplies the PDM clock on GPIO10 and receives the microphone data stream on GPIO11.</w:t>
+      </w:r>
+    </w:p>
+    <w:p>
+      <w:pPr>
+        <w:pStyle w:val="BodyText"/>
+      </w:pPr>
+      <w:r>
+        <w:t xml:space="preserve">The software PDM interface clocks the microphone and converts the PDM stream into PCM sample buffers for audio analysis, visualization, recording, streaming, or storage.</w:t>
       </w:r>
     </w:p>
     <w:p>
@@ -7611,25 +7633,31 @@
         <w:pStyle w:val="BodyText"/>
       </w:pPr>
       <w:r>
-        <w:t xml:space="preserve">The acoustic port must remain unobstructed. Enclosures, adhesive, contamination,</w:t>
-      </w:r>
-      <w:r>
-        <w:t xml:space="preserve"> </w:t>
-      </w:r>
-      <w:r>
-        <w:t xml:space="preserve">and board mounting can affect acoustic performance. Board-level sensitivity,</w:t>
-      </w:r>
-      <w:r>
-        <w:t xml:space="preserve"> </w:t>
-      </w:r>
-      <w:r>
-        <w:t xml:space="preserve">noise, frequency response, and enclosure behavior depend on the mechanical and</w:t>
-      </w:r>
-      <w:r>
-        <w:t xml:space="preserve"> </w:t>
-      </w:r>
-      <w:r>
-        <w:t xml:space="preserve">acoustic implementation and are not specified at module level.</w:t>
+        <w:t xml:space="preserve">The microphone is mounted on the top side of the board, while its acoustic port is exposed through an opening in the PCB and is accessible from the bottom side.</w:t>
+      </w:r>
+    </w:p>
+    <w:p>
+      <w:pPr>
+        <w:pStyle w:val="BodyText"/>
+      </w:pPr>
+      <w:r>
+        <w:t xml:space="preserve">The acoustic port must remain unobstructed. Enclosures, adhesive, dust, contamination, or mounting surfaces covering the port can affect acoustic performance.</w:t>
+      </w:r>
+    </w:p>
+    <w:p>
+      <w:pPr>
+        <w:pStyle w:val="BodyText"/>
+      </w:pPr>
+      <w:r>
+        <w:t xml:space="preserve">Microphone sampling configuration and digital filtering are software-dependent. Final acoustic performance can also be affected by enclosure geometry and the mechanical integration of the board.</w:t>
+      </w:r>
+    </w:p>
+    <w:p>
+      <w:pPr>
+        <w:pStyle w:val="BodyText"/>
+      </w:pPr>
+      <w:r>
+        <w:t xml:space="preserve">The UNIT Electronics Wiki provides software examples for PDM microphone initialization, audio acquisition, and processing.</w:t>
       </w:r>
     </w:p>
     <w:bookmarkEnd w:id="92"/>
@@ -7651,45 +7679,176 @@
         <w:pStyle w:val="FirstParagraph"/>
       </w:pPr>
       <w:r>
-        <w:t xml:space="preserve">The board provides two distinct I2C routes. GPIO8/GPIO9 serve the onboard</w:t>
-      </w:r>
-      <w:r>
-        <w:t xml:space="preserve"> </w:t>
-      </w:r>
-      <w:r>
-        <w:t xml:space="preserve">BMI270 and are also represented by</w:t>
-      </w:r>
-      <w:r>
-        <w:t xml:space="preserve"> </w:t>
-      </w:r>
-      <w:r>
-        <w:rPr>
-          <w:rStyle w:val="VerbatimChar"/>
-        </w:rPr>
-        <w:t xml:space="preserve">SDA</w:t>
-      </w:r>
-      <w:r>
-        <w:t xml:space="preserve">/</w:t>
-      </w:r>
-      <w:r>
-        <w:rPr>
-          <w:rStyle w:val="VerbatimChar"/>
-        </w:rPr>
-        <w:t xml:space="preserve">SCL</w:t>
-      </w:r>
-      <w:r>
-        <w:t xml:space="preserve"> </w:t>
-      </w:r>
-      <w:r>
-        <w:t xml:space="preserve">edge labels. GPIO24/GPIO25 feed</w:t>
-      </w:r>
-      <w:r>
-        <w:t xml:space="preserve"> </w:t>
-      </w:r>
-      <w:r>
-        <w:t xml:space="preserve">the four-position QWIIC connector and HSTX connector positions.</w:t>
-      </w:r>
-    </w:p>
+        <w:t xml:space="preserve">The UNIT PULSAR RP2350A provides two independent I2C routes, allowing the onboard motion sensor and external QWIIC devices to operate on separate buses.</w:t>
+      </w:r>
+    </w:p>
+    <w:tbl>
+      <w:tblPr>
+        <w:tblStyle w:val="Table"/>
+        <w:tblW w:type="pct" w:w="5000"/>
+        <w:tblLook w:firstRow="1" w:lastRow="0" w:firstColumn="0" w:lastColumn="0" w:noHBand="0" w:noVBand="0" w:val="0020"/>
+        <w:jc w:val="start"/>
+      </w:tblPr>
+      <w:tblGrid>
+        <w:gridCol w:w="1697"/>
+        <w:gridCol w:w="2262"/>
+        <w:gridCol w:w="2262"/>
+        <w:gridCol w:w="1697"/>
+      </w:tblGrid>
+      <w:tr>
+        <w:trPr>
+          <w:tblHeader w:val="true"/>
+        </w:trPr>
+        <w:tc>
+          <w:tcPr/>
+          <w:p>
+            <w:pPr>
+              <w:pStyle w:val="Compact"/>
+              <w:jc w:val="left"/>
+            </w:pPr>
+            <w:r>
+              <w:t xml:space="preserve">Interface</w:t>
+            </w:r>
+          </w:p>
+        </w:tc>
+        <w:tc>
+          <w:tcPr/>
+          <w:p>
+            <w:pPr>
+              <w:pStyle w:val="Compact"/>
+              <w:jc w:val="right"/>
+            </w:pPr>
+            <w:r>
+              <w:t xml:space="preserve">SDA</w:t>
+            </w:r>
+          </w:p>
+        </w:tc>
+        <w:tc>
+          <w:tcPr/>
+          <w:p>
+            <w:pPr>
+              <w:pStyle w:val="Compact"/>
+              <w:jc w:val="right"/>
+            </w:pPr>
+            <w:r>
+              <w:t xml:space="preserve">SCL</w:t>
+            </w:r>
+          </w:p>
+        </w:tc>
+        <w:tc>
+          <w:tcPr/>
+          <w:p>
+            <w:pPr>
+              <w:pStyle w:val="Compact"/>
+              <w:jc w:val="left"/>
+            </w:pPr>
+            <w:r>
+              <w:t xml:space="preserve">Primary use</w:t>
+            </w:r>
+          </w:p>
+        </w:tc>
+      </w:tr>
+      <w:tr>
+        <w:tc>
+          <w:tcPr/>
+          <w:p>
+            <w:pPr>
+              <w:pStyle w:val="Compact"/>
+              <w:jc w:val="left"/>
+            </w:pPr>
+            <w:r>
+              <w:t xml:space="preserve">Internal I2C</w:t>
+            </w:r>
+          </w:p>
+        </w:tc>
+        <w:tc>
+          <w:tcPr/>
+          <w:p>
+            <w:pPr>
+              <w:pStyle w:val="Compact"/>
+              <w:jc w:val="right"/>
+            </w:pPr>
+            <w:r>
+              <w:t xml:space="preserve">GPIO8</w:t>
+            </w:r>
+          </w:p>
+        </w:tc>
+        <w:tc>
+          <w:tcPr/>
+          <w:p>
+            <w:pPr>
+              <w:pStyle w:val="Compact"/>
+              <w:jc w:val="right"/>
+            </w:pPr>
+            <w:r>
+              <w:t xml:space="preserve">GPIO9</w:t>
+            </w:r>
+          </w:p>
+        </w:tc>
+        <w:tc>
+          <w:tcPr/>
+          <w:p>
+            <w:pPr>
+              <w:pStyle w:val="Compact"/>
+              <w:jc w:val="left"/>
+            </w:pPr>
+            <w:r>
+              <w:t xml:space="preserve">Onboard BMI270 and castellated-header access</w:t>
+            </w:r>
+          </w:p>
+        </w:tc>
+      </w:tr>
+      <w:tr>
+        <w:tc>
+          <w:tcPr/>
+          <w:p>
+            <w:pPr>
+              <w:pStyle w:val="Compact"/>
+              <w:jc w:val="left"/>
+            </w:pPr>
+            <w:r>
+              <w:t xml:space="preserve">QWIIC I2C</w:t>
+            </w:r>
+          </w:p>
+        </w:tc>
+        <w:tc>
+          <w:tcPr/>
+          <w:p>
+            <w:pPr>
+              <w:pStyle w:val="Compact"/>
+              <w:jc w:val="right"/>
+            </w:pPr>
+            <w:r>
+              <w:t xml:space="preserve">GPIO24</w:t>
+            </w:r>
+          </w:p>
+        </w:tc>
+        <w:tc>
+          <w:tcPr/>
+          <w:p>
+            <w:pPr>
+              <w:pStyle w:val="Compact"/>
+              <w:jc w:val="right"/>
+            </w:pPr>
+            <w:r>
+              <w:t xml:space="preserve">GPIO25</w:t>
+            </w:r>
+          </w:p>
+        </w:tc>
+        <w:tc>
+          <w:tcPr/>
+          <w:p>
+            <w:pPr>
+              <w:pStyle w:val="Compact"/>
+              <w:jc w:val="left"/>
+            </w:pPr>
+            <w:r>
+              <w:t xml:space="preserve">External QWIIC devices and HSTX connector access</w:t>
+            </w:r>
+          </w:p>
+        </w:tc>
+      </w:tr>
+    </w:tbl>
     <w:p>
       <w:pPr>
         <w:pStyle w:val="CaptionedFigure"/>
@@ -7750,31 +7909,31 @@
         <w:pStyle w:val="BodyText"/>
       </w:pPr>
       <w:r>
-        <w:t xml:space="preserve">This separation lets an application keep the IMU bus independent from external</w:t>
-      </w:r>
-      <w:r>
-        <w:t xml:space="preserve"> </w:t>
-      </w:r>
-      <w:r>
-        <w:t xml:space="preserve">QWIIC sensors. The wiki includes bus scanning, BMI270 access, EEPROM byte and</w:t>
-      </w:r>
-      <w:r>
-        <w:t xml:space="preserve"> </w:t>
-      </w:r>
-      <w:r>
-        <w:t xml:space="preserve">block operations, hexadecimal dumps, and structured EEPROM records. External</w:t>
-      </w:r>
-      <w:r>
-        <w:t xml:space="preserve"> </w:t>
-      </w:r>
-      <w:r>
-        <w:t xml:space="preserve">pull-ups, device addresses, bus capacitance, and cable length must be considered</w:t>
-      </w:r>
-      <w:r>
-        <w:t xml:space="preserve"> </w:t>
-      </w:r>
-      <w:r>
-        <w:t xml:space="preserve">when attaching multiple devices.</w:t>
+        <w:t xml:space="preserve">GPIO8 and GPIO9 connect the onboard BMI270 and are also exposed through the castellated headers. GPIO24 and GPIO25 connect to the four-position QWIIC connector and are also routed to the HSTX connector.</w:t>
+      </w:r>
+    </w:p>
+    <w:p>
+      <w:pPr>
+        <w:pStyle w:val="BodyText"/>
+      </w:pPr>
+      <w:r>
+        <w:t xml:space="preserve">Both interfaces operate in the 3.3 V logic domain. External I2C devices must therefore be compatible with 3.3 V operation unless appropriate level translation is provided.</w:t>
+      </w:r>
+    </w:p>
+    <w:p>
+      <w:pPr>
+        <w:pStyle w:val="BodyText"/>
+      </w:pPr>
+      <w:r>
+        <w:t xml:space="preserve">Using separate I2C routes allows applications to keep the onboard BMI270 bus independent from external QWIIC peripherals. Device addresses, pull-up configuration, bus capacitance, and cable length must be considered when multiple devices are connected to the same bus.</w:t>
+      </w:r>
+    </w:p>
+    <w:p>
+      <w:pPr>
+        <w:pStyle w:val="BodyText"/>
+      </w:pPr>
+      <w:r>
+        <w:t xml:space="preserve">The UNIT Electronics Wiki provides additional examples for I2C bus scanning, BMI270 communication, EEPROM byte and block operations, hexadecimal dumps, and structured EEPROM data handling.</w:t>
       </w:r>
     </w:p>
     <w:bookmarkEnd w:id="96"/>
@@ -7796,25 +7955,7 @@
         <w:pStyle w:val="FirstParagraph"/>
       </w:pPr>
       <w:r>
-        <w:t xml:space="preserve">The board is designed for concurrent use of its subsystems. For example, the</w:t>
-      </w:r>
-      <w:r>
-        <w:t xml:space="preserve"> </w:t>
-      </w:r>
-      <w:r>
-        <w:t xml:space="preserve">BMI270 can control an HSTX-rendered object while PSRAM holds large graphics or</w:t>
-      </w:r>
-      <w:r>
-        <w:t xml:space="preserve"> </w:t>
-      </w:r>
-      <w:r>
-        <w:t xml:space="preserve">history buffers; the microphone or an I2C sensor can produce records stored on</w:t>
-      </w:r>
-      <w:r>
-        <w:t xml:space="preserve"> </w:t>
-      </w:r>
-      <w:r>
-        <w:t xml:space="preserve">microSD; and RGB LEDs can show acquisition, storage, or fault state.</w:t>
+        <w:t xml:space="preserve">The UNIT PULSAR RP2350A is designed to support concurrent operation of its onboard subsystems. The RP2350A can combine sensing, audio acquisition, removable storage, external memory, RGB indication, I2C expansion, and HSTX video output within the same application.</w:t>
       </w:r>
     </w:p>
     <w:p>
@@ -7822,31 +7963,31 @@
         <w:pStyle w:val="BodyText"/>
       </w:pPr>
       <w:r>
-        <w:t xml:space="preserve">A robust application initializes one subsystem at a time, checks every return</w:t>
-      </w:r>
-      <w:r>
-        <w:t xml:space="preserve"> </w:t>
-      </w:r>
-      <w:r>
-        <w:t xml:space="preserve">value, keeps high-rate and interrupt data in internal SRAM, moves large buffers</w:t>
-      </w:r>
-      <w:r>
-        <w:t xml:space="preserve"> </w:t>
-      </w:r>
-      <w:r>
-        <w:t xml:space="preserve">to PSRAM, flushes storage before shutdown, and yields enough execution time for</w:t>
-      </w:r>
-      <w:r>
-        <w:t xml:space="preserve"> </w:t>
-      </w:r>
-      <w:r>
-        <w:t xml:space="preserve">USB and framework services. The repository’s C++ examples implement each stage</w:t>
-      </w:r>
-      <w:r>
-        <w:t xml:space="preserve"> </w:t>
-      </w:r>
-      <w:r>
-        <w:t xml:space="preserve">separately before the combined application.</w:t>
+        <w:t xml:space="preserve">For example, BMI270 motion data can be used to control HSTX-rendered graphics while PSRAM provides framebuffer or application storage. PDM microphone or I2C sensor data can be buffered in PSRAM and recorded to the microSD card, while the onboard RGB LEDs provide acquisition, storage, or system-status indication.</w:t>
+      </w:r>
+    </w:p>
+    <w:p>
+      <w:pPr>
+        <w:pStyle w:val="BodyText"/>
+      </w:pPr>
+      <w:r>
+        <w:t xml:space="preserve">Applications using multiple high-bandwidth peripherals should consider memory allocation, DMA usage, interrupt timing, storage write latency, and peripheral resource sharing. Time-critical data and interrupt-related buffers should remain in internal SRAM where appropriate, while PSRAM can be used for larger framebuffers, audio buffers, sensor histories, and application data.</w:t>
+      </w:r>
+    </w:p>
+    <w:p>
+      <w:pPr>
+        <w:pStyle w:val="BodyText"/>
+      </w:pPr>
+      <w:r>
+        <w:t xml:space="preserve">Shared GPIO functions must also be considered when enabling HSTX or optional solder-jumper connections.</w:t>
+      </w:r>
+    </w:p>
+    <w:p>
+      <w:pPr>
+        <w:pStyle w:val="BodyText"/>
+      </w:pPr>
+      <w:r>
+        <w:t xml:space="preserve">Additional software examples in the UNIT Electronics Wiki demonstrate the individual subsystems before combining them into more complex applications.</w:t>
       </w:r>
     </w:p>
     <w:bookmarkEnd w:id="97"/>

--- a/docs/hardware/unit_product_reference_v_0_1_0_pulsar_rp2350a.docx
+++ b/docs/hardware/unit_product_reference_v_0_1_0_pulsar_rp2350a.docx
@@ -477,7 +477,7 @@
         <w:pStyle w:val="Compact"/>
       </w:pPr>
       <w:r>
-        <w:t xml:space="preserve">4.2 Arduino NANO Pinout Compatibility {.section-page}</w:t>
+        <w:t xml:space="preserve">4.2 Arduino Nano Pinout Compatibility {.section-page}</w:t>
       </w:r>
     </w:p>
     <w:p>
@@ -513,7 +513,7 @@
         <w:pStyle w:val="Compact"/>
       </w:pPr>
       <w:r>
-        <w:t xml:space="preserve">4.5 Battery Connections</w:t>
+        <w:t xml:space="preserve">4.5 Battery Connections {.section-page}</w:t>
       </w:r>
     </w:p>
     <w:p>
@@ -537,7 +537,7 @@
         <w:pStyle w:val="Compact"/>
       </w:pPr>
       <w:r>
-        <w:t xml:space="preserve">4.7 USB-C, BOOT, and Reset</w:t>
+        <w:t xml:space="preserve">4.7 USB-C, BOOT, and Reset {.section-page}</w:t>
       </w:r>
     </w:p>
     <w:p>
@@ -549,7 +549,7 @@
         <w:pStyle w:val="Compact"/>
       </w:pPr>
       <w:r>
-        <w:t xml:space="preserve">4.8 SWD and Test Pads {.section-page}</w:t>
+        <w:t xml:space="preserve">4.8 SWD and Debug Pads {.section-page}</w:t>
       </w:r>
     </w:p>
     <w:p>
@@ -7217,7 +7217,22 @@
         <w:t xml:space="preserve"> </w:t>
       </w:r>
       <w:r>
-        <w:t xml:space="preserve">signal controls the 3.3 V regulator. The</w:t>
+        <w:t xml:space="preserve">signal controls the 3.3 V regulator. The corresponding castellated-header position is labeled</w:t>
+      </w:r>
+      <w:r>
+        <w:t xml:space="preserve"> </w:t>
+      </w:r>
+      <w:r>
+        <w:rPr>
+          <w:rStyle w:val="VerbatimChar"/>
+        </w:rPr>
+        <w:t xml:space="preserve">3EN</w:t>
+      </w:r>
+      <w:r>
+        <w:t xml:space="preserve"> </w:t>
+      </w:r>
+      <w:r>
+        <w:t xml:space="preserve">on the PCB. The</w:t>
       </w:r>
       <w:r>
         <w:t xml:space="preserve"> </w:t>
@@ -7232,7 +7247,37 @@
         <w:t xml:space="preserve"> </w:t>
       </w:r>
       <w:r>
-        <w:t xml:space="preserve">solder jumper allows this signal to be routed to the castellated header, providing external control of the regulator enable function when the jumper is closed.</w:t>
+        <w:t xml:space="preserve">solder jumper connects the regulator</w:t>
+      </w:r>
+      <w:r>
+        <w:t xml:space="preserve"> </w:t>
+      </w:r>
+      <w:r>
+        <w:rPr>
+          <w:rStyle w:val="VerbatimChar"/>
+        </w:rPr>
+        <w:t xml:space="preserve">EN</w:t>
+      </w:r>
+      <w:r>
+        <w:t xml:space="preserve"> </w:t>
+      </w:r>
+      <w:r>
+        <w:t xml:space="preserve">signal to the</w:t>
+      </w:r>
+      <w:r>
+        <w:t xml:space="preserve"> </w:t>
+      </w:r>
+      <w:r>
+        <w:rPr>
+          <w:rStyle w:val="VerbatimChar"/>
+        </w:rPr>
+        <w:t xml:space="preserve">3EN</w:t>
+      </w:r>
+      <w:r>
+        <w:t xml:space="preserve"> </w:t>
+      </w:r>
+      <w:r>
+        <w:t xml:space="preserve">castellated-header position, allowing external control of the 3.3 V regulator when the jumper is closed.</w:t>
       </w:r>
     </w:p>
     <w:p>
@@ -8010,13 +8055,7 @@
         <w:pStyle w:val="FirstParagraph"/>
       </w:pPr>
       <w:r>
-        <w:t xml:space="preserve">Pin labels describe hardware revision V1.3. GPIO numbers identify RP2350A signals;</w:t>
-      </w:r>
-      <w:r>
-        <w:t xml:space="preserve"> </w:t>
-      </w:r>
-      <w:r>
-        <w:t xml:space="preserve">framework aliases depend on the selected board definition.</w:t>
+        <w:t xml:space="preserve">Pin labels describe hardware revision V1.3.0. GPIO numbers identify RP2350A signals; framework aliases depend on the selected board definition.</w:t>
       </w:r>
     </w:p>
     <w:bookmarkStart w:id="99" w:name="general-pinout"/>
@@ -8547,7 +8586,7 @@
               <w:jc w:val="left"/>
             </w:pPr>
             <w:r>
-              <w:t xml:space="preserve">HSTX Data2 pair</w:t>
+              <w:t xml:space="preserve">HSTX Data2 pair / optional BMI270 INT1</w:t>
             </w:r>
           </w:p>
         </w:tc>
@@ -8588,19 +8627,19 @@
               <w:jc w:val="left"/>
             </w:pPr>
             <w:r>
-              <w:t xml:space="preserve">USB D- (native RP2350A USB PHY)</w:t>
-            </w:r>
-          </w:p>
-        </w:tc>
-        <w:tc>
-          <w:tcPr/>
-          <w:p>
-            <w:pPr>
-              <w:pStyle w:val="Compact"/>
-              <w:jc w:val="left"/>
-            </w:pPr>
-            <w:r>
-              <w:t xml:space="preserve">Same differential pair as the USB-C connector, via 22 Ω series resistor R10</w:t>
+              <w:t xml:space="preserve">USB D-</w:t>
+            </w:r>
+          </w:p>
+        </w:tc>
+        <w:tc>
+          <w:tcPr/>
+          <w:p>
+            <w:pPr>
+              <w:pStyle w:val="Compact"/>
+              <w:jc w:val="left"/>
+            </w:pPr>
+            <w:r>
+              <w:t xml:space="preserve">Shared with USB-C through 22 Ω series resistor R10</w:t>
             </w:r>
           </w:p>
         </w:tc>
@@ -8641,19 +8680,19 @@
               <w:jc w:val="left"/>
             </w:pPr>
             <w:r>
-              <w:t xml:space="preserve">USB D+ (native RP2350A USB PHY)</w:t>
-            </w:r>
-          </w:p>
-        </w:tc>
-        <w:tc>
-          <w:tcPr/>
-          <w:p>
-            <w:pPr>
-              <w:pStyle w:val="Compact"/>
-              <w:jc w:val="left"/>
-            </w:pPr>
-            <w:r>
-              <w:t xml:space="preserve">Same differential pair as the USB-C connector, via 22 Ω series resistor R11</w:t>
+              <w:t xml:space="preserve">USB D+</w:t>
+            </w:r>
+          </w:p>
+        </w:tc>
+        <w:tc>
+          <w:tcPr/>
+          <w:p>
+            <w:pPr>
+              <w:pStyle w:val="Compact"/>
+              <w:jc w:val="left"/>
+            </w:pPr>
+            <w:r>
+              <w:t xml:space="preserve">Shared with USB-C through 22 Ω series resistor R11</w:t>
             </w:r>
           </w:p>
         </w:tc>
@@ -9070,7 +9109,7 @@
               <w:jc w:val="left"/>
             </w:pPr>
             <w:r>
-              <w:t xml:space="preserve">Edge pad</w:t>
+              <w:t xml:space="preserve">Castellated header</w:t>
             </w:r>
           </w:p>
         </w:tc>
@@ -9138,7 +9177,7 @@
               <w:jc w:val="left"/>
             </w:pPr>
             <w:r>
-              <w:t xml:space="preserve">Edge pad</w:t>
+              <w:t xml:space="preserve">Castellated header</w:t>
             </w:r>
           </w:p>
         </w:tc>
@@ -9293,6 +9332,21 @@
               </w:rPr>
               <w:t xml:space="preserve">D21</w:t>
             </w:r>
+            <w:r>
+              <w:t xml:space="preserve"> </w:t>
+            </w:r>
+            <w:r>
+              <w:t xml:space="preserve">/</w:t>
+            </w:r>
+            <w:r>
+              <w:t xml:space="preserve"> </w:t>
+            </w:r>
+            <w:r>
+              <w:rPr>
+                <w:rStyle w:val="VerbatimChar"/>
+              </w:rPr>
+              <w:t xml:space="preserve">CLK_MIC</w:t>
+            </w:r>
           </w:p>
         </w:tc>
         <w:tc>
@@ -9328,6 +9382,59 @@
             </w:pPr>
             <w:r>
               <w:t xml:space="preserve">ICS-41350 clock</w:t>
+            </w:r>
+          </w:p>
+        </w:tc>
+      </w:tr>
+      <w:tr>
+        <w:tc>
+          <w:tcPr/>
+          <w:p>
+            <w:pPr>
+              <w:pStyle w:val="Compact"/>
+              <w:jc w:val="left"/>
+            </w:pPr>
+            <w:r>
+              <w:rPr>
+                <w:rStyle w:val="VerbatimChar"/>
+              </w:rPr>
+              <w:t xml:space="preserve">DATA_MIC</w:t>
+            </w:r>
+          </w:p>
+        </w:tc>
+        <w:tc>
+          <w:tcPr/>
+          <w:p>
+            <w:pPr>
+              <w:pStyle w:val="Compact"/>
+              <w:jc w:val="right"/>
+            </w:pPr>
+            <w:r>
+              <w:t xml:space="preserve">GPIO11</w:t>
+            </w:r>
+          </w:p>
+        </w:tc>
+        <w:tc>
+          <w:tcPr/>
+          <w:p>
+            <w:pPr>
+              <w:pStyle w:val="Compact"/>
+              <w:jc w:val="left"/>
+            </w:pPr>
+            <w:r>
+              <w:t xml:space="preserve">PDM data input</w:t>
+            </w:r>
+          </w:p>
+        </w:tc>
+        <w:tc>
+          <w:tcPr/>
+          <w:p>
+            <w:pPr>
+              <w:pStyle w:val="Compact"/>
+              <w:jc w:val="left"/>
+            </w:pPr>
+            <w:r>
+              <w:t xml:space="preserve">ICS-41350 data</w:t>
             </w:r>
           </w:p>
         </w:tc>
@@ -9368,7 +9475,7 @@
               <w:jc w:val="left"/>
             </w:pPr>
             <w:r>
-              <w:t xml:space="preserve">RGB-chain output</w:t>
+              <w:t xml:space="preserve">NeoPixel data input</w:t>
             </w:r>
           </w:p>
         </w:tc>
@@ -9381,6 +9488,74 @@
             </w:pPr>
             <w:r>
               <w:t xml:space="preserve">Three onboard WS2812 LEDs</w:t>
+            </w:r>
+          </w:p>
+        </w:tc>
+      </w:tr>
+      <w:tr>
+        <w:tc>
+          <w:tcPr/>
+          <w:p>
+            <w:pPr>
+              <w:pStyle w:val="Compact"/>
+              <w:jc w:val="left"/>
+            </w:pPr>
+            <w:r>
+              <w:rPr>
+                <w:rStyle w:val="VerbatimChar"/>
+              </w:rPr>
+              <w:t xml:space="preserve">NEOPIXEL DOUT</w:t>
+            </w:r>
+          </w:p>
+        </w:tc>
+        <w:tc>
+          <w:tcPr/>
+          <w:p>
+            <w:pPr>
+              <w:pStyle w:val="Compact"/>
+              <w:jc w:val="right"/>
+            </w:pPr>
+            <w:r>
+              <w:t xml:space="preserve">—</w:t>
+            </w:r>
+          </w:p>
+        </w:tc>
+        <w:tc>
+          <w:tcPr/>
+          <w:p>
+            <w:pPr>
+              <w:pStyle w:val="Compact"/>
+              <w:jc w:val="left"/>
+            </w:pPr>
+            <w:r>
+              <w:t xml:space="preserve">RGB-chain extension output</w:t>
+            </w:r>
+          </w:p>
+        </w:tc>
+        <w:tc>
+          <w:tcPr/>
+          <w:p>
+            <w:pPr>
+              <w:pStyle w:val="Compact"/>
+              <w:jc w:val="left"/>
+            </w:pPr>
+            <w:r>
+              <w:t xml:space="preserve">Available at castellated header when</w:t>
+            </w:r>
+            <w:r>
+              <w:t xml:space="preserve"> </w:t>
+            </w:r>
+            <w:r>
+              <w:rPr>
+                <w:rStyle w:val="VerbatimChar"/>
+              </w:rPr>
+              <w:t xml:space="preserve">RGB_PAD</w:t>
+            </w:r>
+            <w:r>
+              <w:t xml:space="preserve"> </w:t>
+            </w:r>
+            <w:r>
+              <w:t xml:space="preserve">is closed</w:t>
             </w:r>
           </w:p>
         </w:tc>
@@ -9436,7 +9611,7 @@
         <w:rPr>
           <w:rStyle w:val="VerbatimChar"/>
         </w:rPr>
-        <w:t xml:space="preserve">VUSB</w:t>
+        <w:t xml:space="preserve">5V</w:t>
       </w:r>
       <w:r>
         <w:t xml:space="preserve">,</w:t>
@@ -9460,7 +9635,7 @@
         <w:rPr>
           <w:rStyle w:val="VerbatimChar"/>
         </w:rPr>
-        <w:t xml:space="preserve">RST</w:t>
+        <w:t xml:space="preserve">RESET</w:t>
       </w:r>
       <w:r>
         <w:t xml:space="preserve">, and multiple</w:t>
@@ -9478,13 +9653,139 @@
         <w:t xml:space="preserve"> </w:t>
       </w:r>
       <w:r>
-        <w:t xml:space="preserve">pads. Their physical presence does not establish</w:t>
-      </w:r>
-      <w:r>
-        <w:t xml:space="preserve"> </w:t>
-      </w:r>
-      <w:r>
-        <w:t xml:space="preserve">unreleased input or load limits.</w:t>
+        <w:t xml:space="preserve">connections.</w:t>
+      </w:r>
+    </w:p>
+    <w:p>
+      <w:pPr>
+        <w:pStyle w:val="BodyText"/>
+      </w:pPr>
+      <w:r>
+        <w:rPr>
+          <w:rStyle w:val="VerbatimChar"/>
+        </w:rPr>
+        <w:t xml:space="preserve">3EN</w:t>
+      </w:r>
+      <w:r>
+        <w:t xml:space="preserve">,</w:t>
+      </w:r>
+      <w:r>
+        <w:t xml:space="preserve"> </w:t>
+      </w:r>
+      <w:r>
+        <w:rPr>
+          <w:rStyle w:val="VerbatimChar"/>
+        </w:rPr>
+        <w:t xml:space="preserve">VBAT</w:t>
+      </w:r>
+      <w:r>
+        <w:t xml:space="preserve">, and</w:t>
+      </w:r>
+      <w:r>
+        <w:t xml:space="preserve"> </w:t>
+      </w:r>
+      <w:r>
+        <w:rPr>
+          <w:rStyle w:val="VerbatimChar"/>
+        </w:rPr>
+        <w:t xml:space="preserve">NEOPIXEL DOUT</w:t>
+      </w:r>
+      <w:r>
+        <w:t xml:space="preserve"> </w:t>
+      </w:r>
+      <w:r>
+        <w:t xml:space="preserve">are disconnected from their castellated-header positions by default to preserve the Nano-style pin layout. They can be enabled individually by closing the corresponding solder pads on the bottom side of the PCB.</w:t>
+      </w:r>
+    </w:p>
+    <w:p>
+      <w:pPr>
+        <w:pStyle w:val="BodyText"/>
+      </w:pPr>
+      <w:r>
+        <w:t xml:space="preserve">The</w:t>
+      </w:r>
+      <w:r>
+        <w:t xml:space="preserve"> </w:t>
+      </w:r>
+      <w:r>
+        <w:rPr>
+          <w:rStyle w:val="VerbatimChar"/>
+        </w:rPr>
+        <w:t xml:space="preserve">3EN</w:t>
+      </w:r>
+      <w:r>
+        <w:t xml:space="preserve"> </w:t>
+      </w:r>
+      <w:r>
+        <w:t xml:space="preserve">position provides access to the AP2112K</w:t>
+      </w:r>
+      <w:r>
+        <w:t xml:space="preserve"> </w:t>
+      </w:r>
+      <w:r>
+        <w:rPr>
+          <w:rStyle w:val="VerbatimChar"/>
+        </w:rPr>
+        <w:t xml:space="preserve">EN</w:t>
+      </w:r>
+      <w:r>
+        <w:t xml:space="preserve"> </w:t>
+      </w:r>
+      <w:r>
+        <w:t xml:space="preserve">signal when its corresponding solder jumper is closed, allowing external control of the 3.3 V regulator.</w:t>
+      </w:r>
+    </w:p>
+    <w:p>
+      <w:pPr>
+        <w:pStyle w:val="BodyText"/>
+      </w:pPr>
+      <w:r>
+        <w:t xml:space="preserve">The</w:t>
+      </w:r>
+      <w:r>
+        <w:t xml:space="preserve"> </w:t>
+      </w:r>
+      <w:r>
+        <w:rPr>
+          <w:rStyle w:val="VerbatimChar"/>
+        </w:rPr>
+        <w:t xml:space="preserve">INT_PAD</w:t>
+      </w:r>
+      <w:r>
+        <w:t xml:space="preserve"> </w:t>
+      </w:r>
+      <w:r>
+        <w:t xml:space="preserve">solder jumper optionally connects BMI270</w:t>
+      </w:r>
+      <w:r>
+        <w:t xml:space="preserve"> </w:t>
+      </w:r>
+      <w:r>
+        <w:rPr>
+          <w:rStyle w:val="VerbatimChar"/>
+        </w:rPr>
+        <w:t xml:space="preserve">INT1</w:t>
+      </w:r>
+      <w:r>
+        <w:t xml:space="preserve"> </w:t>
+      </w:r>
+      <w:r>
+        <w:t xml:space="preserve">to</w:t>
+      </w:r>
+      <w:r>
+        <w:t xml:space="preserve"> </w:t>
+      </w:r>
+      <w:r>
+        <w:rPr>
+          <w:rStyle w:val="VerbatimChar"/>
+        </w:rPr>
+        <w:t xml:space="preserve">D7</w:t>
+      </w:r>
+      <w:r>
+        <w:t xml:space="preserve"> </w:t>
+      </w:r>
+      <w:r>
+        <w:t xml:space="preserve">/ GPIO12.</w:t>
       </w:r>
     </w:p>
     <w:bookmarkEnd w:id="99"/>
@@ -9498,7 +9799,7 @@
           <w:bCs/>
           <w:b/>
         </w:rPr>
-        <w:t xml:space="preserve">4.2 Arduino NANO Pinout Compatibility</w:t>
+        <w:t xml:space="preserve">4.2 Arduino Nano Pinout Compatibility</w:t>
       </w:r>
     </w:p>
     <w:p>
@@ -9506,19 +9807,7 @@
         <w:pStyle w:val="FirstParagraph"/>
       </w:pPr>
       <w:r>
-        <w:t xml:space="preserve">The board uses two parallel 15-position edge rows inspired by the Arduino Nano</w:t>
-      </w:r>
-      <w:r>
-        <w:t xml:space="preserve"> </w:t>
-      </w:r>
-      <w:r>
-        <w:t xml:space="preserve">layout. This provides a familiar mechanical and labeling pattern, but it is not</w:t>
-      </w:r>
-      <w:r>
-        <w:t xml:space="preserve"> </w:t>
-      </w:r>
-      <w:r>
-        <w:t xml:space="preserve">a statement of full electrical or shield compatibility.</w:t>
+        <w:t xml:space="preserve">The board uses two parallel 15-position castellated edge rows inspired by the Arduino Nano layout. This provides a familiar mechanical footprint and labeling pattern, but does not imply full electrical or shield compatibility.</w:t>
       </w:r>
     </w:p>
     <w:p>
@@ -9538,7 +9827,7 @@
         <w:pStyle w:val="Compact"/>
       </w:pPr>
       <w:r>
-        <w:t xml:space="preserve">RP2350A uses a 3.3 V logic domain.</w:t>
+        <w:t xml:space="preserve">The RP2350A and board GPIO operate in the 3.3 V logic domain.</w:t>
       </w:r>
     </w:p>
     <w:p>
@@ -9550,7 +9839,7 @@
         <w:pStyle w:val="Compact"/>
       </w:pPr>
       <w:r>
-        <w:t xml:space="preserve">Several conventional positions have PULSAR-specific functions such as</w:t>
+        <w:t xml:space="preserve">Several conventional positions have PULSAR-specific functions, including</w:t>
       </w:r>
       <w:r>
         <w:t xml:space="preserve"> </w:t>
@@ -9583,10 +9872,10 @@
         <w:rPr>
           <w:rStyle w:val="VerbatimChar"/>
         </w:rPr>
-        <w:t xml:space="preserve">RGB</w:t>
-      </w:r>
-      <w:r>
-        <w:t xml:space="preserve">, and microphone clock.</w:t>
+        <w:t xml:space="preserve">NEOPIXEL DOUT</w:t>
+      </w:r>
+      <w:r>
+        <w:t xml:space="preserve">, and PDM microphone signals.</w:t>
       </w:r>
     </w:p>
     <w:p>
@@ -9598,7 +9887,40 @@
         <w:pStyle w:val="Compact"/>
       </w:pPr>
       <w:r>
-        <w:t xml:space="preserve">GPIO12–GPIO19 are shared with the HSTX video route.</w:t>
+        <w:rPr>
+          <w:rStyle w:val="VerbatimChar"/>
+        </w:rPr>
+        <w:t xml:space="preserve">3EN</w:t>
+      </w:r>
+      <w:r>
+        <w:t xml:space="preserve">,</w:t>
+      </w:r>
+      <w:r>
+        <w:t xml:space="preserve"> </w:t>
+      </w:r>
+      <w:r>
+        <w:rPr>
+          <w:rStyle w:val="VerbatimChar"/>
+        </w:rPr>
+        <w:t xml:space="preserve">VBAT</w:t>
+      </w:r>
+      <w:r>
+        <w:t xml:space="preserve">, and</w:t>
+      </w:r>
+      <w:r>
+        <w:t xml:space="preserve"> </w:t>
+      </w:r>
+      <w:r>
+        <w:rPr>
+          <w:rStyle w:val="VerbatimChar"/>
+        </w:rPr>
+        <w:t xml:space="preserve">NEOPIXEL DOUT</w:t>
+      </w:r>
+      <w:r>
+        <w:t xml:space="preserve"> </w:t>
+      </w:r>
+      <w:r>
+        <w:t xml:space="preserve">are disconnected from their castellated-header positions by default and can be enabled through bottom-side solder jumpers.</w:t>
       </w:r>
     </w:p>
     <w:p>
@@ -9613,13 +9935,13 @@
         <w:rPr>
           <w:rStyle w:val="VerbatimChar"/>
         </w:rPr>
-        <w:t xml:space="preserve">D8</w:t>
-      </w:r>
-      <w:r>
-        <w:t xml:space="preserve"> </w:t>
-      </w:r>
-      <w:r>
-        <w:t xml:space="preserve">and</w:t>
+        <w:t xml:space="preserve">D7</w:t>
+      </w:r>
+      <w:r>
+        <w:t xml:space="preserve"> </w:t>
+      </w:r>
+      <w:r>
+        <w:t xml:space="preserve">/ GPIO12 can optionally receive the BMI270</w:t>
       </w:r>
       <w:r>
         <w:t xml:space="preserve"> </w:t>
@@ -9628,25 +9950,25 @@
         <w:rPr>
           <w:rStyle w:val="VerbatimChar"/>
         </w:rPr>
-        <w:t xml:space="preserve">D9</w:t>
-      </w:r>
-      <w:r>
-        <w:t xml:space="preserve"> </w:t>
-      </w:r>
-      <w:r>
-        <w:t xml:space="preserve">are not general-purpose GPIO: they carry the RP2350A’s native</w:t>
-      </w:r>
-      <w:r>
-        <w:t xml:space="preserve"> </w:t>
-      </w:r>
-      <w:r>
-        <w:t xml:space="preserve">USB D-/D+ signals (the same differential pair used by the USB-C connector),</w:t>
-      </w:r>
-      <w:r>
-        <w:t xml:space="preserve"> </w:t>
-      </w:r>
-      <w:r>
-        <w:t xml:space="preserve">each through a 22 Ω series resistor. Do not drive them as digital I/O.</w:t>
+        <w:t xml:space="preserve">INT1</w:t>
+      </w:r>
+      <w:r>
+        <w:t xml:space="preserve"> </w:t>
+      </w:r>
+      <w:r>
+        <w:t xml:space="preserve">signal by closing</w:t>
+      </w:r>
+      <w:r>
+        <w:t xml:space="preserve"> </w:t>
+      </w:r>
+      <w:r>
+        <w:rPr>
+          <w:rStyle w:val="VerbatimChar"/>
+        </w:rPr>
+        <w:t xml:space="preserve">INT_PAD</w:t>
+      </w:r>
+      <w:r>
+        <w:t xml:space="preserve">.</w:t>
       </w:r>
     </w:p>
     <w:p>
@@ -9658,7 +9980,7 @@
         <w:pStyle w:val="Compact"/>
       </w:pPr>
       <w:r>
-        <w:t xml:space="preserve">Analog channel labels do not form a simple sequential GPIO order.</w:t>
+        <w:t xml:space="preserve">GPIO12–GPIO19 are shared with the HSTX video interface.</w:t>
       </w:r>
     </w:p>
     <w:p>
@@ -9670,13 +9992,55 @@
         <w:pStyle w:val="Compact"/>
       </w:pPr>
       <w:r>
-        <w:t xml:space="preserve">The board includes bottom-side connectors and components that may conflict</w:t>
-      </w:r>
-      <w:r>
-        <w:t xml:space="preserve"> </w:t>
-      </w:r>
-      <w:r>
-        <w:t xml:space="preserve">mechanically with some carriers.</w:t>
+        <w:rPr>
+          <w:rStyle w:val="VerbatimChar"/>
+        </w:rPr>
+        <w:t xml:space="preserve">D8</w:t>
+      </w:r>
+      <w:r>
+        <w:t xml:space="preserve"> </w:t>
+      </w:r>
+      <w:r>
+        <w:t xml:space="preserve">and</w:t>
+      </w:r>
+      <w:r>
+        <w:t xml:space="preserve"> </w:t>
+      </w:r>
+      <w:r>
+        <w:rPr>
+          <w:rStyle w:val="VerbatimChar"/>
+        </w:rPr>
+        <w:t xml:space="preserve">D9</w:t>
+      </w:r>
+      <w:r>
+        <w:t xml:space="preserve"> </w:t>
+      </w:r>
+      <w:r>
+        <w:t xml:space="preserve">carry the RP2350A native USB D-/D+ signals. They are connected to the same differential pair used by the USB-C connector through 22 Ω series resistors and should not be treated as conventional digital I/O.</w:t>
+      </w:r>
+    </w:p>
+    <w:p>
+      <w:pPr>
+        <w:numPr>
+          <w:ilvl w:val="0"/>
+          <w:numId w:val="1015"/>
+        </w:numPr>
+        <w:pStyle w:val="Compact"/>
+      </w:pPr>
+      <w:r>
+        <w:t xml:space="preserve">Analog channel labels do not follow a simple sequential GPIO order.</w:t>
+      </w:r>
+    </w:p>
+    <w:p>
+      <w:pPr>
+        <w:numPr>
+          <w:ilvl w:val="0"/>
+          <w:numId w:val="1015"/>
+        </w:numPr>
+        <w:pStyle w:val="Compact"/>
+      </w:pPr>
+      <w:r>
+        <w:t xml:space="preserve">Bottom-side connectors and components may require additional clearance when the board is installed in a carrier.</w:t>
       </w:r>
     </w:p>
     <w:p>
@@ -9684,13 +10048,7 @@
         <w:pStyle w:val="FirstParagraph"/>
       </w:pPr>
       <w:r>
-        <w:t xml:space="preserve">Before installing the board into a Nano-style carrier, compare every power,</w:t>
-      </w:r>
-      <w:r>
-        <w:t xml:space="preserve"> </w:t>
-      </w:r>
-      <w:r>
-        <w:t xml:space="preserve">reset, analog, and digital position and verify bottom-side clearance.</w:t>
+        <w:t xml:space="preserve">Before installing the board into a Nano-style carrier, verify power, reset, analog, digital, and mechanically shared positions, as well as bottom-side clearance.</w:t>
       </w:r>
     </w:p>
     <w:bookmarkEnd w:id="100"/>
@@ -9712,20 +10070,20 @@
         <w:pStyle w:val="FirstParagraph"/>
       </w:pPr>
       <w:r>
-        <w:t xml:space="preserve">J1 is a four-position, 1 mm-pitch right-angle connector carrying:</w:t>
+        <w:t xml:space="preserve">J1 is a four-position, 1 mm-pitch QWIIC connector carrying:</w:t>
       </w:r>
     </w:p>
     <w:tbl>
       <w:tblPr>
         <w:tblStyle w:val="Table"/>
-        <w:tblW w:type="pct" w:w="5000"/>
+        <w:tblW w:type="auto" w:w="0"/>
         <w:tblLook w:firstRow="1" w:lastRow="0" w:firstColumn="0" w:lastColumn="0" w:noHBand="0" w:noVBand="0" w:val="0020"/>
         <w:jc w:val="start"/>
       </w:tblPr>
       <w:tblGrid>
-        <w:gridCol w:w="2376"/>
-        <w:gridCol w:w="3168"/>
-        <w:gridCol w:w="2376"/>
+        <w:gridCol w:w="2640"/>
+        <w:gridCol w:w="2640"/>
+        <w:gridCol w:w="2640"/>
       </w:tblGrid>
       <w:tr>
         <w:trPr>
@@ -9839,7 +10197,7 @@
               <w:jc w:val="left"/>
             </w:pPr>
             <w:r>
-              <w:t xml:space="preserve">Peripheral supply; available current not specified</w:t>
+              <w:t xml:space="preserve">Peripheral supply</w:t>
             </w:r>
           </w:p>
         </w:tc>
@@ -9926,19 +10284,23 @@
         <w:pStyle w:val="BodyText"/>
       </w:pPr>
       <w:r>
-        <w:t xml:space="preserve">The QWIIC bus is separate from the GPIO8/GPIO9 bus used by BMI270. A controlled</w:t>
-      </w:r>
-      <w:r>
-        <w:t xml:space="preserve"> </w:t>
-      </w:r>
-      <w:r>
-        <w:t xml:space="preserve">contact-number and mating-cable drawing is not included, so verify the physical</w:t>
-      </w:r>
-      <w:r>
-        <w:t xml:space="preserve"> </w:t>
-      </w:r>
-      <w:r>
-        <w:t xml:space="preserve">orientation against controlled connector data when producing a harness.</w:t>
+        <w:t xml:space="preserve">The QWIIC interface operates in the 3.3 V logic domain and is separate from the GPIO8/GPIO9 I2C bus used by the onboard BMI270.</w:t>
+      </w:r>
+    </w:p>
+    <w:p>
+      <w:pPr>
+        <w:pStyle w:val="BodyText"/>
+      </w:pPr>
+      <w:r>
+        <w:t xml:space="preserve">The QWIIC 3.3 V supply is provided by the same AP2112K regulator used by the board. The regulator supports up to 600 mA total output current, shared between the onboard circuitry and all external 3.3 V loads.</w:t>
+      </w:r>
+    </w:p>
+    <w:p>
+      <w:pPr>
+        <w:pStyle w:val="BodyText"/>
+      </w:pPr>
+      <w:r>
+        <w:t xml:space="preserve">Use 3.3 V-compatible QWIIC peripherals and verify connector orientation before connection.</w:t>
       </w:r>
     </w:p>
     <w:bookmarkEnd w:id="101"/>
@@ -9958,14 +10320,14 @@
     <w:tbl>
       <w:tblPr>
         <w:tblStyle w:val="Table"/>
-        <w:tblW w:type="pct" w:w="5000"/>
+        <w:tblW w:type="auto" w:w="0"/>
         <w:tblLook w:firstRow="1" w:lastRow="0" w:firstColumn="0" w:lastColumn="0" w:noHBand="0" w:noVBand="0" w:val="0020"/>
         <w:jc w:val="start"/>
       </w:tblPr>
       <w:tblGrid>
-        <w:gridCol w:w="2376"/>
-        <w:gridCol w:w="3168"/>
-        <w:gridCol w:w="2376"/>
+        <w:gridCol w:w="2640"/>
+        <w:gridCol w:w="2640"/>
+        <w:gridCol w:w="2640"/>
       </w:tblGrid>
       <w:tr>
         <w:trPr>
@@ -10032,7 +10394,7 @@
               <w:jc w:val="right"/>
             </w:pPr>
             <w:r>
-              <w:t xml:space="preserve">2</w:t>
+              <w:t xml:space="preserve">GPIO2</w:t>
             </w:r>
           </w:p>
         </w:tc>
@@ -10073,7 +10435,7 @@
               <w:jc w:val="right"/>
             </w:pPr>
             <w:r>
-              <w:t xml:space="preserve">3</w:t>
+              <w:t xml:space="preserve">GPIO3</w:t>
             </w:r>
           </w:p>
         </w:tc>
@@ -10114,7 +10476,7 @@
               <w:jc w:val="right"/>
             </w:pPr>
             <w:r>
-              <w:t xml:space="preserve">4</w:t>
+              <w:t xml:space="preserve">GPIO4</w:t>
             </w:r>
           </w:p>
         </w:tc>
@@ -10155,7 +10517,7 @@
               <w:jc w:val="right"/>
             </w:pPr>
             <w:r>
-              <w:t xml:space="preserve">5</w:t>
+              <w:t xml:space="preserve">GPIO5</w:t>
             </w:r>
           </w:p>
         </w:tc>
@@ -10196,7 +10558,7 @@
               <w:jc w:val="right"/>
             </w:pPr>
             <w:r>
-              <w:t xml:space="preserve">6</w:t>
+              <w:t xml:space="preserve">GPIO6</w:t>
             </w:r>
           </w:p>
         </w:tc>
@@ -10237,7 +10599,7 @@
               <w:jc w:val="right"/>
             </w:pPr>
             <w:r>
-              <w:t xml:space="preserve">7</w:t>
+              <w:t xml:space="preserve">GPIO7</w:t>
             </w:r>
           </w:p>
         </w:tc>
@@ -10263,7 +10625,7 @@
               <w:jc w:val="left"/>
             </w:pPr>
             <w:r>
-              <w:t xml:space="preserve">Detect</w:t>
+              <w:t xml:space="preserve">VDD</w:t>
             </w:r>
           </w:p>
         </w:tc>
@@ -10275,33 +10637,33 @@
               <w:jc w:val="right"/>
             </w:pPr>
             <w:r>
-              <w:t xml:space="preserve">Dedicated socket contact</w:t>
-            </w:r>
-          </w:p>
-        </w:tc>
-        <w:tc>
-          <w:tcPr/>
-          <w:p>
-            <w:pPr>
-              <w:pStyle w:val="Compact"/>
-              <w:jc w:val="left"/>
-            </w:pPr>
-            <w:r>
-              <w:t xml:space="preserve">Card-detect handling depends on firmware routing</w:t>
-            </w:r>
-          </w:p>
-        </w:tc>
-      </w:tr>
-      <w:tr>
-        <w:tc>
-          <w:tcPr/>
-          <w:p>
-            <w:pPr>
-              <w:pStyle w:val="Compact"/>
-              <w:jc w:val="left"/>
-            </w:pPr>
-            <w:r>
-              <w:t xml:space="preserve">VDD</w:t>
+              <w:t xml:space="preserve">3.3 V</w:t>
+            </w:r>
+          </w:p>
+        </w:tc>
+        <w:tc>
+          <w:tcPr/>
+          <w:p>
+            <w:pPr>
+              <w:pStyle w:val="Compact"/>
+              <w:jc w:val="left"/>
+            </w:pPr>
+            <w:r>
+              <w:t xml:space="preserve">Card supply</w:t>
+            </w:r>
+          </w:p>
+        </w:tc>
+      </w:tr>
+      <w:tr>
+        <w:tc>
+          <w:tcPr/>
+          <w:p>
+            <w:pPr>
+              <w:pStyle w:val="Compact"/>
+              <w:jc w:val="left"/>
+            </w:pPr>
+            <w:r>
+              <w:t xml:space="preserve">GND / shield</w:t>
             </w:r>
           </w:p>
         </w:tc>
@@ -10313,44 +10675,6 @@
               <w:jc w:val="right"/>
             </w:pPr>
             <w:r>
-              <w:t xml:space="preserve">3.3 V</w:t>
-            </w:r>
-          </w:p>
-        </w:tc>
-        <w:tc>
-          <w:tcPr/>
-          <w:p>
-            <w:pPr>
-              <w:pStyle w:val="Compact"/>
-              <w:jc w:val="left"/>
-            </w:pPr>
-            <w:r>
-              <w:t xml:space="preserve">Card supply</w:t>
-            </w:r>
-          </w:p>
-        </w:tc>
-      </w:tr>
-      <w:tr>
-        <w:tc>
-          <w:tcPr/>
-          <w:p>
-            <w:pPr>
-              <w:pStyle w:val="Compact"/>
-              <w:jc w:val="left"/>
-            </w:pPr>
-            <w:r>
-              <w:t xml:space="preserve">GND / shields</w:t>
-            </w:r>
-          </w:p>
-        </w:tc>
-        <w:tc>
-          <w:tcPr/>
-          <w:p>
-            <w:pPr>
-              <w:pStyle w:val="Compact"/>
-              <w:jc w:val="right"/>
-            </w:pPr>
-            <w:r>
               <w:t xml:space="preserve">Ground</w:t>
             </w:r>
           </w:p>
@@ -10363,7 +10687,7 @@
               <w:jc w:val="left"/>
             </w:pPr>
             <w:r>
-              <w:t xml:space="preserve">Return and mechanical shield</w:t>
+              <w:t xml:space="preserve">Electrical return and connector shield</w:t>
             </w:r>
           </w:p>
         </w:tc>
@@ -10374,13 +10698,15 @@
         <w:pStyle w:val="BodyText"/>
       </w:pPr>
       <w:r>
-        <w:t xml:space="preserve">Insert and remove a card only when filesystem activity has stopped. Software</w:t>
-      </w:r>
-      <w:r>
-        <w:t xml:space="preserve"> </w:t>
-      </w:r>
-      <w:r>
-        <w:t xml:space="preserve">must flush and close files before power removal.</w:t>
+        <w:t xml:space="preserve">The microSD interface supports the complete four-bit SDIO signal group. Current UNIT Electronics Wiki examples use the SPI-compatible subset.</w:t>
+      </w:r>
+    </w:p>
+    <w:p>
+      <w:pPr>
+        <w:pStyle w:val="BodyText"/>
+      </w:pPr>
+      <w:r>
+        <w:t xml:space="preserve">Insert or remove the microSD card only when filesystem activity has stopped. Software should flush and close open files before card extraction or power removal.</w:t>
       </w:r>
     </w:p>
     <w:bookmarkEnd w:id="102"/>
@@ -10402,7 +10728,46 @@
         <w:pStyle w:val="FirstParagraph"/>
       </w:pPr>
       <w:r>
-        <w:t xml:space="preserve">JP1 is a two-position PH2.0 battery connector associated with</w:t>
+        <w:t xml:space="preserve">JP1 provides the battery connection for a single-cell LiPo battery. Hardware V1.3.0 supports PH2.0 mm or PH1.25 mm battery connector options depending on the assembled configuration.</w:t>
+      </w:r>
+    </w:p>
+    <w:p>
+      <w:pPr>
+        <w:pStyle w:val="BodyText"/>
+      </w:pPr>
+      <w:r>
+        <w:t xml:space="preserve">The battery input is designed for a single-cell LiPo battery with a nominal voltage of 3.7 V and a maximum fully charged voltage of 4.2 V. Battery charging is managed by the onboard MCP73831T-2ACI/OT and is configured for a nominal charge current of 200 mA.</w:t>
+      </w:r>
+    </w:p>
+    <w:p>
+      <w:pPr>
+        <w:pStyle w:val="BodyText"/>
+      </w:pPr>
+      <w:r>
+        <w:t xml:space="preserve">Polarity markings are provided on the bottom side of the PCB. Always verify connector polarity before connecting a battery, as connector compatibility alone does not guarantee correct polarity.</w:t>
+      </w:r>
+    </w:p>
+    <w:p>
+      <w:pPr>
+        <w:pStyle w:val="BodyText"/>
+      </w:pPr>
+      <w:r>
+        <w:t xml:space="preserve">The</w:t>
+      </w:r>
+      <w:r>
+        <w:t xml:space="preserve"> </w:t>
+      </w:r>
+      <w:r>
+        <w:rPr>
+          <w:rStyle w:val="VerbatimChar"/>
+        </w:rPr>
+        <w:t xml:space="preserve">VBAT_PAD</w:t>
+      </w:r>
+      <w:r>
+        <w:t xml:space="preserve"> </w:t>
+      </w:r>
+      <w:r>
+        <w:t xml:space="preserve">solder jumper can connect the battery rail to the corresponding castellated-header position. This connection is open by default. When the solder jumper is closed, the battery voltage becomes available at the</w:t>
       </w:r>
       <w:r>
         <w:t xml:space="preserve"> </w:t>
@@ -10417,37 +10782,7 @@
         <w:t xml:space="preserve"> </w:t>
       </w:r>
       <w:r>
-        <w:t xml:space="preserve">and the</w:t>
-      </w:r>
-      <w:r>
-        <w:t xml:space="preserve"> </w:t>
-      </w:r>
-      <w:r>
-        <w:t xml:space="preserve">battery return. Polarity markings are present on the bottom side. The</w:t>
-      </w:r>
-      <w:r>
-        <w:t xml:space="preserve"> </w:t>
-      </w:r>
-      <w:r>
-        <w:t xml:space="preserve">MCP73831 charge controller is designed for a single-cell Li-Ion/Li-Polymer</w:t>
-      </w:r>
-      <w:r>
-        <w:t xml:space="preserve"> </w:t>
-      </w:r>
-      <w:r>
-        <w:t xml:space="preserve">system, but the compatible cell, connector, polarity convention, charge</w:t>
-      </w:r>
-      <w:r>
-        <w:t xml:space="preserve"> </w:t>
-      </w:r>
-      <w:r>
-        <w:t xml:space="preserve">current, and operating range are not specified by the available module-level</w:t>
-      </w:r>
-      <w:r>
-        <w:t xml:space="preserve"> </w:t>
-      </w:r>
-      <w:r>
-        <w:t xml:space="preserve">documentation.</w:t>
+        <w:t xml:space="preserve">castellated pad.</w:t>
       </w:r>
     </w:p>
     <w:p>
@@ -10455,13 +10790,7 @@
         <w:pStyle w:val="BodyText"/>
       </w:pPr>
       <w:r>
-        <w:t xml:space="preserve">Do not connect a battery based solely on connector fit. Reversed polarity or an</w:t>
-      </w:r>
-      <w:r>
-        <w:t xml:space="preserve"> </w:t>
-      </w:r>
-      <w:r>
-        <w:t xml:space="preserve">unsupported chemistry can damage the board or cell.</w:t>
+        <w:t xml:space="preserve">Do not connect multi-cell battery packs or batteries exceeding 4.2 V.</w:t>
       </w:r>
     </w:p>
     <w:bookmarkEnd w:id="103"/>
@@ -10483,45 +10812,1339 @@
         <w:pStyle w:val="FirstParagraph"/>
       </w:pPr>
       <w:r>
-        <w:t xml:space="preserve">J5 is a 22-position, 0.5 mm-pitch FFC/FPC connector. The schematic exposes</w:t>
-      </w:r>
-      <w:r>
-        <w:t xml:space="preserve"> </w:t>
-      </w:r>
-      <w:r>
-        <w:t xml:space="preserve">D0–D7 (GPIO12–GPIO19), A0/GPIO28, A1/GPIO29, GPIO24/SDA,</w:t>
-      </w:r>
-      <w:r>
-        <w:t xml:space="preserve"> </w:t>
-      </w:r>
-      <w:r>
-        <w:t xml:space="preserve">GPIO25/SCL, 3.3 V, and interleaved returns. HSTX video uses the eight</w:t>
-      </w:r>
-      <w:r>
-        <w:t xml:space="preserve"> </w:t>
-      </w:r>
-      <w:r>
-        <w:t xml:space="preserve">GPIO12–GPIO19 signals as four TMDS pairs.</w:t>
-      </w:r>
-    </w:p>
+        <w:t xml:space="preserve">J5 is a 22-position, 0.5 mm-pitch FFC/FPC connector that provides the RP2350A HSTX interface together with auxiliary I2C, analog, power, and ground connections.</w:t>
+      </w:r>
+    </w:p>
+    <w:tbl>
+      <w:tblPr>
+        <w:tblStyle w:val="Table"/>
+        <w:tblW w:type="auto" w:w="0"/>
+        <w:tblLook w:firstRow="1" w:lastRow="0" w:firstColumn="0" w:lastColumn="0" w:noHBand="0" w:noVBand="0" w:val="0020"/>
+        <w:jc w:val="start"/>
+      </w:tblPr>
+      <w:tblGrid>
+        <w:gridCol w:w="1980"/>
+        <w:gridCol w:w="1980"/>
+        <w:gridCol w:w="1980"/>
+        <w:gridCol w:w="1980"/>
+      </w:tblGrid>
+      <w:tr>
+        <w:trPr>
+          <w:tblHeader w:val="true"/>
+        </w:trPr>
+        <w:tc>
+          <w:tcPr/>
+          <w:p>
+            <w:pPr>
+              <w:pStyle w:val="Compact"/>
+              <w:jc w:val="right"/>
+            </w:pPr>
+            <w:r>
+              <w:t xml:space="preserve">Pin</w:t>
+            </w:r>
+          </w:p>
+        </w:tc>
+        <w:tc>
+          <w:tcPr/>
+          <w:p>
+            <w:pPr>
+              <w:pStyle w:val="Compact"/>
+              <w:jc w:val="left"/>
+            </w:pPr>
+            <w:r>
+              <w:t xml:space="preserve">Signal</w:t>
+            </w:r>
+          </w:p>
+        </w:tc>
+        <w:tc>
+          <w:tcPr/>
+          <w:p>
+            <w:pPr>
+              <w:pStyle w:val="Compact"/>
+              <w:jc w:val="left"/>
+            </w:pPr>
+            <w:r>
+              <w:t xml:space="preserve">RP2350A connection</w:t>
+            </w:r>
+          </w:p>
+        </w:tc>
+        <w:tc>
+          <w:tcPr/>
+          <w:p>
+            <w:pPr>
+              <w:pStyle w:val="Compact"/>
+              <w:jc w:val="left"/>
+            </w:pPr>
+            <w:r>
+              <w:t xml:space="preserve">Function</w:t>
+            </w:r>
+          </w:p>
+        </w:tc>
+      </w:tr>
+      <w:tr>
+        <w:tc>
+          <w:tcPr/>
+          <w:p>
+            <w:pPr>
+              <w:pStyle w:val="Compact"/>
+              <w:jc w:val="right"/>
+            </w:pPr>
+            <w:r>
+              <w:t xml:space="preserve">1</w:t>
+            </w:r>
+          </w:p>
+        </w:tc>
+        <w:tc>
+          <w:tcPr/>
+          <w:p>
+            <w:pPr>
+              <w:pStyle w:val="Compact"/>
+              <w:jc w:val="left"/>
+            </w:pPr>
+            <w:r>
+              <w:rPr>
+                <w:rStyle w:val="VerbatimChar"/>
+              </w:rPr>
+              <w:t xml:space="preserve">D7</w:t>
+            </w:r>
+            <w:r>
+              <w:t xml:space="preserve"> </w:t>
+            </w:r>
+            <w:r>
+              <w:t xml:space="preserve">/</w:t>
+            </w:r>
+            <w:r>
+              <w:t xml:space="preserve"> </w:t>
+            </w:r>
+            <w:r>
+              <w:rPr>
+                <w:rStyle w:val="VerbatimChar"/>
+              </w:rPr>
+              <w:t xml:space="preserve">INT1</w:t>
+            </w:r>
+          </w:p>
+        </w:tc>
+        <w:tc>
+          <w:tcPr/>
+          <w:p>
+            <w:pPr>
+              <w:pStyle w:val="Compact"/>
+              <w:jc w:val="left"/>
+            </w:pPr>
+            <w:r>
+              <w:t xml:space="preserve">GPIO12</w:t>
+            </w:r>
+          </w:p>
+        </w:tc>
+        <w:tc>
+          <w:tcPr/>
+          <w:p>
+            <w:pPr>
+              <w:pStyle w:val="Compact"/>
+              <w:jc w:val="left"/>
+            </w:pPr>
+            <w:r>
+              <w:t xml:space="preserve">HSTX Data2 / optional BMI270 INT1</w:t>
+            </w:r>
+          </w:p>
+        </w:tc>
+      </w:tr>
+      <w:tr>
+        <w:tc>
+          <w:tcPr/>
+          <w:p>
+            <w:pPr>
+              <w:pStyle w:val="Compact"/>
+              <w:jc w:val="right"/>
+            </w:pPr>
+            <w:r>
+              <w:t xml:space="preserve">2</w:t>
+            </w:r>
+          </w:p>
+        </w:tc>
+        <w:tc>
+          <w:tcPr/>
+          <w:p>
+            <w:pPr>
+              <w:pStyle w:val="Compact"/>
+              <w:jc w:val="left"/>
+            </w:pPr>
+            <w:r>
+              <w:t xml:space="preserve">GND</w:t>
+            </w:r>
+          </w:p>
+        </w:tc>
+        <w:tc>
+          <w:tcPr/>
+          <w:p>
+            <w:pPr>
+              <w:pStyle w:val="Compact"/>
+              <w:jc w:val="left"/>
+            </w:pPr>
+            <w:r>
+              <w:t xml:space="preserve">Ground</w:t>
+            </w:r>
+          </w:p>
+        </w:tc>
+        <w:tc>
+          <w:tcPr/>
+          <w:p>
+            <w:pPr>
+              <w:pStyle w:val="Compact"/>
+              <w:jc w:val="left"/>
+            </w:pPr>
+            <w:r>
+              <w:t xml:space="preserve">HSTX return</w:t>
+            </w:r>
+          </w:p>
+        </w:tc>
+      </w:tr>
+      <w:tr>
+        <w:tc>
+          <w:tcPr/>
+          <w:p>
+            <w:pPr>
+              <w:pStyle w:val="Compact"/>
+              <w:jc w:val="right"/>
+            </w:pPr>
+            <w:r>
+              <w:t xml:space="preserve">3</w:t>
+            </w:r>
+          </w:p>
+        </w:tc>
+        <w:tc>
+          <w:tcPr/>
+          <w:p>
+            <w:pPr>
+              <w:pStyle w:val="Compact"/>
+              <w:jc w:val="left"/>
+            </w:pPr>
+            <w:r>
+              <w:rPr>
+                <w:rStyle w:val="VerbatimChar"/>
+              </w:rPr>
+              <w:t xml:space="preserve">D6</w:t>
+            </w:r>
+          </w:p>
+        </w:tc>
+        <w:tc>
+          <w:tcPr/>
+          <w:p>
+            <w:pPr>
+              <w:pStyle w:val="Compact"/>
+              <w:jc w:val="left"/>
+            </w:pPr>
+            <w:r>
+              <w:t xml:space="preserve">GPIO13</w:t>
+            </w:r>
+          </w:p>
+        </w:tc>
+        <w:tc>
+          <w:tcPr/>
+          <w:p>
+            <w:pPr>
+              <w:pStyle w:val="Compact"/>
+              <w:jc w:val="left"/>
+            </w:pPr>
+            <w:r>
+              <w:t xml:space="preserve">HSTX Data2</w:t>
+            </w:r>
+          </w:p>
+        </w:tc>
+      </w:tr>
+      <w:tr>
+        <w:tc>
+          <w:tcPr/>
+          <w:p>
+            <w:pPr>
+              <w:pStyle w:val="Compact"/>
+              <w:jc w:val="right"/>
+            </w:pPr>
+            <w:r>
+              <w:t xml:space="preserve">4</w:t>
+            </w:r>
+          </w:p>
+        </w:tc>
+        <w:tc>
+          <w:tcPr/>
+          <w:p>
+            <w:pPr>
+              <w:pStyle w:val="Compact"/>
+              <w:jc w:val="left"/>
+            </w:pPr>
+            <w:r>
+              <w:rPr>
+                <w:rStyle w:val="VerbatimChar"/>
+              </w:rPr>
+              <w:t xml:space="preserve">D5</w:t>
+            </w:r>
+          </w:p>
+        </w:tc>
+        <w:tc>
+          <w:tcPr/>
+          <w:p>
+            <w:pPr>
+              <w:pStyle w:val="Compact"/>
+              <w:jc w:val="left"/>
+            </w:pPr>
+            <w:r>
+              <w:t xml:space="preserve">GPIO14</w:t>
+            </w:r>
+          </w:p>
+        </w:tc>
+        <w:tc>
+          <w:tcPr/>
+          <w:p>
+            <w:pPr>
+              <w:pStyle w:val="Compact"/>
+              <w:jc w:val="left"/>
+            </w:pPr>
+            <w:r>
+              <w:t xml:space="preserve">HSTX clock</w:t>
+            </w:r>
+          </w:p>
+        </w:tc>
+      </w:tr>
+      <w:tr>
+        <w:tc>
+          <w:tcPr/>
+          <w:p>
+            <w:pPr>
+              <w:pStyle w:val="Compact"/>
+              <w:jc w:val="right"/>
+            </w:pPr>
+            <w:r>
+              <w:t xml:space="preserve">5</w:t>
+            </w:r>
+          </w:p>
+        </w:tc>
+        <w:tc>
+          <w:tcPr/>
+          <w:p>
+            <w:pPr>
+              <w:pStyle w:val="Compact"/>
+              <w:jc w:val="left"/>
+            </w:pPr>
+            <w:r>
+              <w:t xml:space="preserve">GND</w:t>
+            </w:r>
+          </w:p>
+        </w:tc>
+        <w:tc>
+          <w:tcPr/>
+          <w:p>
+            <w:pPr>
+              <w:pStyle w:val="Compact"/>
+              <w:jc w:val="left"/>
+            </w:pPr>
+            <w:r>
+              <w:t xml:space="preserve">Ground</w:t>
+            </w:r>
+          </w:p>
+        </w:tc>
+        <w:tc>
+          <w:tcPr/>
+          <w:p>
+            <w:pPr>
+              <w:pStyle w:val="Compact"/>
+              <w:jc w:val="left"/>
+            </w:pPr>
+            <w:r>
+              <w:t xml:space="preserve">HSTX return</w:t>
+            </w:r>
+          </w:p>
+        </w:tc>
+      </w:tr>
+      <w:tr>
+        <w:tc>
+          <w:tcPr/>
+          <w:p>
+            <w:pPr>
+              <w:pStyle w:val="Compact"/>
+              <w:jc w:val="right"/>
+            </w:pPr>
+            <w:r>
+              <w:t xml:space="preserve">6</w:t>
+            </w:r>
+          </w:p>
+        </w:tc>
+        <w:tc>
+          <w:tcPr/>
+          <w:p>
+            <w:pPr>
+              <w:pStyle w:val="Compact"/>
+              <w:jc w:val="left"/>
+            </w:pPr>
+            <w:r>
+              <w:rPr>
+                <w:rStyle w:val="VerbatimChar"/>
+              </w:rPr>
+              <w:t xml:space="preserve">D4</w:t>
+            </w:r>
+          </w:p>
+        </w:tc>
+        <w:tc>
+          <w:tcPr/>
+          <w:p>
+            <w:pPr>
+              <w:pStyle w:val="Compact"/>
+              <w:jc w:val="left"/>
+            </w:pPr>
+            <w:r>
+              <w:t xml:space="preserve">GPIO15</w:t>
+            </w:r>
+          </w:p>
+        </w:tc>
+        <w:tc>
+          <w:tcPr/>
+          <w:p>
+            <w:pPr>
+              <w:pStyle w:val="Compact"/>
+              <w:jc w:val="left"/>
+            </w:pPr>
+            <w:r>
+              <w:t xml:space="preserve">HSTX clock</w:t>
+            </w:r>
+          </w:p>
+        </w:tc>
+      </w:tr>
+      <w:tr>
+        <w:tc>
+          <w:tcPr/>
+          <w:p>
+            <w:pPr>
+              <w:pStyle w:val="Compact"/>
+              <w:jc w:val="right"/>
+            </w:pPr>
+            <w:r>
+              <w:t xml:space="preserve">7</w:t>
+            </w:r>
+          </w:p>
+        </w:tc>
+        <w:tc>
+          <w:tcPr/>
+          <w:p>
+            <w:pPr>
+              <w:pStyle w:val="Compact"/>
+              <w:jc w:val="left"/>
+            </w:pPr>
+            <w:r>
+              <w:rPr>
+                <w:rStyle w:val="VerbatimChar"/>
+              </w:rPr>
+              <w:t xml:space="preserve">D3</w:t>
+            </w:r>
+          </w:p>
+        </w:tc>
+        <w:tc>
+          <w:tcPr/>
+          <w:p>
+            <w:pPr>
+              <w:pStyle w:val="Compact"/>
+              <w:jc w:val="left"/>
+            </w:pPr>
+            <w:r>
+              <w:t xml:space="preserve">GPIO16</w:t>
+            </w:r>
+          </w:p>
+        </w:tc>
+        <w:tc>
+          <w:tcPr/>
+          <w:p>
+            <w:pPr>
+              <w:pStyle w:val="Compact"/>
+              <w:jc w:val="left"/>
+            </w:pPr>
+            <w:r>
+              <w:t xml:space="preserve">HSTX Data1</w:t>
+            </w:r>
+          </w:p>
+        </w:tc>
+      </w:tr>
+      <w:tr>
+        <w:tc>
+          <w:tcPr/>
+          <w:p>
+            <w:pPr>
+              <w:pStyle w:val="Compact"/>
+              <w:jc w:val="right"/>
+            </w:pPr>
+            <w:r>
+              <w:t xml:space="preserve">8</w:t>
+            </w:r>
+          </w:p>
+        </w:tc>
+        <w:tc>
+          <w:tcPr/>
+          <w:p>
+            <w:pPr>
+              <w:pStyle w:val="Compact"/>
+              <w:jc w:val="left"/>
+            </w:pPr>
+            <w:r>
+              <w:t xml:space="preserve">GND</w:t>
+            </w:r>
+          </w:p>
+        </w:tc>
+        <w:tc>
+          <w:tcPr/>
+          <w:p>
+            <w:pPr>
+              <w:pStyle w:val="Compact"/>
+              <w:jc w:val="left"/>
+            </w:pPr>
+            <w:r>
+              <w:t xml:space="preserve">Ground</w:t>
+            </w:r>
+          </w:p>
+        </w:tc>
+        <w:tc>
+          <w:tcPr/>
+          <w:p>
+            <w:pPr>
+              <w:pStyle w:val="Compact"/>
+              <w:jc w:val="left"/>
+            </w:pPr>
+            <w:r>
+              <w:t xml:space="preserve">HSTX return</w:t>
+            </w:r>
+          </w:p>
+        </w:tc>
+      </w:tr>
+      <w:tr>
+        <w:tc>
+          <w:tcPr/>
+          <w:p>
+            <w:pPr>
+              <w:pStyle w:val="Compact"/>
+              <w:jc w:val="right"/>
+            </w:pPr>
+            <w:r>
+              <w:t xml:space="preserve">9</w:t>
+            </w:r>
+          </w:p>
+        </w:tc>
+        <w:tc>
+          <w:tcPr/>
+          <w:p>
+            <w:pPr>
+              <w:pStyle w:val="Compact"/>
+              <w:jc w:val="left"/>
+            </w:pPr>
+            <w:r>
+              <w:rPr>
+                <w:rStyle w:val="VerbatimChar"/>
+              </w:rPr>
+              <w:t xml:space="preserve">D2</w:t>
+            </w:r>
+          </w:p>
+        </w:tc>
+        <w:tc>
+          <w:tcPr/>
+          <w:p>
+            <w:pPr>
+              <w:pStyle w:val="Compact"/>
+              <w:jc w:val="left"/>
+            </w:pPr>
+            <w:r>
+              <w:t xml:space="preserve">GPIO17</w:t>
+            </w:r>
+          </w:p>
+        </w:tc>
+        <w:tc>
+          <w:tcPr/>
+          <w:p>
+            <w:pPr>
+              <w:pStyle w:val="Compact"/>
+              <w:jc w:val="left"/>
+            </w:pPr>
+            <w:r>
+              <w:t xml:space="preserve">HSTX Data1</w:t>
+            </w:r>
+          </w:p>
+        </w:tc>
+      </w:tr>
+      <w:tr>
+        <w:tc>
+          <w:tcPr/>
+          <w:p>
+            <w:pPr>
+              <w:pStyle w:val="Compact"/>
+              <w:jc w:val="right"/>
+            </w:pPr>
+            <w:r>
+              <w:t xml:space="preserve">10</w:t>
+            </w:r>
+          </w:p>
+        </w:tc>
+        <w:tc>
+          <w:tcPr/>
+          <w:p>
+            <w:pPr>
+              <w:pStyle w:val="Compact"/>
+              <w:jc w:val="left"/>
+            </w:pPr>
+            <w:r>
+              <w:rPr>
+                <w:rStyle w:val="VerbatimChar"/>
+              </w:rPr>
+              <w:t xml:space="preserve">D1</w:t>
+            </w:r>
+          </w:p>
+        </w:tc>
+        <w:tc>
+          <w:tcPr/>
+          <w:p>
+            <w:pPr>
+              <w:pStyle w:val="Compact"/>
+              <w:jc w:val="left"/>
+            </w:pPr>
+            <w:r>
+              <w:t xml:space="preserve">GPIO18</w:t>
+            </w:r>
+          </w:p>
+        </w:tc>
+        <w:tc>
+          <w:tcPr/>
+          <w:p>
+            <w:pPr>
+              <w:pStyle w:val="Compact"/>
+              <w:jc w:val="left"/>
+            </w:pPr>
+            <w:r>
+              <w:t xml:space="preserve">HSTX Data0</w:t>
+            </w:r>
+          </w:p>
+        </w:tc>
+      </w:tr>
+      <w:tr>
+        <w:tc>
+          <w:tcPr/>
+          <w:p>
+            <w:pPr>
+              <w:pStyle w:val="Compact"/>
+              <w:jc w:val="right"/>
+            </w:pPr>
+            <w:r>
+              <w:t xml:space="preserve">11</w:t>
+            </w:r>
+          </w:p>
+        </w:tc>
+        <w:tc>
+          <w:tcPr/>
+          <w:p>
+            <w:pPr>
+              <w:pStyle w:val="Compact"/>
+              <w:jc w:val="left"/>
+            </w:pPr>
+            <w:r>
+              <w:t xml:space="preserve">GND</w:t>
+            </w:r>
+          </w:p>
+        </w:tc>
+        <w:tc>
+          <w:tcPr/>
+          <w:p>
+            <w:pPr>
+              <w:pStyle w:val="Compact"/>
+              <w:jc w:val="left"/>
+            </w:pPr>
+            <w:r>
+              <w:t xml:space="preserve">Ground</w:t>
+            </w:r>
+          </w:p>
+        </w:tc>
+        <w:tc>
+          <w:tcPr/>
+          <w:p>
+            <w:pPr>
+              <w:pStyle w:val="Compact"/>
+              <w:jc w:val="left"/>
+            </w:pPr>
+            <w:r>
+              <w:t xml:space="preserve">HSTX return</w:t>
+            </w:r>
+          </w:p>
+        </w:tc>
+      </w:tr>
+      <w:tr>
+        <w:tc>
+          <w:tcPr/>
+          <w:p>
+            <w:pPr>
+              <w:pStyle w:val="Compact"/>
+              <w:jc w:val="right"/>
+            </w:pPr>
+            <w:r>
+              <w:t xml:space="preserve">12</w:t>
+            </w:r>
+          </w:p>
+        </w:tc>
+        <w:tc>
+          <w:tcPr/>
+          <w:p>
+            <w:pPr>
+              <w:pStyle w:val="Compact"/>
+              <w:jc w:val="left"/>
+            </w:pPr>
+            <w:r>
+              <w:rPr>
+                <w:rStyle w:val="VerbatimChar"/>
+              </w:rPr>
+              <w:t xml:space="preserve">D0</w:t>
+            </w:r>
+          </w:p>
+        </w:tc>
+        <w:tc>
+          <w:tcPr/>
+          <w:p>
+            <w:pPr>
+              <w:pStyle w:val="Compact"/>
+              <w:jc w:val="left"/>
+            </w:pPr>
+            <w:r>
+              <w:t xml:space="preserve">GPIO19</w:t>
+            </w:r>
+          </w:p>
+        </w:tc>
+        <w:tc>
+          <w:tcPr/>
+          <w:p>
+            <w:pPr>
+              <w:pStyle w:val="Compact"/>
+              <w:jc w:val="left"/>
+            </w:pPr>
+            <w:r>
+              <w:t xml:space="preserve">HSTX Data0</w:t>
+            </w:r>
+          </w:p>
+        </w:tc>
+      </w:tr>
+      <w:tr>
+        <w:tc>
+          <w:tcPr/>
+          <w:p>
+            <w:pPr>
+              <w:pStyle w:val="Compact"/>
+              <w:jc w:val="right"/>
+            </w:pPr>
+            <w:r>
+              <w:t xml:space="preserve">13</w:t>
+            </w:r>
+          </w:p>
+        </w:tc>
+        <w:tc>
+          <w:tcPr/>
+          <w:p>
+            <w:pPr>
+              <w:pStyle w:val="Compact"/>
+              <w:jc w:val="left"/>
+            </w:pPr>
+            <w:r>
+              <w:rPr>
+                <w:rStyle w:val="VerbatimChar"/>
+              </w:rPr>
+              <w:t xml:space="preserve">A1</w:t>
+            </w:r>
+            <w:r>
+              <w:t xml:space="preserve"> </w:t>
+            </w:r>
+            <w:r>
+              <w:t xml:space="preserve">/</w:t>
+            </w:r>
+            <w:r>
+              <w:t xml:space="preserve"> </w:t>
+            </w:r>
+            <w:r>
+              <w:rPr>
+                <w:rStyle w:val="VerbatimChar"/>
+              </w:rPr>
+              <w:t xml:space="preserve">D15</w:t>
+            </w:r>
+          </w:p>
+        </w:tc>
+        <w:tc>
+          <w:tcPr/>
+          <w:p>
+            <w:pPr>
+              <w:pStyle w:val="Compact"/>
+              <w:jc w:val="left"/>
+            </w:pPr>
+            <w:r>
+              <w:t xml:space="preserve">GPIO29 / ADC3</w:t>
+            </w:r>
+          </w:p>
+        </w:tc>
+        <w:tc>
+          <w:tcPr/>
+          <w:p>
+            <w:pPr>
+              <w:pStyle w:val="Compact"/>
+              <w:jc w:val="left"/>
+            </w:pPr>
+            <w:r>
+              <w:t xml:space="preserve">Analog-capable auxiliary signal</w:t>
+            </w:r>
+          </w:p>
+        </w:tc>
+      </w:tr>
+      <w:tr>
+        <w:tc>
+          <w:tcPr/>
+          <w:p>
+            <w:pPr>
+              <w:pStyle w:val="Compact"/>
+              <w:jc w:val="right"/>
+            </w:pPr>
+            <w:r>
+              <w:t xml:space="preserve">14</w:t>
+            </w:r>
+          </w:p>
+        </w:tc>
+        <w:tc>
+          <w:tcPr/>
+          <w:p>
+            <w:pPr>
+              <w:pStyle w:val="Compact"/>
+              <w:jc w:val="left"/>
+            </w:pPr>
+            <w:r>
+              <w:t xml:space="preserve">GND</w:t>
+            </w:r>
+          </w:p>
+        </w:tc>
+        <w:tc>
+          <w:tcPr/>
+          <w:p>
+            <w:pPr>
+              <w:pStyle w:val="Compact"/>
+              <w:jc w:val="left"/>
+            </w:pPr>
+            <w:r>
+              <w:t xml:space="preserve">Ground</w:t>
+            </w:r>
+          </w:p>
+        </w:tc>
+        <w:tc>
+          <w:tcPr/>
+          <w:p>
+            <w:pPr>
+              <w:pStyle w:val="Compact"/>
+              <w:jc w:val="left"/>
+            </w:pPr>
+            <w:r>
+              <w:t xml:space="preserve">Return</w:t>
+            </w:r>
+          </w:p>
+        </w:tc>
+      </w:tr>
+      <w:tr>
+        <w:tc>
+          <w:tcPr/>
+          <w:p>
+            <w:pPr>
+              <w:pStyle w:val="Compact"/>
+              <w:jc w:val="right"/>
+            </w:pPr>
+            <w:r>
+              <w:t xml:space="preserve">15</w:t>
+            </w:r>
+          </w:p>
+        </w:tc>
+        <w:tc>
+          <w:tcPr/>
+          <w:p>
+            <w:pPr>
+              <w:pStyle w:val="Compact"/>
+              <w:jc w:val="left"/>
+            </w:pPr>
+            <w:r>
+              <w:rPr>
+                <w:rStyle w:val="VerbatimChar"/>
+              </w:rPr>
+              <w:t xml:space="preserve">A0</w:t>
+            </w:r>
+          </w:p>
+        </w:tc>
+        <w:tc>
+          <w:tcPr/>
+          <w:p>
+            <w:pPr>
+              <w:pStyle w:val="Compact"/>
+              <w:jc w:val="left"/>
+            </w:pPr>
+            <w:r>
+              <w:t xml:space="preserve">GPIO28 / ADC2</w:t>
+            </w:r>
+          </w:p>
+        </w:tc>
+        <w:tc>
+          <w:tcPr/>
+          <w:p>
+            <w:pPr>
+              <w:pStyle w:val="Compact"/>
+              <w:jc w:val="left"/>
+            </w:pPr>
+            <w:r>
+              <w:t xml:space="preserve">Analog-capable auxiliary signal</w:t>
+            </w:r>
+          </w:p>
+        </w:tc>
+      </w:tr>
+      <w:tr>
+        <w:tc>
+          <w:tcPr/>
+          <w:p>
+            <w:pPr>
+              <w:pStyle w:val="Compact"/>
+              <w:jc w:val="right"/>
+            </w:pPr>
+            <w:r>
+              <w:t xml:space="preserve">16</w:t>
+            </w:r>
+          </w:p>
+        </w:tc>
+        <w:tc>
+          <w:tcPr/>
+          <w:p>
+            <w:pPr>
+              <w:pStyle w:val="Compact"/>
+              <w:jc w:val="left"/>
+            </w:pPr>
+            <w:r>
+              <w:t xml:space="preserve">GND</w:t>
+            </w:r>
+          </w:p>
+        </w:tc>
+        <w:tc>
+          <w:tcPr/>
+          <w:p>
+            <w:pPr>
+              <w:pStyle w:val="Compact"/>
+              <w:jc w:val="left"/>
+            </w:pPr>
+            <w:r>
+              <w:t xml:space="preserve">Ground</w:t>
+            </w:r>
+          </w:p>
+        </w:tc>
+        <w:tc>
+          <w:tcPr/>
+          <w:p>
+            <w:pPr>
+              <w:pStyle w:val="Compact"/>
+              <w:jc w:val="left"/>
+            </w:pPr>
+            <w:r>
+              <w:t xml:space="preserve">Return</w:t>
+            </w:r>
+          </w:p>
+        </w:tc>
+      </w:tr>
+      <w:tr>
+        <w:tc>
+          <w:tcPr/>
+          <w:p>
+            <w:pPr>
+              <w:pStyle w:val="Compact"/>
+              <w:jc w:val="right"/>
+            </w:pPr>
+            <w:r>
+              <w:t xml:space="preserve">17</w:t>
+            </w:r>
+          </w:p>
+        </w:tc>
+        <w:tc>
+          <w:tcPr/>
+          <w:p>
+            <w:pPr>
+              <w:pStyle w:val="Compact"/>
+              <w:jc w:val="left"/>
+            </w:pPr>
+            <w:r>
+              <w:rPr>
+                <w:rStyle w:val="VerbatimChar"/>
+              </w:rPr>
+              <w:t xml:space="preserve">SDA</w:t>
+            </w:r>
+          </w:p>
+        </w:tc>
+        <w:tc>
+          <w:tcPr/>
+          <w:p>
+            <w:pPr>
+              <w:pStyle w:val="Compact"/>
+              <w:jc w:val="left"/>
+            </w:pPr>
+            <w:r>
+              <w:t xml:space="preserve">GPIO24</w:t>
+            </w:r>
+          </w:p>
+        </w:tc>
+        <w:tc>
+          <w:tcPr/>
+          <w:p>
+            <w:pPr>
+              <w:pStyle w:val="Compact"/>
+              <w:jc w:val="left"/>
+            </w:pPr>
+            <w:r>
+              <w:t xml:space="preserve">External I2C data</w:t>
+            </w:r>
+          </w:p>
+        </w:tc>
+      </w:tr>
+      <w:tr>
+        <w:tc>
+          <w:tcPr/>
+          <w:p>
+            <w:pPr>
+              <w:pStyle w:val="Compact"/>
+              <w:jc w:val="right"/>
+            </w:pPr>
+            <w:r>
+              <w:t xml:space="preserve">18</w:t>
+            </w:r>
+          </w:p>
+        </w:tc>
+        <w:tc>
+          <w:tcPr/>
+          <w:p>
+            <w:pPr>
+              <w:pStyle w:val="Compact"/>
+              <w:jc w:val="left"/>
+            </w:pPr>
+            <w:r>
+              <w:t xml:space="preserve">GND</w:t>
+            </w:r>
+          </w:p>
+        </w:tc>
+        <w:tc>
+          <w:tcPr/>
+          <w:p>
+            <w:pPr>
+              <w:pStyle w:val="Compact"/>
+              <w:jc w:val="left"/>
+            </w:pPr>
+            <w:r>
+              <w:t xml:space="preserve">Ground</w:t>
+            </w:r>
+          </w:p>
+        </w:tc>
+        <w:tc>
+          <w:tcPr/>
+          <w:p>
+            <w:pPr>
+              <w:pStyle w:val="Compact"/>
+              <w:jc w:val="left"/>
+            </w:pPr>
+            <w:r>
+              <w:t xml:space="preserve">I2C / auxiliary return</w:t>
+            </w:r>
+          </w:p>
+        </w:tc>
+      </w:tr>
+      <w:tr>
+        <w:tc>
+          <w:tcPr/>
+          <w:p>
+            <w:pPr>
+              <w:pStyle w:val="Compact"/>
+              <w:jc w:val="right"/>
+            </w:pPr>
+            <w:r>
+              <w:t xml:space="preserve">19</w:t>
+            </w:r>
+          </w:p>
+        </w:tc>
+        <w:tc>
+          <w:tcPr/>
+          <w:p>
+            <w:pPr>
+              <w:pStyle w:val="Compact"/>
+              <w:jc w:val="left"/>
+            </w:pPr>
+            <w:r>
+              <w:rPr>
+                <w:rStyle w:val="VerbatimChar"/>
+              </w:rPr>
+              <w:t xml:space="preserve">SCL</w:t>
+            </w:r>
+          </w:p>
+        </w:tc>
+        <w:tc>
+          <w:tcPr/>
+          <w:p>
+            <w:pPr>
+              <w:pStyle w:val="Compact"/>
+              <w:jc w:val="left"/>
+            </w:pPr>
+            <w:r>
+              <w:t xml:space="preserve">GPIO25</w:t>
+            </w:r>
+          </w:p>
+        </w:tc>
+        <w:tc>
+          <w:tcPr/>
+          <w:p>
+            <w:pPr>
+              <w:pStyle w:val="Compact"/>
+              <w:jc w:val="left"/>
+            </w:pPr>
+            <w:r>
+              <w:t xml:space="preserve">External I2C clock</w:t>
+            </w:r>
+          </w:p>
+        </w:tc>
+      </w:tr>
+      <w:tr>
+        <w:tc>
+          <w:tcPr/>
+          <w:p>
+            <w:pPr>
+              <w:pStyle w:val="Compact"/>
+              <w:jc w:val="right"/>
+            </w:pPr>
+            <w:r>
+              <w:t xml:space="preserve">20</w:t>
+            </w:r>
+          </w:p>
+        </w:tc>
+        <w:tc>
+          <w:tcPr/>
+          <w:p>
+            <w:pPr>
+              <w:pStyle w:val="Compact"/>
+              <w:jc w:val="left"/>
+            </w:pPr>
+            <w:r>
+              <w:t xml:space="preserve">GND</w:t>
+            </w:r>
+          </w:p>
+        </w:tc>
+        <w:tc>
+          <w:tcPr/>
+          <w:p>
+            <w:pPr>
+              <w:pStyle w:val="Compact"/>
+              <w:jc w:val="left"/>
+            </w:pPr>
+            <w:r>
+              <w:t xml:space="preserve">Ground</w:t>
+            </w:r>
+          </w:p>
+        </w:tc>
+        <w:tc>
+          <w:tcPr/>
+          <w:p>
+            <w:pPr>
+              <w:pStyle w:val="Compact"/>
+              <w:jc w:val="left"/>
+            </w:pPr>
+            <w:r>
+              <w:t xml:space="preserve">I2C / auxiliary return</w:t>
+            </w:r>
+          </w:p>
+        </w:tc>
+      </w:tr>
+      <w:tr>
+        <w:tc>
+          <w:tcPr/>
+          <w:p>
+            <w:pPr>
+              <w:pStyle w:val="Compact"/>
+              <w:jc w:val="right"/>
+            </w:pPr>
+            <w:r>
+              <w:t xml:space="preserve">21</w:t>
+            </w:r>
+          </w:p>
+        </w:tc>
+        <w:tc>
+          <w:tcPr/>
+          <w:p>
+            <w:pPr>
+              <w:pStyle w:val="Compact"/>
+              <w:jc w:val="left"/>
+            </w:pPr>
+            <w:r>
+              <w:t xml:space="preserve">3.3 V</w:t>
+            </w:r>
+          </w:p>
+        </w:tc>
+        <w:tc>
+          <w:tcPr/>
+          <w:p>
+            <w:pPr>
+              <w:pStyle w:val="Compact"/>
+              <w:jc w:val="left"/>
+            </w:pPr>
+            <w:r>
+              <w:t xml:space="preserve">Regulated 3.3 V rail</w:t>
+            </w:r>
+          </w:p>
+        </w:tc>
+        <w:tc>
+          <w:tcPr/>
+          <w:p>
+            <w:pPr>
+              <w:pStyle w:val="Compact"/>
+              <w:jc w:val="left"/>
+            </w:pPr>
+            <w:r>
+              <w:t xml:space="preserve">Peripheral supply</w:t>
+            </w:r>
+          </w:p>
+        </w:tc>
+      </w:tr>
+      <w:tr>
+        <w:tc>
+          <w:tcPr/>
+          <w:p>
+            <w:pPr>
+              <w:pStyle w:val="Compact"/>
+              <w:jc w:val="right"/>
+            </w:pPr>
+            <w:r>
+              <w:t xml:space="preserve">22</w:t>
+            </w:r>
+          </w:p>
+        </w:tc>
+        <w:tc>
+          <w:tcPr/>
+          <w:p>
+            <w:pPr>
+              <w:pStyle w:val="Compact"/>
+              <w:jc w:val="left"/>
+            </w:pPr>
+            <w:r>
+              <w:t xml:space="preserve">GND</w:t>
+            </w:r>
+          </w:p>
+        </w:tc>
+        <w:tc>
+          <w:tcPr/>
+          <w:p>
+            <w:pPr>
+              <w:pStyle w:val="Compact"/>
+              <w:jc w:val="left"/>
+            </w:pPr>
+            <w:r>
+              <w:t xml:space="preserve">Ground</w:t>
+            </w:r>
+          </w:p>
+        </w:tc>
+        <w:tc>
+          <w:tcPr/>
+          <w:p>
+            <w:pPr>
+              <w:pStyle w:val="Compact"/>
+              <w:jc w:val="left"/>
+            </w:pPr>
+            <w:r>
+              <w:t xml:space="preserve">Power return</w:t>
+            </w:r>
+          </w:p>
+        </w:tc>
+      </w:tr>
+    </w:tbl>
     <w:p>
       <w:pPr>
         <w:pStyle w:val="BodyText"/>
       </w:pPr>
       <w:r>
-        <w:t xml:space="preserve">The flex-cable contact side, complete numbered contact table, cable length, and</w:t>
-      </w:r>
-      <w:r>
-        <w:t xml:space="preserve"> </w:t>
-      </w:r>
-      <w:r>
-        <w:t xml:space="preserve">display adapter are not specified by a controlled mechanical drawing. Do not infer pin</w:t>
-      </w:r>
-      <w:r>
-        <w:t xml:space="preserve"> </w:t>
-      </w:r>
-      <w:r>
-        <w:t xml:space="preserve">1 from an unannotated photograph.</w:t>
+        <w:t xml:space="preserve">GPIO12 through GPIO19 provide the eight high-speed signals used by the RP2350A HSTX interface. In the DVI-compatible configuration, these signals form the four differential signal pairs required for video output.</w:t>
+      </w:r>
+    </w:p>
+    <w:p>
+      <w:pPr>
+        <w:pStyle w:val="BodyText"/>
+      </w:pPr>
+      <w:r>
+        <w:t xml:space="preserve">The connector also exposes GPIO24 and GPIO25 for the external I2C bus, GPIO28 and GPIO29 as analog-capable auxiliary signals, and the regulated 3.3 V rail.</w:t>
+      </w:r>
+    </w:p>
+    <w:p>
+      <w:pPr>
+        <w:pStyle w:val="BodyText"/>
+      </w:pPr>
+      <w:r>
+        <w:t xml:space="preserve">The UNIT DevLab DVI to FPC Adapter can be used with this connector to provide a DVI-compatible video interface.</w:t>
+      </w:r>
+    </w:p>
+    <w:p>
+      <w:pPr>
+        <w:pStyle w:val="BodyText"/>
+      </w:pPr>
+      <w:r>
+        <w:t xml:space="preserve">When HSTX video output is active, GPIO12–GPIO19 must not be simultaneously driven by external circuitry through the castellated headers or other connections.</w:t>
+      </w:r>
+    </w:p>
+    <w:p>
+      <w:pPr>
+        <w:pStyle w:val="BodyText"/>
+      </w:pPr>
+      <w:r>
+        <w:t xml:space="preserve">The</w:t>
+      </w:r>
+      <w:r>
+        <w:t xml:space="preserve"> </w:t>
+      </w:r>
+      <w:r>
+        <w:rPr>
+          <w:rStyle w:val="VerbatimChar"/>
+        </w:rPr>
+        <w:t xml:space="preserve">INT_PAD</w:t>
+      </w:r>
+      <w:r>
+        <w:t xml:space="preserve"> </w:t>
+      </w:r>
+      <w:r>
+        <w:t xml:space="preserve">solder jumper can connect BMI270</w:t>
+      </w:r>
+      <w:r>
+        <w:t xml:space="preserve"> </w:t>
+      </w:r>
+      <w:r>
+        <w:rPr>
+          <w:rStyle w:val="VerbatimChar"/>
+        </w:rPr>
+        <w:t xml:space="preserve">INT1</w:t>
+      </w:r>
+      <w:r>
+        <w:t xml:space="preserve"> </w:t>
+      </w:r>
+      <w:r>
+        <w:t xml:space="preserve">to GPIO12 (</w:t>
+      </w:r>
+      <w:r>
+        <w:rPr>
+          <w:rStyle w:val="VerbatimChar"/>
+        </w:rPr>
+        <w:t xml:space="preserve">D7</w:t>
+      </w:r>
+      <w:r>
+        <w:t xml:space="preserve">). Because GPIO12 is also part of the HSTX interface, applications using HSTX must account for this shared connection before closing</w:t>
+      </w:r>
+      <w:r>
+        <w:t xml:space="preserve"> </w:t>
+      </w:r>
+      <w:r>
+        <w:rPr>
+          <w:rStyle w:val="VerbatimChar"/>
+        </w:rPr>
+        <w:t xml:space="preserve">INT_PAD</w:t>
+      </w:r>
+      <w:r>
+        <w:t xml:space="preserve">.</w:t>
+      </w:r>
+    </w:p>
+    <w:p>
+      <w:pPr>
+        <w:pStyle w:val="BodyText"/>
+      </w:pPr>
+      <w:r>
+        <w:t xml:space="preserve">Use a compatible 22-position, 0.5 mm-pitch FFC/FPC cable and verify cable contact orientation before connection. Remove board power before inserting or removing the FFC/FPC cable.</w:t>
       </w:r>
     </w:p>
     <w:bookmarkEnd w:id="104"/>
@@ -10543,19 +12166,37 @@
         <w:pStyle w:val="FirstParagraph"/>
       </w:pPr>
       <w:r>
-        <w:t xml:space="preserve">The USB-C connector carries VBUS and the RP2350A USB data pair. The schematic</w:t>
-      </w:r>
-      <w:r>
-        <w:t xml:space="preserve"> </w:t>
-      </w:r>
-      <w:r>
-        <w:t xml:space="preserve">shows the required USB-C configuration resistors and ESD protection. USB is the</w:t>
-      </w:r>
-      <w:r>
-        <w:t xml:space="preserve"> </w:t>
-      </w:r>
-      <w:r>
-        <w:t xml:space="preserve">preferred programming and first-power interface.</w:t>
+        <w:t xml:space="preserve">J2 provides USB-C power, programming, and USB data connectivity. The USB D- and D+ signals connect to the RP2350A native USB PHY and are also exposed at the</w:t>
+      </w:r>
+      <w:r>
+        <w:t xml:space="preserve"> </w:t>
+      </w:r>
+      <w:r>
+        <w:rPr>
+          <w:rStyle w:val="VerbatimChar"/>
+        </w:rPr>
+        <w:t xml:space="preserve">D8</w:t>
+      </w:r>
+      <w:r>
+        <w:t xml:space="preserve"> </w:t>
+      </w:r>
+      <w:r>
+        <w:t xml:space="preserve">and</w:t>
+      </w:r>
+      <w:r>
+        <w:t xml:space="preserve"> </w:t>
+      </w:r>
+      <w:r>
+        <w:rPr>
+          <w:rStyle w:val="VerbatimChar"/>
+        </w:rPr>
+        <w:t xml:space="preserve">D9</w:t>
+      </w:r>
+      <w:r>
+        <w:t xml:space="preserve"> </w:t>
+      </w:r>
+      <w:r>
+        <w:t xml:space="preserve">positions through 22 Ω series resistors.</w:t>
       </w:r>
     </w:p>
     <w:p>
@@ -10563,29 +12204,19 @@
         <w:pStyle w:val="BodyText"/>
       </w:pPr>
       <w:r>
-        <w:t xml:space="preserve">BOOT selects the ROM USB boot path used for firmware recovery or initial</w:t>
-      </w:r>
-      <w:r>
-        <w:t xml:space="preserve"> </w:t>
-      </w:r>
-      <w:r>
-        <w:t xml:space="preserve">programming. Reset restarts RP2350A while power remains applied. Exact button</w:t>
-      </w:r>
-      <w:r>
-        <w:t xml:space="preserve"> </w:t>
-      </w:r>
-      <w:r>
-        <w:t xml:space="preserve">timing depends on the selected toolchain, but the common sequence is to hold</w:t>
-      </w:r>
-      <w:r>
-        <w:t xml:space="preserve"> </w:t>
-      </w:r>
-      <w:r>
-        <w:t xml:space="preserve">BOOT while resetting or connecting USB, then release BOOT after enumeration.</w:t>
+        <w:t xml:space="preserve">The BOOT button selects the RP2350A ROM USB boot mode used for firmware programming and recovery. The RESET button restarts the RP2350A while board power remains applied.</w:t>
+      </w:r>
+    </w:p>
+    <w:p>
+      <w:pPr>
+        <w:pStyle w:val="BodyText"/>
+      </w:pPr>
+      <w:r>
+        <w:t xml:space="preserve">A typical firmware-recovery sequence is to hold BOOT while resetting or connecting USB, then release BOOT after the device enters USB boot mode.</w:t>
       </w:r>
     </w:p>
     <w:bookmarkEnd w:id="105"/>
-    <w:bookmarkStart w:id="106" w:name="swd-and-test-pads"/>
+    <w:bookmarkStart w:id="106" w:name="swd-and-debug-pads"/>
     <w:p>
       <w:pPr>
         <w:pStyle w:val="Heading3"/>
@@ -10595,7 +12226,7 @@
           <w:bCs/>
           <w:b/>
         </w:rPr>
-        <w:t xml:space="preserve">4.8 SWD and Test Pads</w:t>
+        <w:t xml:space="preserve">4.8 SWD and Debug Pads</w:t>
       </w:r>
     </w:p>
     <w:p>
@@ -10603,7 +12234,7 @@
         <w:pStyle w:val="FirstParagraph"/>
       </w:pPr>
       <w:r>
-        <w:t xml:space="preserve">Bottom-side pads expose</w:t>
+        <w:t xml:space="preserve">Bottom-side debug pads expose</w:t>
       </w:r>
       <w:r>
         <w:t xml:space="preserve"> </w:t>
@@ -10627,19 +12258,7 @@
         <w:t xml:space="preserve">SWCLK</w:t>
       </w:r>
       <w:r>
-        <w:t xml:space="preserve">, 3.3 V reference, and GND for an</w:t>
-      </w:r>
-      <w:r>
-        <w:t xml:space="preserve"> </w:t>
-      </w:r>
-      <w:r>
-        <w:t xml:space="preserve">external debug probe. SWD supports firmware loading and source-level debug when</w:t>
-      </w:r>
-      <w:r>
-        <w:t xml:space="preserve"> </w:t>
-      </w:r>
-      <w:r>
-        <w:t xml:space="preserve">the toolchain and processor architecture are configured consistently.</w:t>
+        <w:t xml:space="preserve">, 3.3 V reference, and GND for connection to an external SWD debug probe. The SWD interface supports firmware programming and source-level debugging of the RP2350A.</w:t>
       </w:r>
     </w:p>
     <w:p>
@@ -10687,13 +12306,7 @@
         <w:t xml:space="preserve"> </w:t>
       </w:r>
       <w:r>
-        <w:t xml:space="preserve">labels are reversed. See</w:t>
-      </w:r>
-      <w:r>
-        <w:t xml:space="preserve"> </w:t>
-      </w:r>
-      <w:r>
-        <w:t xml:space="preserve">Section 9.6 for the corrected mapping before connecting a debug probe.</w:t>
+        <w:t xml:space="preserve">labels are reversed. Refer to Section 9.6 for the corrected mapping before connecting a debug probe.</w:t>
       </w:r>
     </w:p>
     <w:p>
@@ -10701,19 +12314,7 @@
         <w:pStyle w:val="BodyText"/>
       </w:pPr>
       <w:r>
-        <w:t xml:space="preserve">Use short connections, share ground, and let the probe sense the target’s 3.3 V</w:t>
-      </w:r>
-      <w:r>
-        <w:t xml:space="preserve"> </w:t>
-      </w:r>
-      <w:r>
-        <w:t xml:space="preserve">rail. Do not use the reference pad to power the complete board unless the debug</w:t>
-      </w:r>
-      <w:r>
-        <w:t xml:space="preserve"> </w:t>
-      </w:r>
-      <w:r>
-        <w:t xml:space="preserve">probe is explicitly rated and the board power path permits it.</w:t>
+        <w:t xml:space="preserve">Use short debug connections and ensure that the target board and debug probe share a common ground. The 3.3 V pad should be used as the target-voltage reference for the debug probe and should not be used to power the complete board unless the probe and board power configuration explicitly support it.</w:t>
       </w:r>
     </w:p>
     <w:bookmarkEnd w:id="106"/>

--- a/docs/hardware/unit_product_reference_v_0_1_0_pulsar_rp2350a.docx
+++ b/docs/hardware/unit_product_reference_v_0_1_0_pulsar_rp2350a.docx
@@ -717,7 +717,19 @@
         <w:pStyle w:val="Compact"/>
       </w:pPr>
       <w:r>
-        <w:t xml:space="preserve">6.3 Mechanical Data Not Specified {.section-page}</w:t>
+        <w:t xml:space="preserve">6.3 Board Dimensions {.section-page}</w:t>
+      </w:r>
+    </w:p>
+    <w:p>
+      <w:pPr>
+        <w:numPr>
+          <w:ilvl w:val="1"/>
+          <w:numId w:val="1008"/>
+        </w:numPr>
+        <w:pStyle w:val="Compact"/>
+      </w:pPr>
+      <w:r>
+        <w:t xml:space="preserve">6.4 Mechanical Integration Considerations {.section-page}</w:t>
       </w:r>
     </w:p>
     <w:p>
@@ -14180,7 +14192,7 @@
     </w:p>
     <w:bookmarkEnd w:id="116"/>
     <w:bookmarkEnd w:id="117"/>
-    <w:bookmarkStart w:id="125" w:name="mechanical-information"/>
+    <w:bookmarkStart w:id="129" w:name="mechanical-information"/>
     <w:p>
       <w:pPr>
         <w:pStyle w:val="Heading2"/>
@@ -14198,19 +14210,15 @@
         <w:pStyle w:val="FirstParagraph"/>
       </w:pPr>
       <w:r>
-        <w:t xml:space="preserve">Hardware revision V1.3.0 uses a narrow development-board layout with two parallel</w:t>
-      </w:r>
-      <w:r>
-        <w:t xml:space="preserve"> </w:t>
-      </w:r>
-      <w:r>
-        <w:t xml:space="preserve">edge-pad rows, four corner mounting holes, USB-C at one end, and the 22-pin HSTX</w:t>
-      </w:r>
-      <w:r>
-        <w:t xml:space="preserve"> </w:t>
-      </w:r>
-      <w:r>
-        <w:t xml:space="preserve">connector at the opposite end.</w:t>
+        <w:t xml:space="preserve">Hardware revision V1.3.0 uses a narrow development-board form factor with two parallel castellated edge rows, four corner mounting holes, USB-C at one end, and the 22-pin HSTX FFC/FPC connector at the opposite end.</w:t>
+      </w:r>
+    </w:p>
+    <w:p>
+      <w:pPr>
+        <w:pStyle w:val="BodyText"/>
+      </w:pPr>
+      <w:r>
+        <w:t xml:space="preserve">The board uses a 2.54 mm edge-pad pitch and a 15.24 mm spacing between the two castellated rows, providing a Nano-style mechanical layout.</w:t>
       </w:r>
     </w:p>
     <w:bookmarkStart w:id="120" w:name="component-side-envelope"/>
@@ -14278,19 +14286,15 @@
         <w:pStyle w:val="BodyText"/>
       </w:pPr>
       <w:r>
-        <w:t xml:space="preserve">USB-C, pushbuttons, QWIIC, and the tallest top-side components require vertical</w:t>
-      </w:r>
-      <w:r>
-        <w:t xml:space="preserve"> </w:t>
-      </w:r>
-      <w:r>
-        <w:t xml:space="preserve">and tool-access clearance. Edge castellations/pads must remain accessible for</w:t>
-      </w:r>
-      <w:r>
-        <w:t xml:space="preserve"> </w:t>
-      </w:r>
-      <w:r>
-        <w:t xml:space="preserve">headers, carrier sockets, or direct soldering.</w:t>
+        <w:t xml:space="preserve">The component side contains the USB-C connector, pushbuttons, QWIIC connector, RP2350A, external memories, BMI270 IMU, ICS-41350 PDM microphone, power-management circuitry, and other onboard components.</w:t>
+      </w:r>
+    </w:p>
+    <w:p>
+      <w:pPr>
+        <w:pStyle w:val="BodyText"/>
+      </w:pPr>
+      <w:r>
+        <w:t xml:space="preserve">Adequate vertical and lateral clearance should be provided around the USB-C connector, pushbuttons, QWIIC connector, and other top-side components. The castellated edge pads must remain accessible when the board is mounted on headers, carrier boards, sockets, or directly soldered to another PCB.</w:t>
       </w:r>
     </w:p>
     <w:bookmarkEnd w:id="120"/>
@@ -14359,23 +14363,19 @@
         <w:pStyle w:val="BodyText"/>
       </w:pPr>
       <w:r>
-        <w:t xml:space="preserve">The battery connector, microSD socket, microphone, and HSTX connector require</w:t>
-      </w:r>
-      <w:r>
-        <w:t xml:space="preserve"> </w:t>
-      </w:r>
-      <w:r>
-        <w:t xml:space="preserve">bottom-side clearance. An enclosure must not obstruct the microphone acoustic</w:t>
-      </w:r>
-      <w:r>
-        <w:t xml:space="preserve"> </w:t>
-      </w:r>
-      <w:r>
-        <w:t xml:space="preserve">port or prevent card and flex-cable insertion.</w:t>
+        <w:t xml:space="preserve">The bottom side provides access to the battery connector, microSD socket, HSTX FFC/FPC connector, configuration solder pads, SWD debug pads, and the microphone acoustic port.</w:t>
+      </w:r>
+    </w:p>
+    <w:p>
+      <w:pPr>
+        <w:pStyle w:val="BodyText"/>
+      </w:pPr>
+      <w:r>
+        <w:t xml:space="preserve">Adequate clearance must be maintained for battery connection, microSD card insertion and removal, and FFC/FPC cable installation. Enclosures and carrier boards must not obstruct the microphone acoustic port.</w:t>
       </w:r>
     </w:p>
     <w:bookmarkEnd w:id="123"/>
-    <w:bookmarkStart w:id="124" w:name="mechanical-data-not-specified"/>
+    <w:bookmarkStart w:id="127" w:name="board-dimensions"/>
     <w:p>
       <w:pPr>
         <w:pStyle w:val="Heading3"/>
@@ -14385,675 +14385,7 @@
           <w:bCs/>
           <w:b/>
         </w:rPr>
-        <w:t xml:space="preserve">6.3 Mechanical Data Not Specified</w:t>
-      </w:r>
-    </w:p>
-    <w:p>
-      <w:pPr>
-        <w:pStyle w:val="FirstParagraph"/>
-      </w:pPr>
-      <w:r>
-        <w:t xml:space="preserve">A controlled board-outline drawing, PCB thickness, mounting-hole coordinates,</w:t>
-      </w:r>
-      <w:r>
-        <w:t xml:space="preserve"> </w:t>
-      </w:r>
-      <w:r>
-        <w:t xml:space="preserve">keep-outs, connector insertion envelopes, and component height table are not</w:t>
-      </w:r>
-      <w:r>
-        <w:t xml:space="preserve"> </w:t>
-      </w:r>
-      <w:r>
-        <w:t xml:space="preserve">present in the supplied package. Do not derive production dimensions from the</w:t>
-      </w:r>
-      <w:r>
-        <w:t xml:space="preserve"> </w:t>
-      </w:r>
-      <w:r>
-        <w:t xml:space="preserve">rendered images.</w:t>
-      </w:r>
-    </w:p>
-    <w:p>
-      <w:pPr>
-        <w:pStyle w:val="BodyText"/>
-      </w:pPr>
-      <w:r>
-        <w:t xml:space="preserve">An enclosure or carrier design requires independently controlled values for:</w:t>
-      </w:r>
-    </w:p>
-    <w:p>
-      <w:pPr>
-        <w:numPr>
-          <w:ilvl w:val="0"/>
-          <w:numId w:val="1018"/>
-        </w:numPr>
-        <w:pStyle w:val="Compact"/>
-      </w:pPr>
-      <w:r>
-        <w:t xml:space="preserve">overall board length, width, and thickness;</w:t>
-      </w:r>
-    </w:p>
-    <w:p>
-      <w:pPr>
-        <w:numPr>
-          <w:ilvl w:val="0"/>
-          <w:numId w:val="1018"/>
-        </w:numPr>
-        <w:pStyle w:val="Compact"/>
-      </w:pPr>
-      <w:r>
-        <w:t xml:space="preserve">edge-row pitch and row spacing;</w:t>
-      </w:r>
-    </w:p>
-    <w:p>
-      <w:pPr>
-        <w:numPr>
-          <w:ilvl w:val="0"/>
-          <w:numId w:val="1018"/>
-        </w:numPr>
-        <w:pStyle w:val="Compact"/>
-      </w:pPr>
-      <w:r>
-        <w:t xml:space="preserve">mounting-hole diameter and coordinates;</w:t>
-      </w:r>
-    </w:p>
-    <w:p>
-      <w:pPr>
-        <w:numPr>
-          <w:ilvl w:val="0"/>
-          <w:numId w:val="1018"/>
-        </w:numPr>
-        <w:pStyle w:val="Compact"/>
-      </w:pPr>
-      <w:r>
-        <w:t xml:space="preserve">USB-C, QWIIC, battery, microSD, and HSTX access envelopes;</w:t>
-      </w:r>
-    </w:p>
-    <w:p>
-      <w:pPr>
-        <w:numPr>
-          <w:ilvl w:val="0"/>
-          <w:numId w:val="1018"/>
-        </w:numPr>
-        <w:pStyle w:val="Compact"/>
-      </w:pPr>
-      <w:r>
-        <w:t xml:space="preserve">top/bottom maximum component height;</w:t>
-      </w:r>
-    </w:p>
-    <w:p>
-      <w:pPr>
-        <w:numPr>
-          <w:ilvl w:val="0"/>
-          <w:numId w:val="1018"/>
-        </w:numPr>
-        <w:pStyle w:val="Compact"/>
-      </w:pPr>
-      <w:r>
-        <w:t xml:space="preserve">microphone acoustic keep-out; and</w:t>
-      </w:r>
-    </w:p>
-    <w:p>
-      <w:pPr>
-        <w:numPr>
-          <w:ilvl w:val="0"/>
-          <w:numId w:val="1018"/>
-        </w:numPr>
-        <w:pStyle w:val="Compact"/>
-      </w:pPr>
-      <w:r>
-        <w:t xml:space="preserve">insertion/removal paths for card, battery plug, and FFC/FPC cable.</w:t>
-      </w:r>
-    </w:p>
-    <w:bookmarkEnd w:id="124"/>
-    <w:bookmarkEnd w:id="125"/>
-    <w:bookmarkStart w:id="127" w:name="company-information"/>
-    <w:p>
-      <w:pPr>
-        <w:pStyle w:val="Heading2"/>
-      </w:pPr>
-      <w:r>
-        <w:rPr>
-          <w:bCs/>
-          <w:b/>
-        </w:rPr>
-        <w:t xml:space="preserve">7 Company Information</w:t>
-      </w:r>
-    </w:p>
-    <w:tbl>
-      <w:tblPr>
-        <w:tblStyle w:val="Table"/>
-        <w:tblW w:type="auto" w:w="0"/>
-        <w:tblLook w:firstRow="1" w:lastRow="0" w:firstColumn="0" w:lastColumn="0" w:noHBand="0" w:noVBand="0" w:val="0020"/>
-        <w:jc w:val="start"/>
-      </w:tblPr>
-      <w:tblGrid>
-        <w:gridCol w:w="3960"/>
-        <w:gridCol w:w="3960"/>
-      </w:tblGrid>
-      <w:tr>
-        <w:trPr>
-          <w:tblHeader w:val="true"/>
-        </w:trPr>
-        <w:tc>
-          <w:tcPr/>
-          <w:p>
-            <w:pPr>
-              <w:pStyle w:val="Compact"/>
-              <w:jc w:val="left"/>
-            </w:pPr>
-            <w:r>
-              <w:t xml:space="preserve">Item</w:t>
-            </w:r>
-          </w:p>
-        </w:tc>
-        <w:tc>
-          <w:tcPr/>
-          <w:p>
-            <w:pPr>
-              <w:pStyle w:val="Compact"/>
-              <w:jc w:val="left"/>
-            </w:pPr>
-            <w:r>
-              <w:t xml:space="preserve">Information</w:t>
-            </w:r>
-          </w:p>
-        </w:tc>
-      </w:tr>
-      <w:tr>
-        <w:tc>
-          <w:tcPr/>
-          <w:p>
-            <w:pPr>
-              <w:pStyle w:val="Compact"/>
-              <w:jc w:val="left"/>
-            </w:pPr>
-            <w:r>
-              <w:t xml:space="preserve">Company</w:t>
-            </w:r>
-          </w:p>
-        </w:tc>
-        <w:tc>
-          <w:tcPr/>
-          <w:p>
-            <w:pPr>
-              <w:pStyle w:val="Compact"/>
-              <w:jc w:val="left"/>
-            </w:pPr>
-            <w:r>
-              <w:t xml:space="preserve">UNIT Electronics</w:t>
-            </w:r>
-          </w:p>
-        </w:tc>
-      </w:tr>
-      <w:tr>
-        <w:tc>
-          <w:tcPr/>
-          <w:p>
-            <w:pPr>
-              <w:pStyle w:val="Compact"/>
-              <w:jc w:val="left"/>
-            </w:pPr>
-            <w:r>
-              <w:t xml:space="preserve">Website</w:t>
-            </w:r>
-          </w:p>
-        </w:tc>
-        <w:tc>
-          <w:tcPr/>
-          <w:p>
-            <w:pPr>
-              <w:pStyle w:val="Compact"/>
-              <w:jc w:val="left"/>
-            </w:pPr>
-            <w:hyperlink r:id="rId126">
-              <w:r>
-                <w:rPr>
-                  <w:rStyle w:val="Hyperlink"/>
-                </w:rPr>
-                <w:t xml:space="preserve">UNIT Electronics</w:t>
-              </w:r>
-            </w:hyperlink>
-          </w:p>
-        </w:tc>
-      </w:tr>
-      <w:tr>
-        <w:tc>
-          <w:tcPr/>
-          <w:p>
-            <w:pPr>
-              <w:pStyle w:val="Compact"/>
-              <w:jc w:val="left"/>
-            </w:pPr>
-            <w:r>
-              <w:t xml:space="preserve">Address</w:t>
-            </w:r>
-          </w:p>
-        </w:tc>
-        <w:tc>
-          <w:tcPr/>
-          <w:p>
-            <w:pPr>
-              <w:pStyle w:val="Compact"/>
-              <w:jc w:val="left"/>
-            </w:pPr>
-            <w:r>
-              <w:t xml:space="preserve">Salvador 19, Cuauhtémoc, 06000 Mexico City, CDMX, Mexico</w:t>
-            </w:r>
-          </w:p>
-        </w:tc>
-      </w:tr>
-    </w:tbl>
-    <w:p>
-      <w:pPr>
-        <w:pStyle w:val="BodyText"/>
-      </w:pPr>
-      <w:r>
-        <w:t xml:space="preserve">The repository and Product Wiki in the next chapter provide the product’s</w:t>
-      </w:r>
-      <w:r>
-        <w:t xml:space="preserve"> </w:t>
-      </w:r>
-      <w:r>
-        <w:t xml:space="preserve">hardware, software, and reference documentation.</w:t>
-      </w:r>
-    </w:p>
-    <w:bookmarkEnd w:id="127"/>
-    <w:bookmarkStart w:id="135" w:name="reference-documentation"/>
-    <w:p>
-      <w:pPr>
-        <w:pStyle w:val="Heading2"/>
-      </w:pPr>
-      <w:r>
-        <w:rPr>
-          <w:bCs/>
-          <w:b/>
-        </w:rPr>
-        <w:t xml:space="preserve">8 Reference Documentation</w:t>
-      </w:r>
-    </w:p>
-    <w:tbl>
-      <w:tblPr>
-        <w:tblStyle w:val="Table"/>
-        <w:tblW w:type="pct" w:w="5000"/>
-        <w:tblLook w:firstRow="1" w:lastRow="0" w:firstColumn="0" w:lastColumn="0" w:noHBand="0" w:noVBand="0" w:val="0020"/>
-        <w:jc w:val="start"/>
-      </w:tblPr>
-      <w:tblGrid>
-        <w:gridCol w:w="3960"/>
-        <w:gridCol w:w="3960"/>
-      </w:tblGrid>
-      <w:tr>
-        <w:trPr>
-          <w:tblHeader w:val="true"/>
-        </w:trPr>
-        <w:tc>
-          <w:tcPr/>
-          <w:p>
-            <w:pPr>
-              <w:pStyle w:val="Compact"/>
-              <w:jc w:val="left"/>
-            </w:pPr>
-            <w:r>
-              <w:t xml:space="preserve">Reference</w:t>
-            </w:r>
-          </w:p>
-        </w:tc>
-        <w:tc>
-          <w:tcPr/>
-          <w:p>
-            <w:pPr>
-              <w:pStyle w:val="Compact"/>
-              <w:jc w:val="left"/>
-            </w:pPr>
-            <w:r>
-              <w:t xml:space="preserve">Location</w:t>
-            </w:r>
-          </w:p>
-        </w:tc>
-      </w:tr>
-      <w:tr>
-        <w:tc>
-          <w:tcPr/>
-          <w:p>
-            <w:pPr>
-              <w:pStyle w:val="Compact"/>
-              <w:jc w:val="left"/>
-            </w:pPr>
-            <w:r>
-              <w:t xml:space="preserve">Product repository</w:t>
-            </w:r>
-          </w:p>
-        </w:tc>
-        <w:tc>
-          <w:tcPr/>
-          <w:p>
-            <w:pPr>
-              <w:pStyle w:val="Compact"/>
-              <w:jc w:val="left"/>
-            </w:pPr>
-            <w:hyperlink r:id="rId128">
-              <w:r>
-                <w:rPr>
-                  <w:rStyle w:val="Hyperlink"/>
-                </w:rPr>
-                <w:t xml:space="preserve">UNIT-Electronics-MX/unit_pulsar_rp2350a</w:t>
-              </w:r>
-            </w:hyperlink>
-          </w:p>
-        </w:tc>
-      </w:tr>
-      <w:tr>
-        <w:tc>
-          <w:tcPr/>
-          <w:p>
-            <w:pPr>
-              <w:pStyle w:val="Compact"/>
-              <w:jc w:val="left"/>
-            </w:pPr>
-            <w:r>
-              <w:t xml:space="preserve">Hardware reference</w:t>
-            </w:r>
-          </w:p>
-        </w:tc>
-        <w:tc>
-          <w:tcPr/>
-          <w:p>
-            <w:pPr>
-              <w:pStyle w:val="Compact"/>
-              <w:jc w:val="left"/>
-            </w:pPr>
-            <w:hyperlink r:id="rId129">
-              <w:r>
-                <w:rPr>
-                  <w:rStyle w:val="Hyperlink"/>
-                </w:rPr>
-                <w:t xml:space="preserve">hardware/README.md</w:t>
-              </w:r>
-            </w:hyperlink>
-          </w:p>
-        </w:tc>
-      </w:tr>
-      <w:tr>
-        <w:tc>
-          <w:tcPr/>
-          <w:p>
-            <w:pPr>
-              <w:pStyle w:val="Compact"/>
-              <w:jc w:val="left"/>
-            </w:pPr>
-            <w:r>
-              <w:t xml:space="preserve">Technical wiki</w:t>
-            </w:r>
-          </w:p>
-        </w:tc>
-        <w:tc>
-          <w:tcPr/>
-          <w:p>
-            <w:pPr>
-              <w:pStyle w:val="Compact"/>
-              <w:jc w:val="left"/>
-            </w:pPr>
-            <w:hyperlink r:id="rId130">
-              <w:r>
-                <w:rPr>
-                  <w:rStyle w:val="Hyperlink"/>
-                </w:rPr>
-                <w:t xml:space="preserve">PULSAR RP2350 wiki</w:t>
-              </w:r>
-            </w:hyperlink>
-          </w:p>
-        </w:tc>
-      </w:tr>
-      <w:tr>
-        <w:tc>
-          <w:tcPr/>
-          <w:p>
-            <w:pPr>
-              <w:pStyle w:val="Compact"/>
-              <w:jc w:val="left"/>
-            </w:pPr>
-            <w:r>
-              <w:t xml:space="preserve">Getting Started</w:t>
-            </w:r>
-          </w:p>
-        </w:tc>
-        <w:tc>
-          <w:tcPr/>
-          <w:p>
-            <w:pPr>
-              <w:pStyle w:val="Compact"/>
-              <w:jc w:val="left"/>
-            </w:pPr>
-            <w:hyperlink r:id="rId131">
-              <w:r>
-                <w:rPr>
-                  <w:rStyle w:val="Hyperlink"/>
-                </w:rPr>
-                <w:t xml:space="preserve">Setup guide</w:t>
-              </w:r>
-            </w:hyperlink>
-          </w:p>
-        </w:tc>
-      </w:tr>
-      <w:tr>
-        <w:tc>
-          <w:tcPr/>
-          <w:p>
-            <w:pPr>
-              <w:pStyle w:val="Compact"/>
-              <w:jc w:val="left"/>
-            </w:pPr>
-            <w:r>
-              <w:t xml:space="preserve">C++ examples</w:t>
-            </w:r>
-          </w:p>
-        </w:tc>
-        <w:tc>
-          <w:tcPr/>
-          <w:p>
-            <w:pPr>
-              <w:pStyle w:val="Compact"/>
-              <w:jc w:val="left"/>
-            </w:pPr>
-            <w:hyperlink r:id="rId132">
-              <w:r>
-                <w:rPr>
-                  <w:rStyle w:val="Hyperlink"/>
-                </w:rPr>
-                <w:t xml:space="preserve">software/cpp_examples</w:t>
-              </w:r>
-            </w:hyperlink>
-          </w:p>
-        </w:tc>
-      </w:tr>
-      <w:tr>
-        <w:tc>
-          <w:tcPr/>
-          <w:p>
-            <w:pPr>
-              <w:pStyle w:val="Compact"/>
-              <w:jc w:val="left"/>
-            </w:pPr>
-            <w:r>
-              <w:t xml:space="preserve">Board schematic</w:t>
-            </w:r>
-          </w:p>
-        </w:tc>
-        <w:tc>
-          <w:tcPr/>
-          <w:p>
-            <w:pPr>
-              <w:pStyle w:val="Compact"/>
-              <w:jc w:val="left"/>
-            </w:pPr>
-            <w:hyperlink r:id="rId133">
-              <w:r>
-                <w:rPr>
-                  <w:rStyle w:val="Hyperlink"/>
-                </w:rPr>
-                <w:t xml:space="preserve">V1.3 schematic</w:t>
-              </w:r>
-            </w:hyperlink>
-          </w:p>
-        </w:tc>
-      </w:tr>
-      <w:tr>
-        <w:tc>
-          <w:tcPr/>
-          <w:p>
-            <w:pPr>
-              <w:pStyle w:val="Compact"/>
-              <w:jc w:val="left"/>
-            </w:pPr>
-            <w:r>
-              <w:t xml:space="preserve">RP2350 component datasheet</w:t>
-            </w:r>
-          </w:p>
-        </w:tc>
-        <w:tc>
-          <w:tcPr/>
-          <w:p>
-            <w:pPr>
-              <w:pStyle w:val="Compact"/>
-              <w:jc w:val="left"/>
-            </w:pPr>
-            <w:hyperlink r:id="rId134">
-              <w:r>
-                <w:rPr>
-                  <w:rStyle w:val="Hyperlink"/>
-                </w:rPr>
-                <w:t xml:space="preserve">Raspberry Pi RP2350 Datasheet</w:t>
-              </w:r>
-            </w:hyperlink>
-          </w:p>
-        </w:tc>
-      </w:tr>
-    </w:tbl>
-    <w:p>
-      <w:pPr>
-        <w:pStyle w:val="BodyText"/>
-      </w:pPr>
-      <w:r>
-        <w:t xml:space="preserve">The wiki is the implementation guide for the board’s intended operation, but</w:t>
-      </w:r>
-      <w:r>
-        <w:t xml:space="preserve"> </w:t>
-      </w:r>
-      <w:r>
-        <w:t xml:space="preserve">it is not a source of module-level electrical ratings. The supplied legacy Product Reference DOCX is</w:t>
-      </w:r>
-      <w:r>
-        <w:t xml:space="preserve"> </w:t>
-      </w:r>
-      <w:r>
-        <w:t xml:space="preserve">also excluded as a technical source because its content describes a PULSAR</w:t>
-      </w:r>
-      <w:r>
-        <w:t xml:space="preserve"> </w:t>
-      </w:r>
-      <w:r>
-        <w:t xml:space="preserve">ESP32-H2 rather than this RP2350A board.</w:t>
-      </w:r>
-    </w:p>
-    <w:bookmarkEnd w:id="135"/>
-    <w:bookmarkStart w:id="154" w:name="appendix"/>
-    <w:p>
-      <w:pPr>
-        <w:pStyle w:val="Heading2"/>
-      </w:pPr>
-      <w:r>
-        <w:rPr>
-          <w:bCs/>
-          <w:b/>
-        </w:rPr>
-        <w:t xml:space="preserve">9 Appendix</w:t>
-      </w:r>
-    </w:p>
-    <w:bookmarkStart w:id="148" w:name="schematic"/>
-    <w:p>
-      <w:pPr>
-        <w:pStyle w:val="Heading3"/>
-      </w:pPr>
-      <w:r>
-        <w:rPr>
-          <w:bCs/>
-          <w:b/>
-        </w:rPr>
-        <w:t xml:space="preserve">9.1 Schematic</w:t>
-      </w:r>
-    </w:p>
-    <w:p>
-      <w:pPr>
-        <w:pStyle w:val="FirstParagraph"/>
-      </w:pPr>
-      <w:r>
-        <w:t xml:space="preserve">The following three sheets are rendered from</w:t>
-      </w:r>
-      <w:r>
-        <w:t xml:space="preserve"> </w:t>
-      </w:r>
-      <w:r>
-        <w:rPr>
-          <w:rStyle w:val="VerbatimChar"/>
-        </w:rPr>
-        <w:t xml:space="preserve">unit_sch_v_1_3_0_pulsar_rp2350a.pdf</w:t>
-      </w:r>
-      <w:r>
-        <w:t xml:space="preserve">. The PDF remains the authoritative</w:t>
-      </w:r>
-      <w:r>
-        <w:t xml:space="preserve"> </w:t>
-      </w:r>
-      <w:r>
-        <w:t xml:space="preserve">electrical drawing. The title block still contains</w:t>
-      </w:r>
-      <w:r>
-        <w:t xml:space="preserve"> </w:t>
-      </w:r>
-      <w:r>
-        <w:rPr>
-          <w:rStyle w:val="VerbatimChar"/>
-        </w:rPr>
-        <w:t xml:space="preserve">PULSAR RP230A</w:t>
-      </w:r>
-      <w:r>
-        <w:t xml:space="preserve"> </w:t>
-      </w:r>
-      <w:r>
-        <w:t xml:space="preserve">and revision</w:t>
-      </w:r>
-      <w:r>
-        <w:t xml:space="preserve"> </w:t>
-      </w:r>
-      <w:r>
-        <w:rPr>
-          <w:rStyle w:val="VerbatimChar"/>
-        </w:rPr>
-        <w:t xml:space="preserve">1.0.0</w:t>
-      </w:r>
-      <w:r>
-        <w:t xml:space="preserve">; this label differs from the UNIT PULSAR RP2350 name and RP2350A</w:t>
-      </w:r>
-      <w:r>
-        <w:t xml:space="preserve"> </w:t>
-      </w:r>
-      <w:r>
-        <w:t xml:space="preserve">controller described in this reference.</w:t>
-      </w:r>
-    </w:p>
-    <w:bookmarkStart w:id="139" w:name="processor-memory-usb-io-and-power-entry"/>
-    <w:p>
-      <w:pPr>
-        <w:pStyle w:val="Heading4"/>
-      </w:pPr>
-      <w:r>
-        <w:rPr>
-          <w:bCs/>
-          <w:b/>
-        </w:rPr>
-        <w:t xml:space="preserve">9.1.1 Processor, Memory, USB, I/O, and Power Entry</w:t>
+        <w:t xml:space="preserve">6.3 Board Dimensions</w:t>
       </w:r>
     </w:p>
     <w:p>
@@ -15063,20 +14395,20 @@
       <w:r>
         <w:drawing>
           <wp:inline>
-            <wp:extent cx="6108700" cy="4720359"/>
+            <wp:extent cx="5943600" cy="4571619"/>
             <wp:effectExtent b="0" l="0" r="0" t="0"/>
-            <wp:docPr descr="" title="" id="137" name="Picture"/>
+            <wp:docPr descr="" title="" id="125" name="Picture"/>
             <a:graphic>
               <a:graphicData uri="http://schemas.openxmlformats.org/drawingml/2006/picture">
                 <pic:pic>
                   <pic:nvPicPr>
-                    <pic:cNvPr descr="hardware/resources/unit_schematic_v_1_3_0_pulsar_rp2350a_sheet_1.png" id="138" name="Picture"/>
+                    <pic:cNvPr descr="hardware/resources/unit_dimensions_v1_3_0_ue0103_pulsar_rp2350a.png" id="126" name="Picture"/>
                     <pic:cNvPicPr>
                       <a:picLocks noChangeArrowheads="1" noChangeAspect="1"/>
                     </pic:cNvPicPr>
                   </pic:nvPicPr>
                   <pic:blipFill>
-                    <a:blip r:embed="rId136"/>
+                    <a:blip r:embed="rId124"/>
                     <a:stretch>
                       <a:fillRect/>
                     </a:stretch>
@@ -15084,7 +14416,7 @@
                   <pic:spPr bwMode="auto">
                     <a:xfrm>
                       <a:off x="0" y="0"/>
-                      <a:ext cx="6108700" cy="4720359"/>
+                      <a:ext cx="5943600" cy="4571619"/>
                     </a:xfrm>
                     <a:prstGeom prst="rect">
                       <a:avLst/>
@@ -15103,18 +14435,925 @@
         </w:drawing>
       </w:r>
     </w:p>
-    <w:bookmarkEnd w:id="139"/>
-    <w:bookmarkStart w:id="143" w:name="X5a216c792d0ae9be432868afc12272b8b3ddded"/>
-    <w:p>
-      <w:pPr>
-        <w:pStyle w:val="Heading4"/>
+    <w:p>
+      <w:pPr>
+        <w:pStyle w:val="BodyText"/>
+      </w:pPr>
+      <w:r>
+        <w:t xml:space="preserve">The principal mechanical dimensions of hardware revision V1.3.0 are summarized below.</w:t>
+      </w:r>
+    </w:p>
+    <w:tbl>
+      <w:tblPr>
+        <w:tblStyle w:val="Table"/>
+        <w:tblW w:type="auto" w:w="0"/>
+        <w:tblLook w:firstRow="1" w:lastRow="0" w:firstColumn="0" w:lastColumn="0" w:noHBand="0" w:noVBand="0" w:val="0020"/>
+        <w:jc w:val="start"/>
+      </w:tblPr>
+      <w:tblGrid>
+        <w:gridCol w:w="3960"/>
+        <w:gridCol w:w="3960"/>
+      </w:tblGrid>
+      <w:tr>
+        <w:trPr>
+          <w:tblHeader w:val="true"/>
+        </w:trPr>
+        <w:tc>
+          <w:tcPr/>
+          <w:p>
+            <w:pPr>
+              <w:pStyle w:val="Compact"/>
+              <w:jc w:val="left"/>
+            </w:pPr>
+            <w:r>
+              <w:t xml:space="preserve">Parameter</w:t>
+            </w:r>
+          </w:p>
+        </w:tc>
+        <w:tc>
+          <w:tcPr/>
+          <w:p>
+            <w:pPr>
+              <w:pStyle w:val="Compact"/>
+              <w:jc w:val="right"/>
+            </w:pPr>
+            <w:r>
+              <w:t xml:space="preserve">Dimension</w:t>
+            </w:r>
+          </w:p>
+        </w:tc>
+      </w:tr>
+      <w:tr>
+        <w:tc>
+          <w:tcPr/>
+          <w:p>
+            <w:pPr>
+              <w:pStyle w:val="Compact"/>
+              <w:jc w:val="left"/>
+            </w:pPr>
+            <w:r>
+              <w:t xml:space="preserve">Overall board length</w:t>
+            </w:r>
+          </w:p>
+        </w:tc>
+        <w:tc>
+          <w:tcPr/>
+          <w:p>
+            <w:pPr>
+              <w:pStyle w:val="Compact"/>
+              <w:jc w:val="right"/>
+            </w:pPr>
+            <w:r>
+              <w:t xml:space="preserve">43.18 mm</w:t>
+            </w:r>
+          </w:p>
+        </w:tc>
+      </w:tr>
+      <w:tr>
+        <w:tc>
+          <w:tcPr/>
+          <w:p>
+            <w:pPr>
+              <w:pStyle w:val="Compact"/>
+              <w:jc w:val="left"/>
+            </w:pPr>
+            <w:r>
+              <w:t xml:space="preserve">Overall board width</w:t>
+            </w:r>
+          </w:p>
+        </w:tc>
+        <w:tc>
+          <w:tcPr/>
+          <w:p>
+            <w:pPr>
+              <w:pStyle w:val="Compact"/>
+              <w:jc w:val="right"/>
+            </w:pPr>
+            <w:r>
+              <w:t xml:space="preserve">17.78 mm</w:t>
+            </w:r>
+          </w:p>
+        </w:tc>
+      </w:tr>
+      <w:tr>
+        <w:tc>
+          <w:tcPr/>
+          <w:p>
+            <w:pPr>
+              <w:pStyle w:val="Compact"/>
+              <w:jc w:val="left"/>
+            </w:pPr>
+            <w:r>
+              <w:t xml:space="preserve">Castellated-row spacing</w:t>
+            </w:r>
+          </w:p>
+        </w:tc>
+        <w:tc>
+          <w:tcPr/>
+          <w:p>
+            <w:pPr>
+              <w:pStyle w:val="Compact"/>
+              <w:jc w:val="right"/>
+            </w:pPr>
+            <w:r>
+              <w:t xml:space="preserve">15.24 mm</w:t>
+            </w:r>
+          </w:p>
+        </w:tc>
+      </w:tr>
+      <w:tr>
+        <w:tc>
+          <w:tcPr/>
+          <w:p>
+            <w:pPr>
+              <w:pStyle w:val="Compact"/>
+              <w:jc w:val="left"/>
+            </w:pPr>
+            <w:r>
+              <w:t xml:space="preserve">Castellated-pad pitch</w:t>
+            </w:r>
+          </w:p>
+        </w:tc>
+        <w:tc>
+          <w:tcPr/>
+          <w:p>
+            <w:pPr>
+              <w:pStyle w:val="Compact"/>
+              <w:jc w:val="right"/>
+            </w:pPr>
+            <w:r>
+              <w:t xml:space="preserve">2.54 mm</w:t>
+            </w:r>
+          </w:p>
+        </w:tc>
+      </w:tr>
+      <w:tr>
+        <w:tc>
+          <w:tcPr/>
+          <w:p>
+            <w:pPr>
+              <w:pStyle w:val="Compact"/>
+              <w:jc w:val="left"/>
+            </w:pPr>
+            <w:r>
+              <w:t xml:space="preserve">Mounting-hole diameter</w:t>
+            </w:r>
+          </w:p>
+        </w:tc>
+        <w:tc>
+          <w:tcPr/>
+          <w:p>
+            <w:pPr>
+              <w:pStyle w:val="Compact"/>
+              <w:jc w:val="right"/>
+            </w:pPr>
+            <w:r>
+              <w:t xml:space="preserve">Ø2.0 mm</w:t>
+            </w:r>
+          </w:p>
+        </w:tc>
+      </w:tr>
+      <w:tr>
+        <w:tc>
+          <w:tcPr/>
+          <w:p>
+            <w:pPr>
+              <w:pStyle w:val="Compact"/>
+              <w:jc w:val="left"/>
+            </w:pPr>
+            <w:r>
+              <w:t xml:space="preserve">Vertical mounting-hole spacing</w:t>
+            </w:r>
+          </w:p>
+        </w:tc>
+        <w:tc>
+          <w:tcPr/>
+          <w:p>
+            <w:pPr>
+              <w:pStyle w:val="Compact"/>
+              <w:jc w:val="right"/>
+            </w:pPr>
+            <w:r>
+              <w:t xml:space="preserve">40.64 mm</w:t>
+            </w:r>
+          </w:p>
+        </w:tc>
+      </w:tr>
+    </w:tbl>
+    <w:p>
+      <w:pPr>
+        <w:pStyle w:val="BodyText"/>
+      </w:pPr>
+      <w:r>
+        <w:t xml:space="preserve">Four mounting holes are located near the corners of the PCB. The castellated edge connections follow a 2.54 mm pitch, with 15.24 mm spacing between the two parallel rows.</w:t>
+      </w:r>
+    </w:p>
+    <w:p>
+      <w:pPr>
+        <w:pStyle w:val="BodyText"/>
+      </w:pPr>
+      <w:r>
+        <w:t xml:space="preserve">The dimensional drawing should be used as the primary reference for board-outline and mounting dimensions when designing carrier boards, fixtures, or enclosures.</w:t>
+      </w:r>
+    </w:p>
+    <w:bookmarkEnd w:id="127"/>
+    <w:bookmarkStart w:id="128" w:name="mechanical-integration-considerations"/>
+    <w:p>
+      <w:pPr>
+        <w:pStyle w:val="Heading3"/>
       </w:pPr>
       <w:r>
         <w:rPr>
           <w:bCs/>
           <w:b/>
         </w:rPr>
-        <w:t xml:space="preserve">9.1.2 microSD, BMI270, HSTX Connector, and PDM Microphone</w:t>
+        <w:t xml:space="preserve">6.4 Mechanical Integration Considerations</w:t>
+      </w:r>
+    </w:p>
+    <w:p>
+      <w:pPr>
+        <w:pStyle w:val="FirstParagraph"/>
+      </w:pPr>
+      <w:r>
+        <w:t xml:space="preserve">When integrating the UNIT PULSAR RP2350A into a carrier board, fixture, or enclosure, provide sufficient clearance for:</w:t>
+      </w:r>
+    </w:p>
+    <w:p>
+      <w:pPr>
+        <w:numPr>
+          <w:ilvl w:val="0"/>
+          <w:numId w:val="1018"/>
+        </w:numPr>
+        <w:pStyle w:val="Compact"/>
+      </w:pPr>
+      <w:r>
+        <w:t xml:space="preserve">USB-C cable insertion and removal.</w:t>
+      </w:r>
+    </w:p>
+    <w:p>
+      <w:pPr>
+        <w:numPr>
+          <w:ilvl w:val="0"/>
+          <w:numId w:val="1018"/>
+        </w:numPr>
+        <w:pStyle w:val="Compact"/>
+      </w:pPr>
+      <w:r>
+        <w:t xml:space="preserve">QWIIC cable connection.</w:t>
+      </w:r>
+    </w:p>
+    <w:p>
+      <w:pPr>
+        <w:numPr>
+          <w:ilvl w:val="0"/>
+          <w:numId w:val="1018"/>
+        </w:numPr>
+        <w:pStyle w:val="Compact"/>
+      </w:pPr>
+      <w:r>
+        <w:t xml:space="preserve">Battery connector and cable routing.</w:t>
+      </w:r>
+    </w:p>
+    <w:p>
+      <w:pPr>
+        <w:numPr>
+          <w:ilvl w:val="0"/>
+          <w:numId w:val="1018"/>
+        </w:numPr>
+        <w:pStyle w:val="Compact"/>
+      </w:pPr>
+      <w:r>
+        <w:t xml:space="preserve">microSD card insertion and removal.</w:t>
+      </w:r>
+    </w:p>
+    <w:p>
+      <w:pPr>
+        <w:numPr>
+          <w:ilvl w:val="0"/>
+          <w:numId w:val="1018"/>
+        </w:numPr>
+        <w:pStyle w:val="Compact"/>
+      </w:pPr>
+      <w:r>
+        <w:t xml:space="preserve">HSTX FFC/FPC cable insertion and routing.</w:t>
+      </w:r>
+    </w:p>
+    <w:p>
+      <w:pPr>
+        <w:numPr>
+          <w:ilvl w:val="0"/>
+          <w:numId w:val="1018"/>
+        </w:numPr>
+        <w:pStyle w:val="Compact"/>
+      </w:pPr>
+      <w:r>
+        <w:t xml:space="preserve">BOOT and RESET button access.</w:t>
+      </w:r>
+    </w:p>
+    <w:p>
+      <w:pPr>
+        <w:numPr>
+          <w:ilvl w:val="0"/>
+          <w:numId w:val="1018"/>
+        </w:numPr>
+        <w:pStyle w:val="Compact"/>
+      </w:pPr>
+      <w:r>
+        <w:t xml:space="preserve">Castellated edge-pad soldering or header installation.</w:t>
+      </w:r>
+    </w:p>
+    <w:p>
+      <w:pPr>
+        <w:numPr>
+          <w:ilvl w:val="0"/>
+          <w:numId w:val="1018"/>
+        </w:numPr>
+        <w:pStyle w:val="Compact"/>
+      </w:pPr>
+      <w:r>
+        <w:t xml:space="preserve">SWD debug access when required.</w:t>
+      </w:r>
+    </w:p>
+    <w:p>
+      <w:pPr>
+        <w:numPr>
+          <w:ilvl w:val="0"/>
+          <w:numId w:val="1018"/>
+        </w:numPr>
+        <w:pStyle w:val="Compact"/>
+      </w:pPr>
+      <w:r>
+        <w:t xml:space="preserve">Configuration solder-pad access when required.</w:t>
+      </w:r>
+    </w:p>
+    <w:p>
+      <w:pPr>
+        <w:numPr>
+          <w:ilvl w:val="0"/>
+          <w:numId w:val="1018"/>
+        </w:numPr>
+        <w:pStyle w:val="Compact"/>
+      </w:pPr>
+      <w:r>
+        <w:t xml:space="preserve">The microphone acoustic port and its surrounding acoustic path.</w:t>
+      </w:r>
+    </w:p>
+    <w:p>
+      <w:pPr>
+        <w:pStyle w:val="FirstParagraph"/>
+      </w:pPr>
+      <w:r>
+        <w:t xml:space="preserve">PCB thickness, maximum top-side and bottom-side component heights, and connector insertion envelopes should be verified from the corresponding mechanical component specifications when they are critical to the final enclosure or carrier design.</w:t>
+      </w:r>
+    </w:p>
+    <w:bookmarkEnd w:id="128"/>
+    <w:bookmarkEnd w:id="129"/>
+    <w:bookmarkStart w:id="131" w:name="company-information"/>
+    <w:p>
+      <w:pPr>
+        <w:pStyle w:val="Heading2"/>
+      </w:pPr>
+      <w:r>
+        <w:rPr>
+          <w:bCs/>
+          <w:b/>
+        </w:rPr>
+        <w:t xml:space="preserve">7 Company Information</w:t>
+      </w:r>
+    </w:p>
+    <w:tbl>
+      <w:tblPr>
+        <w:tblStyle w:val="Table"/>
+        <w:tblW w:type="auto" w:w="0"/>
+        <w:tblLook w:firstRow="1" w:lastRow="0" w:firstColumn="0" w:lastColumn="0" w:noHBand="0" w:noVBand="0" w:val="0020"/>
+        <w:jc w:val="start"/>
+      </w:tblPr>
+      <w:tblGrid>
+        <w:gridCol w:w="3960"/>
+        <w:gridCol w:w="3960"/>
+      </w:tblGrid>
+      <w:tr>
+        <w:trPr>
+          <w:tblHeader w:val="true"/>
+        </w:trPr>
+        <w:tc>
+          <w:tcPr/>
+          <w:p>
+            <w:pPr>
+              <w:pStyle w:val="Compact"/>
+              <w:jc w:val="left"/>
+            </w:pPr>
+            <w:r>
+              <w:t xml:space="preserve">Item</w:t>
+            </w:r>
+          </w:p>
+        </w:tc>
+        <w:tc>
+          <w:tcPr/>
+          <w:p>
+            <w:pPr>
+              <w:pStyle w:val="Compact"/>
+              <w:jc w:val="left"/>
+            </w:pPr>
+            <w:r>
+              <w:t xml:space="preserve">Information</w:t>
+            </w:r>
+          </w:p>
+        </w:tc>
+      </w:tr>
+      <w:tr>
+        <w:tc>
+          <w:tcPr/>
+          <w:p>
+            <w:pPr>
+              <w:pStyle w:val="Compact"/>
+              <w:jc w:val="left"/>
+            </w:pPr>
+            <w:r>
+              <w:t xml:space="preserve">Company</w:t>
+            </w:r>
+          </w:p>
+        </w:tc>
+        <w:tc>
+          <w:tcPr/>
+          <w:p>
+            <w:pPr>
+              <w:pStyle w:val="Compact"/>
+              <w:jc w:val="left"/>
+            </w:pPr>
+            <w:r>
+              <w:t xml:space="preserve">UNIT Electronics</w:t>
+            </w:r>
+          </w:p>
+        </w:tc>
+      </w:tr>
+      <w:tr>
+        <w:tc>
+          <w:tcPr/>
+          <w:p>
+            <w:pPr>
+              <w:pStyle w:val="Compact"/>
+              <w:jc w:val="left"/>
+            </w:pPr>
+            <w:r>
+              <w:t xml:space="preserve">Website</w:t>
+            </w:r>
+          </w:p>
+        </w:tc>
+        <w:tc>
+          <w:tcPr/>
+          <w:p>
+            <w:pPr>
+              <w:pStyle w:val="Compact"/>
+              <w:jc w:val="left"/>
+            </w:pPr>
+            <w:hyperlink r:id="rId130">
+              <w:r>
+                <w:rPr>
+                  <w:rStyle w:val="Hyperlink"/>
+                </w:rPr>
+                <w:t xml:space="preserve">UNIT Electronics</w:t>
+              </w:r>
+            </w:hyperlink>
+          </w:p>
+        </w:tc>
+      </w:tr>
+      <w:tr>
+        <w:tc>
+          <w:tcPr/>
+          <w:p>
+            <w:pPr>
+              <w:pStyle w:val="Compact"/>
+              <w:jc w:val="left"/>
+            </w:pPr>
+            <w:r>
+              <w:t xml:space="preserve">Address</w:t>
+            </w:r>
+          </w:p>
+        </w:tc>
+        <w:tc>
+          <w:tcPr/>
+          <w:p>
+            <w:pPr>
+              <w:pStyle w:val="Compact"/>
+              <w:jc w:val="left"/>
+            </w:pPr>
+            <w:r>
+              <w:t xml:space="preserve">Salvador 19, Cuauhtémoc, 06000 Mexico City, CDMX, Mexico</w:t>
+            </w:r>
+          </w:p>
+        </w:tc>
+      </w:tr>
+    </w:tbl>
+    <w:p>
+      <w:pPr>
+        <w:pStyle w:val="BodyText"/>
+      </w:pPr>
+      <w:r>
+        <w:t xml:space="preserve">The repository and Product Wiki in the next chapter provide the product’s</w:t>
+      </w:r>
+      <w:r>
+        <w:t xml:space="preserve"> </w:t>
+      </w:r>
+      <w:r>
+        <w:t xml:space="preserve">hardware, software, and reference documentation.</w:t>
+      </w:r>
+    </w:p>
+    <w:bookmarkEnd w:id="131"/>
+    <w:bookmarkStart w:id="139" w:name="reference-documentation"/>
+    <w:p>
+      <w:pPr>
+        <w:pStyle w:val="Heading2"/>
+      </w:pPr>
+      <w:r>
+        <w:rPr>
+          <w:bCs/>
+          <w:b/>
+        </w:rPr>
+        <w:t xml:space="preserve">8 Reference Documentation</w:t>
+      </w:r>
+    </w:p>
+    <w:tbl>
+      <w:tblPr>
+        <w:tblStyle w:val="Table"/>
+        <w:tblW w:type="pct" w:w="5000"/>
+        <w:tblLook w:firstRow="1" w:lastRow="0" w:firstColumn="0" w:lastColumn="0" w:noHBand="0" w:noVBand="0" w:val="0020"/>
+        <w:jc w:val="start"/>
+      </w:tblPr>
+      <w:tblGrid>
+        <w:gridCol w:w="3960"/>
+        <w:gridCol w:w="3960"/>
+      </w:tblGrid>
+      <w:tr>
+        <w:trPr>
+          <w:tblHeader w:val="true"/>
+        </w:trPr>
+        <w:tc>
+          <w:tcPr/>
+          <w:p>
+            <w:pPr>
+              <w:pStyle w:val="Compact"/>
+              <w:jc w:val="left"/>
+            </w:pPr>
+            <w:r>
+              <w:t xml:space="preserve">Reference</w:t>
+            </w:r>
+          </w:p>
+        </w:tc>
+        <w:tc>
+          <w:tcPr/>
+          <w:p>
+            <w:pPr>
+              <w:pStyle w:val="Compact"/>
+              <w:jc w:val="left"/>
+            </w:pPr>
+            <w:r>
+              <w:t xml:space="preserve">Location</w:t>
+            </w:r>
+          </w:p>
+        </w:tc>
+      </w:tr>
+      <w:tr>
+        <w:tc>
+          <w:tcPr/>
+          <w:p>
+            <w:pPr>
+              <w:pStyle w:val="Compact"/>
+              <w:jc w:val="left"/>
+            </w:pPr>
+            <w:r>
+              <w:t xml:space="preserve">Product repository</w:t>
+            </w:r>
+          </w:p>
+        </w:tc>
+        <w:tc>
+          <w:tcPr/>
+          <w:p>
+            <w:pPr>
+              <w:pStyle w:val="Compact"/>
+              <w:jc w:val="left"/>
+            </w:pPr>
+            <w:hyperlink r:id="rId132">
+              <w:r>
+                <w:rPr>
+                  <w:rStyle w:val="Hyperlink"/>
+                </w:rPr>
+                <w:t xml:space="preserve">UNIT-Electronics-MX/unit_pulsar_rp2350a</w:t>
+              </w:r>
+            </w:hyperlink>
+          </w:p>
+        </w:tc>
+      </w:tr>
+      <w:tr>
+        <w:tc>
+          <w:tcPr/>
+          <w:p>
+            <w:pPr>
+              <w:pStyle w:val="Compact"/>
+              <w:jc w:val="left"/>
+            </w:pPr>
+            <w:r>
+              <w:t xml:space="preserve">Hardware reference</w:t>
+            </w:r>
+          </w:p>
+        </w:tc>
+        <w:tc>
+          <w:tcPr/>
+          <w:p>
+            <w:pPr>
+              <w:pStyle w:val="Compact"/>
+              <w:jc w:val="left"/>
+            </w:pPr>
+            <w:hyperlink r:id="rId133">
+              <w:r>
+                <w:rPr>
+                  <w:rStyle w:val="Hyperlink"/>
+                </w:rPr>
+                <w:t xml:space="preserve">hardware/README.md</w:t>
+              </w:r>
+            </w:hyperlink>
+          </w:p>
+        </w:tc>
+      </w:tr>
+      <w:tr>
+        <w:tc>
+          <w:tcPr/>
+          <w:p>
+            <w:pPr>
+              <w:pStyle w:val="Compact"/>
+              <w:jc w:val="left"/>
+            </w:pPr>
+            <w:r>
+              <w:t xml:space="preserve">Technical wiki</w:t>
+            </w:r>
+          </w:p>
+        </w:tc>
+        <w:tc>
+          <w:tcPr/>
+          <w:p>
+            <w:pPr>
+              <w:pStyle w:val="Compact"/>
+              <w:jc w:val="left"/>
+            </w:pPr>
+            <w:hyperlink r:id="rId134">
+              <w:r>
+                <w:rPr>
+                  <w:rStyle w:val="Hyperlink"/>
+                </w:rPr>
+                <w:t xml:space="preserve">PULSAR RP2350 wiki</w:t>
+              </w:r>
+            </w:hyperlink>
+          </w:p>
+        </w:tc>
+      </w:tr>
+      <w:tr>
+        <w:tc>
+          <w:tcPr/>
+          <w:p>
+            <w:pPr>
+              <w:pStyle w:val="Compact"/>
+              <w:jc w:val="left"/>
+            </w:pPr>
+            <w:r>
+              <w:t xml:space="preserve">Getting Started</w:t>
+            </w:r>
+          </w:p>
+        </w:tc>
+        <w:tc>
+          <w:tcPr/>
+          <w:p>
+            <w:pPr>
+              <w:pStyle w:val="Compact"/>
+              <w:jc w:val="left"/>
+            </w:pPr>
+            <w:hyperlink r:id="rId135">
+              <w:r>
+                <w:rPr>
+                  <w:rStyle w:val="Hyperlink"/>
+                </w:rPr>
+                <w:t xml:space="preserve">Setup guide</w:t>
+              </w:r>
+            </w:hyperlink>
+          </w:p>
+        </w:tc>
+      </w:tr>
+      <w:tr>
+        <w:tc>
+          <w:tcPr/>
+          <w:p>
+            <w:pPr>
+              <w:pStyle w:val="Compact"/>
+              <w:jc w:val="left"/>
+            </w:pPr>
+            <w:r>
+              <w:t xml:space="preserve">C++ examples</w:t>
+            </w:r>
+          </w:p>
+        </w:tc>
+        <w:tc>
+          <w:tcPr/>
+          <w:p>
+            <w:pPr>
+              <w:pStyle w:val="Compact"/>
+              <w:jc w:val="left"/>
+            </w:pPr>
+            <w:hyperlink r:id="rId136">
+              <w:r>
+                <w:rPr>
+                  <w:rStyle w:val="Hyperlink"/>
+                </w:rPr>
+                <w:t xml:space="preserve">software/cpp_examples</w:t>
+              </w:r>
+            </w:hyperlink>
+          </w:p>
+        </w:tc>
+      </w:tr>
+      <w:tr>
+        <w:tc>
+          <w:tcPr/>
+          <w:p>
+            <w:pPr>
+              <w:pStyle w:val="Compact"/>
+              <w:jc w:val="left"/>
+            </w:pPr>
+            <w:r>
+              <w:t xml:space="preserve">Board schematic</w:t>
+            </w:r>
+          </w:p>
+        </w:tc>
+        <w:tc>
+          <w:tcPr/>
+          <w:p>
+            <w:pPr>
+              <w:pStyle w:val="Compact"/>
+              <w:jc w:val="left"/>
+            </w:pPr>
+            <w:hyperlink r:id="rId137">
+              <w:r>
+                <w:rPr>
+                  <w:rStyle w:val="Hyperlink"/>
+                </w:rPr>
+                <w:t xml:space="preserve">V1.3 schematic</w:t>
+              </w:r>
+            </w:hyperlink>
+          </w:p>
+        </w:tc>
+      </w:tr>
+      <w:tr>
+        <w:tc>
+          <w:tcPr/>
+          <w:p>
+            <w:pPr>
+              <w:pStyle w:val="Compact"/>
+              <w:jc w:val="left"/>
+            </w:pPr>
+            <w:r>
+              <w:t xml:space="preserve">RP2350 component datasheet</w:t>
+            </w:r>
+          </w:p>
+        </w:tc>
+        <w:tc>
+          <w:tcPr/>
+          <w:p>
+            <w:pPr>
+              <w:pStyle w:val="Compact"/>
+              <w:jc w:val="left"/>
+            </w:pPr>
+            <w:hyperlink r:id="rId138">
+              <w:r>
+                <w:rPr>
+                  <w:rStyle w:val="Hyperlink"/>
+                </w:rPr>
+                <w:t xml:space="preserve">Raspberry Pi RP2350 Datasheet</w:t>
+              </w:r>
+            </w:hyperlink>
+          </w:p>
+        </w:tc>
+      </w:tr>
+    </w:tbl>
+    <w:p>
+      <w:pPr>
+        <w:pStyle w:val="BodyText"/>
+      </w:pPr>
+      <w:r>
+        <w:t xml:space="preserve">The wiki is the implementation guide for the board’s intended operation, but</w:t>
+      </w:r>
+      <w:r>
+        <w:t xml:space="preserve"> </w:t>
+      </w:r>
+      <w:r>
+        <w:t xml:space="preserve">it is not a source of module-level electrical ratings. The supplied legacy Product Reference DOCX is</w:t>
+      </w:r>
+      <w:r>
+        <w:t xml:space="preserve"> </w:t>
+      </w:r>
+      <w:r>
+        <w:t xml:space="preserve">also excluded as a technical source because its content describes a PULSAR</w:t>
+      </w:r>
+      <w:r>
+        <w:t xml:space="preserve"> </w:t>
+      </w:r>
+      <w:r>
+        <w:t xml:space="preserve">ESP32-H2 rather than this RP2350A board.</w:t>
+      </w:r>
+    </w:p>
+    <w:bookmarkEnd w:id="139"/>
+    <w:bookmarkStart w:id="158" w:name="appendix"/>
+    <w:p>
+      <w:pPr>
+        <w:pStyle w:val="Heading2"/>
+      </w:pPr>
+      <w:r>
+        <w:rPr>
+          <w:bCs/>
+          <w:b/>
+        </w:rPr>
+        <w:t xml:space="preserve">9 Appendix</w:t>
+      </w:r>
+    </w:p>
+    <w:bookmarkStart w:id="152" w:name="schematic"/>
+    <w:p>
+      <w:pPr>
+        <w:pStyle w:val="Heading3"/>
+      </w:pPr>
+      <w:r>
+        <w:rPr>
+          <w:bCs/>
+          <w:b/>
+        </w:rPr>
+        <w:t xml:space="preserve">9.1 Schematic</w:t>
+      </w:r>
+    </w:p>
+    <w:p>
+      <w:pPr>
+        <w:pStyle w:val="FirstParagraph"/>
+      </w:pPr>
+      <w:r>
+        <w:t xml:space="preserve">The following three sheets are rendered from</w:t>
+      </w:r>
+      <w:r>
+        <w:t xml:space="preserve"> </w:t>
+      </w:r>
+      <w:r>
+        <w:rPr>
+          <w:rStyle w:val="VerbatimChar"/>
+        </w:rPr>
+        <w:t xml:space="preserve">unit_sch_v_1_3_0_pulsar_rp2350a.pdf</w:t>
+      </w:r>
+      <w:r>
+        <w:t xml:space="preserve">. The PDF remains the authoritative</w:t>
+      </w:r>
+      <w:r>
+        <w:t xml:space="preserve"> </w:t>
+      </w:r>
+      <w:r>
+        <w:t xml:space="preserve">electrical drawing. The title block still contains</w:t>
+      </w:r>
+      <w:r>
+        <w:t xml:space="preserve"> </w:t>
+      </w:r>
+      <w:r>
+        <w:rPr>
+          <w:rStyle w:val="VerbatimChar"/>
+        </w:rPr>
+        <w:t xml:space="preserve">PULSAR RP230A</w:t>
+      </w:r>
+      <w:r>
+        <w:t xml:space="preserve"> </w:t>
+      </w:r>
+      <w:r>
+        <w:t xml:space="preserve">and revision</w:t>
+      </w:r>
+      <w:r>
+        <w:t xml:space="preserve"> </w:t>
+      </w:r>
+      <w:r>
+        <w:rPr>
+          <w:rStyle w:val="VerbatimChar"/>
+        </w:rPr>
+        <w:t xml:space="preserve">1.0.0</w:t>
+      </w:r>
+      <w:r>
+        <w:t xml:space="preserve">; this label differs from the UNIT PULSAR RP2350 name and RP2350A</w:t>
+      </w:r>
+      <w:r>
+        <w:t xml:space="preserve"> </w:t>
+      </w:r>
+      <w:r>
+        <w:t xml:space="preserve">controller described in this reference.</w:t>
+      </w:r>
+    </w:p>
+    <w:bookmarkStart w:id="143" w:name="processor-memory-usb-io-and-power-entry"/>
+    <w:p>
+      <w:pPr>
+        <w:pStyle w:val="Heading4"/>
+      </w:pPr>
+      <w:r>
+        <w:rPr>
+          <w:bCs/>
+          <w:b/>
+        </w:rPr>
+        <w:t xml:space="preserve">9.1.1 Processor, Memory, USB, I/O, and Power Entry</w:t>
       </w:r>
     </w:p>
     <w:p>
@@ -15131,7 +15370,7 @@
               <a:graphicData uri="http://schemas.openxmlformats.org/drawingml/2006/picture">
                 <pic:pic>
                   <pic:nvPicPr>
-                    <pic:cNvPr descr="hardware/resources/unit_schematic_v_1_3_0_pulsar_rp2350a_sheet_2.png" id="142" name="Picture"/>
+                    <pic:cNvPr descr="hardware/resources/unit_schematic_v_1_3_0_pulsar_rp2350a_sheet_1.png" id="142" name="Picture"/>
                     <pic:cNvPicPr>
                       <a:picLocks noChangeArrowheads="1" noChangeAspect="1"/>
                     </pic:cNvPicPr>
@@ -15165,7 +15404,7 @@
       </w:r>
     </w:p>
     <w:bookmarkEnd w:id="143"/>
-    <w:bookmarkStart w:id="147" w:name="v-regulator"/>
+    <w:bookmarkStart w:id="147" w:name="X5a216c792d0ae9be432868afc12272b8b3ddded"/>
     <w:p>
       <w:pPr>
         <w:pStyle w:val="Heading4"/>
@@ -15175,7 +15414,7 @@
           <w:bCs/>
           <w:b/>
         </w:rPr>
-        <w:t xml:space="preserve">9.1.3 3.3 V Regulator</w:t>
+        <w:t xml:space="preserve">9.1.2 microSD, BMI270, HSTX Connector, and PDM Microphone</w:t>
       </w:r>
     </w:p>
     <w:p>
@@ -15192,7 +15431,7 @@
               <a:graphicData uri="http://schemas.openxmlformats.org/drawingml/2006/picture">
                 <pic:pic>
                   <pic:nvPicPr>
-                    <pic:cNvPr descr="hardware/resources/unit_schematic_v_1_3_0_pulsar_rp2350a_sheet_3.png" id="146" name="Picture"/>
+                    <pic:cNvPr descr="hardware/resources/unit_schematic_v_1_3_0_pulsar_rp2350a_sheet_2.png" id="146" name="Picture"/>
                     <pic:cNvPicPr>
                       <a:picLocks noChangeArrowheads="1" noChangeAspect="1"/>
                     </pic:cNvPicPr>
@@ -15226,8 +15465,69 @@
       </w:r>
     </w:p>
     <w:bookmarkEnd w:id="147"/>
-    <w:bookmarkEnd w:id="148"/>
-    <w:bookmarkStart w:id="149" w:name="technical-references"/>
+    <w:bookmarkStart w:id="151" w:name="v-regulator"/>
+    <w:p>
+      <w:pPr>
+        <w:pStyle w:val="Heading4"/>
+      </w:pPr>
+      <w:r>
+        <w:rPr>
+          <w:bCs/>
+          <w:b/>
+        </w:rPr>
+        <w:t xml:space="preserve">9.1.3 3.3 V Regulator</w:t>
+      </w:r>
+    </w:p>
+    <w:p>
+      <w:pPr>
+        <w:pStyle w:val="FirstParagraph"/>
+      </w:pPr>
+      <w:r>
+        <w:drawing>
+          <wp:inline>
+            <wp:extent cx="6108700" cy="4720359"/>
+            <wp:effectExtent b="0" l="0" r="0" t="0"/>
+            <wp:docPr descr="" title="" id="149" name="Picture"/>
+            <a:graphic>
+              <a:graphicData uri="http://schemas.openxmlformats.org/drawingml/2006/picture">
+                <pic:pic>
+                  <pic:nvPicPr>
+                    <pic:cNvPr descr="hardware/resources/unit_schematic_v_1_3_0_pulsar_rp2350a_sheet_3.png" id="150" name="Picture"/>
+                    <pic:cNvPicPr>
+                      <a:picLocks noChangeArrowheads="1" noChangeAspect="1"/>
+                    </pic:cNvPicPr>
+                  </pic:nvPicPr>
+                  <pic:blipFill>
+                    <a:blip r:embed="rId148"/>
+                    <a:stretch>
+                      <a:fillRect/>
+                    </a:stretch>
+                  </pic:blipFill>
+                  <pic:spPr bwMode="auto">
+                    <a:xfrm>
+                      <a:off x="0" y="0"/>
+                      <a:ext cx="6108700" cy="4720359"/>
+                    </a:xfrm>
+                    <a:prstGeom prst="rect">
+                      <a:avLst/>
+                    </a:prstGeom>
+                    <a:noFill/>
+                    <a:ln w="9525">
+                      <a:noFill/>
+                      <a:headEnd/>
+                      <a:tailEnd/>
+                    </a:ln>
+                  </pic:spPr>
+                </pic:pic>
+              </a:graphicData>
+            </a:graphic>
+          </wp:inline>
+        </w:drawing>
+      </w:r>
+    </w:p>
+    <w:bookmarkEnd w:id="151"/>
+    <w:bookmarkEnd w:id="152"/>
+    <w:bookmarkStart w:id="153" w:name="technical-references"/>
     <w:p>
       <w:pPr>
         <w:pStyle w:val="Heading3"/>
@@ -15306,8 +15606,8 @@
         <w:t xml:space="preserve">installed UNIT RP2350 core APIs.</w:t>
       </w:r>
     </w:p>
-    <w:bookmarkEnd w:id="149"/>
-    <w:bookmarkStart w:id="150" w:name="Xc69fc42ee66445cecdcdb0e7409e522581a6637"/>
+    <w:bookmarkEnd w:id="153"/>
+    <w:bookmarkStart w:id="154" w:name="Xc69fc42ee66445cecdcdb0e7409e522581a6637"/>
     <w:p>
       <w:pPr>
         <w:pStyle w:val="Heading3"/>
@@ -15476,8 +15776,8 @@
         <w:t xml:space="preserve">Complete pinout, topology, and dimension drawings</w:t>
       </w:r>
     </w:p>
-    <w:bookmarkEnd w:id="150"/>
-    <w:bookmarkStart w:id="151" w:name="document-control"/>
+    <w:bookmarkEnd w:id="154"/>
+    <w:bookmarkStart w:id="155" w:name="document-control"/>
     <w:p>
       <w:pPr>
         <w:pStyle w:val="Heading3"/>
@@ -15687,8 +15987,8 @@
         </w:tc>
       </w:tr>
     </w:tbl>
-    <w:bookmarkEnd w:id="151"/>
-    <w:bookmarkStart w:id="152" w:name="source-inconsistencies"/>
+    <w:bookmarkEnd w:id="155"/>
+    <w:bookmarkStart w:id="156" w:name="source-inconsistencies"/>
     <w:p>
       <w:pPr>
         <w:pStyle w:val="Heading3"/>
@@ -15830,8 +16130,8 @@
         <w:t xml:space="preserve">to GPIO20. Repository examples follow GPIO20.</w:t>
       </w:r>
     </w:p>
-    <w:bookmarkEnd w:id="152"/>
-    <w:bookmarkStart w:id="153" w:name="hardware-errata"/>
+    <w:bookmarkEnd w:id="156"/>
+    <w:bookmarkStart w:id="157" w:name="hardware-errata"/>
     <w:p>
       <w:pPr>
         <w:pStyle w:val="Heading3"/>
@@ -16035,8 +16335,8 @@
         <w:t xml:space="preserve">the board or the debug probe. Follow the SWD connection guidance in Section 4.8.</w:t>
       </w:r>
     </w:p>
-    <w:bookmarkEnd w:id="153"/>
-    <w:bookmarkEnd w:id="154"/>
+    <w:bookmarkEnd w:id="157"/>
+    <w:bookmarkEnd w:id="158"/>
     <w:sectPr>
       <w:pgSz w:h="16838" w:w="11906"/>
       <w:pgMar w:bottom="1134" w:footer="708" w:gutter="0" w:header="708" w:left="1134" w:right="1134" w:top="1134"/>

--- a/docs/hardware/unit_product_reference_v_0_1_0_pulsar_rp2350a.docx
+++ b/docs/hardware/unit_product_reference_v_0_1_0_pulsar_rp2350a.docx
@@ -777,7 +777,7 @@
         <w:pStyle w:val="Compact"/>
       </w:pPr>
       <w:r>
-        <w:t xml:space="preserve">9.1 Schematic</w:t>
+        <w:t xml:space="preserve">9.1 Schematic {.section-page}</w:t>
       </w:r>
     </w:p>
     <w:p>
@@ -789,7 +789,7 @@
         <w:pStyle w:val="Compact"/>
       </w:pPr>
       <w:r>
-        <w:t xml:space="preserve">9.2 Technical References</w:t>
+        <w:t xml:space="preserve">9.2 Technical References {.section-page}</w:t>
       </w:r>
     </w:p>
     <w:p>
@@ -801,7 +801,7 @@
         <w:pStyle w:val="Compact"/>
       </w:pPr>
       <w:r>
-        <w:t xml:space="preserve">9.3 Values Not Specified by the Technical Documentation {.section-page}</w:t>
+        <w:t xml:space="preserve">9.3 Design and Application Notes {.section-page}</w:t>
       </w:r>
     </w:p>
     <w:p>
@@ -814,18 +814,6 @@
       </w:pPr>
       <w:r>
         <w:t xml:space="preserve">9.4 Document Control {.section-page}</w:t>
-      </w:r>
-    </w:p>
-    <w:p>
-      <w:pPr>
-        <w:numPr>
-          <w:ilvl w:val="1"/>
-          <w:numId w:val="1009"/>
-        </w:numPr>
-        <w:pStyle w:val="Compact"/>
-      </w:pPr>
-      <w:r>
-        <w:t xml:space="preserve">9.5 Source Inconsistencies {.section-page}</w:t>
       </w:r>
     </w:p>
     <w:p>
@@ -14973,6 +14961,14 @@
         <w:t xml:space="preserve">8 Reference Documentation</w:t>
       </w:r>
     </w:p>
+    <w:p>
+      <w:pPr>
+        <w:pStyle w:val="FirstParagraph"/>
+      </w:pPr>
+      <w:r>
+        <w:t xml:space="preserve">The following resources provide the official hardware, software, and application documentation for the UNIT PULSAR RP2350A.</w:t>
+      </w:r>
+    </w:p>
     <w:tbl>
       <w:tblPr>
         <w:tblStyle w:val="Table"/>
@@ -15100,7 +15096,7 @@
                 <w:rPr>
                   <w:rStyle w:val="Hyperlink"/>
                 </w:rPr>
-                <w:t xml:space="preserve">PULSAR RP2350 wiki</w:t>
+                <w:t xml:space="preserve">PULSAR RP2350A Wiki</w:t>
               </w:r>
             </w:hyperlink>
           </w:p>
@@ -15193,7 +15189,7 @@
                 <w:rPr>
                   <w:rStyle w:val="Hyperlink"/>
                 </w:rPr>
-                <w:t xml:space="preserve">V1.3 schematic</w:t>
+                <w:t xml:space="preserve">Hardware V1.3.0 schematic</w:t>
               </w:r>
             </w:hyperlink>
           </w:p>
@@ -15236,29 +15232,19 @@
         <w:pStyle w:val="BodyText"/>
       </w:pPr>
       <w:r>
-        <w:t xml:space="preserve">The wiki is the implementation guide for the board’s intended operation, but</w:t>
-      </w:r>
-      <w:r>
-        <w:t xml:space="preserve"> </w:t>
-      </w:r>
-      <w:r>
-        <w:t xml:space="preserve">it is not a source of module-level electrical ratings. The supplied legacy Product Reference DOCX is</w:t>
-      </w:r>
-      <w:r>
-        <w:t xml:space="preserve"> </w:t>
-      </w:r>
-      <w:r>
-        <w:t xml:space="preserve">also excluded as a technical source because its content describes a PULSAR</w:t>
-      </w:r>
-      <w:r>
-        <w:t xml:space="preserve"> </w:t>
-      </w:r>
-      <w:r>
-        <w:t xml:space="preserve">ESP32-H2 rather than this RP2350A board.</w:t>
+        <w:t xml:space="preserve">The UNIT Electronics Wiki provides application-oriented documentation, setup procedures, peripheral usage examples, and software workflows for the board.</w:t>
+      </w:r>
+    </w:p>
+    <w:p>
+      <w:pPr>
+        <w:pStyle w:val="BodyText"/>
+      </w:pPr>
+      <w:r>
+        <w:t xml:space="preserve">The hardware schematic and this Product Reference define the board-level implementation, connections, power architecture, interfaces, and hardware characteristics. RP2350A device-level electrical characteristics and processor specifications should be referenced from the official Raspberry Pi RP2350 datasheet.</w:t>
       </w:r>
     </w:p>
     <w:bookmarkEnd w:id="139"/>
-    <w:bookmarkStart w:id="158" w:name="appendix"/>
+    <w:bookmarkStart w:id="159" w:name="appendix"/>
     <w:p>
       <w:pPr>
         <w:pStyle w:val="Heading2"/>
@@ -15301,46 +15287,7 @@
         <w:t xml:space="preserve">unit_sch_v_1_3_0_pulsar_rp2350a.pdf</w:t>
       </w:r>
       <w:r>
-        <w:t xml:space="preserve">. The PDF remains the authoritative</w:t>
-      </w:r>
-      <w:r>
-        <w:t xml:space="preserve"> </w:t>
-      </w:r>
-      <w:r>
-        <w:t xml:space="preserve">electrical drawing. The title block still contains</w:t>
-      </w:r>
-      <w:r>
-        <w:t xml:space="preserve"> </w:t>
-      </w:r>
-      <w:r>
-        <w:rPr>
-          <w:rStyle w:val="VerbatimChar"/>
-        </w:rPr>
-        <w:t xml:space="preserve">PULSAR RP230A</w:t>
-      </w:r>
-      <w:r>
-        <w:t xml:space="preserve"> </w:t>
-      </w:r>
-      <w:r>
-        <w:t xml:space="preserve">and revision</w:t>
-      </w:r>
-      <w:r>
-        <w:t xml:space="preserve"> </w:t>
-      </w:r>
-      <w:r>
-        <w:rPr>
-          <w:rStyle w:val="VerbatimChar"/>
-        </w:rPr>
-        <w:t xml:space="preserve">1.0.0</w:t>
-      </w:r>
-      <w:r>
-        <w:t xml:space="preserve">; this label differs from the UNIT PULSAR RP2350 name and RP2350A</w:t>
-      </w:r>
-      <w:r>
-        <w:t xml:space="preserve"> </w:t>
-      </w:r>
-      <w:r>
-        <w:t xml:space="preserve">controller described in this reference.</w:t>
+        <w:t xml:space="preserve">. The original PDF remains the authoritative electrical schematic for hardware revision V1.3.0.</w:t>
       </w:r>
     </w:p>
     <w:bookmarkStart w:id="143" w:name="processor-memory-usb-io-and-power-entry"/>
@@ -15465,7 +15412,7 @@
       </w:r>
     </w:p>
     <w:bookmarkEnd w:id="147"/>
-    <w:bookmarkStart w:id="151" w:name="v-regulator"/>
+    <w:bookmarkStart w:id="151" w:name="v-regulator-and-battery-protection"/>
     <w:p>
       <w:pPr>
         <w:pStyle w:val="Heading4"/>
@@ -15475,7 +15422,7 @@
           <w:bCs/>
           <w:b/>
         </w:rPr>
-        <w:t xml:space="preserve">9.1.3 3.3 V Regulator</w:t>
+        <w:t xml:space="preserve">9.1.3 3.3 V Regulator and Battery Protection</w:t>
       </w:r>
     </w:p>
     <w:p>
@@ -15542,14 +15489,21 @@
     </w:p>
     <w:p>
       <w:pPr>
+        <w:pStyle w:val="FirstParagraph"/>
+      </w:pPr>
+      <w:r>
+        <w:t xml:space="preserve">The documentation set for the UNIT PULSAR RP2350A is organized around the following technical sources:</w:t>
+      </w:r>
+    </w:p>
+    <w:p>
+      <w:pPr>
         <w:numPr>
           <w:ilvl w:val="0"/>
           <w:numId w:val="1019"/>
         </w:numPr>
-        <w:pStyle w:val="Compact"/>
-      </w:pPr>
-      <w:r>
-        <w:t xml:space="preserve">The V1.3 schematic defines board connectivity and component designators.</w:t>
+      </w:pPr>
+      <w:r>
+        <w:t xml:space="preserve">The hardware V1.3.0 schematic defines board connectivity, component designators, power architecture, and electrical implementation.</w:t>
       </w:r>
     </w:p>
     <w:p>
@@ -15558,16 +15512,9 @@
           <w:ilvl w:val="0"/>
           <w:numId w:val="1019"/>
         </w:numPr>
-        <w:pStyle w:val="Compact"/>
-      </w:pPr>
-      <w:r>
-        <w:t xml:space="preserve">The official Raspberry Pi RP2350 datasheet defines RP2350A component</w:t>
-      </w:r>
-      <w:r>
-        <w:t xml:space="preserve"> </w:t>
-      </w:r>
-      <w:r>
-        <w:t xml:space="preserve">capabilities and limits.</w:t>
+      </w:pPr>
+      <w:r>
+        <w:t xml:space="preserve">The official Raspberry Pi RP2350 datasheet defines RP2350A device-level electrical characteristics, processor capabilities, GPIO behavior, ADC operation, and HSTX functionality.</w:t>
       </w:r>
     </w:p>
     <w:p>
@@ -15576,16 +15523,9 @@
           <w:ilvl w:val="0"/>
           <w:numId w:val="1019"/>
         </w:numPr>
-        <w:pStyle w:val="Compact"/>
-      </w:pPr>
-      <w:r>
-        <w:t xml:space="preserve">The technical wiki defines intended subsystem operation and firmware</w:t>
-      </w:r>
-      <w:r>
-        <w:t xml:space="preserve"> </w:t>
-      </w:r>
-      <w:r>
-        <w:t xml:space="preserve">workflow.</w:t>
+      </w:pPr>
+      <w:r>
+        <w:t xml:space="preserve">The UNIT Electronics Wiki provides setup procedures, peripheral usage documentation, application examples, and software workflows.</w:t>
       </w:r>
     </w:p>
     <w:p>
@@ -15594,20 +15534,13 @@
           <w:ilvl w:val="0"/>
           <w:numId w:val="1019"/>
         </w:numPr>
-        <w:pStyle w:val="Compact"/>
-      </w:pPr>
-      <w:r>
-        <w:t xml:space="preserve">The compile-checked C++ example collection reconciles wiki code with the</w:t>
-      </w:r>
-      <w:r>
-        <w:t xml:space="preserve"> </w:t>
-      </w:r>
-      <w:r>
-        <w:t xml:space="preserve">installed UNIT RP2350 core APIs.</w:t>
+      </w:pPr>
+      <w:r>
+        <w:t xml:space="preserve">The repository C++ examples provide implementation references for the board peripherals and supported software APIs.</w:t>
       </w:r>
     </w:p>
     <w:bookmarkEnd w:id="153"/>
-    <w:bookmarkStart w:id="154" w:name="Xc69fc42ee66445cecdcdb0e7409e522581a6637"/>
+    <w:bookmarkStart w:id="154" w:name="design-and-application-notes"/>
     <w:p>
       <w:pPr>
         <w:pStyle w:val="Heading3"/>
@@ -15617,7 +15550,15 @@
           <w:bCs/>
           <w:b/>
         </w:rPr>
-        <w:t xml:space="preserve">9.3 Values Not Specified by the Technical Documentation</w:t>
+        <w:t xml:space="preserve">9.3 Design and Application Notes</w:t>
+      </w:r>
+    </w:p>
+    <w:p>
+      <w:pPr>
+        <w:pStyle w:val="FirstParagraph"/>
+      </w:pPr>
+      <w:r>
+        <w:t xml:space="preserve">The following characteristics depend on the final application, firmware configuration, connected peripherals, or mechanical integration:</w:t>
       </w:r>
     </w:p>
     <w:p>
@@ -15629,7 +15570,7 @@
         <w:pStyle w:val="Compact"/>
       </w:pPr>
       <w:r>
-        <w:t xml:space="preserve">A schematic title block matching UNIT PULSAR RP2350 V1.3.0</w:t>
+        <w:t xml:space="preserve">Total board current consumption varies with processor activity, clock configuration, enabled peripherals, RGB LED brightness, microSD activity, PDM audio acquisition, PSRAM usage, HSTX video output, and external loads.</w:t>
       </w:r>
     </w:p>
     <w:p>
@@ -15641,31 +15582,7 @@
         <w:pStyle w:val="Compact"/>
       </w:pPr>
       <w:r>
-        <w:t xml:space="preserve">Module</w:t>
-      </w:r>
-      <w:r>
-        <w:t xml:space="preserve"> </w:t>
-      </w:r>
-      <w:r>
-        <w:rPr>
-          <w:rStyle w:val="VerbatimChar"/>
-        </w:rPr>
-        <w:t xml:space="preserve">VIN</w:t>
-      </w:r>
-      <w:r>
-        <w:t xml:space="preserve">,</w:t>
-      </w:r>
-      <w:r>
-        <w:t xml:space="preserve"> </w:t>
-      </w:r>
-      <w:r>
-        <w:rPr>
-          <w:rStyle w:val="VerbatimChar"/>
-        </w:rPr>
-        <w:t xml:space="preserve">VBAT</w:t>
-      </w:r>
-      <w:r>
-        <w:t xml:space="preserve">, USB, and 3.3 V rail electrical limits</w:t>
+        <w:t xml:space="preserve">Available current for external 3.3 V devices depends on the portion of the AP2112K 600 mA output capability consumed by the board itself.</w:t>
       </w:r>
     </w:p>
     <w:p>
@@ -15677,7 +15594,7 @@
         <w:pStyle w:val="Compact"/>
       </w:pPr>
       <w:r>
-        <w:t xml:space="preserve">Power-source priority, charge current, and compatible battery connection</w:t>
+        <w:t xml:space="preserve">Maximum validated interface rates may depend on firmware configuration, connected devices, cable characteristics, and signal integrity.</w:t>
       </w:r>
     </w:p>
     <w:p>
@@ -15689,7 +15606,7 @@
         <w:pStyle w:val="Compact"/>
       </w:pPr>
       <w:r>
-        <w:t xml:space="preserve">Complete numbered HSTX and QWIIC connector drawings</w:t>
+        <w:t xml:space="preserve">Final microphone acoustic performance depends on enclosure geometry, acoustic-port clearance, and mechanical integration.</w:t>
       </w:r>
     </w:p>
     <w:p>
@@ -15701,31 +15618,7 @@
         <w:pStyle w:val="Compact"/>
       </w:pPr>
       <w:r>
-        <w:rPr>
-          <w:rStyle w:val="VerbatimChar"/>
-        </w:rPr>
-        <w:t xml:space="preserve">D8</w:t>
-      </w:r>
-      <w:r>
-        <w:t xml:space="preserve"> </w:t>
-      </w:r>
-      <w:r>
-        <w:t xml:space="preserve">and</w:t>
-      </w:r>
-      <w:r>
-        <w:t xml:space="preserve"> </w:t>
-      </w:r>
-      <w:r>
-        <w:rPr>
-          <w:rStyle w:val="VerbatimChar"/>
-        </w:rPr>
-        <w:t xml:space="preserve">D9</w:t>
-      </w:r>
-      <w:r>
-        <w:t xml:space="preserve"> </w:t>
-      </w:r>
-      <w:r>
-        <w:t xml:space="preserve">edge-pad disposition</w:t>
+        <w:t xml:space="preserve">Thermal performance and maximum component temperatures depend on workload, ambient conditions, airflow, enclosure design, and external loading.</w:t>
       </w:r>
     </w:p>
     <w:p>
@@ -15737,47 +15630,11 @@
         <w:pStyle w:val="Compact"/>
       </w:pPr>
       <w:r>
-        <w:t xml:space="preserve">Board dimensions, mounting coordinates, and mechanical keep-outs</w:t>
-      </w:r>
-    </w:p>
-    <w:p>
-      <w:pPr>
-        <w:numPr>
-          <w:ilvl w:val="0"/>
-          <w:numId w:val="1020"/>
-        </w:numPr>
-        <w:pStyle w:val="Compact"/>
-      </w:pPr>
-      <w:r>
-        <w:t xml:space="preserve">Current consumption, thermal behavior, and validated interface rates</w:t>
-      </w:r>
-    </w:p>
-    <w:p>
-      <w:pPr>
-        <w:numPr>
-          <w:ilvl w:val="0"/>
-          <w:numId w:val="1020"/>
-        </w:numPr>
-        <w:pStyle w:val="Compact"/>
-      </w:pPr>
-      <w:r>
-        <w:t xml:space="preserve">Module-level runtime performance for the wiki and C++ examples</w:t>
-      </w:r>
-    </w:p>
-    <w:p>
-      <w:pPr>
-        <w:numPr>
-          <w:ilvl w:val="0"/>
-          <w:numId w:val="1020"/>
-        </w:numPr>
-        <w:pStyle w:val="Compact"/>
-      </w:pPr>
-      <w:r>
-        <w:t xml:space="preserve">Complete pinout, topology, and dimension drawings</w:t>
+        <w:t xml:space="preserve">Connector insertion clearance and maximum component-height requirements should be verified for the final carrier or enclosure design.</w:t>
       </w:r>
     </w:p>
     <w:bookmarkEnd w:id="154"/>
-    <w:bookmarkStart w:id="155" w:name="document-control"/>
+    <w:bookmarkStart w:id="156" w:name="document-control"/>
     <w:p>
       <w:pPr>
         <w:pStyle w:val="Heading3"/>
@@ -15851,7 +15708,33 @@
               <w:jc w:val="left"/>
             </w:pPr>
             <w:r>
-              <w:t xml:space="preserve">UNIT PULSAR RP2350</w:t>
+              <w:t xml:space="preserve">UNIT PULSAR RP2350A</w:t>
+            </w:r>
+          </w:p>
+        </w:tc>
+      </w:tr>
+      <w:tr>
+        <w:tc>
+          <w:tcPr/>
+          <w:p>
+            <w:pPr>
+              <w:pStyle w:val="Compact"/>
+              <w:jc w:val="left"/>
+            </w:pPr>
+            <w:r>
+              <w:t xml:space="preserve">SKU</w:t>
+            </w:r>
+          </w:p>
+        </w:tc>
+        <w:tc>
+          <w:tcPr/>
+          <w:p>
+            <w:pPr>
+              <w:pStyle w:val="Compact"/>
+              <w:jc w:val="left"/>
+            </w:pPr>
+            <w:r>
+              <w:t xml:space="preserve">UE0103</w:t>
             </w:r>
           </w:p>
         </w:tc>
@@ -15960,45 +15843,18 @@
           </w:p>
         </w:tc>
       </w:tr>
-      <w:tr>
-        <w:tc>
-          <w:tcPr/>
-          <w:p>
-            <w:pPr>
-              <w:pStyle w:val="Compact"/>
-              <w:jc w:val="left"/>
-            </w:pPr>
-            <w:r>
-              <w:t xml:space="preserve">Firmware</w:t>
-            </w:r>
-          </w:p>
-        </w:tc>
-        <w:tc>
-          <w:tcPr/>
-          <w:p>
-            <w:pPr>
-              <w:pStyle w:val="Compact"/>
-              <w:jc w:val="left"/>
-            </w:pPr>
-            <w:r>
-              <w:t xml:space="preserve">28 compile-checked examples</w:t>
-            </w:r>
-          </w:p>
-        </w:tc>
-      </w:tr>
     </w:tbl>
-    <w:bookmarkEnd w:id="155"/>
-    <w:bookmarkStart w:id="156" w:name="source-inconsistencies"/>
-    <w:p>
-      <w:pPr>
-        <w:pStyle w:val="Heading3"/>
+    <w:bookmarkStart w:id="155" w:name="source-notes"/>
+    <w:p>
+      <w:pPr>
+        <w:pStyle w:val="Heading4"/>
       </w:pPr>
       <w:r>
         <w:rPr>
           <w:bCs/>
           <w:b/>
         </w:rPr>
-        <w:t xml:space="preserve">9.5 Source Inconsistencies</w:t>
+        <w:t xml:space="preserve">9.5 Source Notes</w:t>
       </w:r>
     </w:p>
     <w:p>
@@ -16007,10 +15863,9 @@
           <w:ilvl w:val="0"/>
           <w:numId w:val="1021"/>
         </w:numPr>
-        <w:pStyle w:val="Compact"/>
-      </w:pPr>
-      <w:r>
-        <w:t xml:space="preserve">The board uses an RP2350A, but the schematic title block says</w:t>
+      </w:pPr>
+      <w:r>
+        <w:t xml:space="preserve">The hardware V1.3.0 schematic title block contains the text</w:t>
       </w:r>
       <w:r>
         <w:t xml:space="preserve"> </w:t>
@@ -16037,7 +15892,7 @@
         <w:t xml:space="preserve">1.0.0</w:t>
       </w:r>
       <w:r>
-        <w:t xml:space="preserve">.</w:t>
+        <w:t xml:space="preserve">. This Product Reference uses the released product identification UNIT PULSAR RP2350A and hardware revision V1.3.0.</w:t>
       </w:r>
     </w:p>
     <w:p>
@@ -16046,16 +15901,60 @@
           <w:ilvl w:val="0"/>
           <w:numId w:val="1021"/>
         </w:numPr>
-        <w:pStyle w:val="Compact"/>
-      </w:pPr>
-      <w:r>
-        <w:t xml:space="preserve">The supplied legacy Product Reference DOCX describes an ESP32-H2 board and is</w:t>
-      </w:r>
-      <w:r>
-        <w:t xml:space="preserve"> </w:t>
-      </w:r>
-      <w:r>
-        <w:t xml:space="preserve">not applicable to UNIT PULSAR RP2350.</w:t>
+      </w:pPr>
+      <w:r>
+        <w:t xml:space="preserve">The microSD hardware exposes a complete four-bit SDIO interface. Current UNIT Electronics Wiki examples use the SPI-compatible</w:t>
+      </w:r>
+      <w:r>
+        <w:t xml:space="preserve"> </w:t>
+      </w:r>
+      <w:r>
+        <w:rPr>
+          <w:rStyle w:val="VerbatimChar"/>
+        </w:rPr>
+        <w:t xml:space="preserve">CLK</w:t>
+      </w:r>
+      <w:r>
+        <w:t xml:space="preserve">,</w:t>
+      </w:r>
+      <w:r>
+        <w:t xml:space="preserve"> </w:t>
+      </w:r>
+      <w:r>
+        <w:rPr>
+          <w:rStyle w:val="VerbatimChar"/>
+        </w:rPr>
+        <w:t xml:space="preserve">CMD</w:t>
+      </w:r>
+      <w:r>
+        <w:t xml:space="preserve">,</w:t>
+      </w:r>
+      <w:r>
+        <w:t xml:space="preserve"> </w:t>
+      </w:r>
+      <w:r>
+        <w:rPr>
+          <w:rStyle w:val="VerbatimChar"/>
+        </w:rPr>
+        <w:t xml:space="preserve">DAT0</w:t>
+      </w:r>
+      <w:r>
+        <w:t xml:space="preserve">, and</w:t>
+      </w:r>
+      <w:r>
+        <w:t xml:space="preserve"> </w:t>
+      </w:r>
+      <w:r>
+        <w:rPr>
+          <w:rStyle w:val="VerbatimChar"/>
+        </w:rPr>
+        <w:t xml:space="preserve">DAT3</w:t>
+      </w:r>
+      <w:r>
+        <w:t xml:space="preserve"> </w:t>
+      </w:r>
+      <w:r>
+        <w:t xml:space="preserve">subset.</w:t>
       </w:r>
     </w:p>
     <w:p>
@@ -16064,22 +15963,33 @@
           <w:ilvl w:val="0"/>
           <w:numId w:val="1021"/>
         </w:numPr>
-        <w:pStyle w:val="Compact"/>
-      </w:pPr>
-      <w:r>
-        <w:t xml:space="preserve">Wiki microSD examples use SPI mode, while the V1.3 schematic exposes a full</w:t>
-      </w:r>
-      <w:r>
-        <w:t xml:space="preserve"> </w:t>
-      </w:r>
-      <w:r>
-        <w:t xml:space="preserve">four-bit SDIO group. Both are represented correctly: SPI uses the compatible</w:t>
-      </w:r>
-      <w:r>
-        <w:t xml:space="preserve"> </w:t>
-      </w:r>
-      <w:r>
-        <w:t xml:space="preserve">CLK/CMD/DAT0/DAT3 subset.</w:t>
+      </w:pPr>
+      <w:r>
+        <w:rPr>
+          <w:rStyle w:val="VerbatimChar"/>
+        </w:rPr>
+        <w:t xml:space="preserve">D8</w:t>
+      </w:r>
+      <w:r>
+        <w:t xml:space="preserve"> </w:t>
+      </w:r>
+      <w:r>
+        <w:t xml:space="preserve">and</w:t>
+      </w:r>
+      <w:r>
+        <w:t xml:space="preserve"> </w:t>
+      </w:r>
+      <w:r>
+        <w:rPr>
+          <w:rStyle w:val="VerbatimChar"/>
+        </w:rPr>
+        <w:t xml:space="preserve">D9</w:t>
+      </w:r>
+      <w:r>
+        <w:t xml:space="preserve"> </w:t>
+      </w:r>
+      <w:r>
+        <w:t xml:space="preserve">expose the RP2350A native USB D- and D+ signals through the board routing and must not be treated as conventional general-purpose digital I/O.</w:t>
       </w:r>
     </w:p>
     <w:p>
@@ -16088,20 +15998,7 @@
           <w:ilvl w:val="0"/>
           <w:numId w:val="1021"/>
         </w:numPr>
-        <w:pStyle w:val="Compact"/>
-      </w:pPr>
-      <w:r>
-        <w:t xml:space="preserve">The wiki’s original Blink definition used GPIO22, while the V1.3 schematic</w:t>
-      </w:r>
-      <w:r>
-        <w:t xml:space="preserve"> </w:t>
-      </w:r>
-      <w:r>
-        <w:t xml:space="preserve">connects</w:t>
-      </w:r>
-      <w:r>
-        <w:t xml:space="preserve"> </w:t>
-      </w:r>
+      </w:pPr>
       <w:r>
         <w:rPr>
           <w:rStyle w:val="VerbatimChar"/>
@@ -16127,11 +16024,12 @@
         <w:t xml:space="preserve"> </w:t>
       </w:r>
       <w:r>
-        <w:t xml:space="preserve">to GPIO20. Repository examples follow GPIO20.</w:t>
-      </w:r>
-    </w:p>
+        <w:t xml:space="preserve">is connected to GPIO22 on hardware V1.3.0.</w:t>
+      </w:r>
+    </w:p>
+    <w:bookmarkEnd w:id="155"/>
     <w:bookmarkEnd w:id="156"/>
-    <w:bookmarkStart w:id="157" w:name="hardware-errata"/>
+    <w:bookmarkStart w:id="158" w:name="hardware-errata"/>
     <w:p>
       <w:pPr>
         <w:pStyle w:val="Heading3"/>
@@ -16144,22 +16042,25 @@
         <w:t xml:space="preserve">9.6 Hardware Errata</w:t>
       </w:r>
     </w:p>
-    <w:p>
-      <w:pPr>
-        <w:pStyle w:val="FirstParagraph"/>
+    <w:bookmarkStart w:id="157" w:name="swd-vcc-and-gnd-silkscreen-labels"/>
+    <w:p>
+      <w:pPr>
+        <w:pStyle w:val="Heading4"/>
       </w:pPr>
       <w:r>
         <w:rPr>
           <w:bCs/>
           <w:b/>
         </w:rPr>
-        <w:t xml:space="preserve">SWD connector: reversed VCC and GND silkscreen labels.</w:t>
-      </w:r>
-      <w:r>
-        <w:t xml:space="preserve"> </w:t>
-      </w:r>
-      <w:r>
-        <w:t xml:space="preserve">The</w:t>
+        <w:t xml:space="preserve">SWD VCC and GND Silkscreen Labels</w:t>
+      </w:r>
+    </w:p>
+    <w:p>
+      <w:pPr>
+        <w:pStyle w:val="FirstParagraph"/>
+      </w:pPr>
+      <w:r>
+        <w:t xml:space="preserve">On hardware revision V1.3.0, the</w:t>
       </w:r>
       <w:r>
         <w:t xml:space="preserve"> </w:t>
@@ -16189,13 +16090,15 @@
         <w:t xml:space="preserve"> </w:t>
       </w:r>
       <w:r>
-        <w:t xml:space="preserve">labels printed beside the SWD pads on the UNIT PULSAR RP2350 board are swapped.</w:t>
-      </w:r>
-      <w:r>
-        <w:t xml:space="preserve"> </w:t>
-      </w:r>
-      <w:r>
-        <w:t xml:space="preserve">Use the following corrected mapping when connecting a debug probe:</w:t>
+        <w:t xml:space="preserve">silkscreen labels printed beside the SWD debug pads are reversed.</w:t>
+      </w:r>
+    </w:p>
+    <w:p>
+      <w:pPr>
+        <w:pStyle w:val="BodyText"/>
+      </w:pPr>
+      <w:r>
+        <w:t xml:space="preserve">Use the following corrected electrical mapping when connecting an SWD debug probe:</w:t>
       </w:r>
     </w:p>
     <w:tbl>
@@ -16267,12 +16170,6 @@
               </w:rPr>
               <w:t xml:space="preserve">GND</w:t>
             </w:r>
-            <w:r>
-              <w:t xml:space="preserve"> </w:t>
-            </w:r>
-            <w:r>
-              <w:t xml:space="preserve">(ground)</w:t>
-            </w:r>
           </w:p>
         </w:tc>
       </w:tr>
@@ -16303,13 +16200,13 @@
               <w:rPr>
                 <w:rStyle w:val="VerbatimChar"/>
               </w:rPr>
-              <w:t xml:space="preserve">VCC</w:t>
+              <w:t xml:space="preserve">3.3 V</w:t>
             </w:r>
             <w:r>
               <w:t xml:space="preserve"> </w:t>
             </w:r>
             <w:r>
-              <w:t xml:space="preserve">(3.3 V reference)</w:t>
+              <w:t xml:space="preserve">reference</w:t>
             </w:r>
           </w:p>
         </w:tc>
@@ -16320,23 +16217,28 @@
         <w:pStyle w:val="BodyText"/>
       </w:pPr>
       <w:r>
-        <w:t xml:space="preserve">Verify the pad connections against the schematic before applying power.</w:t>
-      </w:r>
-      <w:r>
-        <w:t xml:space="preserve"> </w:t>
-      </w:r>
-      <w:r>
-        <w:t xml:space="preserve">Following the incorrect silkscreen labels reverses VCC and GND and may damage</w:t>
-      </w:r>
-      <w:r>
-        <w:t xml:space="preserve"> </w:t>
-      </w:r>
-      <w:r>
-        <w:t xml:space="preserve">the board or the debug probe. Follow the SWD connection guidance in Section 4.8.</w:t>
+        <w:t xml:space="preserve">Verify the SWD pad connections before connecting a debug probe.</w:t>
+      </w:r>
+    </w:p>
+    <w:p>
+      <w:pPr>
+        <w:pStyle w:val="BodyText"/>
+      </w:pPr>
+      <w:r>
+        <w:t xml:space="preserve">Following the incorrect silkscreen labels may reverse the probe power-reference and ground connections and may damage the board or debug equipment.</w:t>
+      </w:r>
+    </w:p>
+    <w:p>
+      <w:pPr>
+        <w:pStyle w:val="BodyText"/>
+      </w:pPr>
+      <w:r>
+        <w:t xml:space="preserve">Refer to Section 4.8 for SWD connection guidance.</w:t>
       </w:r>
     </w:p>
     <w:bookmarkEnd w:id="157"/>
     <w:bookmarkEnd w:id="158"/>
+    <w:bookmarkEnd w:id="159"/>
     <w:sectPr>
       <w:pgSz w:h="16838" w:w="11906"/>
       <w:pgMar w:bottom="1134" w:footer="708" w:gutter="0" w:header="708" w:left="1134" w:right="1134" w:top="1134"/>
